--- a/szerkesztendo_dokumentumok/fejlesztoifrontend_REKA.docx
+++ b/szerkesztendo_dokumentumok/fejlesztoifrontend_REKA.docx
@@ -1787,10 +1787,7 @@
       </w:r>
       <w:proofErr w:type="spellEnd"/>
       <w:r>
-        <w:t>: N</w:t>
-      </w:r>
-      <w:r>
-        <w:t xml:space="preserve">épszerű CSS és UI </w:t>
+        <w:t xml:space="preserve">: Népszerű CSS és UI </w:t>
       </w:r>
       <w:proofErr w:type="spellStart"/>
       <w:r>
@@ -2092,8 +2089,141 @@
       </w:r>
     </w:p>
     <w:p>
-      <w:r>
-        <w:t>A RÉKA eléréséhez a webböngészőben el kell látogatni a „localhost:5173” URL-re. Könnyebb eléréshez célszerű létrehozni a böngészőben az oldal linkjére vezető könyvjelzőt vagy parancsikont.</w:t>
+      <w:pPr>
+        <w:pStyle w:val="Listaszerbekezds"/>
+        <w:numPr>
+          <w:ilvl w:val="0"/>
+          <w:numId w:val="28"/>
+        </w:numPr>
+      </w:pPr>
+      <w:r>
+        <w:t>/</w:t>
+      </w:r>
+      <w:proofErr w:type="spellStart"/>
+      <w:r>
+        <w:t>src</w:t>
+      </w:r>
+      <w:proofErr w:type="spellEnd"/>
+      <w:r>
+        <w:t>/</w:t>
+      </w:r>
+      <w:proofErr w:type="spellStart"/>
+      <w:r>
+        <w:t>App.vue</w:t>
+      </w:r>
+      <w:proofErr w:type="spellEnd"/>
+      <w:r>
+        <w:t xml:space="preserve"> – </w:t>
+      </w:r>
+      <w:r>
+        <w:t xml:space="preserve">Itt </w:t>
+      </w:r>
+      <w:proofErr w:type="spellStart"/>
+      <w:r>
+        <w:t>renderelődnek</w:t>
+      </w:r>
+      <w:proofErr w:type="spellEnd"/>
+      <w:r>
+        <w:t xml:space="preserve"> a router oldalak és a navigációs sáv</w:t>
+      </w:r>
+    </w:p>
+    <w:p>
+      <w:pPr>
+        <w:pStyle w:val="Listaszerbekezds"/>
+        <w:numPr>
+          <w:ilvl w:val="0"/>
+          <w:numId w:val="28"/>
+        </w:numPr>
+      </w:pPr>
+      <w:r>
+        <w:t>/</w:t>
+      </w:r>
+      <w:proofErr w:type="spellStart"/>
+      <w:r>
+        <w:t>src</w:t>
+      </w:r>
+      <w:proofErr w:type="spellEnd"/>
+      <w:r>
+        <w:t xml:space="preserve">/main.js </w:t>
+      </w:r>
+      <w:r>
+        <w:t>–</w:t>
+      </w:r>
+      <w:r>
+        <w:t xml:space="preserve"> </w:t>
+      </w:r>
+      <w:r>
+        <w:t xml:space="preserve">Belépési pont: itt történik tipikusan az app létrehozása, router és </w:t>
+      </w:r>
+      <w:proofErr w:type="spellStart"/>
+      <w:r>
+        <w:t>store</w:t>
+      </w:r>
+      <w:proofErr w:type="spellEnd"/>
+      <w:r>
+        <w:t xml:space="preserve"> regisztrálás, valamint a globális stílusok importja</w:t>
+      </w:r>
+    </w:p>
+    <w:p>
+      <w:pPr>
+        <w:pStyle w:val="Listaszerbekezds"/>
+        <w:numPr>
+          <w:ilvl w:val="0"/>
+          <w:numId w:val="28"/>
+        </w:numPr>
+      </w:pPr>
+      <w:r>
+        <w:t>/</w:t>
+      </w:r>
+      <w:proofErr w:type="spellStart"/>
+      <w:r>
+        <w:t>src</w:t>
+      </w:r>
+      <w:proofErr w:type="spellEnd"/>
+      <w:r>
+        <w:t>/</w:t>
+      </w:r>
+      <w:r>
+        <w:t xml:space="preserve">router.js – </w:t>
+      </w:r>
+      <w:proofErr w:type="spellStart"/>
+      <w:r>
+        <w:t>Route</w:t>
+      </w:r>
+      <w:proofErr w:type="spellEnd"/>
+      <w:r>
+        <w:t>-ok definiálása</w:t>
+      </w:r>
+    </w:p>
+    <w:p>
+      <w:pPr>
+        <w:pStyle w:val="Listaszerbekezds"/>
+        <w:numPr>
+          <w:ilvl w:val="0"/>
+          <w:numId w:val="28"/>
+        </w:numPr>
+      </w:pPr>
+      <w:r>
+        <w:t>/</w:t>
+      </w:r>
+      <w:proofErr w:type="spellStart"/>
+      <w:r>
+        <w:t>src</w:t>
+      </w:r>
+      <w:proofErr w:type="spellEnd"/>
+      <w:r>
+        <w:t xml:space="preserve">/axios.js - </w:t>
+      </w:r>
+      <w:r>
+        <w:t xml:space="preserve">Központi </w:t>
+      </w:r>
+      <w:proofErr w:type="spellStart"/>
+      <w:r>
+        <w:t>Axios</w:t>
+      </w:r>
+      <w:proofErr w:type="spellEnd"/>
+      <w:r>
+        <w:t xml:space="preserve"> konfiguráció</w:t>
       </w:r>
     </w:p>
     <w:p>
@@ -2654,7 +2784,7 @@
         </w:numPr>
       </w:pPr>
       <w:r>
-        <w:t>Tagek</w:t>
+        <w:t>Attribútumok</w:t>
       </w:r>
     </w:p>
     <w:p>
@@ -2747,14 +2877,12 @@
           <w:numId w:val="18"/>
         </w:numPr>
       </w:pPr>
-      <w:bookmarkStart w:id="2" w:name="_Toc209178492"/>
-      <w:bookmarkStart w:id="3" w:name="_Toc209181917"/>
+      <w:proofErr w:type="spellStart"/>
       <w:r>
         <w:lastRenderedPageBreak/>
-        <w:t>Jövőbeli bővítési lehetőségek</w:t>
-      </w:r>
-      <w:bookmarkEnd w:id="2"/>
-      <w:bookmarkEnd w:id="3"/>
+        <w:t>Autentikáció</w:t>
+      </w:r>
+      <w:proofErr w:type="spellEnd"/>
     </w:p>
     <w:p>
       <w:pPr>
@@ -2764,28 +2892,211 @@
           <w:numId w:val="18"/>
         </w:numPr>
       </w:pPr>
-      <w:bookmarkStart w:id="4" w:name="_Toc209181918"/>
-      <w:r>
-        <w:t>v</w:t>
-      </w:r>
-      <w:bookmarkEnd w:id="4"/>
-    </w:p>
-    <w:p>
-      <w:pPr>
-        <w:pStyle w:val="Cmsor1"/>
+      <w:r>
+        <w:t>Összefoglalás</w:t>
+      </w:r>
+    </w:p>
+    <w:p>
+      <w:pPr>
+        <w:pStyle w:val="Tartalom"/>
+      </w:pPr>
+      <w:r>
+        <w:t xml:space="preserve">Az alkalmazás legtöbb oldalához felhasználói fiókkal történő bejelentkezés szükséges. </w:t>
+      </w:r>
+    </w:p>
+    <w:p>
+      <w:pPr>
+        <w:pStyle w:val="Cmsor2"/>
         <w:numPr>
-          <w:ilvl w:val="0"/>
+          <w:ilvl w:val="1"/>
           <w:numId w:val="18"/>
         </w:numPr>
       </w:pPr>
-      <w:bookmarkStart w:id="5" w:name="_Toc209178493"/>
-      <w:bookmarkStart w:id="6" w:name="_Toc209181919"/>
-      <w:r>
-        <w:lastRenderedPageBreak/>
-        <w:t>Projekt adatlap</w:t>
-      </w:r>
-      <w:bookmarkEnd w:id="5"/>
-      <w:bookmarkEnd w:id="6"/>
+      <w:r>
+        <w:t>Validáció</w:t>
+      </w:r>
+    </w:p>
+    <w:p>
+      <w:pPr>
+        <w:pStyle w:val="Tartalom"/>
+      </w:pPr>
+      <w:r>
+        <w:t>Sikeres bejelentkezés esetén az alkalmazás a backendtől JWT-</w:t>
+      </w:r>
+      <w:proofErr w:type="spellStart"/>
+      <w:r>
+        <w:t>tokent</w:t>
+      </w:r>
+      <w:proofErr w:type="spellEnd"/>
+      <w:r>
+        <w:t xml:space="preserve"> kap</w:t>
+      </w:r>
+      <w:r>
+        <w:t>, ami a localStorage-ben kerül eltárolásra</w:t>
+      </w:r>
+      <w:r>
+        <w:t>.</w:t>
+      </w:r>
+      <w:r>
+        <w:t xml:space="preserve"> Ez a </w:t>
+      </w:r>
+      <w:proofErr w:type="spellStart"/>
+      <w:r>
+        <w:t>token</w:t>
+      </w:r>
+      <w:proofErr w:type="spellEnd"/>
+      <w:r>
+        <w:t xml:space="preserve"> tíz percig érvényes, azonban ez az idő </w:t>
+      </w:r>
+      <w:proofErr w:type="spellStart"/>
+      <w:r>
+        <w:t>újrakezdődik</w:t>
+      </w:r>
+      <w:proofErr w:type="spellEnd"/>
+      <w:r>
+        <w:t xml:space="preserve"> egy sikeres API-kérés esetén.</w:t>
+      </w:r>
+      <w:r>
+        <w:t xml:space="preserve"> Az API-hívások végrehajtásához az </w:t>
+      </w:r>
+      <w:proofErr w:type="spellStart"/>
+      <w:r>
+        <w:t>axios</w:t>
+      </w:r>
+      <w:proofErr w:type="spellEnd"/>
+      <w:r>
+        <w:t xml:space="preserve"> felhasználja ezt a </w:t>
+      </w:r>
+      <w:proofErr w:type="spellStart"/>
+      <w:r>
+        <w:t>tokent</w:t>
+      </w:r>
+      <w:proofErr w:type="spellEnd"/>
+      <w:r>
+        <w:t>.</w:t>
+      </w:r>
+    </w:p>
+    <w:p>
+      <w:pPr>
+        <w:pStyle w:val="Cmsor2"/>
+        <w:numPr>
+          <w:ilvl w:val="1"/>
+          <w:numId w:val="18"/>
+        </w:numPr>
+      </w:pPr>
+      <w:r>
+        <w:t>auth.js</w:t>
+      </w:r>
+    </w:p>
+    <w:p>
+      <w:r>
+        <w:t>Ez a fájl felel a JWT-</w:t>
+      </w:r>
+      <w:proofErr w:type="spellStart"/>
+      <w:r>
+        <w:t>token</w:t>
+      </w:r>
+      <w:proofErr w:type="spellEnd"/>
+      <w:r>
+        <w:t xml:space="preserve"> frontend oldali eltárolásáért. </w:t>
+      </w:r>
+      <w:r>
+        <w:t>Eltárolásra kerül továbbá a bejelentkezett felhasználó és cégének adatai, amik kulcsfontosságúak a frontend megfelelő működéséhez</w:t>
+      </w:r>
+      <w:r>
+        <w:t>, illetve lehetőséget</w:t>
+      </w:r>
+      <w:r>
+        <w:t xml:space="preserve"> (’</w:t>
+      </w:r>
+      <w:proofErr w:type="spellStart"/>
+      <w:r>
+        <w:t>isAdmin</w:t>
+      </w:r>
+      <w:proofErr w:type="spellEnd"/>
+      <w:r>
+        <w:t>()’ és ’</w:t>
+      </w:r>
+      <w:proofErr w:type="spellStart"/>
+      <w:r>
+        <w:t>hasPermission</w:t>
+      </w:r>
+      <w:proofErr w:type="spellEnd"/>
+      <w:r>
+        <w:t>(</w:t>
+      </w:r>
+      <w:proofErr w:type="spellStart"/>
+      <w:r>
+        <w:t>permissionName</w:t>
+      </w:r>
+      <w:proofErr w:type="spellEnd"/>
+      <w:r>
+        <w:t xml:space="preserve">)’ függvények) </w:t>
+      </w:r>
+      <w:r>
+        <w:t>biztosít a felhasználó jogosultságainak ellenőrzésére.</w:t>
+      </w:r>
+      <w:r>
+        <w:t xml:space="preserve"> Figyeli a </w:t>
+      </w:r>
+      <w:proofErr w:type="spellStart"/>
+      <w:r>
+        <w:t>token</w:t>
+      </w:r>
+      <w:proofErr w:type="spellEnd"/>
+      <w:r>
+        <w:t xml:space="preserve"> érvényességét is</w:t>
+      </w:r>
+      <w:r>
+        <w:t xml:space="preserve"> és</w:t>
+      </w:r>
+      <w:r>
+        <w:t xml:space="preserve"> ha 10 perc alatt nem történt API-kérés,</w:t>
+      </w:r>
+      <w:r>
+        <w:t xml:space="preserve"> akkor</w:t>
+      </w:r>
+      <w:r>
+        <w:t xml:space="preserve"> automatikusan kijelentkezteti a felhasználót az alkalmazásból.</w:t>
+      </w:r>
+    </w:p>
+    <w:p>
+      <w:pPr>
+        <w:pStyle w:val="Cmsor2"/>
+        <w:numPr>
+          <w:ilvl w:val="1"/>
+          <w:numId w:val="18"/>
+        </w:numPr>
+      </w:pPr>
+      <w:r>
+        <w:t>Jogosultságellenőrzés az oldalaknál</w:t>
+      </w:r>
+    </w:p>
+    <w:p>
+      <w:r>
+        <w:t>Az alkalmazás legtöbb oldalához felhasználói fiókkal történő bejelentkezés szükséges</w:t>
+      </w:r>
+      <w:r>
+        <w:t xml:space="preserve">, illetve egyes oldalak esetében </w:t>
+      </w:r>
+      <w:r>
+        <w:t>a felhasználó jogosultságai is ellenőrzésre kerülnek azoknak a megnyitása előtt. Hiányzó jogosultság esetén a felhasználó a kezdőlapra kerül átirányításra ennek a tényét közlő hibaüzenet megjelenítésével együtt.</w:t>
+      </w:r>
+      <w:r>
+        <w:t xml:space="preserve"> Bejelentkezés nélkül a felhasználó a Bejelentkezés oldalára kerül átirányításra.</w:t>
+      </w:r>
+    </w:p>
+    <w:p>
+      <w:pPr>
+        <w:pStyle w:val="Cmsor2"/>
+        <w:numPr>
+          <w:ilvl w:val="1"/>
+          <w:numId w:val="18"/>
+        </w:numPr>
+      </w:pPr>
+      <w:r>
+        <w:t>f</w:t>
+      </w:r>
     </w:p>
     <w:p>
       <w:pPr>
@@ -2800,7 +3111,7 @@
       </w:pPr>
       <w:r>
         <w:lastRenderedPageBreak/>
-        <w:t>Jövőbeli bővítési lehetőségek</w:t>
+        <w:t>UI/UX</w:t>
       </w:r>
     </w:p>
     <w:p>
@@ -2811,13 +3122,43 @@
           <w:numId w:val="18"/>
         </w:numPr>
         <w:tabs>
-          <w:tab w:val="num" w:pos="1440"/>
+          <w:tab w:val="num" w:pos="1418"/>
         </w:tabs>
-        <w:ind w:hanging="360"/>
-      </w:pPr>
-      <w:r>
-        <w:t>v</w:t>
-      </w:r>
+        <w:ind w:hanging="731"/>
+      </w:pPr>
+      <w:r>
+        <w:t>Technológiák</w:t>
+      </w:r>
+    </w:p>
+    <w:p/>
+    <w:p>
+      <w:pPr>
+        <w:pStyle w:val="Cmsor2"/>
+        <w:numPr>
+          <w:ilvl w:val="1"/>
+          <w:numId w:val="18"/>
+        </w:numPr>
+        <w:tabs>
+          <w:tab w:val="num" w:pos="1418"/>
+        </w:tabs>
+        <w:ind w:hanging="731"/>
+      </w:pPr>
+      <w:r>
+        <w:t>g</w:t>
+      </w:r>
+    </w:p>
+    <w:p>
+      <w:pPr>
+        <w:pStyle w:val="Cmsor2"/>
+        <w:numPr>
+          <w:ilvl w:val="1"/>
+          <w:numId w:val="18"/>
+        </w:numPr>
+        <w:tabs>
+          <w:tab w:val="num" w:pos="1418"/>
+        </w:tabs>
+        <w:ind w:hanging="731"/>
+      </w:pPr>
     </w:p>
     <w:p>
       <w:pPr>
@@ -3279,7 +3620,7 @@
         <v:path o:extrusionok="f" gradientshapeok="t" o:connecttype="rect"/>
         <o:lock v:ext="edit" aspectratio="t"/>
       </v:shapetype>
-      <v:shape id="_x0000_i1627" type="#_x0000_t75" style="width:159.75pt;height:173.25pt" o:bullet="t">
+      <v:shape id="_x0000_i1338" type="#_x0000_t75" style="width:159.75pt;height:173.25pt" o:bullet="t">
         <v:imagedata r:id="rId1" o:title="reka_symbol_alt"/>
       </v:shape>
     </w:pict>
@@ -5947,7 +6288,7 @@
   <w:abstractNum w:abstractNumId="23" w15:restartNumberingAfterBreak="0">
     <w:nsid w:val="5AFE0F6D"/>
     <w:multiLevelType w:val="hybridMultilevel"/>
-    <w:tmpl w:val="43D01442"/>
+    <w:tmpl w:val="8C2858EE"/>
     <w:lvl w:ilvl="0" w:tplc="040E0001">
       <w:start w:val="1"/>
       <w:numFmt w:val="bullet"/>
@@ -8435,6 +8776,7 @@
     <w:rsid w:val="007C3123"/>
     <w:rsid w:val="008D461B"/>
     <w:rsid w:val="00977F14"/>
+    <w:rsid w:val="00C255C2"/>
     <w:rsid w:val="00CA50EE"/>
     <w:rsid w:val="00D1597E"/>
     <w:rsid w:val="00DA1126"/>

--- a/szerkesztendo_dokumentumok/fejlesztoifrontend_REKA.docx
+++ b/szerkesztendo_dokumentumok/fejlesztoifrontend_REKA.docx
@@ -3130,7 +3130,53 @@
         <w:t>Technológiák</w:t>
       </w:r>
     </w:p>
-    <w:p/>
+    <w:p>
+      <w:pPr>
+        <w:pStyle w:val="Listaszerbekezds"/>
+        <w:numPr>
+          <w:ilvl w:val="0"/>
+          <w:numId w:val="35"/>
+        </w:numPr>
+      </w:pPr>
+      <w:proofErr w:type="spellStart"/>
+      <w:r>
+        <w:t>Bootstrap</w:t>
+      </w:r>
+      <w:proofErr w:type="spellEnd"/>
+    </w:p>
+    <w:p>
+      <w:pPr>
+        <w:ind w:left="2138"/>
+      </w:pPr>
+    </w:p>
+    <w:p>
+      <w:pPr>
+        <w:pStyle w:val="Listaszerbekezds"/>
+        <w:numPr>
+          <w:ilvl w:val="0"/>
+          <w:numId w:val="35"/>
+        </w:numPr>
+      </w:pPr>
+      <w:proofErr w:type="spellStart"/>
+      <w:r>
+        <w:t>Bootstrap-vue-next</w:t>
+      </w:r>
+      <w:proofErr w:type="spellEnd"/>
+    </w:p>
+    <w:p>
+      <w:pPr>
+        <w:pStyle w:val="Listaszerbekezds"/>
+        <w:numPr>
+          <w:ilvl w:val="0"/>
+          <w:numId w:val="35"/>
+        </w:numPr>
+      </w:pPr>
+      <w:proofErr w:type="spellStart"/>
+      <w:r>
+        <w:t>Heroicons</w:t>
+      </w:r>
+      <w:proofErr w:type="spellEnd"/>
+    </w:p>
     <w:p>
       <w:pPr>
         <w:pStyle w:val="Cmsor2"/>
@@ -3144,7 +3190,114 @@
         <w:ind w:hanging="731"/>
       </w:pPr>
       <w:r>
-        <w:t>g</w:t>
+        <w:t>Fontos fájlok</w:t>
+      </w:r>
+    </w:p>
+    <w:p>
+      <w:r>
+        <w:t>/</w:t>
+      </w:r>
+      <w:proofErr w:type="spellStart"/>
+      <w:r>
+        <w:t>src</w:t>
+      </w:r>
+      <w:proofErr w:type="spellEnd"/>
+      <w:r>
+        <w:t>/</w:t>
+      </w:r>
+      <w:proofErr w:type="spellStart"/>
+      <w:r>
+        <w:t>assets</w:t>
+      </w:r>
+      <w:proofErr w:type="spellEnd"/>
+      <w:r>
+        <w:t>/global.css</w:t>
+      </w:r>
+      <w:r>
+        <w:t xml:space="preserve"> – Az projekt egészében használt stílusbeállítások</w:t>
+      </w:r>
+    </w:p>
+    <w:p>
+      <w:r>
+        <w:t>/</w:t>
+      </w:r>
+      <w:proofErr w:type="spellStart"/>
+      <w:r>
+        <w:t>src</w:t>
+      </w:r>
+      <w:proofErr w:type="spellEnd"/>
+      <w:r>
+        <w:t>/</w:t>
+      </w:r>
+      <w:proofErr w:type="spellStart"/>
+      <w:r>
+        <w:t>assets</w:t>
+      </w:r>
+      <w:proofErr w:type="spellEnd"/>
+      <w:r>
+        <w:t>/fonts.css – Az alkalmazás által használt betűtípus meghatározása</w:t>
+      </w:r>
+    </w:p>
+    <w:p>
+      <w:r>
+        <w:t>/</w:t>
+      </w:r>
+      <w:proofErr w:type="spellStart"/>
+      <w:r>
+        <w:t>src</w:t>
+      </w:r>
+      <w:proofErr w:type="spellEnd"/>
+      <w:r>
+        <w:t>/</w:t>
+      </w:r>
+      <w:proofErr w:type="spellStart"/>
+      <w:r>
+        <w:t>components</w:t>
+      </w:r>
+      <w:proofErr w:type="spellEnd"/>
+      <w:r>
+        <w:t>/</w:t>
+      </w:r>
+      <w:proofErr w:type="spellStart"/>
+      <w:r>
+        <w:t>Icons.vue</w:t>
+      </w:r>
+      <w:proofErr w:type="spellEnd"/>
+      <w:r>
+        <w:t xml:space="preserve"> – K</w:t>
+      </w:r>
+      <w:r>
+        <w:t>özponti, újrahasznosítható ikon-komponens</w:t>
+      </w:r>
+      <w:r>
+        <w:t xml:space="preserve"> </w:t>
+      </w:r>
+      <w:r>
+        <w:t xml:space="preserve">amely a </w:t>
+      </w:r>
+      <w:proofErr w:type="spellStart"/>
+      <w:r>
+        <w:t>name</w:t>
+      </w:r>
+      <w:proofErr w:type="spellEnd"/>
+      <w:r>
+        <w:t xml:space="preserve"> </w:t>
+      </w:r>
+      <w:proofErr w:type="spellStart"/>
+      <w:r>
+        <w:t>prop</w:t>
+      </w:r>
+      <w:proofErr w:type="spellEnd"/>
+      <w:r>
+        <w:t xml:space="preserve"> alapján kiválasztja és megjeleníti a megfelelő </w:t>
+      </w:r>
+      <w:proofErr w:type="spellStart"/>
+      <w:r>
+        <w:t>Heroicons</w:t>
+      </w:r>
+      <w:proofErr w:type="spellEnd"/>
+      <w:r>
+        <w:t xml:space="preserve"> SVG ikont</w:t>
       </w:r>
     </w:p>
     <w:p>
@@ -3620,7 +3773,7 @@
         <v:path o:extrusionok="f" gradientshapeok="t" o:connecttype="rect"/>
         <o:lock v:ext="edit" aspectratio="t"/>
       </v:shapetype>
-      <v:shape id="_x0000_i1338" type="#_x0000_t75" style="width:159.75pt;height:173.25pt" o:bullet="t">
+      <v:shape id="_x0000_i1115" type="#_x0000_t75" style="width:159.75pt;height:173.25pt" o:bullet="t">
         <v:imagedata r:id="rId1" o:title="reka_symbol_alt"/>
       </v:shape>
     </w:pict>
@@ -4975,6 +5128,119 @@
     </w:lvl>
   </w:abstractNum>
   <w:abstractNum w:abstractNumId="12" w15:restartNumberingAfterBreak="0">
+    <w:nsid w:val="2DDD2CD8"/>
+    <w:multiLevelType w:val="hybridMultilevel"/>
+    <w:tmpl w:val="061CD1B2"/>
+    <w:lvl w:ilvl="0" w:tplc="040E0001">
+      <w:start w:val="1"/>
+      <w:numFmt w:val="bullet"/>
+      <w:lvlText w:val=""/>
+      <w:lvlJc w:val="left"/>
+      <w:pPr>
+        <w:ind w:left="2138" w:hanging="360"/>
+      </w:pPr>
+      <w:rPr>
+        <w:rFonts w:ascii="Symbol" w:hAnsi="Symbol" w:hint="default"/>
+      </w:rPr>
+    </w:lvl>
+    <w:lvl w:ilvl="1" w:tplc="040E0003">
+      <w:start w:val="1"/>
+      <w:numFmt w:val="bullet"/>
+      <w:lvlText w:val="o"/>
+      <w:lvlJc w:val="left"/>
+      <w:pPr>
+        <w:ind w:left="2858" w:hanging="360"/>
+      </w:pPr>
+      <w:rPr>
+        <w:rFonts w:ascii="Courier New" w:hAnsi="Courier New" w:cs="Courier New" w:hint="default"/>
+      </w:rPr>
+    </w:lvl>
+    <w:lvl w:ilvl="2" w:tplc="040E0005" w:tentative="1">
+      <w:start w:val="1"/>
+      <w:numFmt w:val="bullet"/>
+      <w:lvlText w:val=""/>
+      <w:lvlJc w:val="left"/>
+      <w:pPr>
+        <w:ind w:left="3578" w:hanging="360"/>
+      </w:pPr>
+      <w:rPr>
+        <w:rFonts w:ascii="Wingdings" w:hAnsi="Wingdings" w:hint="default"/>
+      </w:rPr>
+    </w:lvl>
+    <w:lvl w:ilvl="3" w:tplc="040E0001" w:tentative="1">
+      <w:start w:val="1"/>
+      <w:numFmt w:val="bullet"/>
+      <w:lvlText w:val=""/>
+      <w:lvlJc w:val="left"/>
+      <w:pPr>
+        <w:ind w:left="4298" w:hanging="360"/>
+      </w:pPr>
+      <w:rPr>
+        <w:rFonts w:ascii="Symbol" w:hAnsi="Symbol" w:hint="default"/>
+      </w:rPr>
+    </w:lvl>
+    <w:lvl w:ilvl="4" w:tplc="040E0003" w:tentative="1">
+      <w:start w:val="1"/>
+      <w:numFmt w:val="bullet"/>
+      <w:lvlText w:val="o"/>
+      <w:lvlJc w:val="left"/>
+      <w:pPr>
+        <w:ind w:left="5018" w:hanging="360"/>
+      </w:pPr>
+      <w:rPr>
+        <w:rFonts w:ascii="Courier New" w:hAnsi="Courier New" w:cs="Courier New" w:hint="default"/>
+      </w:rPr>
+    </w:lvl>
+    <w:lvl w:ilvl="5" w:tplc="040E0005" w:tentative="1">
+      <w:start w:val="1"/>
+      <w:numFmt w:val="bullet"/>
+      <w:lvlText w:val=""/>
+      <w:lvlJc w:val="left"/>
+      <w:pPr>
+        <w:ind w:left="5738" w:hanging="360"/>
+      </w:pPr>
+      <w:rPr>
+        <w:rFonts w:ascii="Wingdings" w:hAnsi="Wingdings" w:hint="default"/>
+      </w:rPr>
+    </w:lvl>
+    <w:lvl w:ilvl="6" w:tplc="040E0001" w:tentative="1">
+      <w:start w:val="1"/>
+      <w:numFmt w:val="bullet"/>
+      <w:lvlText w:val=""/>
+      <w:lvlJc w:val="left"/>
+      <w:pPr>
+        <w:ind w:left="6458" w:hanging="360"/>
+      </w:pPr>
+      <w:rPr>
+        <w:rFonts w:ascii="Symbol" w:hAnsi="Symbol" w:hint="default"/>
+      </w:rPr>
+    </w:lvl>
+    <w:lvl w:ilvl="7" w:tplc="040E0003" w:tentative="1">
+      <w:start w:val="1"/>
+      <w:numFmt w:val="bullet"/>
+      <w:lvlText w:val="o"/>
+      <w:lvlJc w:val="left"/>
+      <w:pPr>
+        <w:ind w:left="7178" w:hanging="360"/>
+      </w:pPr>
+      <w:rPr>
+        <w:rFonts w:ascii="Courier New" w:hAnsi="Courier New" w:cs="Courier New" w:hint="default"/>
+      </w:rPr>
+    </w:lvl>
+    <w:lvl w:ilvl="8" w:tplc="040E0005" w:tentative="1">
+      <w:start w:val="1"/>
+      <w:numFmt w:val="bullet"/>
+      <w:lvlText w:val=""/>
+      <w:lvlJc w:val="left"/>
+      <w:pPr>
+        <w:ind w:left="7898" w:hanging="360"/>
+      </w:pPr>
+      <w:rPr>
+        <w:rFonts w:ascii="Wingdings" w:hAnsi="Wingdings" w:hint="default"/>
+      </w:rPr>
+    </w:lvl>
+  </w:abstractNum>
+  <w:abstractNum w:abstractNumId="13" w15:restartNumberingAfterBreak="0">
     <w:nsid w:val="30F978DE"/>
     <w:multiLevelType w:val="multilevel"/>
     <w:tmpl w:val="71ECE1B8"/>
@@ -5123,7 +5389,7 @@
       </w:rPr>
     </w:lvl>
   </w:abstractNum>
-  <w:abstractNum w:abstractNumId="13" w15:restartNumberingAfterBreak="0">
+  <w:abstractNum w:abstractNumId="14" w15:restartNumberingAfterBreak="0">
     <w:nsid w:val="32EE0347"/>
     <w:multiLevelType w:val="multilevel"/>
     <w:tmpl w:val="EA0A11CA"/>
@@ -5272,7 +5538,7 @@
       </w:rPr>
     </w:lvl>
   </w:abstractNum>
-  <w:abstractNum w:abstractNumId="14" w15:restartNumberingAfterBreak="0">
+  <w:abstractNum w:abstractNumId="15" w15:restartNumberingAfterBreak="0">
     <w:nsid w:val="34DA4803"/>
     <w:multiLevelType w:val="hybridMultilevel"/>
     <w:tmpl w:val="0EF2CE3A"/>
@@ -5360,7 +5626,7 @@
       </w:pPr>
     </w:lvl>
   </w:abstractNum>
-  <w:abstractNum w:abstractNumId="15" w15:restartNumberingAfterBreak="0">
+  <w:abstractNum w:abstractNumId="16" w15:restartNumberingAfterBreak="0">
     <w:nsid w:val="36411C34"/>
     <w:multiLevelType w:val="hybridMultilevel"/>
     <w:tmpl w:val="3904C3A4"/>
@@ -5473,7 +5739,7 @@
       </w:rPr>
     </w:lvl>
   </w:abstractNum>
-  <w:abstractNum w:abstractNumId="16" w15:restartNumberingAfterBreak="0">
+  <w:abstractNum w:abstractNumId="17" w15:restartNumberingAfterBreak="0">
     <w:nsid w:val="3C431435"/>
     <w:multiLevelType w:val="hybridMultilevel"/>
     <w:tmpl w:val="B4EC3032"/>
@@ -5559,7 +5825,7 @@
       </w:pPr>
     </w:lvl>
   </w:abstractNum>
-  <w:abstractNum w:abstractNumId="17" w15:restartNumberingAfterBreak="0">
+  <w:abstractNum w:abstractNumId="18" w15:restartNumberingAfterBreak="0">
     <w:nsid w:val="3D686C4C"/>
     <w:multiLevelType w:val="hybridMultilevel"/>
     <w:tmpl w:val="E34C992A"/>
@@ -5672,7 +5938,7 @@
       </w:rPr>
     </w:lvl>
   </w:abstractNum>
-  <w:abstractNum w:abstractNumId="18" w15:restartNumberingAfterBreak="0">
+  <w:abstractNum w:abstractNumId="19" w15:restartNumberingAfterBreak="0">
     <w:nsid w:val="41DD70DF"/>
     <w:multiLevelType w:val="hybridMultilevel"/>
     <w:tmpl w:val="BCD6FC3E"/>
@@ -5785,7 +6051,7 @@
       </w:rPr>
     </w:lvl>
   </w:abstractNum>
-  <w:abstractNum w:abstractNumId="19" w15:restartNumberingAfterBreak="0">
+  <w:abstractNum w:abstractNumId="20" w15:restartNumberingAfterBreak="0">
     <w:nsid w:val="506B679A"/>
     <w:multiLevelType w:val="hybridMultilevel"/>
     <w:tmpl w:val="2B34F844"/>
@@ -5874,7 +6140,7 @@
       </w:pPr>
     </w:lvl>
   </w:abstractNum>
-  <w:abstractNum w:abstractNumId="20" w15:restartNumberingAfterBreak="0">
+  <w:abstractNum w:abstractNumId="21" w15:restartNumberingAfterBreak="0">
     <w:nsid w:val="52085197"/>
     <w:multiLevelType w:val="multilevel"/>
     <w:tmpl w:val="BA12FBB6"/>
@@ -6023,7 +6289,7 @@
       </w:rPr>
     </w:lvl>
   </w:abstractNum>
-  <w:abstractNum w:abstractNumId="21" w15:restartNumberingAfterBreak="0">
+  <w:abstractNum w:abstractNumId="22" w15:restartNumberingAfterBreak="0">
     <w:nsid w:val="54980457"/>
     <w:multiLevelType w:val="hybridMultilevel"/>
     <w:tmpl w:val="6B843A62"/>
@@ -6136,7 +6402,7 @@
       </w:rPr>
     </w:lvl>
   </w:abstractNum>
-  <w:abstractNum w:abstractNumId="22" w15:restartNumberingAfterBreak="0">
+  <w:abstractNum w:abstractNumId="23" w15:restartNumberingAfterBreak="0">
     <w:nsid w:val="5AFA7A8C"/>
     <w:multiLevelType w:val="multilevel"/>
     <w:tmpl w:val="3836C31A"/>
@@ -6285,7 +6551,7 @@
       </w:rPr>
     </w:lvl>
   </w:abstractNum>
-  <w:abstractNum w:abstractNumId="23" w15:restartNumberingAfterBreak="0">
+  <w:abstractNum w:abstractNumId="24" w15:restartNumberingAfterBreak="0">
     <w:nsid w:val="5AFE0F6D"/>
     <w:multiLevelType w:val="hybridMultilevel"/>
     <w:tmpl w:val="8C2858EE"/>
@@ -6398,7 +6664,7 @@
       </w:rPr>
     </w:lvl>
   </w:abstractNum>
-  <w:abstractNum w:abstractNumId="24" w15:restartNumberingAfterBreak="0">
+  <w:abstractNum w:abstractNumId="25" w15:restartNumberingAfterBreak="0">
     <w:nsid w:val="5D652AE2"/>
     <w:multiLevelType w:val="hybridMultilevel"/>
     <w:tmpl w:val="AB1E484E"/>
@@ -6511,7 +6777,7 @@
       </w:rPr>
     </w:lvl>
   </w:abstractNum>
-  <w:abstractNum w:abstractNumId="25" w15:restartNumberingAfterBreak="0">
+  <w:abstractNum w:abstractNumId="26" w15:restartNumberingAfterBreak="0">
     <w:nsid w:val="65C867C0"/>
     <w:multiLevelType w:val="hybridMultilevel"/>
     <w:tmpl w:val="532E8018"/>
@@ -6599,7 +6865,7 @@
       </w:pPr>
     </w:lvl>
   </w:abstractNum>
-  <w:abstractNum w:abstractNumId="26" w15:restartNumberingAfterBreak="0">
+  <w:abstractNum w:abstractNumId="27" w15:restartNumberingAfterBreak="0">
     <w:nsid w:val="688912E2"/>
     <w:multiLevelType w:val="multilevel"/>
     <w:tmpl w:val="50D67FF2"/>
@@ -6712,7 +6978,7 @@
       </w:rPr>
     </w:lvl>
   </w:abstractNum>
-  <w:abstractNum w:abstractNumId="27" w15:restartNumberingAfterBreak="0">
+  <w:abstractNum w:abstractNumId="28" w15:restartNumberingAfterBreak="0">
     <w:nsid w:val="68F53D98"/>
     <w:multiLevelType w:val="hybridMultilevel"/>
     <w:tmpl w:val="B95A2498"/>
@@ -6826,7 +7092,7 @@
       </w:rPr>
     </w:lvl>
   </w:abstractNum>
-  <w:abstractNum w:abstractNumId="28" w15:restartNumberingAfterBreak="0">
+  <w:abstractNum w:abstractNumId="29" w15:restartNumberingAfterBreak="0">
     <w:nsid w:val="69536A47"/>
     <w:multiLevelType w:val="hybridMultilevel"/>
     <w:tmpl w:val="F5FC8A6E"/>
@@ -6941,7 +7207,7 @@
       </w:rPr>
     </w:lvl>
   </w:abstractNum>
-  <w:abstractNum w:abstractNumId="29" w15:restartNumberingAfterBreak="0">
+  <w:abstractNum w:abstractNumId="30" w15:restartNumberingAfterBreak="0">
     <w:nsid w:val="6C8E5D34"/>
     <w:multiLevelType w:val="multilevel"/>
     <w:tmpl w:val="D04A3E9A"/>
@@ -7063,7 +7329,7 @@
       </w:rPr>
     </w:lvl>
   </w:abstractNum>
-  <w:abstractNum w:abstractNumId="30" w15:restartNumberingAfterBreak="0">
+  <w:abstractNum w:abstractNumId="31" w15:restartNumberingAfterBreak="0">
     <w:nsid w:val="743451C1"/>
     <w:multiLevelType w:val="multilevel"/>
     <w:tmpl w:val="1C228402"/>
@@ -7212,7 +7478,7 @@
       </w:rPr>
     </w:lvl>
   </w:abstractNum>
-  <w:abstractNum w:abstractNumId="31" w15:restartNumberingAfterBreak="0">
+  <w:abstractNum w:abstractNumId="32" w15:restartNumberingAfterBreak="0">
     <w:nsid w:val="75C67F10"/>
     <w:multiLevelType w:val="multilevel"/>
     <w:tmpl w:val="C9740B52"/>
@@ -7361,7 +7627,7 @@
       </w:rPr>
     </w:lvl>
   </w:abstractNum>
-  <w:abstractNum w:abstractNumId="32" w15:restartNumberingAfterBreak="0">
+  <w:abstractNum w:abstractNumId="33" w15:restartNumberingAfterBreak="0">
     <w:nsid w:val="768059DC"/>
     <w:multiLevelType w:val="multilevel"/>
     <w:tmpl w:val="07E08CE0"/>
@@ -7510,7 +7776,7 @@
       </w:rPr>
     </w:lvl>
   </w:abstractNum>
-  <w:abstractNum w:abstractNumId="33" w15:restartNumberingAfterBreak="0">
+  <w:abstractNum w:abstractNumId="34" w15:restartNumberingAfterBreak="0">
     <w:nsid w:val="7DE170CC"/>
     <w:multiLevelType w:val="hybridMultilevel"/>
     <w:tmpl w:val="E1D2B952"/>
@@ -7600,52 +7866,52 @@
     </w:lvl>
   </w:abstractNum>
   <w:num w:numId="1">
-    <w:abstractNumId w:val="32"/>
+    <w:abstractNumId w:val="33"/>
   </w:num>
   <w:num w:numId="2">
-    <w:abstractNumId w:val="30"/>
+    <w:abstractNumId w:val="31"/>
   </w:num>
   <w:num w:numId="3">
-    <w:abstractNumId w:val="22"/>
+    <w:abstractNumId w:val="23"/>
   </w:num>
   <w:num w:numId="4">
     <w:abstractNumId w:val="9"/>
   </w:num>
   <w:num w:numId="5">
-    <w:abstractNumId w:val="12"/>
+    <w:abstractNumId w:val="13"/>
   </w:num>
   <w:num w:numId="6">
-    <w:abstractNumId w:val="31"/>
+    <w:abstractNumId w:val="32"/>
   </w:num>
   <w:num w:numId="7">
-    <w:abstractNumId w:val="20"/>
+    <w:abstractNumId w:val="21"/>
   </w:num>
   <w:num w:numId="8">
     <w:abstractNumId w:val="4"/>
   </w:num>
   <w:num w:numId="9">
-    <w:abstractNumId w:val="13"/>
+    <w:abstractNumId w:val="14"/>
   </w:num>
   <w:num w:numId="10">
     <w:abstractNumId w:val="0"/>
   </w:num>
   <w:num w:numId="11">
-    <w:abstractNumId w:val="16"/>
+    <w:abstractNumId w:val="17"/>
   </w:num>
   <w:num w:numId="12">
-    <w:abstractNumId w:val="14"/>
+    <w:abstractNumId w:val="15"/>
   </w:num>
   <w:num w:numId="13">
-    <w:abstractNumId w:val="33"/>
+    <w:abstractNumId w:val="34"/>
   </w:num>
   <w:num w:numId="14">
-    <w:abstractNumId w:val="19"/>
+    <w:abstractNumId w:val="20"/>
   </w:num>
   <w:num w:numId="15">
-    <w:abstractNumId w:val="26"/>
+    <w:abstractNumId w:val="27"/>
   </w:num>
   <w:num w:numId="16">
-    <w:abstractNumId w:val="29"/>
+    <w:abstractNumId w:val="30"/>
   </w:num>
   <w:num w:numId="17">
     <w:abstractNumId w:val="8"/>
@@ -7657,13 +7923,13 @@
     <w:abstractNumId w:val="5"/>
   </w:num>
   <w:num w:numId="20">
-    <w:abstractNumId w:val="25"/>
+    <w:abstractNumId w:val="26"/>
   </w:num>
   <w:num w:numId="21">
-    <w:abstractNumId w:val="27"/>
+    <w:abstractNumId w:val="28"/>
   </w:num>
   <w:num w:numId="22">
-    <w:abstractNumId w:val="28"/>
+    <w:abstractNumId w:val="29"/>
   </w:num>
   <w:num w:numId="23">
     <w:abstractNumId w:val="11"/>
@@ -7675,19 +7941,19 @@
     <w:abstractNumId w:val="10"/>
   </w:num>
   <w:num w:numId="26">
-    <w:abstractNumId w:val="17"/>
+    <w:abstractNumId w:val="18"/>
   </w:num>
   <w:num w:numId="27">
-    <w:abstractNumId w:val="15"/>
+    <w:abstractNumId w:val="16"/>
   </w:num>
   <w:num w:numId="28">
-    <w:abstractNumId w:val="23"/>
+    <w:abstractNumId w:val="24"/>
   </w:num>
   <w:num w:numId="29">
     <w:abstractNumId w:val="6"/>
   </w:num>
   <w:num w:numId="30">
-    <w:abstractNumId w:val="24"/>
+    <w:abstractNumId w:val="25"/>
   </w:num>
   <w:num w:numId="31">
     <w:abstractNumId w:val="7"/>
@@ -7696,10 +7962,13 @@
     <w:abstractNumId w:val="2"/>
   </w:num>
   <w:num w:numId="33">
-    <w:abstractNumId w:val="18"/>
+    <w:abstractNumId w:val="19"/>
   </w:num>
   <w:num w:numId="34">
-    <w:abstractNumId w:val="21"/>
+    <w:abstractNumId w:val="22"/>
+  </w:num>
+  <w:num w:numId="35">
+    <w:abstractNumId w:val="12"/>
   </w:num>
 </w:numbering>
 </file>
@@ -8766,6 +9035,7 @@
     <w:rsid w:val="001A790F"/>
     <w:rsid w:val="001E09DD"/>
     <w:rsid w:val="00286933"/>
+    <w:rsid w:val="004625D5"/>
     <w:rsid w:val="00492333"/>
     <w:rsid w:val="004A3AF8"/>
     <w:rsid w:val="00533680"/>

--- a/szerkesztendo_dokumentumok/fejlesztoifrontend_REKA.docx
+++ b/szerkesztendo_dokumentumok/fejlesztoifrontend_REKA.docx
@@ -1,6 +1,6 @@
 
 <file path=word/document.xml><?xml version="1.0" encoding="utf-8"?>
-<w:document xmlns:wpc="http://schemas.microsoft.com/office/word/2010/wordprocessingCanvas" xmlns:cx="http://schemas.microsoft.com/office/drawing/2014/chartex" xmlns:cx1="http://schemas.microsoft.com/office/drawing/2015/9/8/chartex" xmlns:cx2="http://schemas.microsoft.com/office/drawing/2015/10/21/chartex" xmlns:cx3="http://schemas.microsoft.com/office/drawing/2016/5/9/chartex" xmlns:cx4="http://schemas.microsoft.com/office/drawing/2016/5/10/chartex" xmlns:cx5="http://schemas.microsoft.com/office/drawing/2016/5/11/chartex" xmlns:cx6="http://schemas.microsoft.com/office/drawing/2016/5/12/chartex" xmlns:cx7="http://schemas.microsoft.com/office/drawing/2016/5/13/chartex" xmlns:cx8="http://schemas.microsoft.com/office/drawing/2016/5/14/chartex" xmlns:mc="http://schemas.openxmlformats.org/markup-compatibility/2006" xmlns:aink="http://schemas.microsoft.com/office/drawing/2016/ink" xmlns:am3d="http://schemas.microsoft.com/office/drawing/2017/model3d" xmlns:o="urn:schemas-microsoft-com:office:office" xmlns:r="http://schemas.openxmlformats.org/officeDocument/2006/relationships" xmlns:m="http://schemas.openxmlformats.org/officeDocument/2006/math" xmlns:v="urn:schemas-microsoft-com:vml" xmlns:wp14="http://schemas.microsoft.com/office/word/2010/wordprocessingDrawing" xmlns:wp="http://schemas.openxmlformats.org/drawingml/2006/wordprocessingDrawing" xmlns:w10="urn:schemas-microsoft-com:office:word" xmlns:w="http://schemas.openxmlformats.org/wordprocessingml/2006/main" xmlns:w14="http://schemas.microsoft.com/office/word/2010/wordml" xmlns:w15="http://schemas.microsoft.com/office/word/2012/wordml" xmlns:w16cex="http://schemas.microsoft.com/office/word/2018/wordml/cex" xmlns:w16cid="http://schemas.microsoft.com/office/word/2016/wordml/cid" xmlns:w16="http://schemas.microsoft.com/office/word/2018/wordml" xmlns:w16sdtdh="http://schemas.microsoft.com/office/word/2020/wordml/sdtdatahash" xmlns:w16se="http://schemas.microsoft.com/office/word/2015/wordml/symex" xmlns:wpg="http://schemas.microsoft.com/office/word/2010/wordprocessingGroup" xmlns:wpi="http://schemas.microsoft.com/office/word/2010/wordprocessingInk" xmlns:wne="http://schemas.microsoft.com/office/word/2006/wordml" xmlns:wps="http://schemas.microsoft.com/office/word/2010/wordprocessingShape" mc:Ignorable="w14 w15 w16se w16cid w16 w16cex w16sdtdh wp14">
+<w:document xmlns:wpc="http://schemas.microsoft.com/office/word/2010/wordprocessingCanvas" xmlns:cx="http://schemas.microsoft.com/office/drawing/2014/chartex" xmlns:cx1="http://schemas.microsoft.com/office/drawing/2015/9/8/chartex" xmlns:cx2="http://schemas.microsoft.com/office/drawing/2015/10/21/chartex" xmlns:cx3="http://schemas.microsoft.com/office/drawing/2016/5/9/chartex" xmlns:cx4="http://schemas.microsoft.com/office/drawing/2016/5/10/chartex" xmlns:cx5="http://schemas.microsoft.com/office/drawing/2016/5/11/chartex" xmlns:cx6="http://schemas.microsoft.com/office/drawing/2016/5/12/chartex" xmlns:cx7="http://schemas.microsoft.com/office/drawing/2016/5/13/chartex" xmlns:cx8="http://schemas.microsoft.com/office/drawing/2016/5/14/chartex" xmlns:mc="http://schemas.openxmlformats.org/markup-compatibility/2006" xmlns:aink="http://schemas.microsoft.com/office/drawing/2016/ink" xmlns:am3d="http://schemas.microsoft.com/office/drawing/2017/model3d" xmlns:o="urn:schemas-microsoft-com:office:office" xmlns:oel="http://schemas.microsoft.com/office/2019/extlst" xmlns:r="http://schemas.openxmlformats.org/officeDocument/2006/relationships" xmlns:m="http://schemas.openxmlformats.org/officeDocument/2006/math" xmlns:v="urn:schemas-microsoft-com:vml" xmlns:wp14="http://schemas.microsoft.com/office/word/2010/wordprocessingDrawing" xmlns:wp="http://schemas.openxmlformats.org/drawingml/2006/wordprocessingDrawing" xmlns:w10="urn:schemas-microsoft-com:office:word" xmlns:w="http://schemas.openxmlformats.org/wordprocessingml/2006/main" xmlns:w14="http://schemas.microsoft.com/office/word/2010/wordml" xmlns:w15="http://schemas.microsoft.com/office/word/2012/wordml" xmlns:w16cex="http://schemas.microsoft.com/office/word/2018/wordml/cex" xmlns:w16cid="http://schemas.microsoft.com/office/word/2016/wordml/cid" xmlns:w16="http://schemas.microsoft.com/office/word/2018/wordml" xmlns:w16du="http://schemas.microsoft.com/office/word/2023/wordml/word16du" xmlns:w16sdtdh="http://schemas.microsoft.com/office/word/2020/wordml/sdtdatahash" xmlns:w16sdtfl="http://schemas.microsoft.com/office/word/2024/wordml/sdtformatlock" xmlns:w16se="http://schemas.microsoft.com/office/word/2015/wordml/symex" xmlns:wpg="http://schemas.microsoft.com/office/word/2010/wordprocessingGroup" xmlns:wpi="http://schemas.microsoft.com/office/word/2010/wordprocessingInk" xmlns:wne="http://schemas.microsoft.com/office/word/2006/wordml" xmlns:wps="http://schemas.microsoft.com/office/word/2010/wordprocessingShape" mc:Ignorable="w14 w15 w16se w16cid w16 w16cex w16sdtdh w16sdtfl w16du wp14">
   <w:body>
     <w:sdt>
       <w:sdtPr>
@@ -62,7 +62,7 @@
               </w:tcPr>
               <w:p>
                 <w:pPr>
-                  <w:pStyle w:val="Nincstrkz"/>
+                  <w:pStyle w:val="NoSpacing"/>
                   <w:rPr>
                     <w:color w:val="00948B" w:themeColor="accent1" w:themeShade="BF"/>
                     <w:sz w:val="24"/>
@@ -99,7 +99,7 @@
             <w:sdt>
               <w:sdtPr>
                 <w:rPr>
-                  <w:rStyle w:val="AlcmChar"/>
+                  <w:rStyle w:val="SubtitleChar"/>
                   <w:color w:val="auto"/>
                   <w:sz w:val="28"/>
                   <w:szCs w:val="28"/>
@@ -112,11 +112,6 @@
                 <w:dataBinding w:prefixMappings="xmlns:ns0='http://schemas.openxmlformats.org/package/2006/metadata/core-properties' xmlns:ns1='http://purl.org/dc/elements/1.1/'" w:xpath="/ns0:coreProperties[1]/ns1:subject[1]" w:storeItemID="{6C3C8BC8-F283-45AE-878A-BAB7291924A1}"/>
                 <w:text/>
               </w:sdtPr>
-              <w:sdtEndPr>
-                <w:rPr>
-                  <w:rStyle w:val="AlcmChar"/>
-                </w:rPr>
-              </w:sdtEndPr>
               <w:sdtContent>
                 <w:tc>
                   <w:tcPr>
@@ -130,7 +125,7 @@
                   </w:tcPr>
                   <w:p>
                     <w:pPr>
-                      <w:pStyle w:val="Nincstrkz"/>
+                      <w:pStyle w:val="NoSpacing"/>
                       <w:rPr>
                         <w:color w:val="00948B" w:themeColor="accent1" w:themeShade="BF"/>
                         <w:sz w:val="24"/>
@@ -138,7 +133,7 @@
                     </w:pPr>
                     <w:r>
                       <w:rPr>
-                        <w:rStyle w:val="AlcmChar"/>
+                        <w:rStyle w:val="SubtitleChar"/>
                         <w:color w:val="auto"/>
                         <w:sz w:val="28"/>
                         <w:szCs w:val="28"/>
@@ -163,10 +158,10 @@
               </w:tcPr>
               <w:p>
                 <w:pPr>
-                  <w:pStyle w:val="Nincstrkz"/>
+                  <w:pStyle w:val="NoSpacing"/>
                   <w:spacing w:before="1800"/>
                   <w:rPr>
-                    <w:rStyle w:val="AlcmChar"/>
+                    <w:rStyle w:val="SubtitleChar"/>
                     <w:i w:val="0"/>
                     <w:iCs/>
                     <w:color w:val="00C6BB" w:themeColor="accent1"/>
@@ -176,7 +171,7 @@
                 </w:pPr>
                 <w:r>
                   <w:rPr>
-                    <w:rStyle w:val="AlcmChar"/>
+                    <w:rStyle w:val="SubtitleChar"/>
                     <w:i w:val="0"/>
                     <w:iCs/>
                     <w:color w:val="00C6BB" w:themeColor="accent1"/>
@@ -211,7 +206,7 @@
               </w:tcPr>
               <w:p>
                 <w:pPr>
-                  <w:pStyle w:val="Nincstrkz"/>
+                  <w:pStyle w:val="NoSpacing"/>
                   <w:rPr>
                     <w:color w:val="00C6BB" w:themeColor="accent1"/>
                     <w:sz w:val="28"/>
@@ -297,7 +292,6 @@
                     <w:dataBinding w:prefixMappings="xmlns:ns0='http://schemas.openxmlformats.org/package/2006/metadata/core-properties' xmlns:ns1='http://purl.org/dc/elements/1.1/'" w:xpath="/ns0:coreProperties[1]/ns1:creator[1]" w:storeItemID="{6C3C8BC8-F283-45AE-878A-BAB7291924A1}"/>
                     <w:text/>
                   </w:sdtPr>
-                  <w:sdtEndPr/>
                   <w:sdtContent>
                     <w:proofErr w:type="spellStart"/>
                     <w:r>
@@ -365,11 +359,10 @@
                     <w:calendar w:val="gregorian"/>
                   </w:date>
                 </w:sdtPr>
-                <w:sdtEndPr/>
                 <w:sdtContent>
                   <w:p>
                     <w:pPr>
-                      <w:pStyle w:val="Nincstrkz"/>
+                      <w:pStyle w:val="NoSpacing"/>
                       <w:rPr>
                         <w:color w:val="00C6BB" w:themeColor="accent1"/>
                         <w:sz w:val="28"/>
@@ -389,7 +382,7 @@
               </w:sdt>
               <w:p>
                 <w:pPr>
-                  <w:pStyle w:val="Nincstrkz"/>
+                  <w:pStyle w:val="NoSpacing"/>
                   <w:rPr>
                     <w:color w:val="00C6BB" w:themeColor="accent1"/>
                   </w:rPr>
@@ -444,13 +437,13 @@
           <w:pPr>
             <w:ind w:left="0"/>
             <w:rPr>
-              <w:rStyle w:val="Cmsor1Char"/>
+              <w:rStyle w:val="Heading1Char"/>
               <w:rFonts w:eastAsiaTheme="minorHAnsi"/>
             </w:rPr>
           </w:pPr>
           <w:r>
             <w:rPr>
-              <w:rStyle w:val="Cmsor1Char"/>
+              <w:rStyle w:val="Heading1Char"/>
               <w:rFonts w:eastAsiaTheme="minorHAnsi"/>
             </w:rPr>
             <w:t>Tartalomjegyzék</w:t>
@@ -458,10 +451,15 @@
         </w:p>
         <w:p>
           <w:pPr>
-            <w:pStyle w:val="TJ1"/>
+            <w:pStyle w:val="TOC1"/>
             <w:rPr>
               <w:rFonts w:cstheme="minorBidi"/>
               <w:noProof/>
+              <w:kern w:val="2"/>
+              <w:sz w:val="24"/>
+              <w:szCs w:val="24"/>
+              <w:lang w:val="en-US" w:eastAsia="en-US"/>
+              <w14:ligatures w14:val="standardContextual"/>
             </w:rPr>
           </w:pPr>
           <w:r>
@@ -473,23 +471,43 @@
           <w:r>
             <w:fldChar w:fldCharType="separate"/>
           </w:r>
-          <w:hyperlink w:anchor="_Toc209181907" w:history="1">
-            <w:r>
-              <w:rPr>
-                <w:rStyle w:val="Hiperhivatkozs"/>
-                <w:noProof/>
-              </w:rPr>
-              <w:t>1.Bevezetés</w:t>
-            </w:r>
-            <w:r>
-              <w:rPr>
-                <w:noProof/>
-                <w:webHidden/>
+          <w:hyperlink w:anchor="_Toc227272978" w:history="1">
+            <w:r>
+              <w:rPr>
+                <w:rStyle w:val="Hyperlink"/>
+                <w:rFonts w:cstheme="majorHAnsi"/>
+                <w:noProof/>
+              </w:rPr>
+              <w:t>1.</w:t>
+            </w:r>
+            <w:r>
+              <w:rPr>
+                <w:rFonts w:cstheme="minorBidi"/>
+                <w:noProof/>
+                <w:kern w:val="2"/>
+                <w:sz w:val="24"/>
+                <w:szCs w:val="24"/>
+                <w:lang w:val="en-US" w:eastAsia="en-US"/>
+                <w14:ligatures w14:val="standardContextual"/>
               </w:rPr>
               <w:tab/>
             </w:r>
             <w:r>
               <w:rPr>
+                <w:rStyle w:val="Hyperlink"/>
+                <w:noProof/>
+              </w:rPr>
+              <w:t>Bevezetés</w:t>
+            </w:r>
+            <w:r>
+              <w:rPr>
+                <w:noProof/>
+                <w:webHidden/>
+              </w:rPr>
+              <w:tab/>
+            </w:r>
+            <w:r>
+              <w:rPr>
                 <w:noProof/>
                 <w:webHidden/>
               </w:rPr>
@@ -500,7 +518,7 @@
                 <w:noProof/>
                 <w:webHidden/>
               </w:rPr>
-              <w:instrText xml:space="preserve"> PAGEREF _Toc209181907 \h </w:instrText>
+              <w:instrText xml:space="preserve"> PAGEREF _Toc227272978 \h </w:instrText>
             </w:r>
             <w:r>
               <w:rPr>
@@ -533,17 +551,21 @@
         </w:p>
         <w:p>
           <w:pPr>
-            <w:pStyle w:val="TJ2"/>
+            <w:pStyle w:val="TOC2"/>
             <w:rPr>
               <w:rFonts w:eastAsiaTheme="minorEastAsia"/>
               <w:noProof/>
-              <w:lang w:eastAsia="hu-HU"/>
+              <w:kern w:val="2"/>
+              <w:sz w:val="24"/>
+              <w:szCs w:val="24"/>
+              <w:lang w:val="en-US"/>
+              <w14:ligatures w14:val="standardContextual"/>
             </w:rPr>
           </w:pPr>
-          <w:hyperlink w:anchor="_Toc209181908" w:history="1">
-            <w:r>
-              <w:rPr>
-                <w:rStyle w:val="Hiperhivatkozs"/>
+          <w:hyperlink w:anchor="_Toc227272979" w:history="1">
+            <w:r>
+              <w:rPr>
+                <w:rStyle w:val="Hyperlink"/>
                 <w:noProof/>
               </w:rPr>
               <w:t>1.1.</w:t>
@@ -552,16 +574,20 @@
               <w:rPr>
                 <w:rFonts w:eastAsiaTheme="minorEastAsia"/>
                 <w:noProof/>
-                <w:lang w:eastAsia="hu-HU"/>
+                <w:kern w:val="2"/>
+                <w:sz w:val="24"/>
+                <w:szCs w:val="24"/>
+                <w:lang w:val="en-US"/>
+                <w14:ligatures w14:val="standardContextual"/>
               </w:rPr>
               <w:tab/>
             </w:r>
             <w:r>
               <w:rPr>
-                <w:rStyle w:val="Hiperhivatkozs"/>
-                <w:noProof/>
-              </w:rPr>
-              <w:t>Projekt címe</w:t>
+                <w:rStyle w:val="Hyperlink"/>
+                <w:noProof/>
+              </w:rPr>
+              <w:t>Ismertetés</w:t>
             </w:r>
             <w:r>
               <w:rPr>
@@ -582,7 +608,7 @@
                 <w:noProof/>
                 <w:webHidden/>
               </w:rPr>
-              <w:instrText xml:space="preserve"> PAGEREF _Toc209181908 \h </w:instrText>
+              <w:instrText xml:space="preserve"> PAGEREF _Toc227272979 \h </w:instrText>
             </w:r>
             <w:r>
               <w:rPr>
@@ -615,34 +641,43 @@
         </w:p>
         <w:p>
           <w:pPr>
-            <w:pStyle w:val="TJ1"/>
+            <w:pStyle w:val="TOC2"/>
             <w:rPr>
-              <w:rFonts w:cstheme="minorBidi"/>
+              <w:rFonts w:eastAsiaTheme="minorEastAsia"/>
               <w:noProof/>
+              <w:kern w:val="2"/>
+              <w:sz w:val="24"/>
+              <w:szCs w:val="24"/>
+              <w:lang w:val="en-US"/>
+              <w14:ligatures w14:val="standardContextual"/>
             </w:rPr>
           </w:pPr>
-          <w:hyperlink w:anchor="_Toc209181909" w:history="1">
-            <w:r>
-              <w:rPr>
-                <w:rStyle w:val="Hiperhivatkozs"/>
-                <w:rFonts w:cstheme="majorHAnsi"/>
-                <w:noProof/>
-              </w:rPr>
-              <w:t>2.</w:t>
-            </w:r>
-            <w:r>
-              <w:rPr>
-                <w:rFonts w:cstheme="minorBidi"/>
-                <w:noProof/>
+          <w:hyperlink w:anchor="_Toc227272980" w:history="1">
+            <w:r>
+              <w:rPr>
+                <w:rStyle w:val="Hyperlink"/>
+                <w:noProof/>
+              </w:rPr>
+              <w:t>1.2.</w:t>
+            </w:r>
+            <w:r>
+              <w:rPr>
+                <w:rFonts w:eastAsiaTheme="minorEastAsia"/>
+                <w:noProof/>
+                <w:kern w:val="2"/>
+                <w:sz w:val="24"/>
+                <w:szCs w:val="24"/>
+                <w:lang w:val="en-US"/>
+                <w14:ligatures w14:val="standardContextual"/>
               </w:rPr>
               <w:tab/>
             </w:r>
             <w:r>
               <w:rPr>
-                <w:rStyle w:val="Hiperhivatkozs"/>
-                <w:noProof/>
-              </w:rPr>
-              <w:t>Fő funkciók</w:t>
+                <w:rStyle w:val="Hyperlink"/>
+                <w:noProof/>
+              </w:rPr>
+              <w:t>Keretrendszer</w:t>
             </w:r>
             <w:r>
               <w:rPr>
@@ -663,7 +698,7 @@
                 <w:noProof/>
                 <w:webHidden/>
               </w:rPr>
-              <w:instrText xml:space="preserve"> PAGEREF _Toc209181909 \h </w:instrText>
+              <w:instrText xml:space="preserve"> PAGEREF _Toc227272980 \h </w:instrText>
             </w:r>
             <w:r>
               <w:rPr>
@@ -683,7 +718,7 @@
                 <w:noProof/>
                 <w:webHidden/>
               </w:rPr>
-              <w:t>3</w:t>
+              <w:t>2</w:t>
             </w:r>
             <w:r>
               <w:rPr>
@@ -696,35 +731,43 @@
         </w:p>
         <w:p>
           <w:pPr>
-            <w:pStyle w:val="TJ2"/>
+            <w:pStyle w:val="TOC2"/>
             <w:rPr>
               <w:rFonts w:eastAsiaTheme="minorEastAsia"/>
               <w:noProof/>
-              <w:lang w:eastAsia="hu-HU"/>
+              <w:kern w:val="2"/>
+              <w:sz w:val="24"/>
+              <w:szCs w:val="24"/>
+              <w:lang w:val="en-US"/>
+              <w14:ligatures w14:val="standardContextual"/>
             </w:rPr>
           </w:pPr>
-          <w:hyperlink w:anchor="_Toc209181910" w:history="1">
-            <w:r>
-              <w:rPr>
-                <w:rStyle w:val="Hiperhivatkozs"/>
-                <w:noProof/>
-              </w:rPr>
-              <w:t>2.1.</w:t>
+          <w:hyperlink w:anchor="_Toc227272981" w:history="1">
+            <w:r>
+              <w:rPr>
+                <w:rStyle w:val="Hyperlink"/>
+                <w:noProof/>
+              </w:rPr>
+              <w:t>1.3.</w:t>
             </w:r>
             <w:r>
               <w:rPr>
                 <w:rFonts w:eastAsiaTheme="minorEastAsia"/>
                 <w:noProof/>
-                <w:lang w:eastAsia="hu-HU"/>
+                <w:kern w:val="2"/>
+                <w:sz w:val="24"/>
+                <w:szCs w:val="24"/>
+                <w:lang w:val="en-US"/>
+                <w14:ligatures w14:val="standardContextual"/>
               </w:rPr>
               <w:tab/>
             </w:r>
             <w:r>
               <w:rPr>
-                <w:rStyle w:val="Hiperhivatkozs"/>
-                <w:noProof/>
-              </w:rPr>
-              <w:t>Rendeléskezelés</w:t>
+                <w:rStyle w:val="Hyperlink"/>
+                <w:noProof/>
+              </w:rPr>
+              <w:t>Főbb funkciók (frontend oldalon)</w:t>
             </w:r>
             <w:r>
               <w:rPr>
@@ -745,7 +788,7 @@
                 <w:noProof/>
                 <w:webHidden/>
               </w:rPr>
-              <w:instrText xml:space="preserve"> PAGEREF _Toc209181910 \h </w:instrText>
+              <w:instrText xml:space="preserve"> PAGEREF _Toc227272981 \h </w:instrText>
             </w:r>
             <w:r>
               <w:rPr>
@@ -765,7 +808,7 @@
                 <w:noProof/>
                 <w:webHidden/>
               </w:rPr>
-              <w:t>3</w:t>
+              <w:t>2</w:t>
             </w:r>
             <w:r>
               <w:rPr>
@@ -778,34 +821,43 @@
         </w:p>
         <w:p>
           <w:pPr>
-            <w:pStyle w:val="TJ1"/>
+            <w:pStyle w:val="TOC2"/>
             <w:rPr>
-              <w:rFonts w:cstheme="minorBidi"/>
+              <w:rFonts w:eastAsiaTheme="minorEastAsia"/>
               <w:noProof/>
+              <w:kern w:val="2"/>
+              <w:sz w:val="24"/>
+              <w:szCs w:val="24"/>
+              <w:lang w:val="en-US"/>
+              <w14:ligatures w14:val="standardContextual"/>
             </w:rPr>
           </w:pPr>
-          <w:hyperlink w:anchor="_Toc209181911" w:history="1">
-            <w:r>
-              <w:rPr>
-                <w:rStyle w:val="Hiperhivatkozs"/>
-                <w:rFonts w:cstheme="majorHAnsi"/>
-                <w:noProof/>
-              </w:rPr>
-              <w:t>3.</w:t>
-            </w:r>
-            <w:r>
-              <w:rPr>
-                <w:rFonts w:cstheme="minorBidi"/>
-                <w:noProof/>
+          <w:hyperlink w:anchor="_Toc227272982" w:history="1">
+            <w:r>
+              <w:rPr>
+                <w:rStyle w:val="Hyperlink"/>
+                <w:noProof/>
+              </w:rPr>
+              <w:t>1.4.</w:t>
+            </w:r>
+            <w:r>
+              <w:rPr>
+                <w:rFonts w:eastAsiaTheme="minorEastAsia"/>
+                <w:noProof/>
+                <w:kern w:val="2"/>
+                <w:sz w:val="24"/>
+                <w:szCs w:val="24"/>
+                <w:lang w:val="en-US"/>
+                <w14:ligatures w14:val="standardContextual"/>
               </w:rPr>
               <w:tab/>
             </w:r>
             <w:r>
               <w:rPr>
-                <w:rStyle w:val="Hiperhivatkozs"/>
-                <w:noProof/>
-              </w:rPr>
-              <w:t>Technológiai adatok</w:t>
+                <w:rStyle w:val="Hyperlink"/>
+                <w:noProof/>
+              </w:rPr>
+              <w:t>Használt technológiák</w:t>
             </w:r>
             <w:r>
               <w:rPr>
@@ -826,7 +878,7 @@
                 <w:noProof/>
                 <w:webHidden/>
               </w:rPr>
-              <w:instrText xml:space="preserve"> PAGEREF _Toc209181911 \h </w:instrText>
+              <w:instrText xml:space="preserve"> PAGEREF _Toc227272982 \h </w:instrText>
             </w:r>
             <w:r>
               <w:rPr>
@@ -846,7 +898,7 @@
                 <w:noProof/>
                 <w:webHidden/>
               </w:rPr>
-              <w:t>4</w:t>
+              <w:t>2</w:t>
             </w:r>
             <w:r>
               <w:rPr>
@@ -859,35 +911,44 @@
         </w:p>
         <w:p>
           <w:pPr>
-            <w:pStyle w:val="TJ2"/>
+            <w:pStyle w:val="TOC1"/>
             <w:rPr>
-              <w:rFonts w:eastAsiaTheme="minorEastAsia"/>
+              <w:rFonts w:cstheme="minorBidi"/>
               <w:noProof/>
-              <w:lang w:eastAsia="hu-HU"/>
+              <w:kern w:val="2"/>
+              <w:sz w:val="24"/>
+              <w:szCs w:val="24"/>
+              <w:lang w:val="en-US" w:eastAsia="en-US"/>
+              <w14:ligatures w14:val="standardContextual"/>
             </w:rPr>
           </w:pPr>
-          <w:hyperlink w:anchor="_Toc209181912" w:history="1">
-            <w:r>
-              <w:rPr>
-                <w:rStyle w:val="Hiperhivatkozs"/>
-                <w:noProof/>
-              </w:rPr>
-              <w:t>3.1.</w:t>
-            </w:r>
-            <w:r>
-              <w:rPr>
-                <w:rFonts w:eastAsiaTheme="minorEastAsia"/>
-                <w:noProof/>
-                <w:lang w:eastAsia="hu-HU"/>
+          <w:hyperlink w:anchor="_Toc227272983" w:history="1">
+            <w:r>
+              <w:rPr>
+                <w:rStyle w:val="Hyperlink"/>
+                <w:rFonts w:cstheme="majorHAnsi"/>
+                <w:noProof/>
+              </w:rPr>
+              <w:t>2.</w:t>
+            </w:r>
+            <w:r>
+              <w:rPr>
+                <w:rFonts w:cstheme="minorBidi"/>
+                <w:noProof/>
+                <w:kern w:val="2"/>
+                <w:sz w:val="24"/>
+                <w:szCs w:val="24"/>
+                <w:lang w:val="en-US" w:eastAsia="en-US"/>
+                <w14:ligatures w14:val="standardContextual"/>
               </w:rPr>
               <w:tab/>
             </w:r>
             <w:r>
               <w:rPr>
-                <w:rStyle w:val="Hiperhivatkozs"/>
-                <w:noProof/>
-              </w:rPr>
-              <w:t>Operációs rendszer</w:t>
+                <w:rStyle w:val="Hyperlink"/>
+                <w:noProof/>
+              </w:rPr>
+              <w:t>Projekt struktúra</w:t>
             </w:r>
             <w:r>
               <w:rPr>
@@ -908,7 +969,7 @@
                 <w:noProof/>
                 <w:webHidden/>
               </w:rPr>
-              <w:instrText xml:space="preserve"> PAGEREF _Toc209181912 \h </w:instrText>
+              <w:instrText xml:space="preserve"> PAGEREF _Toc227272983 \h </w:instrText>
             </w:r>
             <w:r>
               <w:rPr>
@@ -928,7 +989,7 @@
                 <w:noProof/>
                 <w:webHidden/>
               </w:rPr>
-              <w:t>4</w:t>
+              <w:t>3</w:t>
             </w:r>
             <w:r>
               <w:rPr>
@@ -941,34 +1002,43 @@
         </w:p>
         <w:p>
           <w:pPr>
-            <w:pStyle w:val="TJ1"/>
+            <w:pStyle w:val="TOC2"/>
             <w:rPr>
-              <w:rFonts w:cstheme="minorBidi"/>
+              <w:rFonts w:eastAsiaTheme="minorEastAsia"/>
               <w:noProof/>
+              <w:kern w:val="2"/>
+              <w:sz w:val="24"/>
+              <w:szCs w:val="24"/>
+              <w:lang w:val="en-US"/>
+              <w14:ligatures w14:val="standardContextual"/>
             </w:rPr>
           </w:pPr>
-          <w:hyperlink w:anchor="_Toc209181913" w:history="1">
-            <w:r>
-              <w:rPr>
-                <w:rStyle w:val="Hiperhivatkozs"/>
-                <w:rFonts w:cstheme="majorHAnsi"/>
-                <w:noProof/>
-              </w:rPr>
-              <w:t>4.</w:t>
-            </w:r>
-            <w:r>
-              <w:rPr>
-                <w:rFonts w:cstheme="minorBidi"/>
-                <w:noProof/>
+          <w:hyperlink w:anchor="_Toc227272984" w:history="1">
+            <w:r>
+              <w:rPr>
+                <w:rStyle w:val="Hyperlink"/>
+                <w:noProof/>
+              </w:rPr>
+              <w:t>2.1.</w:t>
+            </w:r>
+            <w:r>
+              <w:rPr>
+                <w:rFonts w:eastAsiaTheme="minorEastAsia"/>
+                <w:noProof/>
+                <w:kern w:val="2"/>
+                <w:sz w:val="24"/>
+                <w:szCs w:val="24"/>
+                <w:lang w:val="en-US"/>
+                <w14:ligatures w14:val="standardContextual"/>
               </w:rPr>
               <w:tab/>
             </w:r>
             <w:r>
               <w:rPr>
-                <w:rStyle w:val="Hiperhivatkozs"/>
-                <w:noProof/>
-              </w:rPr>
-              <w:t>Szoftver specifikáció</w:t>
+                <w:rStyle w:val="Hyperlink"/>
+                <w:noProof/>
+              </w:rPr>
+              <w:t>Könyvtárszerkezet</w:t>
             </w:r>
             <w:r>
               <w:rPr>
@@ -989,7 +1059,7 @@
                 <w:noProof/>
                 <w:webHidden/>
               </w:rPr>
-              <w:instrText xml:space="preserve"> PAGEREF _Toc209181913 \h </w:instrText>
+              <w:instrText xml:space="preserve"> PAGEREF _Toc227272984 \h </w:instrText>
             </w:r>
             <w:r>
               <w:rPr>
@@ -1009,7 +1079,7 @@
                 <w:noProof/>
                 <w:webHidden/>
               </w:rPr>
-              <w:t>5</w:t>
+              <w:t>3</w:t>
             </w:r>
             <w:r>
               <w:rPr>
@@ -1022,35 +1092,43 @@
         </w:p>
         <w:p>
           <w:pPr>
-            <w:pStyle w:val="TJ2"/>
+            <w:pStyle w:val="TOC2"/>
             <w:rPr>
               <w:rFonts w:eastAsiaTheme="minorEastAsia"/>
               <w:noProof/>
-              <w:lang w:eastAsia="hu-HU"/>
+              <w:kern w:val="2"/>
+              <w:sz w:val="24"/>
+              <w:szCs w:val="24"/>
+              <w:lang w:val="en-US"/>
+              <w14:ligatures w14:val="standardContextual"/>
             </w:rPr>
           </w:pPr>
-          <w:hyperlink w:anchor="_Toc209181914" w:history="1">
-            <w:r>
-              <w:rPr>
-                <w:rStyle w:val="Hiperhivatkozs"/>
-                <w:noProof/>
-              </w:rPr>
-              <w:t>4.1.</w:t>
+          <w:hyperlink w:anchor="_Toc227272985" w:history="1">
+            <w:r>
+              <w:rPr>
+                <w:rStyle w:val="Hyperlink"/>
+                <w:noProof/>
+              </w:rPr>
+              <w:t>2.2.</w:t>
             </w:r>
             <w:r>
               <w:rPr>
                 <w:rFonts w:eastAsiaTheme="minorEastAsia"/>
                 <w:noProof/>
-                <w:lang w:eastAsia="hu-HU"/>
+                <w:kern w:val="2"/>
+                <w:sz w:val="24"/>
+                <w:szCs w:val="24"/>
+                <w:lang w:val="en-US"/>
+                <w14:ligatures w14:val="standardContextual"/>
               </w:rPr>
               <w:tab/>
             </w:r>
             <w:r>
               <w:rPr>
-                <w:rStyle w:val="Hiperhivatkozs"/>
-                <w:noProof/>
-              </w:rPr>
-              <w:t>Megjelenés</w:t>
+                <w:rStyle w:val="Hyperlink"/>
+                <w:noProof/>
+              </w:rPr>
+              <w:t>További fontos fájlok</w:t>
             </w:r>
             <w:r>
               <w:rPr>
@@ -1071,7 +1149,7 @@
                 <w:noProof/>
                 <w:webHidden/>
               </w:rPr>
-              <w:instrText xml:space="preserve"> PAGEREF _Toc209181914 \h </w:instrText>
+              <w:instrText xml:space="preserve"> PAGEREF _Toc227272985 \h </w:instrText>
             </w:r>
             <w:r>
               <w:rPr>
@@ -1091,7 +1169,7 @@
                 <w:noProof/>
                 <w:webHidden/>
               </w:rPr>
-              <w:t>5</w:t>
+              <w:t>3</w:t>
             </w:r>
             <w:r>
               <w:rPr>
@@ -1104,34 +1182,44 @@
         </w:p>
         <w:p>
           <w:pPr>
-            <w:pStyle w:val="TJ1"/>
+            <w:pStyle w:val="TOC1"/>
             <w:rPr>
               <w:rFonts w:cstheme="minorBidi"/>
               <w:noProof/>
+              <w:kern w:val="2"/>
+              <w:sz w:val="24"/>
+              <w:szCs w:val="24"/>
+              <w:lang w:val="en-US" w:eastAsia="en-US"/>
+              <w14:ligatures w14:val="standardContextual"/>
             </w:rPr>
           </w:pPr>
-          <w:hyperlink w:anchor="_Toc209181915" w:history="1">
-            <w:r>
-              <w:rPr>
-                <w:rStyle w:val="Hiperhivatkozs"/>
+          <w:hyperlink w:anchor="_Toc227272986" w:history="1">
+            <w:r>
+              <w:rPr>
+                <w:rStyle w:val="Hyperlink"/>
                 <w:rFonts w:cstheme="majorHAnsi"/>
                 <w:noProof/>
               </w:rPr>
-              <w:t>5.</w:t>
+              <w:t>3.</w:t>
             </w:r>
             <w:r>
               <w:rPr>
                 <w:rFonts w:cstheme="minorBidi"/>
                 <w:noProof/>
+                <w:kern w:val="2"/>
+                <w:sz w:val="24"/>
+                <w:szCs w:val="24"/>
+                <w:lang w:val="en-US" w:eastAsia="en-US"/>
+                <w14:ligatures w14:val="standardContextual"/>
               </w:rPr>
               <w:tab/>
             </w:r>
             <w:r>
               <w:rPr>
-                <w:rStyle w:val="Hiperhivatkozs"/>
-                <w:noProof/>
-              </w:rPr>
-              <w:t>Dokumentáció</w:t>
+                <w:rStyle w:val="Hyperlink"/>
+                <w:noProof/>
+              </w:rPr>
+              <w:t>Fejlesztői környezet beállítása</w:t>
             </w:r>
             <w:r>
               <w:rPr>
@@ -1152,7 +1240,7 @@
                 <w:noProof/>
                 <w:webHidden/>
               </w:rPr>
-              <w:instrText xml:space="preserve"> PAGEREF _Toc209181915 \h </w:instrText>
+              <w:instrText xml:space="preserve"> PAGEREF _Toc227272986 \h </w:instrText>
             </w:r>
             <w:r>
               <w:rPr>
@@ -1172,7 +1260,7 @@
                 <w:noProof/>
                 <w:webHidden/>
               </w:rPr>
-              <w:t>6</w:t>
+              <w:t>4</w:t>
             </w:r>
             <w:r>
               <w:rPr>
@@ -1185,35 +1273,43 @@
         </w:p>
         <w:p>
           <w:pPr>
-            <w:pStyle w:val="TJ2"/>
+            <w:pStyle w:val="TOC2"/>
             <w:rPr>
               <w:rFonts w:eastAsiaTheme="minorEastAsia"/>
               <w:noProof/>
-              <w:lang w:eastAsia="hu-HU"/>
+              <w:kern w:val="2"/>
+              <w:sz w:val="24"/>
+              <w:szCs w:val="24"/>
+              <w:lang w:val="en-US"/>
+              <w14:ligatures w14:val="standardContextual"/>
             </w:rPr>
           </w:pPr>
-          <w:hyperlink w:anchor="_Toc209181916" w:history="1">
-            <w:r>
-              <w:rPr>
-                <w:rStyle w:val="Hiperhivatkozs"/>
-                <w:noProof/>
-              </w:rPr>
-              <w:t>5.1.</w:t>
+          <w:hyperlink w:anchor="_Toc227272987" w:history="1">
+            <w:r>
+              <w:rPr>
+                <w:rStyle w:val="Hyperlink"/>
+                <w:noProof/>
+              </w:rPr>
+              <w:t>3.1.</w:t>
             </w:r>
             <w:r>
               <w:rPr>
                 <w:rFonts w:eastAsiaTheme="minorEastAsia"/>
                 <w:noProof/>
-                <w:lang w:eastAsia="hu-HU"/>
+                <w:kern w:val="2"/>
+                <w:sz w:val="24"/>
+                <w:szCs w:val="24"/>
+                <w:lang w:val="en-US"/>
+                <w14:ligatures w14:val="standardContextual"/>
               </w:rPr>
               <w:tab/>
             </w:r>
             <w:r>
               <w:rPr>
-                <w:rStyle w:val="Hiperhivatkozs"/>
-                <w:noProof/>
-              </w:rPr>
-              <w:t>Erőforrás-terv, munkaidő nyilvántartás</w:t>
+                <w:rStyle w:val="Hyperlink"/>
+                <w:noProof/>
+              </w:rPr>
+              <w:t>Beállításhoz szükséges szoftverek</w:t>
             </w:r>
             <w:r>
               <w:rPr>
@@ -1234,7 +1330,7 @@
                 <w:noProof/>
                 <w:webHidden/>
               </w:rPr>
-              <w:instrText xml:space="preserve"> PAGEREF _Toc209181916 \h </w:instrText>
+              <w:instrText xml:space="preserve"> PAGEREF _Toc227272987 \h </w:instrText>
             </w:r>
             <w:r>
               <w:rPr>
@@ -1254,7 +1350,7 @@
                 <w:noProof/>
                 <w:webHidden/>
               </w:rPr>
-              <w:t>6</w:t>
+              <w:t>4</w:t>
             </w:r>
             <w:r>
               <w:rPr>
@@ -1267,34 +1363,43 @@
         </w:p>
         <w:p>
           <w:pPr>
-            <w:pStyle w:val="TJ1"/>
+            <w:pStyle w:val="TOC2"/>
             <w:rPr>
-              <w:rFonts w:cstheme="minorBidi"/>
+              <w:rFonts w:eastAsiaTheme="minorEastAsia"/>
               <w:noProof/>
+              <w:kern w:val="2"/>
+              <w:sz w:val="24"/>
+              <w:szCs w:val="24"/>
+              <w:lang w:val="en-US"/>
+              <w14:ligatures w14:val="standardContextual"/>
             </w:rPr>
           </w:pPr>
-          <w:hyperlink w:anchor="_Toc209181917" w:history="1">
-            <w:r>
-              <w:rPr>
-                <w:rStyle w:val="Hiperhivatkozs"/>
-                <w:rFonts w:cstheme="majorHAnsi"/>
-                <w:noProof/>
-              </w:rPr>
-              <w:t>6.</w:t>
-            </w:r>
-            <w:r>
-              <w:rPr>
-                <w:rFonts w:cstheme="minorBidi"/>
-                <w:noProof/>
+          <w:hyperlink w:anchor="_Toc227272988" w:history="1">
+            <w:r>
+              <w:rPr>
+                <w:rStyle w:val="Hyperlink"/>
+                <w:noProof/>
+              </w:rPr>
+              <w:t>3.2.</w:t>
+            </w:r>
+            <w:r>
+              <w:rPr>
+                <w:rFonts w:eastAsiaTheme="minorEastAsia"/>
+                <w:noProof/>
+                <w:kern w:val="2"/>
+                <w:sz w:val="24"/>
+                <w:szCs w:val="24"/>
+                <w:lang w:val="en-US"/>
+                <w14:ligatures w14:val="standardContextual"/>
               </w:rPr>
               <w:tab/>
             </w:r>
             <w:r>
               <w:rPr>
-                <w:rStyle w:val="Hiperhivatkozs"/>
-                <w:noProof/>
-              </w:rPr>
-              <w:t>Jövőbeli bővítési lehetőségek</w:t>
+                <w:rStyle w:val="Hyperlink"/>
+                <w:noProof/>
+              </w:rPr>
+              <w:t>Frontend elindítása</w:t>
             </w:r>
             <w:r>
               <w:rPr>
@@ -1315,7 +1420,7 @@
                 <w:noProof/>
                 <w:webHidden/>
               </w:rPr>
-              <w:instrText xml:space="preserve"> PAGEREF _Toc209181917 \h </w:instrText>
+              <w:instrText xml:space="preserve"> PAGEREF _Toc227272988 \h </w:instrText>
             </w:r>
             <w:r>
               <w:rPr>
@@ -1335,7 +1440,7 @@
                 <w:noProof/>
                 <w:webHidden/>
               </w:rPr>
-              <w:t>7</w:t>
+              <w:t>4</w:t>
             </w:r>
             <w:r>
               <w:rPr>
@@ -1348,35 +1453,44 @@
         </w:p>
         <w:p>
           <w:pPr>
-            <w:pStyle w:val="TJ2"/>
+            <w:pStyle w:val="TOC1"/>
             <w:rPr>
-              <w:rFonts w:eastAsiaTheme="minorEastAsia"/>
+              <w:rFonts w:cstheme="minorBidi"/>
               <w:noProof/>
-              <w:lang w:eastAsia="hu-HU"/>
+              <w:kern w:val="2"/>
+              <w:sz w:val="24"/>
+              <w:szCs w:val="24"/>
+              <w:lang w:val="en-US" w:eastAsia="en-US"/>
+              <w14:ligatures w14:val="standardContextual"/>
             </w:rPr>
           </w:pPr>
-          <w:hyperlink w:anchor="_Toc209181918" w:history="1">
-            <w:r>
-              <w:rPr>
-                <w:rStyle w:val="Hiperhivatkozs"/>
-                <w:noProof/>
-              </w:rPr>
-              <w:t>6.1.</w:t>
-            </w:r>
-            <w:r>
-              <w:rPr>
-                <w:rFonts w:eastAsiaTheme="minorEastAsia"/>
-                <w:noProof/>
-                <w:lang w:eastAsia="hu-HU"/>
+          <w:hyperlink w:anchor="_Toc227272989" w:history="1">
+            <w:r>
+              <w:rPr>
+                <w:rStyle w:val="Hyperlink"/>
+                <w:rFonts w:cstheme="majorHAnsi"/>
+                <w:noProof/>
+              </w:rPr>
+              <w:t>4.</w:t>
+            </w:r>
+            <w:r>
+              <w:rPr>
+                <w:rFonts w:cstheme="minorBidi"/>
+                <w:noProof/>
+                <w:kern w:val="2"/>
+                <w:sz w:val="24"/>
+                <w:szCs w:val="24"/>
+                <w:lang w:val="en-US" w:eastAsia="en-US"/>
+                <w14:ligatures w14:val="standardContextual"/>
               </w:rPr>
               <w:tab/>
             </w:r>
             <w:r>
               <w:rPr>
-                <w:rStyle w:val="Hiperhivatkozs"/>
-                <w:noProof/>
-              </w:rPr>
-              <w:t>v</w:t>
+                <w:rStyle w:val="Hyperlink"/>
+                <w:noProof/>
+              </w:rPr>
+              <w:t>Route-ok</w:t>
             </w:r>
             <w:r>
               <w:rPr>
@@ -1397,7 +1511,7 @@
                 <w:noProof/>
                 <w:webHidden/>
               </w:rPr>
-              <w:instrText xml:space="preserve"> PAGEREF _Toc209181918 \h </w:instrText>
+              <w:instrText xml:space="preserve"> PAGEREF _Toc227272989 \h </w:instrText>
             </w:r>
             <w:r>
               <w:rPr>
@@ -1417,7 +1531,7 @@
                 <w:noProof/>
                 <w:webHidden/>
               </w:rPr>
-              <w:t>7</w:t>
+              <w:t>5</w:t>
             </w:r>
             <w:r>
               <w:rPr>
@@ -1430,34 +1544,1036 @@
         </w:p>
         <w:p>
           <w:pPr>
-            <w:pStyle w:val="TJ1"/>
+            <w:pStyle w:val="TOC2"/>
+            <w:rPr>
+              <w:rFonts w:eastAsiaTheme="minorEastAsia"/>
+              <w:noProof/>
+              <w:kern w:val="2"/>
+              <w:sz w:val="24"/>
+              <w:szCs w:val="24"/>
+              <w:lang w:val="en-US"/>
+              <w14:ligatures w14:val="standardContextual"/>
+            </w:rPr>
+          </w:pPr>
+          <w:hyperlink w:anchor="_Toc227272990" w:history="1">
+            <w:r>
+              <w:rPr>
+                <w:rStyle w:val="Hyperlink"/>
+                <w:noProof/>
+              </w:rPr>
+              <w:t>4.1.</w:t>
+            </w:r>
+            <w:r>
+              <w:rPr>
+                <w:rFonts w:eastAsiaTheme="minorEastAsia"/>
+                <w:noProof/>
+                <w:kern w:val="2"/>
+                <w:sz w:val="24"/>
+                <w:szCs w:val="24"/>
+                <w:lang w:val="en-US"/>
+                <w14:ligatures w14:val="standardContextual"/>
+              </w:rPr>
+              <w:tab/>
+            </w:r>
+            <w:r>
+              <w:rPr>
+                <w:rStyle w:val="Hyperlink"/>
+                <w:noProof/>
+              </w:rPr>
+              <w:t>Oldalak</w:t>
+            </w:r>
+            <w:r>
+              <w:rPr>
+                <w:noProof/>
+                <w:webHidden/>
+              </w:rPr>
+              <w:tab/>
+            </w:r>
+            <w:r>
+              <w:rPr>
+                <w:noProof/>
+                <w:webHidden/>
+              </w:rPr>
+              <w:fldChar w:fldCharType="begin"/>
+            </w:r>
+            <w:r>
+              <w:rPr>
+                <w:noProof/>
+                <w:webHidden/>
+              </w:rPr>
+              <w:instrText xml:space="preserve"> PAGEREF _Toc227272990 \h </w:instrText>
+            </w:r>
+            <w:r>
+              <w:rPr>
+                <w:noProof/>
+                <w:webHidden/>
+              </w:rPr>
+            </w:r>
+            <w:r>
+              <w:rPr>
+                <w:noProof/>
+                <w:webHidden/>
+              </w:rPr>
+              <w:fldChar w:fldCharType="separate"/>
+            </w:r>
+            <w:r>
+              <w:rPr>
+                <w:noProof/>
+                <w:webHidden/>
+              </w:rPr>
+              <w:t>5</w:t>
+            </w:r>
+            <w:r>
+              <w:rPr>
+                <w:noProof/>
+                <w:webHidden/>
+              </w:rPr>
+              <w:fldChar w:fldCharType="end"/>
+            </w:r>
+          </w:hyperlink>
+        </w:p>
+        <w:p>
+          <w:pPr>
+            <w:pStyle w:val="TOC2"/>
+            <w:rPr>
+              <w:rFonts w:eastAsiaTheme="minorEastAsia"/>
+              <w:noProof/>
+              <w:kern w:val="2"/>
+              <w:sz w:val="24"/>
+              <w:szCs w:val="24"/>
+              <w:lang w:val="en-US"/>
+              <w14:ligatures w14:val="standardContextual"/>
+            </w:rPr>
+          </w:pPr>
+          <w:hyperlink w:anchor="_Toc227272991" w:history="1">
+            <w:r>
+              <w:rPr>
+                <w:rStyle w:val="Hyperlink"/>
+                <w:noProof/>
+              </w:rPr>
+              <w:t>4.2.</w:t>
+            </w:r>
+            <w:r>
+              <w:rPr>
+                <w:rFonts w:eastAsiaTheme="minorEastAsia"/>
+                <w:noProof/>
+                <w:kern w:val="2"/>
+                <w:sz w:val="24"/>
+                <w:szCs w:val="24"/>
+                <w:lang w:val="en-US"/>
+                <w14:ligatures w14:val="standardContextual"/>
+              </w:rPr>
+              <w:tab/>
+            </w:r>
+            <w:r>
+              <w:rPr>
+                <w:rStyle w:val="Hyperlink"/>
+                <w:noProof/>
+              </w:rPr>
+              <w:t>Attribútumok</w:t>
+            </w:r>
+            <w:r>
+              <w:rPr>
+                <w:noProof/>
+                <w:webHidden/>
+              </w:rPr>
+              <w:tab/>
+            </w:r>
+            <w:r>
+              <w:rPr>
+                <w:noProof/>
+                <w:webHidden/>
+              </w:rPr>
+              <w:fldChar w:fldCharType="begin"/>
+            </w:r>
+            <w:r>
+              <w:rPr>
+                <w:noProof/>
+                <w:webHidden/>
+              </w:rPr>
+              <w:instrText xml:space="preserve"> PAGEREF _Toc227272991 \h </w:instrText>
+            </w:r>
+            <w:r>
+              <w:rPr>
+                <w:noProof/>
+                <w:webHidden/>
+              </w:rPr>
+            </w:r>
+            <w:r>
+              <w:rPr>
+                <w:noProof/>
+                <w:webHidden/>
+              </w:rPr>
+              <w:fldChar w:fldCharType="separate"/>
+            </w:r>
+            <w:r>
+              <w:rPr>
+                <w:noProof/>
+                <w:webHidden/>
+              </w:rPr>
+              <w:t>5</w:t>
+            </w:r>
+            <w:r>
+              <w:rPr>
+                <w:noProof/>
+                <w:webHidden/>
+              </w:rPr>
+              <w:fldChar w:fldCharType="end"/>
+            </w:r>
+          </w:hyperlink>
+        </w:p>
+        <w:p>
+          <w:pPr>
+            <w:pStyle w:val="TOC1"/>
             <w:rPr>
               <w:rFonts w:cstheme="minorBidi"/>
               <w:noProof/>
+              <w:kern w:val="2"/>
+              <w:sz w:val="24"/>
+              <w:szCs w:val="24"/>
+              <w:lang w:val="en-US" w:eastAsia="en-US"/>
+              <w14:ligatures w14:val="standardContextual"/>
             </w:rPr>
           </w:pPr>
-          <w:hyperlink w:anchor="_Toc209181919" w:history="1">
-            <w:r>
-              <w:rPr>
-                <w:rStyle w:val="Hiperhivatkozs"/>
+          <w:hyperlink w:anchor="_Toc227272992" w:history="1">
+            <w:r>
+              <w:rPr>
+                <w:rStyle w:val="Hyperlink"/>
                 <w:rFonts w:cstheme="majorHAnsi"/>
                 <w:noProof/>
               </w:rPr>
+              <w:t>5.</w:t>
+            </w:r>
+            <w:r>
+              <w:rPr>
+                <w:rFonts w:cstheme="minorBidi"/>
+                <w:noProof/>
+                <w:kern w:val="2"/>
+                <w:sz w:val="24"/>
+                <w:szCs w:val="24"/>
+                <w:lang w:val="en-US" w:eastAsia="en-US"/>
+                <w14:ligatures w14:val="standardContextual"/>
+              </w:rPr>
+              <w:tab/>
+            </w:r>
+            <w:r>
+              <w:rPr>
+                <w:rStyle w:val="Hyperlink"/>
+                <w:noProof/>
+              </w:rPr>
+              <w:t>Autentikáció</w:t>
+            </w:r>
+            <w:r>
+              <w:rPr>
+                <w:noProof/>
+                <w:webHidden/>
+              </w:rPr>
+              <w:tab/>
+            </w:r>
+            <w:r>
+              <w:rPr>
+                <w:noProof/>
+                <w:webHidden/>
+              </w:rPr>
+              <w:fldChar w:fldCharType="begin"/>
+            </w:r>
+            <w:r>
+              <w:rPr>
+                <w:noProof/>
+                <w:webHidden/>
+              </w:rPr>
+              <w:instrText xml:space="preserve"> PAGEREF _Toc227272992 \h </w:instrText>
+            </w:r>
+            <w:r>
+              <w:rPr>
+                <w:noProof/>
+                <w:webHidden/>
+              </w:rPr>
+            </w:r>
+            <w:r>
+              <w:rPr>
+                <w:noProof/>
+                <w:webHidden/>
+              </w:rPr>
+              <w:fldChar w:fldCharType="separate"/>
+            </w:r>
+            <w:r>
+              <w:rPr>
+                <w:noProof/>
+                <w:webHidden/>
+              </w:rPr>
+              <w:t>6</w:t>
+            </w:r>
+            <w:r>
+              <w:rPr>
+                <w:noProof/>
+                <w:webHidden/>
+              </w:rPr>
+              <w:fldChar w:fldCharType="end"/>
+            </w:r>
+          </w:hyperlink>
+        </w:p>
+        <w:p>
+          <w:pPr>
+            <w:pStyle w:val="TOC2"/>
+            <w:rPr>
+              <w:rFonts w:eastAsiaTheme="minorEastAsia"/>
+              <w:noProof/>
+              <w:kern w:val="2"/>
+              <w:sz w:val="24"/>
+              <w:szCs w:val="24"/>
+              <w:lang w:val="en-US"/>
+              <w14:ligatures w14:val="standardContextual"/>
+            </w:rPr>
+          </w:pPr>
+          <w:hyperlink w:anchor="_Toc227272993" w:history="1">
+            <w:r>
+              <w:rPr>
+                <w:rStyle w:val="Hyperlink"/>
+                <w:noProof/>
+              </w:rPr>
+              <w:t>5.1.</w:t>
+            </w:r>
+            <w:r>
+              <w:rPr>
+                <w:rFonts w:eastAsiaTheme="minorEastAsia"/>
+                <w:noProof/>
+                <w:kern w:val="2"/>
+                <w:sz w:val="24"/>
+                <w:szCs w:val="24"/>
+                <w:lang w:val="en-US"/>
+                <w14:ligatures w14:val="standardContextual"/>
+              </w:rPr>
+              <w:tab/>
+            </w:r>
+            <w:r>
+              <w:rPr>
+                <w:rStyle w:val="Hyperlink"/>
+                <w:noProof/>
+              </w:rPr>
+              <w:t>Összefoglalás</w:t>
+            </w:r>
+            <w:r>
+              <w:rPr>
+                <w:noProof/>
+                <w:webHidden/>
+              </w:rPr>
+              <w:tab/>
+            </w:r>
+            <w:r>
+              <w:rPr>
+                <w:noProof/>
+                <w:webHidden/>
+              </w:rPr>
+              <w:fldChar w:fldCharType="begin"/>
+            </w:r>
+            <w:r>
+              <w:rPr>
+                <w:noProof/>
+                <w:webHidden/>
+              </w:rPr>
+              <w:instrText xml:space="preserve"> PAGEREF _Toc227272993 \h </w:instrText>
+            </w:r>
+            <w:r>
+              <w:rPr>
+                <w:noProof/>
+                <w:webHidden/>
+              </w:rPr>
+            </w:r>
+            <w:r>
+              <w:rPr>
+                <w:noProof/>
+                <w:webHidden/>
+              </w:rPr>
+              <w:fldChar w:fldCharType="separate"/>
+            </w:r>
+            <w:r>
+              <w:rPr>
+                <w:noProof/>
+                <w:webHidden/>
+              </w:rPr>
+              <w:t>6</w:t>
+            </w:r>
+            <w:r>
+              <w:rPr>
+                <w:noProof/>
+                <w:webHidden/>
+              </w:rPr>
+              <w:fldChar w:fldCharType="end"/>
+            </w:r>
+          </w:hyperlink>
+        </w:p>
+        <w:p>
+          <w:pPr>
+            <w:pStyle w:val="TOC2"/>
+            <w:rPr>
+              <w:rFonts w:eastAsiaTheme="minorEastAsia"/>
+              <w:noProof/>
+              <w:kern w:val="2"/>
+              <w:sz w:val="24"/>
+              <w:szCs w:val="24"/>
+              <w:lang w:val="en-US"/>
+              <w14:ligatures w14:val="standardContextual"/>
+            </w:rPr>
+          </w:pPr>
+          <w:hyperlink w:anchor="_Toc227272994" w:history="1">
+            <w:r>
+              <w:rPr>
+                <w:rStyle w:val="Hyperlink"/>
+                <w:noProof/>
+              </w:rPr>
+              <w:t>5.2.</w:t>
+            </w:r>
+            <w:r>
+              <w:rPr>
+                <w:rFonts w:eastAsiaTheme="minorEastAsia"/>
+                <w:noProof/>
+                <w:kern w:val="2"/>
+                <w:sz w:val="24"/>
+                <w:szCs w:val="24"/>
+                <w:lang w:val="en-US"/>
+                <w14:ligatures w14:val="standardContextual"/>
+              </w:rPr>
+              <w:tab/>
+            </w:r>
+            <w:r>
+              <w:rPr>
+                <w:rStyle w:val="Hyperlink"/>
+                <w:noProof/>
+              </w:rPr>
+              <w:t>Validáció</w:t>
+            </w:r>
+            <w:r>
+              <w:rPr>
+                <w:noProof/>
+                <w:webHidden/>
+              </w:rPr>
+              <w:tab/>
+            </w:r>
+            <w:r>
+              <w:rPr>
+                <w:noProof/>
+                <w:webHidden/>
+              </w:rPr>
+              <w:fldChar w:fldCharType="begin"/>
+            </w:r>
+            <w:r>
+              <w:rPr>
+                <w:noProof/>
+                <w:webHidden/>
+              </w:rPr>
+              <w:instrText xml:space="preserve"> PAGEREF _Toc227272994 \h </w:instrText>
+            </w:r>
+            <w:r>
+              <w:rPr>
+                <w:noProof/>
+                <w:webHidden/>
+              </w:rPr>
+            </w:r>
+            <w:r>
+              <w:rPr>
+                <w:noProof/>
+                <w:webHidden/>
+              </w:rPr>
+              <w:fldChar w:fldCharType="separate"/>
+            </w:r>
+            <w:r>
+              <w:rPr>
+                <w:noProof/>
+                <w:webHidden/>
+              </w:rPr>
+              <w:t>6</w:t>
+            </w:r>
+            <w:r>
+              <w:rPr>
+                <w:noProof/>
+                <w:webHidden/>
+              </w:rPr>
+              <w:fldChar w:fldCharType="end"/>
+            </w:r>
+          </w:hyperlink>
+        </w:p>
+        <w:p>
+          <w:pPr>
+            <w:pStyle w:val="TOC2"/>
+            <w:rPr>
+              <w:rFonts w:eastAsiaTheme="minorEastAsia"/>
+              <w:noProof/>
+              <w:kern w:val="2"/>
+              <w:sz w:val="24"/>
+              <w:szCs w:val="24"/>
+              <w:lang w:val="en-US"/>
+              <w14:ligatures w14:val="standardContextual"/>
+            </w:rPr>
+          </w:pPr>
+          <w:hyperlink w:anchor="_Toc227272995" w:history="1">
+            <w:r>
+              <w:rPr>
+                <w:rStyle w:val="Hyperlink"/>
+                <w:noProof/>
+              </w:rPr>
+              <w:t>5.3.</w:t>
+            </w:r>
+            <w:r>
+              <w:rPr>
+                <w:rFonts w:eastAsiaTheme="minorEastAsia"/>
+                <w:noProof/>
+                <w:kern w:val="2"/>
+                <w:sz w:val="24"/>
+                <w:szCs w:val="24"/>
+                <w:lang w:val="en-US"/>
+                <w14:ligatures w14:val="standardContextual"/>
+              </w:rPr>
+              <w:tab/>
+            </w:r>
+            <w:r>
+              <w:rPr>
+                <w:rStyle w:val="Hyperlink"/>
+                <w:noProof/>
+              </w:rPr>
+              <w:t>auth.js</w:t>
+            </w:r>
+            <w:r>
+              <w:rPr>
+                <w:noProof/>
+                <w:webHidden/>
+              </w:rPr>
+              <w:tab/>
+            </w:r>
+            <w:r>
+              <w:rPr>
+                <w:noProof/>
+                <w:webHidden/>
+              </w:rPr>
+              <w:fldChar w:fldCharType="begin"/>
+            </w:r>
+            <w:r>
+              <w:rPr>
+                <w:noProof/>
+                <w:webHidden/>
+              </w:rPr>
+              <w:instrText xml:space="preserve"> PAGEREF _Toc227272995 \h </w:instrText>
+            </w:r>
+            <w:r>
+              <w:rPr>
+                <w:noProof/>
+                <w:webHidden/>
+              </w:rPr>
+            </w:r>
+            <w:r>
+              <w:rPr>
+                <w:noProof/>
+                <w:webHidden/>
+              </w:rPr>
+              <w:fldChar w:fldCharType="separate"/>
+            </w:r>
+            <w:r>
+              <w:rPr>
+                <w:noProof/>
+                <w:webHidden/>
+              </w:rPr>
+              <w:t>6</w:t>
+            </w:r>
+            <w:r>
+              <w:rPr>
+                <w:noProof/>
+                <w:webHidden/>
+              </w:rPr>
+              <w:fldChar w:fldCharType="end"/>
+            </w:r>
+          </w:hyperlink>
+        </w:p>
+        <w:p>
+          <w:pPr>
+            <w:pStyle w:val="TOC2"/>
+            <w:rPr>
+              <w:rFonts w:eastAsiaTheme="minorEastAsia"/>
+              <w:noProof/>
+              <w:kern w:val="2"/>
+              <w:sz w:val="24"/>
+              <w:szCs w:val="24"/>
+              <w:lang w:val="en-US"/>
+              <w14:ligatures w14:val="standardContextual"/>
+            </w:rPr>
+          </w:pPr>
+          <w:hyperlink w:anchor="_Toc227272996" w:history="1">
+            <w:r>
+              <w:rPr>
+                <w:rStyle w:val="Hyperlink"/>
+                <w:noProof/>
+              </w:rPr>
+              <w:t>5.4.</w:t>
+            </w:r>
+            <w:r>
+              <w:rPr>
+                <w:rFonts w:eastAsiaTheme="minorEastAsia"/>
+                <w:noProof/>
+                <w:kern w:val="2"/>
+                <w:sz w:val="24"/>
+                <w:szCs w:val="24"/>
+                <w:lang w:val="en-US"/>
+                <w14:ligatures w14:val="standardContextual"/>
+              </w:rPr>
+              <w:tab/>
+            </w:r>
+            <w:r>
+              <w:rPr>
+                <w:rStyle w:val="Hyperlink"/>
+                <w:noProof/>
+              </w:rPr>
+              <w:t>Jogosultságellenőrzés az oldalaknál</w:t>
+            </w:r>
+            <w:r>
+              <w:rPr>
+                <w:noProof/>
+                <w:webHidden/>
+              </w:rPr>
+              <w:tab/>
+            </w:r>
+            <w:r>
+              <w:rPr>
+                <w:noProof/>
+                <w:webHidden/>
+              </w:rPr>
+              <w:fldChar w:fldCharType="begin"/>
+            </w:r>
+            <w:r>
+              <w:rPr>
+                <w:noProof/>
+                <w:webHidden/>
+              </w:rPr>
+              <w:instrText xml:space="preserve"> PAGEREF _Toc227272996 \h </w:instrText>
+            </w:r>
+            <w:r>
+              <w:rPr>
+                <w:noProof/>
+                <w:webHidden/>
+              </w:rPr>
+            </w:r>
+            <w:r>
+              <w:rPr>
+                <w:noProof/>
+                <w:webHidden/>
+              </w:rPr>
+              <w:fldChar w:fldCharType="separate"/>
+            </w:r>
+            <w:r>
+              <w:rPr>
+                <w:noProof/>
+                <w:webHidden/>
+              </w:rPr>
+              <w:t>6</w:t>
+            </w:r>
+            <w:r>
+              <w:rPr>
+                <w:noProof/>
+                <w:webHidden/>
+              </w:rPr>
+              <w:fldChar w:fldCharType="end"/>
+            </w:r>
+          </w:hyperlink>
+        </w:p>
+        <w:p>
+          <w:pPr>
+            <w:pStyle w:val="TOC1"/>
+            <w:rPr>
+              <w:rFonts w:cstheme="minorBidi"/>
+              <w:noProof/>
+              <w:kern w:val="2"/>
+              <w:sz w:val="24"/>
+              <w:szCs w:val="24"/>
+              <w:lang w:val="en-US" w:eastAsia="en-US"/>
+              <w14:ligatures w14:val="standardContextual"/>
+            </w:rPr>
+          </w:pPr>
+          <w:hyperlink w:anchor="_Toc227272997" w:history="1">
+            <w:r>
+              <w:rPr>
+                <w:rStyle w:val="Hyperlink"/>
+                <w:rFonts w:cstheme="majorHAnsi"/>
+                <w:noProof/>
+              </w:rPr>
+              <w:t>6.</w:t>
+            </w:r>
+            <w:r>
+              <w:rPr>
+                <w:rFonts w:cstheme="minorBidi"/>
+                <w:noProof/>
+                <w:kern w:val="2"/>
+                <w:sz w:val="24"/>
+                <w:szCs w:val="24"/>
+                <w:lang w:val="en-US" w:eastAsia="en-US"/>
+                <w14:ligatures w14:val="standardContextual"/>
+              </w:rPr>
+              <w:tab/>
+            </w:r>
+            <w:r>
+              <w:rPr>
+                <w:rStyle w:val="Hyperlink"/>
+                <w:noProof/>
+              </w:rPr>
+              <w:t>UI/UX</w:t>
+            </w:r>
+            <w:r>
+              <w:rPr>
+                <w:noProof/>
+                <w:webHidden/>
+              </w:rPr>
+              <w:tab/>
+            </w:r>
+            <w:r>
+              <w:rPr>
+                <w:noProof/>
+                <w:webHidden/>
+              </w:rPr>
+              <w:fldChar w:fldCharType="begin"/>
+            </w:r>
+            <w:r>
+              <w:rPr>
+                <w:noProof/>
+                <w:webHidden/>
+              </w:rPr>
+              <w:instrText xml:space="preserve"> PAGEREF _Toc227272997 \h </w:instrText>
+            </w:r>
+            <w:r>
+              <w:rPr>
+                <w:noProof/>
+                <w:webHidden/>
+              </w:rPr>
+            </w:r>
+            <w:r>
+              <w:rPr>
+                <w:noProof/>
+                <w:webHidden/>
+              </w:rPr>
+              <w:fldChar w:fldCharType="separate"/>
+            </w:r>
+            <w:r>
+              <w:rPr>
+                <w:noProof/>
+                <w:webHidden/>
+              </w:rPr>
+              <w:t>7</w:t>
+            </w:r>
+            <w:r>
+              <w:rPr>
+                <w:noProof/>
+                <w:webHidden/>
+              </w:rPr>
+              <w:fldChar w:fldCharType="end"/>
+            </w:r>
+          </w:hyperlink>
+        </w:p>
+        <w:p>
+          <w:pPr>
+            <w:pStyle w:val="TOC2"/>
+            <w:rPr>
+              <w:rFonts w:eastAsiaTheme="minorEastAsia"/>
+              <w:noProof/>
+              <w:kern w:val="2"/>
+              <w:sz w:val="24"/>
+              <w:szCs w:val="24"/>
+              <w:lang w:val="en-US"/>
+              <w14:ligatures w14:val="standardContextual"/>
+            </w:rPr>
+          </w:pPr>
+          <w:hyperlink w:anchor="_Toc227272998" w:history="1">
+            <w:r>
+              <w:rPr>
+                <w:rStyle w:val="Hyperlink"/>
+                <w:noProof/>
+              </w:rPr>
+              <w:t>6.1.</w:t>
+            </w:r>
+            <w:r>
+              <w:rPr>
+                <w:rFonts w:eastAsiaTheme="minorEastAsia"/>
+                <w:noProof/>
+                <w:kern w:val="2"/>
+                <w:sz w:val="24"/>
+                <w:szCs w:val="24"/>
+                <w:lang w:val="en-US"/>
+                <w14:ligatures w14:val="standardContextual"/>
+              </w:rPr>
+              <w:tab/>
+            </w:r>
+            <w:r>
+              <w:rPr>
+                <w:rStyle w:val="Hyperlink"/>
+                <w:noProof/>
+              </w:rPr>
+              <w:t>Technológiák</w:t>
+            </w:r>
+            <w:r>
+              <w:rPr>
+                <w:noProof/>
+                <w:webHidden/>
+              </w:rPr>
+              <w:tab/>
+            </w:r>
+            <w:r>
+              <w:rPr>
+                <w:noProof/>
+                <w:webHidden/>
+              </w:rPr>
+              <w:fldChar w:fldCharType="begin"/>
+            </w:r>
+            <w:r>
+              <w:rPr>
+                <w:noProof/>
+                <w:webHidden/>
+              </w:rPr>
+              <w:instrText xml:space="preserve"> PAGEREF _Toc227272998 \h </w:instrText>
+            </w:r>
+            <w:r>
+              <w:rPr>
+                <w:noProof/>
+                <w:webHidden/>
+              </w:rPr>
+            </w:r>
+            <w:r>
+              <w:rPr>
+                <w:noProof/>
+                <w:webHidden/>
+              </w:rPr>
+              <w:fldChar w:fldCharType="separate"/>
+            </w:r>
+            <w:r>
+              <w:rPr>
+                <w:noProof/>
+                <w:webHidden/>
+              </w:rPr>
+              <w:t>7</w:t>
+            </w:r>
+            <w:r>
+              <w:rPr>
+                <w:noProof/>
+                <w:webHidden/>
+              </w:rPr>
+              <w:fldChar w:fldCharType="end"/>
+            </w:r>
+          </w:hyperlink>
+        </w:p>
+        <w:p>
+          <w:pPr>
+            <w:pStyle w:val="TOC2"/>
+            <w:rPr>
+              <w:rFonts w:eastAsiaTheme="minorEastAsia"/>
+              <w:noProof/>
+              <w:kern w:val="2"/>
+              <w:sz w:val="24"/>
+              <w:szCs w:val="24"/>
+              <w:lang w:val="en-US"/>
+              <w14:ligatures w14:val="standardContextual"/>
+            </w:rPr>
+          </w:pPr>
+          <w:hyperlink w:anchor="_Toc227272999" w:history="1">
+            <w:r>
+              <w:rPr>
+                <w:rStyle w:val="Hyperlink"/>
+                <w:noProof/>
+              </w:rPr>
+              <w:t>6.2.</w:t>
+            </w:r>
+            <w:r>
+              <w:rPr>
+                <w:rFonts w:eastAsiaTheme="minorEastAsia"/>
+                <w:noProof/>
+                <w:kern w:val="2"/>
+                <w:sz w:val="24"/>
+                <w:szCs w:val="24"/>
+                <w:lang w:val="en-US"/>
+                <w14:ligatures w14:val="standardContextual"/>
+              </w:rPr>
+              <w:tab/>
+            </w:r>
+            <w:r>
+              <w:rPr>
+                <w:rStyle w:val="Hyperlink"/>
+                <w:noProof/>
+              </w:rPr>
+              <w:t>Fontos fájlok</w:t>
+            </w:r>
+            <w:r>
+              <w:rPr>
+                <w:noProof/>
+                <w:webHidden/>
+              </w:rPr>
+              <w:tab/>
+            </w:r>
+            <w:r>
+              <w:rPr>
+                <w:noProof/>
+                <w:webHidden/>
+              </w:rPr>
+              <w:fldChar w:fldCharType="begin"/>
+            </w:r>
+            <w:r>
+              <w:rPr>
+                <w:noProof/>
+                <w:webHidden/>
+              </w:rPr>
+              <w:instrText xml:space="preserve"> PAGEREF _Toc227272999 \h </w:instrText>
+            </w:r>
+            <w:r>
+              <w:rPr>
+                <w:noProof/>
+                <w:webHidden/>
+              </w:rPr>
+            </w:r>
+            <w:r>
+              <w:rPr>
+                <w:noProof/>
+                <w:webHidden/>
+              </w:rPr>
+              <w:fldChar w:fldCharType="separate"/>
+            </w:r>
+            <w:r>
+              <w:rPr>
+                <w:noProof/>
+                <w:webHidden/>
+              </w:rPr>
+              <w:t>7</w:t>
+            </w:r>
+            <w:r>
+              <w:rPr>
+                <w:noProof/>
+                <w:webHidden/>
+              </w:rPr>
+              <w:fldChar w:fldCharType="end"/>
+            </w:r>
+          </w:hyperlink>
+        </w:p>
+        <w:p>
+          <w:pPr>
+            <w:pStyle w:val="TOC2"/>
+            <w:rPr>
+              <w:rFonts w:eastAsiaTheme="minorEastAsia"/>
+              <w:noProof/>
+              <w:kern w:val="2"/>
+              <w:sz w:val="24"/>
+              <w:szCs w:val="24"/>
+              <w:lang w:val="en-US"/>
+              <w14:ligatures w14:val="standardContextual"/>
+            </w:rPr>
+          </w:pPr>
+          <w:hyperlink w:anchor="_Toc227273000" w:history="1">
+            <w:r>
+              <w:rPr>
+                <w:rStyle w:val="Hyperlink"/>
+                <w:noProof/>
+              </w:rPr>
+              <w:t>6.3.</w:t>
+            </w:r>
+            <w:r>
+              <w:rPr>
+                <w:rFonts w:eastAsiaTheme="minorEastAsia"/>
+                <w:noProof/>
+                <w:kern w:val="2"/>
+                <w:sz w:val="24"/>
+                <w:szCs w:val="24"/>
+                <w:lang w:val="en-US"/>
+                <w14:ligatures w14:val="standardContextual"/>
+              </w:rPr>
+              <w:tab/>
+            </w:r>
+            <w:r>
+              <w:rPr>
+                <w:rStyle w:val="Hyperlink"/>
+                <w:noProof/>
+              </w:rPr>
+              <w:t>Egyedi CSS konfigurációk</w:t>
+            </w:r>
+            <w:r>
+              <w:rPr>
+                <w:noProof/>
+                <w:webHidden/>
+              </w:rPr>
+              <w:tab/>
+            </w:r>
+            <w:r>
+              <w:rPr>
+                <w:noProof/>
+                <w:webHidden/>
+              </w:rPr>
+              <w:fldChar w:fldCharType="begin"/>
+            </w:r>
+            <w:r>
+              <w:rPr>
+                <w:noProof/>
+                <w:webHidden/>
+              </w:rPr>
+              <w:instrText xml:space="preserve"> PAGEREF _Toc227273000 \h </w:instrText>
+            </w:r>
+            <w:r>
+              <w:rPr>
+                <w:noProof/>
+                <w:webHidden/>
+              </w:rPr>
+            </w:r>
+            <w:r>
+              <w:rPr>
+                <w:noProof/>
+                <w:webHidden/>
+              </w:rPr>
+              <w:fldChar w:fldCharType="separate"/>
+            </w:r>
+            <w:r>
+              <w:rPr>
+                <w:noProof/>
+                <w:webHidden/>
+              </w:rPr>
+              <w:t>7</w:t>
+            </w:r>
+            <w:r>
+              <w:rPr>
+                <w:noProof/>
+                <w:webHidden/>
+              </w:rPr>
+              <w:fldChar w:fldCharType="end"/>
+            </w:r>
+          </w:hyperlink>
+        </w:p>
+        <w:p>
+          <w:pPr>
+            <w:pStyle w:val="TOC1"/>
+            <w:rPr>
+              <w:rFonts w:cstheme="minorBidi"/>
+              <w:noProof/>
+              <w:kern w:val="2"/>
+              <w:sz w:val="24"/>
+              <w:szCs w:val="24"/>
+              <w:lang w:val="en-US" w:eastAsia="en-US"/>
+              <w14:ligatures w14:val="standardContextual"/>
+            </w:rPr>
+          </w:pPr>
+          <w:hyperlink w:anchor="_Toc227273001" w:history="1">
+            <w:r>
+              <w:rPr>
+                <w:rStyle w:val="Hyperlink"/>
+                <w:rFonts w:cstheme="majorHAnsi"/>
+                <w:noProof/>
+              </w:rPr>
               <w:t>7.</w:t>
             </w:r>
             <w:r>
               <w:rPr>
                 <w:rFonts w:cstheme="minorBidi"/>
                 <w:noProof/>
+                <w:kern w:val="2"/>
+                <w:sz w:val="24"/>
+                <w:szCs w:val="24"/>
+                <w:lang w:val="en-US" w:eastAsia="en-US"/>
+                <w14:ligatures w14:val="standardContextual"/>
               </w:rPr>
               <w:tab/>
             </w:r>
             <w:r>
               <w:rPr>
-                <w:rStyle w:val="Hiperhivatkozs"/>
-                <w:noProof/>
-              </w:rPr>
-              <w:t>Projekt adatlap</w:t>
+                <w:rStyle w:val="Hyperlink"/>
+                <w:noProof/>
+              </w:rPr>
+              <w:t>API-kommunikáció</w:t>
             </w:r>
             <w:r>
               <w:rPr>
@@ -1478,7 +2594,7 @@
                 <w:noProof/>
                 <w:webHidden/>
               </w:rPr>
-              <w:instrText xml:space="preserve"> PAGEREF _Toc209181919 \h </w:instrText>
+              <w:instrText xml:space="preserve"> PAGEREF _Toc227273001 \h </w:instrText>
             </w:r>
             <w:r>
               <w:rPr>
@@ -1499,6 +2615,729 @@
                 <w:webHidden/>
               </w:rPr>
               <w:t>8</w:t>
+            </w:r>
+            <w:r>
+              <w:rPr>
+                <w:noProof/>
+                <w:webHidden/>
+              </w:rPr>
+              <w:fldChar w:fldCharType="end"/>
+            </w:r>
+          </w:hyperlink>
+        </w:p>
+        <w:p>
+          <w:pPr>
+            <w:pStyle w:val="TOC2"/>
+            <w:rPr>
+              <w:rFonts w:eastAsiaTheme="minorEastAsia"/>
+              <w:noProof/>
+              <w:kern w:val="2"/>
+              <w:sz w:val="24"/>
+              <w:szCs w:val="24"/>
+              <w:lang w:val="en-US"/>
+              <w14:ligatures w14:val="standardContextual"/>
+            </w:rPr>
+          </w:pPr>
+          <w:hyperlink w:anchor="_Toc227273002" w:history="1">
+            <w:r>
+              <w:rPr>
+                <w:rStyle w:val="Hyperlink"/>
+                <w:noProof/>
+              </w:rPr>
+              <w:t>7.1.</w:t>
+            </w:r>
+            <w:r>
+              <w:rPr>
+                <w:rFonts w:eastAsiaTheme="minorEastAsia"/>
+                <w:noProof/>
+                <w:kern w:val="2"/>
+                <w:sz w:val="24"/>
+                <w:szCs w:val="24"/>
+                <w:lang w:val="en-US"/>
+                <w14:ligatures w14:val="standardContextual"/>
+              </w:rPr>
+              <w:tab/>
+            </w:r>
+            <w:r>
+              <w:rPr>
+                <w:rStyle w:val="Hyperlink"/>
+                <w:noProof/>
+              </w:rPr>
+              <w:t>Axios</w:t>
+            </w:r>
+            <w:r>
+              <w:rPr>
+                <w:noProof/>
+                <w:webHidden/>
+              </w:rPr>
+              <w:tab/>
+            </w:r>
+            <w:r>
+              <w:rPr>
+                <w:noProof/>
+                <w:webHidden/>
+              </w:rPr>
+              <w:fldChar w:fldCharType="begin"/>
+            </w:r>
+            <w:r>
+              <w:rPr>
+                <w:noProof/>
+                <w:webHidden/>
+              </w:rPr>
+              <w:instrText xml:space="preserve"> PAGEREF _Toc227273002 \h </w:instrText>
+            </w:r>
+            <w:r>
+              <w:rPr>
+                <w:noProof/>
+                <w:webHidden/>
+              </w:rPr>
+            </w:r>
+            <w:r>
+              <w:rPr>
+                <w:noProof/>
+                <w:webHidden/>
+              </w:rPr>
+              <w:fldChar w:fldCharType="separate"/>
+            </w:r>
+            <w:r>
+              <w:rPr>
+                <w:noProof/>
+                <w:webHidden/>
+              </w:rPr>
+              <w:t>8</w:t>
+            </w:r>
+            <w:r>
+              <w:rPr>
+                <w:noProof/>
+                <w:webHidden/>
+              </w:rPr>
+              <w:fldChar w:fldCharType="end"/>
+            </w:r>
+          </w:hyperlink>
+        </w:p>
+        <w:p>
+          <w:pPr>
+            <w:pStyle w:val="TOC2"/>
+            <w:rPr>
+              <w:rFonts w:eastAsiaTheme="minorEastAsia"/>
+              <w:noProof/>
+              <w:kern w:val="2"/>
+              <w:sz w:val="24"/>
+              <w:szCs w:val="24"/>
+              <w:lang w:val="en-US"/>
+              <w14:ligatures w14:val="standardContextual"/>
+            </w:rPr>
+          </w:pPr>
+          <w:hyperlink w:anchor="_Toc227273003" w:history="1">
+            <w:r>
+              <w:rPr>
+                <w:rStyle w:val="Hyperlink"/>
+                <w:noProof/>
+              </w:rPr>
+              <w:t>7.2.</w:t>
+            </w:r>
+            <w:r>
+              <w:rPr>
+                <w:rFonts w:eastAsiaTheme="minorEastAsia"/>
+                <w:noProof/>
+                <w:kern w:val="2"/>
+                <w:sz w:val="24"/>
+                <w:szCs w:val="24"/>
+                <w:lang w:val="en-US"/>
+                <w14:ligatures w14:val="standardContextual"/>
+              </w:rPr>
+              <w:tab/>
+            </w:r>
+            <w:r>
+              <w:rPr>
+                <w:rStyle w:val="Hyperlink"/>
+                <w:noProof/>
+              </w:rPr>
+              <w:t>Néhány API-kérés a projektben</w:t>
+            </w:r>
+            <w:r>
+              <w:rPr>
+                <w:noProof/>
+                <w:webHidden/>
+              </w:rPr>
+              <w:tab/>
+            </w:r>
+            <w:r>
+              <w:rPr>
+                <w:noProof/>
+                <w:webHidden/>
+              </w:rPr>
+              <w:fldChar w:fldCharType="begin"/>
+            </w:r>
+            <w:r>
+              <w:rPr>
+                <w:noProof/>
+                <w:webHidden/>
+              </w:rPr>
+              <w:instrText xml:space="preserve"> PAGEREF _Toc227273003 \h </w:instrText>
+            </w:r>
+            <w:r>
+              <w:rPr>
+                <w:noProof/>
+                <w:webHidden/>
+              </w:rPr>
+            </w:r>
+            <w:r>
+              <w:rPr>
+                <w:noProof/>
+                <w:webHidden/>
+              </w:rPr>
+              <w:fldChar w:fldCharType="separate"/>
+            </w:r>
+            <w:r>
+              <w:rPr>
+                <w:noProof/>
+                <w:webHidden/>
+              </w:rPr>
+              <w:t>8</w:t>
+            </w:r>
+            <w:r>
+              <w:rPr>
+                <w:noProof/>
+                <w:webHidden/>
+              </w:rPr>
+              <w:fldChar w:fldCharType="end"/>
+            </w:r>
+          </w:hyperlink>
+        </w:p>
+        <w:p>
+          <w:pPr>
+            <w:pStyle w:val="TOC1"/>
+            <w:rPr>
+              <w:rFonts w:cstheme="minorBidi"/>
+              <w:noProof/>
+              <w:kern w:val="2"/>
+              <w:sz w:val="24"/>
+              <w:szCs w:val="24"/>
+              <w:lang w:val="en-US" w:eastAsia="en-US"/>
+              <w14:ligatures w14:val="standardContextual"/>
+            </w:rPr>
+          </w:pPr>
+          <w:hyperlink w:anchor="_Toc227273004" w:history="1">
+            <w:r>
+              <w:rPr>
+                <w:rStyle w:val="Hyperlink"/>
+                <w:rFonts w:cstheme="majorHAnsi"/>
+                <w:noProof/>
+              </w:rPr>
+              <w:t>8.</w:t>
+            </w:r>
+            <w:r>
+              <w:rPr>
+                <w:rFonts w:cstheme="minorBidi"/>
+                <w:noProof/>
+                <w:kern w:val="2"/>
+                <w:sz w:val="24"/>
+                <w:szCs w:val="24"/>
+                <w:lang w:val="en-US" w:eastAsia="en-US"/>
+                <w14:ligatures w14:val="standardContextual"/>
+              </w:rPr>
+              <w:tab/>
+            </w:r>
+            <w:r>
+              <w:rPr>
+                <w:rStyle w:val="Hyperlink"/>
+                <w:noProof/>
+              </w:rPr>
+              <w:t>Jövőbeli bővítési lehetőségek</w:t>
+            </w:r>
+            <w:r>
+              <w:rPr>
+                <w:noProof/>
+                <w:webHidden/>
+              </w:rPr>
+              <w:tab/>
+            </w:r>
+            <w:r>
+              <w:rPr>
+                <w:noProof/>
+                <w:webHidden/>
+              </w:rPr>
+              <w:fldChar w:fldCharType="begin"/>
+            </w:r>
+            <w:r>
+              <w:rPr>
+                <w:noProof/>
+                <w:webHidden/>
+              </w:rPr>
+              <w:instrText xml:space="preserve"> PAGEREF _Toc227273004 \h </w:instrText>
+            </w:r>
+            <w:r>
+              <w:rPr>
+                <w:noProof/>
+                <w:webHidden/>
+              </w:rPr>
+            </w:r>
+            <w:r>
+              <w:rPr>
+                <w:noProof/>
+                <w:webHidden/>
+              </w:rPr>
+              <w:fldChar w:fldCharType="separate"/>
+            </w:r>
+            <w:r>
+              <w:rPr>
+                <w:noProof/>
+                <w:webHidden/>
+              </w:rPr>
+              <w:t>9</w:t>
+            </w:r>
+            <w:r>
+              <w:rPr>
+                <w:noProof/>
+                <w:webHidden/>
+              </w:rPr>
+              <w:fldChar w:fldCharType="end"/>
+            </w:r>
+          </w:hyperlink>
+        </w:p>
+        <w:p>
+          <w:pPr>
+            <w:pStyle w:val="TOC2"/>
+            <w:rPr>
+              <w:rFonts w:eastAsiaTheme="minorEastAsia"/>
+              <w:noProof/>
+              <w:kern w:val="2"/>
+              <w:sz w:val="24"/>
+              <w:szCs w:val="24"/>
+              <w:lang w:val="en-US"/>
+              <w14:ligatures w14:val="standardContextual"/>
+            </w:rPr>
+          </w:pPr>
+          <w:hyperlink w:anchor="_Toc227273005" w:history="1">
+            <w:r>
+              <w:rPr>
+                <w:rStyle w:val="Hyperlink"/>
+                <w:noProof/>
+              </w:rPr>
+              <w:t>8.1.</w:t>
+            </w:r>
+            <w:r>
+              <w:rPr>
+                <w:rFonts w:eastAsiaTheme="minorEastAsia"/>
+                <w:noProof/>
+                <w:kern w:val="2"/>
+                <w:sz w:val="24"/>
+                <w:szCs w:val="24"/>
+                <w:lang w:val="en-US"/>
+                <w14:ligatures w14:val="standardContextual"/>
+              </w:rPr>
+              <w:tab/>
+            </w:r>
+            <w:r>
+              <w:rPr>
+                <w:rStyle w:val="Hyperlink"/>
+                <w:noProof/>
+              </w:rPr>
+              <w:t>v</w:t>
+            </w:r>
+            <w:r>
+              <w:rPr>
+                <w:noProof/>
+                <w:webHidden/>
+              </w:rPr>
+              <w:tab/>
+            </w:r>
+            <w:r>
+              <w:rPr>
+                <w:noProof/>
+                <w:webHidden/>
+              </w:rPr>
+              <w:fldChar w:fldCharType="begin"/>
+            </w:r>
+            <w:r>
+              <w:rPr>
+                <w:noProof/>
+                <w:webHidden/>
+              </w:rPr>
+              <w:instrText xml:space="preserve"> PAGEREF _Toc227273005 \h </w:instrText>
+            </w:r>
+            <w:r>
+              <w:rPr>
+                <w:noProof/>
+                <w:webHidden/>
+              </w:rPr>
+            </w:r>
+            <w:r>
+              <w:rPr>
+                <w:noProof/>
+                <w:webHidden/>
+              </w:rPr>
+              <w:fldChar w:fldCharType="separate"/>
+            </w:r>
+            <w:r>
+              <w:rPr>
+                <w:noProof/>
+                <w:webHidden/>
+              </w:rPr>
+              <w:t>9</w:t>
+            </w:r>
+            <w:r>
+              <w:rPr>
+                <w:noProof/>
+                <w:webHidden/>
+              </w:rPr>
+              <w:fldChar w:fldCharType="end"/>
+            </w:r>
+          </w:hyperlink>
+        </w:p>
+        <w:p>
+          <w:pPr>
+            <w:pStyle w:val="TOC1"/>
+            <w:rPr>
+              <w:rFonts w:cstheme="minorBidi"/>
+              <w:noProof/>
+              <w:kern w:val="2"/>
+              <w:sz w:val="24"/>
+              <w:szCs w:val="24"/>
+              <w:lang w:val="en-US" w:eastAsia="en-US"/>
+              <w14:ligatures w14:val="standardContextual"/>
+            </w:rPr>
+          </w:pPr>
+          <w:hyperlink w:anchor="_Toc227273006" w:history="1">
+            <w:r>
+              <w:rPr>
+                <w:rStyle w:val="Hyperlink"/>
+                <w:rFonts w:cstheme="majorHAnsi"/>
+                <w:noProof/>
+              </w:rPr>
+              <w:t>9.</w:t>
+            </w:r>
+            <w:r>
+              <w:rPr>
+                <w:rFonts w:cstheme="minorBidi"/>
+                <w:noProof/>
+                <w:kern w:val="2"/>
+                <w:sz w:val="24"/>
+                <w:szCs w:val="24"/>
+                <w:lang w:val="en-US" w:eastAsia="en-US"/>
+                <w14:ligatures w14:val="standardContextual"/>
+              </w:rPr>
+              <w:tab/>
+            </w:r>
+            <w:r>
+              <w:rPr>
+                <w:rStyle w:val="Hyperlink"/>
+                <w:noProof/>
+              </w:rPr>
+              <w:t>Jövőbeli bővítési lehetőségek</w:t>
+            </w:r>
+            <w:r>
+              <w:rPr>
+                <w:noProof/>
+                <w:webHidden/>
+              </w:rPr>
+              <w:tab/>
+            </w:r>
+            <w:r>
+              <w:rPr>
+                <w:noProof/>
+                <w:webHidden/>
+              </w:rPr>
+              <w:fldChar w:fldCharType="begin"/>
+            </w:r>
+            <w:r>
+              <w:rPr>
+                <w:noProof/>
+                <w:webHidden/>
+              </w:rPr>
+              <w:instrText xml:space="preserve"> PAGEREF _Toc227273006 \h </w:instrText>
+            </w:r>
+            <w:r>
+              <w:rPr>
+                <w:noProof/>
+                <w:webHidden/>
+              </w:rPr>
+            </w:r>
+            <w:r>
+              <w:rPr>
+                <w:noProof/>
+                <w:webHidden/>
+              </w:rPr>
+              <w:fldChar w:fldCharType="separate"/>
+            </w:r>
+            <w:r>
+              <w:rPr>
+                <w:noProof/>
+                <w:webHidden/>
+              </w:rPr>
+              <w:t>10</w:t>
+            </w:r>
+            <w:r>
+              <w:rPr>
+                <w:noProof/>
+                <w:webHidden/>
+              </w:rPr>
+              <w:fldChar w:fldCharType="end"/>
+            </w:r>
+          </w:hyperlink>
+        </w:p>
+        <w:p>
+          <w:pPr>
+            <w:pStyle w:val="TOC2"/>
+            <w:rPr>
+              <w:rFonts w:eastAsiaTheme="minorEastAsia"/>
+              <w:noProof/>
+              <w:kern w:val="2"/>
+              <w:sz w:val="24"/>
+              <w:szCs w:val="24"/>
+              <w:lang w:val="en-US"/>
+              <w14:ligatures w14:val="standardContextual"/>
+            </w:rPr>
+          </w:pPr>
+          <w:hyperlink w:anchor="_Toc227273007" w:history="1">
+            <w:r>
+              <w:rPr>
+                <w:rStyle w:val="Hyperlink"/>
+                <w:noProof/>
+              </w:rPr>
+              <w:t>9.1.</w:t>
+            </w:r>
+            <w:r>
+              <w:rPr>
+                <w:rFonts w:eastAsiaTheme="minorEastAsia"/>
+                <w:noProof/>
+                <w:kern w:val="2"/>
+                <w:sz w:val="24"/>
+                <w:szCs w:val="24"/>
+                <w:lang w:val="en-US"/>
+                <w14:ligatures w14:val="standardContextual"/>
+              </w:rPr>
+              <w:tab/>
+            </w:r>
+            <w:r>
+              <w:rPr>
+                <w:rStyle w:val="Hyperlink"/>
+                <w:noProof/>
+              </w:rPr>
+              <w:t>v</w:t>
+            </w:r>
+            <w:r>
+              <w:rPr>
+                <w:noProof/>
+                <w:webHidden/>
+              </w:rPr>
+              <w:tab/>
+            </w:r>
+            <w:r>
+              <w:rPr>
+                <w:noProof/>
+                <w:webHidden/>
+              </w:rPr>
+              <w:fldChar w:fldCharType="begin"/>
+            </w:r>
+            <w:r>
+              <w:rPr>
+                <w:noProof/>
+                <w:webHidden/>
+              </w:rPr>
+              <w:instrText xml:space="preserve"> PAGEREF _Toc227273007 \h </w:instrText>
+            </w:r>
+            <w:r>
+              <w:rPr>
+                <w:noProof/>
+                <w:webHidden/>
+              </w:rPr>
+            </w:r>
+            <w:r>
+              <w:rPr>
+                <w:noProof/>
+                <w:webHidden/>
+              </w:rPr>
+              <w:fldChar w:fldCharType="separate"/>
+            </w:r>
+            <w:r>
+              <w:rPr>
+                <w:noProof/>
+                <w:webHidden/>
+              </w:rPr>
+              <w:t>10</w:t>
+            </w:r>
+            <w:r>
+              <w:rPr>
+                <w:noProof/>
+                <w:webHidden/>
+              </w:rPr>
+              <w:fldChar w:fldCharType="end"/>
+            </w:r>
+          </w:hyperlink>
+        </w:p>
+        <w:p>
+          <w:pPr>
+            <w:pStyle w:val="TOC1"/>
+            <w:rPr>
+              <w:rFonts w:cstheme="minorBidi"/>
+              <w:noProof/>
+              <w:kern w:val="2"/>
+              <w:sz w:val="24"/>
+              <w:szCs w:val="24"/>
+              <w:lang w:val="en-US" w:eastAsia="en-US"/>
+              <w14:ligatures w14:val="standardContextual"/>
+            </w:rPr>
+          </w:pPr>
+          <w:hyperlink w:anchor="_Toc227273008" w:history="1">
+            <w:r>
+              <w:rPr>
+                <w:rStyle w:val="Hyperlink"/>
+                <w:rFonts w:cstheme="majorHAnsi"/>
+                <w:noProof/>
+              </w:rPr>
+              <w:t>10.</w:t>
+            </w:r>
+            <w:r>
+              <w:rPr>
+                <w:rFonts w:cstheme="minorBidi"/>
+                <w:noProof/>
+                <w:kern w:val="2"/>
+                <w:sz w:val="24"/>
+                <w:szCs w:val="24"/>
+                <w:lang w:val="en-US" w:eastAsia="en-US"/>
+                <w14:ligatures w14:val="standardContextual"/>
+              </w:rPr>
+              <w:tab/>
+            </w:r>
+            <w:r>
+              <w:rPr>
+                <w:rStyle w:val="Hyperlink"/>
+                <w:noProof/>
+              </w:rPr>
+              <w:t>Jövőbeli bővítési lehetőségek</w:t>
+            </w:r>
+            <w:r>
+              <w:rPr>
+                <w:noProof/>
+                <w:webHidden/>
+              </w:rPr>
+              <w:tab/>
+            </w:r>
+            <w:r>
+              <w:rPr>
+                <w:noProof/>
+                <w:webHidden/>
+              </w:rPr>
+              <w:fldChar w:fldCharType="begin"/>
+            </w:r>
+            <w:r>
+              <w:rPr>
+                <w:noProof/>
+                <w:webHidden/>
+              </w:rPr>
+              <w:instrText xml:space="preserve"> PAGEREF _Toc227273008 \h </w:instrText>
+            </w:r>
+            <w:r>
+              <w:rPr>
+                <w:noProof/>
+                <w:webHidden/>
+              </w:rPr>
+            </w:r>
+            <w:r>
+              <w:rPr>
+                <w:noProof/>
+                <w:webHidden/>
+              </w:rPr>
+              <w:fldChar w:fldCharType="separate"/>
+            </w:r>
+            <w:r>
+              <w:rPr>
+                <w:noProof/>
+                <w:webHidden/>
+              </w:rPr>
+              <w:t>11</w:t>
+            </w:r>
+            <w:r>
+              <w:rPr>
+                <w:noProof/>
+                <w:webHidden/>
+              </w:rPr>
+              <w:fldChar w:fldCharType="end"/>
+            </w:r>
+          </w:hyperlink>
+        </w:p>
+        <w:p>
+          <w:pPr>
+            <w:pStyle w:val="TOC2"/>
+            <w:rPr>
+              <w:rFonts w:eastAsiaTheme="minorEastAsia"/>
+              <w:noProof/>
+              <w:kern w:val="2"/>
+              <w:sz w:val="24"/>
+              <w:szCs w:val="24"/>
+              <w:lang w:val="en-US"/>
+              <w14:ligatures w14:val="standardContextual"/>
+            </w:rPr>
+          </w:pPr>
+          <w:hyperlink w:anchor="_Toc227273009" w:history="1">
+            <w:r>
+              <w:rPr>
+                <w:rStyle w:val="Hyperlink"/>
+                <w:noProof/>
+              </w:rPr>
+              <w:t>10.1.</w:t>
+            </w:r>
+            <w:r>
+              <w:rPr>
+                <w:rFonts w:eastAsiaTheme="minorEastAsia"/>
+                <w:noProof/>
+                <w:kern w:val="2"/>
+                <w:sz w:val="24"/>
+                <w:szCs w:val="24"/>
+                <w:lang w:val="en-US"/>
+                <w14:ligatures w14:val="standardContextual"/>
+              </w:rPr>
+              <w:tab/>
+            </w:r>
+            <w:r>
+              <w:rPr>
+                <w:rStyle w:val="Hyperlink"/>
+                <w:noProof/>
+              </w:rPr>
+              <w:t>v</w:t>
+            </w:r>
+            <w:r>
+              <w:rPr>
+                <w:noProof/>
+                <w:webHidden/>
+              </w:rPr>
+              <w:tab/>
+            </w:r>
+            <w:r>
+              <w:rPr>
+                <w:noProof/>
+                <w:webHidden/>
+              </w:rPr>
+              <w:fldChar w:fldCharType="begin"/>
+            </w:r>
+            <w:r>
+              <w:rPr>
+                <w:noProof/>
+                <w:webHidden/>
+              </w:rPr>
+              <w:instrText xml:space="preserve"> PAGEREF _Toc227273009 \h </w:instrText>
+            </w:r>
+            <w:r>
+              <w:rPr>
+                <w:noProof/>
+                <w:webHidden/>
+              </w:rPr>
+            </w:r>
+            <w:r>
+              <w:rPr>
+                <w:noProof/>
+                <w:webHidden/>
+              </w:rPr>
+              <w:fldChar w:fldCharType="separate"/>
+            </w:r>
+            <w:r>
+              <w:rPr>
+                <w:noProof/>
+                <w:webHidden/>
+              </w:rPr>
+              <w:t>11</w:t>
             </w:r>
             <w:r>
               <w:rPr>
@@ -1522,23 +3361,19 @@
     </w:sdt>
     <w:p>
       <w:pPr>
-        <w:pStyle w:val="Cmsor1"/>
+        <w:pStyle w:val="Heading1"/>
         <w:numPr>
           <w:ilvl w:val="0"/>
-          <w:numId w:val="0"/>
+          <w:numId w:val="18"/>
         </w:numPr>
-        <w:ind w:left="360"/>
         <w:rPr>
           <w:sz w:val="36"/>
           <w:szCs w:val="36"/>
         </w:rPr>
       </w:pPr>
-      <w:bookmarkStart w:id="1" w:name="_Toc209181907"/>
+      <w:bookmarkStart w:id="1" w:name="_Toc227272978"/>
       <w:r>
         <w:lastRenderedPageBreak/>
-        <w:t>1.</w:t>
-      </w:r>
-      <w:r>
         <w:t>Bevezetés</w:t>
       </w:r>
       <w:bookmarkEnd w:id="0"/>
@@ -1546,15 +3381,17 @@
     </w:p>
     <w:p>
       <w:pPr>
-        <w:pStyle w:val="Cmsor2"/>
+        <w:pStyle w:val="Heading2"/>
         <w:numPr>
           <w:ilvl w:val="1"/>
           <w:numId w:val="18"/>
         </w:numPr>
       </w:pPr>
+      <w:bookmarkStart w:id="2" w:name="_Toc227272979"/>
       <w:r>
         <w:t>Ismertetés</w:t>
       </w:r>
+      <w:bookmarkEnd w:id="2"/>
     </w:p>
     <w:p>
       <w:r>
@@ -1596,15 +3433,17 @@
     </w:p>
     <w:p>
       <w:pPr>
-        <w:pStyle w:val="Cmsor2"/>
+        <w:pStyle w:val="Heading2"/>
         <w:numPr>
           <w:ilvl w:val="1"/>
           <w:numId w:val="18"/>
         </w:numPr>
       </w:pPr>
+      <w:bookmarkStart w:id="3" w:name="_Toc227272980"/>
       <w:r>
         <w:t>Keretrendszer</w:t>
       </w:r>
+      <w:bookmarkEnd w:id="3"/>
     </w:p>
     <w:p>
       <w:r>
@@ -1634,19 +3473,21 @@
     </w:p>
     <w:p>
       <w:pPr>
-        <w:pStyle w:val="Cmsor2"/>
+        <w:pStyle w:val="Heading2"/>
         <w:numPr>
           <w:ilvl w:val="1"/>
           <w:numId w:val="18"/>
         </w:numPr>
       </w:pPr>
+      <w:bookmarkStart w:id="4" w:name="_Toc227272981"/>
       <w:r>
         <w:t>Főbb funkciók (frontend oldalon)</w:t>
       </w:r>
+      <w:bookmarkEnd w:id="4"/>
     </w:p>
     <w:p>
       <w:pPr>
-        <w:pStyle w:val="Listaszerbekezds"/>
+        <w:pStyle w:val="ListParagraph"/>
         <w:numPr>
           <w:ilvl w:val="0"/>
           <w:numId w:val="26"/>
@@ -1658,7 +3499,7 @@
     </w:p>
     <w:p>
       <w:pPr>
-        <w:pStyle w:val="Listaszerbekezds"/>
+        <w:pStyle w:val="ListParagraph"/>
         <w:numPr>
           <w:ilvl w:val="0"/>
           <w:numId w:val="26"/>
@@ -1670,7 +3511,7 @@
     </w:p>
     <w:p>
       <w:pPr>
-        <w:pStyle w:val="Listaszerbekezds"/>
+        <w:pStyle w:val="ListParagraph"/>
         <w:numPr>
           <w:ilvl w:val="0"/>
           <w:numId w:val="26"/>
@@ -1687,7 +3528,7 @@
     </w:p>
     <w:p>
       <w:pPr>
-        <w:pStyle w:val="Listaszerbekezds"/>
+        <w:pStyle w:val="ListParagraph"/>
         <w:numPr>
           <w:ilvl w:val="0"/>
           <w:numId w:val="26"/>
@@ -1699,19 +3540,21 @@
     </w:p>
     <w:p>
       <w:pPr>
-        <w:pStyle w:val="Cmsor2"/>
+        <w:pStyle w:val="Heading2"/>
         <w:numPr>
           <w:ilvl w:val="1"/>
           <w:numId w:val="18"/>
         </w:numPr>
       </w:pPr>
+      <w:bookmarkStart w:id="5" w:name="_Toc227272982"/>
       <w:r>
         <w:t>Használt technológiák</w:t>
       </w:r>
+      <w:bookmarkEnd w:id="5"/>
     </w:p>
     <w:p>
       <w:pPr>
-        <w:pStyle w:val="Listaszerbekezds"/>
+        <w:pStyle w:val="ListParagraph"/>
         <w:numPr>
           <w:ilvl w:val="0"/>
           <w:numId w:val="27"/>
@@ -1736,7 +3579,7 @@
     </w:p>
     <w:p>
       <w:pPr>
-        <w:pStyle w:val="Listaszerbekezds"/>
+        <w:pStyle w:val="ListParagraph"/>
         <w:numPr>
           <w:ilvl w:val="0"/>
           <w:numId w:val="27"/>
@@ -1775,7 +3618,7 @@
     </w:p>
     <w:p>
       <w:pPr>
-        <w:pStyle w:val="Listaszerbekezds"/>
+        <w:pStyle w:val="ListParagraph"/>
         <w:numPr>
           <w:ilvl w:val="0"/>
           <w:numId w:val="27"/>
@@ -1800,7 +3643,7 @@
     </w:p>
     <w:p>
       <w:pPr>
-        <w:pStyle w:val="Listaszerbekezds"/>
+        <w:pStyle w:val="ListParagraph"/>
         <w:numPr>
           <w:ilvl w:val="0"/>
           <w:numId w:val="27"/>
@@ -1823,7 +3666,7 @@
     </w:p>
     <w:p>
       <w:pPr>
-        <w:pStyle w:val="Listaszerbekezds"/>
+        <w:pStyle w:val="ListParagraph"/>
         <w:numPr>
           <w:ilvl w:val="0"/>
           <w:numId w:val="27"/>
@@ -1856,33 +3699,7 @@
     </w:p>
     <w:p>
       <w:pPr>
-        <w:pStyle w:val="Cmsor2"/>
-        <w:numPr>
-          <w:ilvl w:val="1"/>
-          <w:numId w:val="18"/>
-        </w:numPr>
-      </w:pPr>
-      <w:proofErr w:type="spellStart"/>
-      <w:r>
-        <w:t>gasd</w:t>
-      </w:r>
-      <w:proofErr w:type="spellEnd"/>
-    </w:p>
-    <w:p>
-      <w:pPr>
-        <w:pStyle w:val="Cmsor2"/>
-        <w:numPr>
-          <w:ilvl w:val="1"/>
-          <w:numId w:val="18"/>
-        </w:numPr>
-      </w:pPr>
-      <w:r>
-        <w:t>h</w:t>
-      </w:r>
-    </w:p>
-    <w:p>
-      <w:pPr>
-        <w:pStyle w:val="Cmsor1"/>
+        <w:pStyle w:val="Heading1"/>
         <w:numPr>
           <w:ilvl w:val="0"/>
           <w:numId w:val="18"/>
@@ -1894,20 +3711,27 @@
       </w:pPr>
       <w:r>
         <w:lastRenderedPageBreak/>
+        <w:t xml:space="preserve"> </w:t>
+      </w:r>
+      <w:bookmarkStart w:id="6" w:name="_Toc227272983"/>
+      <w:r>
         <w:t>Projekt struktúra</w:t>
       </w:r>
+      <w:bookmarkEnd w:id="6"/>
     </w:p>
     <w:p>
       <w:pPr>
-        <w:pStyle w:val="Cmsor2"/>
+        <w:pStyle w:val="Heading2"/>
         <w:numPr>
           <w:ilvl w:val="1"/>
           <w:numId w:val="18"/>
         </w:numPr>
       </w:pPr>
+      <w:bookmarkStart w:id="7" w:name="_Toc227272984"/>
       <w:r>
         <w:t>Könyvtárszerkezet</w:t>
       </w:r>
+      <w:bookmarkEnd w:id="7"/>
     </w:p>
     <w:p>
       <w:pPr>
@@ -2078,19 +3902,21 @@
     </w:p>
     <w:p>
       <w:pPr>
-        <w:pStyle w:val="Cmsor2"/>
+        <w:pStyle w:val="Heading2"/>
         <w:numPr>
           <w:ilvl w:val="1"/>
           <w:numId w:val="18"/>
         </w:numPr>
       </w:pPr>
+      <w:bookmarkStart w:id="8" w:name="_Toc227272985"/>
       <w:r>
         <w:t>További fontos fájlok</w:t>
       </w:r>
+      <w:bookmarkEnd w:id="8"/>
     </w:p>
     <w:p>
       <w:pPr>
-        <w:pStyle w:val="Listaszerbekezds"/>
+        <w:pStyle w:val="ListParagraph"/>
         <w:numPr>
           <w:ilvl w:val="0"/>
           <w:numId w:val="28"/>
@@ -2129,7 +3955,7 @@
     </w:p>
     <w:p>
       <w:pPr>
-        <w:pStyle w:val="Listaszerbekezds"/>
+        <w:pStyle w:val="ListParagraph"/>
         <w:numPr>
           <w:ilvl w:val="0"/>
           <w:numId w:val="28"/>
@@ -2166,7 +3992,7 @@
     </w:p>
     <w:p>
       <w:pPr>
-        <w:pStyle w:val="Listaszerbekezds"/>
+        <w:pStyle w:val="ListParagraph"/>
         <w:numPr>
           <w:ilvl w:val="0"/>
           <w:numId w:val="28"/>
@@ -2197,7 +4023,7 @@
     </w:p>
     <w:p>
       <w:pPr>
-        <w:pStyle w:val="Listaszerbekezds"/>
+        <w:pStyle w:val="ListParagraph"/>
         <w:numPr>
           <w:ilvl w:val="0"/>
           <w:numId w:val="28"/>
@@ -2228,7 +4054,7 @@
     </w:p>
     <w:p>
       <w:pPr>
-        <w:pStyle w:val="Cmsor1"/>
+        <w:pStyle w:val="Heading1"/>
         <w:numPr>
           <w:ilvl w:val="0"/>
           <w:numId w:val="18"/>
@@ -2240,24 +4066,31 @@
       </w:pPr>
       <w:r>
         <w:lastRenderedPageBreak/>
+        <w:t xml:space="preserve"> </w:t>
+      </w:r>
+      <w:bookmarkStart w:id="9" w:name="_Toc227272986"/>
+      <w:r>
         <w:t>Fejlesztői környezet beállítása</w:t>
       </w:r>
+      <w:bookmarkEnd w:id="9"/>
     </w:p>
     <w:p>
       <w:pPr>
-        <w:pStyle w:val="Cmsor2"/>
+        <w:pStyle w:val="Heading2"/>
         <w:numPr>
           <w:ilvl w:val="1"/>
           <w:numId w:val="18"/>
         </w:numPr>
       </w:pPr>
+      <w:bookmarkStart w:id="10" w:name="_Toc227272987"/>
       <w:r>
         <w:t>Beállításhoz szükséges szoftverek</w:t>
       </w:r>
+      <w:bookmarkEnd w:id="10"/>
     </w:p>
     <w:p>
       <w:pPr>
-        <w:pStyle w:val="Listaszerbekezds"/>
+        <w:pStyle w:val="ListParagraph"/>
         <w:numPr>
           <w:ilvl w:val="0"/>
           <w:numId w:val="28"/>
@@ -2275,7 +4108,7 @@
     </w:p>
     <w:p>
       <w:pPr>
-        <w:pStyle w:val="Listaszerbekezds"/>
+        <w:pStyle w:val="ListParagraph"/>
         <w:numPr>
           <w:ilvl w:val="0"/>
           <w:numId w:val="28"/>
@@ -2292,7 +4125,7 @@
     </w:p>
     <w:p>
       <w:pPr>
-        <w:pStyle w:val="Listaszerbekezds"/>
+        <w:pStyle w:val="ListParagraph"/>
         <w:numPr>
           <w:ilvl w:val="0"/>
           <w:numId w:val="28"/>
@@ -2304,19 +4137,21 @@
     </w:p>
     <w:p>
       <w:pPr>
-        <w:pStyle w:val="Cmsor2"/>
+        <w:pStyle w:val="Heading2"/>
         <w:numPr>
           <w:ilvl w:val="1"/>
           <w:numId w:val="18"/>
         </w:numPr>
       </w:pPr>
+      <w:bookmarkStart w:id="11" w:name="_Toc227272988"/>
       <w:r>
         <w:t>Frontend elindítása</w:t>
       </w:r>
+      <w:bookmarkEnd w:id="11"/>
     </w:p>
     <w:p>
       <w:pPr>
-        <w:pStyle w:val="Listaszerbekezds"/>
+        <w:pStyle w:val="ListParagraph"/>
         <w:numPr>
           <w:ilvl w:val="0"/>
           <w:numId w:val="29"/>
@@ -2338,7 +4173,7 @@
     </w:p>
     <w:p>
       <w:pPr>
-        <w:pStyle w:val="Listaszerbekezds"/>
+        <w:pStyle w:val="ListParagraph"/>
         <w:numPr>
           <w:ilvl w:val="0"/>
           <w:numId w:val="29"/>
@@ -2366,9 +4201,10 @@
       </w:r>
       <w:proofErr w:type="spellEnd"/>
     </w:p>
+    <w:p/>
     <w:p>
       <w:pPr>
-        <w:pStyle w:val="Cmsor1"/>
+        <w:pStyle w:val="Heading1"/>
         <w:numPr>
           <w:ilvl w:val="0"/>
           <w:numId w:val="18"/>
@@ -2380,727 +4216,668 @@
       </w:pPr>
       <w:r>
         <w:lastRenderedPageBreak/>
-        <w:t>Architektúra</w:t>
-      </w:r>
+        <w:t xml:space="preserve"> </w:t>
+      </w:r>
+      <w:bookmarkStart w:id="12" w:name="_Toc227272989"/>
+      <w:proofErr w:type="spellStart"/>
+      <w:r>
+        <w:t>Route</w:t>
+      </w:r>
+      <w:proofErr w:type="spellEnd"/>
+      <w:r>
+        <w:t>-ok</w:t>
+      </w:r>
+      <w:bookmarkEnd w:id="12"/>
     </w:p>
     <w:p>
       <w:pPr>
-        <w:pStyle w:val="Cmsor2"/>
+        <w:pStyle w:val="Heading2"/>
         <w:numPr>
           <w:ilvl w:val="1"/>
           <w:numId w:val="18"/>
         </w:numPr>
       </w:pPr>
-      <w:r>
-        <w:t>Elvek</w:t>
-      </w:r>
+      <w:bookmarkStart w:id="13" w:name="_Toc227272990"/>
+      <w:r>
+        <w:t>Oldalak</w:t>
+      </w:r>
+      <w:bookmarkEnd w:id="13"/>
     </w:p>
     <w:p>
       <w:pPr>
-        <w:pStyle w:val="Listaszerbekezds"/>
+        <w:pStyle w:val="ListParagraph"/>
         <w:numPr>
           <w:ilvl w:val="0"/>
-          <w:numId w:val="31"/>
+          <w:numId w:val="32"/>
         </w:numPr>
       </w:pPr>
       <w:r>
-        <w:t>Oldalalapú felépítés</w:t>
-      </w:r>
+        <w:t>/</w:t>
+      </w:r>
+      <w:proofErr w:type="spellStart"/>
+      <w:r>
+        <w:t>bejelentkezes</w:t>
+      </w:r>
+      <w:proofErr w:type="spellEnd"/>
     </w:p>
     <w:p>
       <w:pPr>
-        <w:pStyle w:val="Listaszerbekezds"/>
+        <w:pStyle w:val="ListParagraph"/>
         <w:numPr>
           <w:ilvl w:val="0"/>
-          <w:numId w:val="31"/>
+          <w:numId w:val="32"/>
         </w:numPr>
       </w:pPr>
       <w:r>
-        <w:t xml:space="preserve">API-hívások az oldalak </w:t>
-      </w:r>
-      <w:proofErr w:type="spellStart"/>
-      <w:r>
-        <w:t>fájlaiban</w:t>
-      </w:r>
-      <w:proofErr w:type="spellEnd"/>
-      <w:r>
-        <w:t xml:space="preserve">, </w:t>
-      </w:r>
-      <w:proofErr w:type="spellStart"/>
-      <w:r>
-        <w:t>axios</w:t>
-      </w:r>
-      <w:proofErr w:type="spellEnd"/>
-      <w:r>
-        <w:t xml:space="preserve"> használatával</w:t>
-      </w:r>
+        <w:t>/</w:t>
+      </w:r>
+      <w:proofErr w:type="spellStart"/>
+      <w:r>
+        <w:t>regisztracio</w:t>
+      </w:r>
+      <w:proofErr w:type="spellEnd"/>
     </w:p>
     <w:p>
       <w:pPr>
-        <w:pStyle w:val="Listaszerbekezds"/>
+        <w:pStyle w:val="ListParagraph"/>
         <w:numPr>
           <w:ilvl w:val="0"/>
-          <w:numId w:val="31"/>
+          <w:numId w:val="32"/>
         </w:numPr>
       </w:pPr>
+      <w:r>
+        <w:t>/</w:t>
+      </w:r>
+      <w:proofErr w:type="spellStart"/>
+      <w:r>
+        <w:t>kezdolap</w:t>
+      </w:r>
+      <w:proofErr w:type="spellEnd"/>
     </w:p>
-    <w:p/>
     <w:p>
       <w:pPr>
-        <w:pStyle w:val="Cmsor1"/>
+        <w:pStyle w:val="ListParagraph"/>
+        <w:numPr>
+          <w:ilvl w:val="0"/>
+          <w:numId w:val="32"/>
+        </w:numPr>
+      </w:pPr>
+      <w:r>
+        <w:t>/</w:t>
+      </w:r>
+      <w:proofErr w:type="spellStart"/>
+      <w:r>
+        <w:t>raktar</w:t>
+      </w:r>
+      <w:proofErr w:type="spellEnd"/>
+    </w:p>
+    <w:p>
+      <w:pPr>
+        <w:pStyle w:val="ListParagraph"/>
+        <w:numPr>
+          <w:ilvl w:val="0"/>
+          <w:numId w:val="32"/>
+        </w:numPr>
+      </w:pPr>
+      <w:r>
+        <w:t>/</w:t>
+      </w:r>
+      <w:proofErr w:type="spellStart"/>
+      <w:r>
+        <w:t>ceginfo</w:t>
+      </w:r>
+      <w:proofErr w:type="spellEnd"/>
+    </w:p>
+    <w:p>
+      <w:pPr>
+        <w:pStyle w:val="ListParagraph"/>
+        <w:numPr>
+          <w:ilvl w:val="0"/>
+          <w:numId w:val="32"/>
+        </w:numPr>
+      </w:pPr>
+      <w:r>
+        <w:t>/</w:t>
+      </w:r>
+      <w:proofErr w:type="spellStart"/>
+      <w:r>
+        <w:t>ceginfo</w:t>
+      </w:r>
+      <w:proofErr w:type="spellEnd"/>
+      <w:r>
+        <w:t>/</w:t>
+      </w:r>
+      <w:proofErr w:type="spellStart"/>
+      <w:r>
+        <w:t>felhasznalok</w:t>
+      </w:r>
+      <w:proofErr w:type="spellEnd"/>
+    </w:p>
+    <w:p>
+      <w:pPr>
+        <w:pStyle w:val="ListParagraph"/>
+        <w:numPr>
+          <w:ilvl w:val="0"/>
+          <w:numId w:val="32"/>
+        </w:numPr>
+      </w:pPr>
+      <w:r>
+        <w:t>/</w:t>
+      </w:r>
+      <w:proofErr w:type="spellStart"/>
+      <w:r>
+        <w:t>userinfo</w:t>
+      </w:r>
+      <w:proofErr w:type="spellEnd"/>
+    </w:p>
+    <w:p>
+      <w:pPr>
+        <w:pStyle w:val="ListParagraph"/>
+        <w:numPr>
+          <w:ilvl w:val="0"/>
+          <w:numId w:val="32"/>
+        </w:numPr>
+      </w:pPr>
+      <w:r>
+        <w:t>/</w:t>
+      </w:r>
+      <w:proofErr w:type="spellStart"/>
+      <w:r>
+        <w:t>partnersegek</w:t>
+      </w:r>
+      <w:proofErr w:type="spellEnd"/>
+    </w:p>
+    <w:p>
+      <w:pPr>
+        <w:pStyle w:val="ListParagraph"/>
+        <w:numPr>
+          <w:ilvl w:val="0"/>
+          <w:numId w:val="32"/>
+        </w:numPr>
+      </w:pPr>
+      <w:r>
+        <w:t>/</w:t>
+      </w:r>
+      <w:proofErr w:type="spellStart"/>
+      <w:r>
+        <w:t>rendelesek</w:t>
+      </w:r>
+      <w:proofErr w:type="spellEnd"/>
+      <w:r>
+        <w:t>/</w:t>
+      </w:r>
+      <w:proofErr w:type="spellStart"/>
+      <w:r>
+        <w:t>beerkezett</w:t>
+      </w:r>
+      <w:proofErr w:type="spellEnd"/>
+    </w:p>
+    <w:p>
+      <w:pPr>
+        <w:pStyle w:val="ListParagraph"/>
+        <w:numPr>
+          <w:ilvl w:val="0"/>
+          <w:numId w:val="32"/>
+        </w:numPr>
+      </w:pPr>
+      <w:r>
+        <w:t>/</w:t>
+      </w:r>
+      <w:proofErr w:type="spellStart"/>
+      <w:r>
+        <w:t>rendelesek</w:t>
+      </w:r>
+      <w:proofErr w:type="spellEnd"/>
+      <w:r>
+        <w:t>/leadott</w:t>
+      </w:r>
+    </w:p>
+    <w:p>
+      <w:pPr>
+        <w:pStyle w:val="ListParagraph"/>
+        <w:numPr>
+          <w:ilvl w:val="0"/>
+          <w:numId w:val="32"/>
+        </w:numPr>
+      </w:pPr>
+      <w:r>
+        <w:t>/</w:t>
+      </w:r>
+      <w:proofErr w:type="spellStart"/>
+      <w:r>
+        <w:t>store</w:t>
+      </w:r>
+      <w:proofErr w:type="spellEnd"/>
+    </w:p>
+    <w:p>
+      <w:pPr>
+        <w:pStyle w:val="ListParagraph"/>
+        <w:numPr>
+          <w:ilvl w:val="0"/>
+          <w:numId w:val="32"/>
+        </w:numPr>
+      </w:pPr>
+      <w:r>
+        <w:t>/</w:t>
+      </w:r>
+      <w:proofErr w:type="spellStart"/>
+      <w:r>
+        <w:t>store</w:t>
+      </w:r>
+      <w:proofErr w:type="spellEnd"/>
+      <w:r>
+        <w:t>/:</w:t>
+      </w:r>
+      <w:proofErr w:type="spellStart"/>
+      <w:r>
+        <w:t>id</w:t>
+      </w:r>
+      <w:proofErr w:type="spellEnd"/>
+      <w:r>
+        <w:t xml:space="preserve"> – dinamikus link</w:t>
+      </w:r>
+    </w:p>
+    <w:p>
+      <w:pPr>
+        <w:pStyle w:val="ListParagraph"/>
+        <w:numPr>
+          <w:ilvl w:val="0"/>
+          <w:numId w:val="32"/>
+        </w:numPr>
+      </w:pPr>
+      <w:r>
+        <w:t>/</w:t>
+      </w:r>
+      <w:proofErr w:type="spellStart"/>
+      <w:r>
+        <w:t>kosar</w:t>
+      </w:r>
+      <w:proofErr w:type="spellEnd"/>
+    </w:p>
+    <w:p>
+      <w:pPr>
+        <w:pStyle w:val="ListParagraph"/>
+        <w:numPr>
+          <w:ilvl w:val="0"/>
+          <w:numId w:val="32"/>
+        </w:numPr>
+      </w:pPr>
+      <w:r>
+        <w:t>/</w:t>
+      </w:r>
+      <w:proofErr w:type="spellStart"/>
+      <w:r>
+        <w:t>aszf</w:t>
+      </w:r>
+      <w:proofErr w:type="spellEnd"/>
+    </w:p>
+    <w:p>
+      <w:pPr>
+        <w:pStyle w:val="ListParagraph"/>
+        <w:numPr>
+          <w:ilvl w:val="0"/>
+          <w:numId w:val="32"/>
+        </w:numPr>
+      </w:pPr>
+      <w:proofErr w:type="gramStart"/>
+      <w:r>
+        <w:t>/:</w:t>
+      </w:r>
+      <w:proofErr w:type="spellStart"/>
+      <w:r>
+        <w:t>pathMatch</w:t>
+      </w:r>
+      <w:proofErr w:type="spellEnd"/>
+      <w:r>
+        <w:t>(.*</w:t>
+      </w:r>
+      <w:proofErr w:type="gramEnd"/>
+      <w:r>
+        <w:t>) – nem található oldal, /</w:t>
+      </w:r>
+      <w:proofErr w:type="spellStart"/>
+      <w:r>
+        <w:t>kezdolap-ra</w:t>
+      </w:r>
+      <w:proofErr w:type="spellEnd"/>
+      <w:r>
+        <w:t xml:space="preserve"> átirányít</w:t>
+      </w:r>
+    </w:p>
+    <w:p>
+      <w:pPr>
+        <w:pStyle w:val="Heading2"/>
+        <w:numPr>
+          <w:ilvl w:val="1"/>
+          <w:numId w:val="18"/>
+        </w:numPr>
+      </w:pPr>
+      <w:bookmarkStart w:id="14" w:name="_Toc227272991"/>
+      <w:r>
+        <w:t>Attribútumok</w:t>
+      </w:r>
+      <w:bookmarkEnd w:id="14"/>
+    </w:p>
+    <w:p>
+      <w:pPr>
+        <w:pStyle w:val="ListParagraph"/>
+        <w:numPr>
+          <w:ilvl w:val="0"/>
+          <w:numId w:val="34"/>
+        </w:numPr>
+      </w:pPr>
+      <w:proofErr w:type="spellStart"/>
+      <w:r>
+        <w:t>requiresAuth</w:t>
+      </w:r>
+      <w:proofErr w:type="spellEnd"/>
+      <w:r>
+        <w:t xml:space="preserve"> – csak bejelentkezés után látható oldalak</w:t>
+      </w:r>
+    </w:p>
+    <w:p>
+      <w:pPr>
+        <w:pStyle w:val="ListParagraph"/>
+        <w:numPr>
+          <w:ilvl w:val="0"/>
+          <w:numId w:val="34"/>
+        </w:numPr>
+      </w:pPr>
+      <w:proofErr w:type="spellStart"/>
+      <w:r>
+        <w:t>requiresGuest</w:t>
+      </w:r>
+      <w:proofErr w:type="spellEnd"/>
+      <w:r>
+        <w:t xml:space="preserve"> – csak nem bejelentkezett felhasználóknak látható oldalak</w:t>
+      </w:r>
+    </w:p>
+    <w:p>
+      <w:pPr>
+        <w:pStyle w:val="ListParagraph"/>
+        <w:numPr>
+          <w:ilvl w:val="0"/>
+          <w:numId w:val="34"/>
+        </w:numPr>
+      </w:pPr>
+      <w:proofErr w:type="spellStart"/>
+      <w:r>
+        <w:t>requiredPermission</w:t>
+      </w:r>
+      <w:proofErr w:type="spellEnd"/>
+      <w:r>
+        <w:t xml:space="preserve"> – bizonyos jogosultságokkal elérhető oldalak</w:t>
+      </w:r>
+    </w:p>
+    <w:p>
+      <w:pPr>
+        <w:pStyle w:val="ListParagraph"/>
+        <w:numPr>
+          <w:ilvl w:val="0"/>
+          <w:numId w:val="34"/>
+        </w:numPr>
+      </w:pPr>
+      <w:proofErr w:type="spellStart"/>
+      <w:r>
+        <w:t>requiresAdmin</w:t>
+      </w:r>
+      <w:proofErr w:type="spellEnd"/>
+      <w:r>
+        <w:t xml:space="preserve"> – összes jogosultságot igénylő oldalak</w:t>
+      </w:r>
+    </w:p>
+    <w:p>
+      <w:pPr>
+        <w:pStyle w:val="NoSpacing"/>
+      </w:pPr>
+    </w:p>
+    <w:p>
+      <w:pPr>
+        <w:pStyle w:val="Heading2"/>
+        <w:numPr>
+          <w:ilvl w:val="0"/>
+          <w:numId w:val="0"/>
+        </w:numPr>
+      </w:pPr>
+    </w:p>
+    <w:p>
+      <w:pPr>
+        <w:pStyle w:val="Heading1"/>
         <w:numPr>
           <w:ilvl w:val="0"/>
           <w:numId w:val="18"/>
         </w:numPr>
-        <w:rPr>
-          <w:sz w:val="27"/>
-          <w:szCs w:val="27"/>
-        </w:rPr>
-      </w:pPr>
-      <w:proofErr w:type="spellStart"/>
+      </w:pPr>
       <w:r>
         <w:lastRenderedPageBreak/>
-        <w:t>Route</w:t>
-      </w:r>
-      <w:proofErr w:type="spellEnd"/>
-      <w:r>
-        <w:t>-ok</w:t>
-      </w:r>
+        <w:t xml:space="preserve"> </w:t>
+      </w:r>
+      <w:bookmarkStart w:id="15" w:name="_Toc227272992"/>
+      <w:proofErr w:type="spellStart"/>
+      <w:r>
+        <w:t>Autentikáció</w:t>
+      </w:r>
+      <w:bookmarkEnd w:id="15"/>
+      <w:proofErr w:type="spellEnd"/>
     </w:p>
     <w:p>
       <w:pPr>
-        <w:pStyle w:val="Cmsor2"/>
+        <w:pStyle w:val="Heading2"/>
         <w:numPr>
           <w:ilvl w:val="1"/>
           <w:numId w:val="18"/>
         </w:numPr>
       </w:pPr>
-      <w:r>
-        <w:t>Oldalak</w:t>
-      </w:r>
+      <w:bookmarkStart w:id="16" w:name="_Toc227272993"/>
+      <w:r>
+        <w:t>Összefoglalás</w:t>
+      </w:r>
+      <w:bookmarkEnd w:id="16"/>
     </w:p>
     <w:p>
       <w:pPr>
-        <w:pStyle w:val="Listaszerbekezds"/>
-        <w:numPr>
-          <w:ilvl w:val="0"/>
-          <w:numId w:val="32"/>
-        </w:numPr>
-      </w:pPr>
-      <w:r>
-        <w:t>/</w:t>
-      </w:r>
-      <w:proofErr w:type="spellStart"/>
-      <w:r>
-        <w:t>bejelentkezes</w:t>
-      </w:r>
-      <w:proofErr w:type="spellEnd"/>
+        <w:pStyle w:val="Tartalom"/>
+      </w:pPr>
+      <w:r>
+        <w:t xml:space="preserve">Az alkalmazás legtöbb oldalához felhasználói fiókkal történő bejelentkezés szükséges. </w:t>
+      </w:r>
     </w:p>
     <w:p>
       <w:pPr>
-        <w:pStyle w:val="Listaszerbekezds"/>
-        <w:numPr>
-          <w:ilvl w:val="0"/>
-          <w:numId w:val="32"/>
-        </w:numPr>
-      </w:pPr>
-      <w:r>
-        <w:t>/</w:t>
-      </w:r>
-      <w:proofErr w:type="spellStart"/>
-      <w:r>
-        <w:t>regisztracio</w:t>
-      </w:r>
-      <w:proofErr w:type="spellEnd"/>
-    </w:p>
-    <w:p>
-      <w:pPr>
-        <w:pStyle w:val="Listaszerbekezds"/>
-        <w:numPr>
-          <w:ilvl w:val="0"/>
-          <w:numId w:val="32"/>
-        </w:numPr>
-      </w:pPr>
-      <w:r>
-        <w:t>/</w:t>
-      </w:r>
-      <w:proofErr w:type="spellStart"/>
-      <w:r>
-        <w:t>kezdolap</w:t>
-      </w:r>
-      <w:proofErr w:type="spellEnd"/>
-    </w:p>
-    <w:p>
-      <w:pPr>
-        <w:pStyle w:val="Listaszerbekezds"/>
-        <w:numPr>
-          <w:ilvl w:val="0"/>
-          <w:numId w:val="32"/>
-        </w:numPr>
-      </w:pPr>
-      <w:r>
-        <w:t>/</w:t>
-      </w:r>
-      <w:proofErr w:type="spellStart"/>
-      <w:r>
-        <w:t>raktar</w:t>
-      </w:r>
-      <w:proofErr w:type="spellEnd"/>
-    </w:p>
-    <w:p>
-      <w:pPr>
-        <w:pStyle w:val="Listaszerbekezds"/>
-        <w:numPr>
-          <w:ilvl w:val="0"/>
-          <w:numId w:val="32"/>
-        </w:numPr>
-      </w:pPr>
-      <w:r>
-        <w:t>/</w:t>
-      </w:r>
-      <w:proofErr w:type="spellStart"/>
-      <w:r>
-        <w:t>ceginfo</w:t>
-      </w:r>
-      <w:proofErr w:type="spellEnd"/>
-    </w:p>
-    <w:p>
-      <w:pPr>
-        <w:pStyle w:val="Listaszerbekezds"/>
-        <w:numPr>
-          <w:ilvl w:val="0"/>
-          <w:numId w:val="32"/>
-        </w:numPr>
-      </w:pPr>
-      <w:r>
-        <w:t>/</w:t>
-      </w:r>
-      <w:proofErr w:type="spellStart"/>
-      <w:r>
-        <w:t>ceginfo</w:t>
-      </w:r>
-      <w:proofErr w:type="spellEnd"/>
-      <w:r>
-        <w:t>/</w:t>
-      </w:r>
-      <w:proofErr w:type="spellStart"/>
-      <w:r>
-        <w:t>felhasznalok</w:t>
-      </w:r>
-      <w:proofErr w:type="spellEnd"/>
-    </w:p>
-    <w:p>
-      <w:pPr>
-        <w:pStyle w:val="Listaszerbekezds"/>
-        <w:numPr>
-          <w:ilvl w:val="0"/>
-          <w:numId w:val="32"/>
-        </w:numPr>
-      </w:pPr>
-      <w:r>
-        <w:t>/</w:t>
-      </w:r>
-      <w:proofErr w:type="spellStart"/>
-      <w:r>
-        <w:t>userinfo</w:t>
-      </w:r>
-      <w:proofErr w:type="spellEnd"/>
-    </w:p>
-    <w:p>
-      <w:pPr>
-        <w:pStyle w:val="Listaszerbekezds"/>
-        <w:numPr>
-          <w:ilvl w:val="0"/>
-          <w:numId w:val="32"/>
-        </w:numPr>
-      </w:pPr>
-      <w:r>
-        <w:t>/</w:t>
-      </w:r>
-      <w:proofErr w:type="spellStart"/>
-      <w:r>
-        <w:t>partnersegek</w:t>
-      </w:r>
-      <w:proofErr w:type="spellEnd"/>
-    </w:p>
-    <w:p>
-      <w:pPr>
-        <w:pStyle w:val="Listaszerbekezds"/>
-        <w:numPr>
-          <w:ilvl w:val="0"/>
-          <w:numId w:val="32"/>
-        </w:numPr>
-      </w:pPr>
-      <w:r>
-        <w:t>/</w:t>
-      </w:r>
-      <w:proofErr w:type="spellStart"/>
-      <w:r>
-        <w:t>rendelesek</w:t>
-      </w:r>
-      <w:proofErr w:type="spellEnd"/>
-      <w:r>
-        <w:t>/</w:t>
-      </w:r>
-      <w:proofErr w:type="spellStart"/>
-      <w:r>
-        <w:t>beerkezett</w:t>
-      </w:r>
-      <w:proofErr w:type="spellEnd"/>
-    </w:p>
-    <w:p>
-      <w:pPr>
-        <w:pStyle w:val="Listaszerbekezds"/>
-        <w:numPr>
-          <w:ilvl w:val="0"/>
-          <w:numId w:val="32"/>
-        </w:numPr>
-      </w:pPr>
-      <w:r>
-        <w:t>/</w:t>
-      </w:r>
-      <w:proofErr w:type="spellStart"/>
-      <w:r>
-        <w:t>rendelesek</w:t>
-      </w:r>
-      <w:proofErr w:type="spellEnd"/>
-      <w:r>
-        <w:t>/leadott</w:t>
-      </w:r>
-    </w:p>
-    <w:p>
-      <w:pPr>
-        <w:pStyle w:val="Listaszerbekezds"/>
-        <w:numPr>
-          <w:ilvl w:val="0"/>
-          <w:numId w:val="32"/>
-        </w:numPr>
-      </w:pPr>
-      <w:r>
-        <w:t>/</w:t>
-      </w:r>
-      <w:proofErr w:type="spellStart"/>
-      <w:r>
-        <w:t>store</w:t>
-      </w:r>
-      <w:proofErr w:type="spellEnd"/>
-    </w:p>
-    <w:p>
-      <w:pPr>
-        <w:pStyle w:val="Listaszerbekezds"/>
-        <w:numPr>
-          <w:ilvl w:val="0"/>
-          <w:numId w:val="32"/>
-        </w:numPr>
-      </w:pPr>
-      <w:r>
-        <w:t>/</w:t>
-      </w:r>
-      <w:proofErr w:type="spellStart"/>
-      <w:r>
-        <w:t>store</w:t>
-      </w:r>
-      <w:proofErr w:type="spellEnd"/>
-      <w:r>
-        <w:t>/:</w:t>
-      </w:r>
-      <w:proofErr w:type="spellStart"/>
-      <w:r>
-        <w:t>id</w:t>
-      </w:r>
-      <w:proofErr w:type="spellEnd"/>
-      <w:r>
-        <w:t xml:space="preserve"> – dinamikus link</w:t>
-      </w:r>
-    </w:p>
-    <w:p>
-      <w:pPr>
-        <w:pStyle w:val="Listaszerbekezds"/>
-        <w:numPr>
-          <w:ilvl w:val="0"/>
-          <w:numId w:val="32"/>
-        </w:numPr>
-      </w:pPr>
-      <w:r>
-        <w:t>/</w:t>
-      </w:r>
-      <w:proofErr w:type="spellStart"/>
-      <w:r>
-        <w:t>kosar</w:t>
-      </w:r>
-      <w:proofErr w:type="spellEnd"/>
-    </w:p>
-    <w:p>
-      <w:pPr>
-        <w:pStyle w:val="Listaszerbekezds"/>
-        <w:numPr>
-          <w:ilvl w:val="0"/>
-          <w:numId w:val="32"/>
-        </w:numPr>
-      </w:pPr>
-      <w:r>
-        <w:t>/</w:t>
-      </w:r>
-      <w:proofErr w:type="spellStart"/>
-      <w:r>
-        <w:t>aszf</w:t>
-      </w:r>
-      <w:proofErr w:type="spellEnd"/>
-    </w:p>
-    <w:p>
-      <w:pPr>
-        <w:pStyle w:val="Listaszerbekezds"/>
-        <w:numPr>
-          <w:ilvl w:val="0"/>
-          <w:numId w:val="32"/>
-        </w:numPr>
-      </w:pPr>
-      <w:r>
-        <w:t>/:</w:t>
-      </w:r>
-      <w:proofErr w:type="spellStart"/>
-      <w:r>
-        <w:t>pathMatch</w:t>
-      </w:r>
-      <w:proofErr w:type="spellEnd"/>
-      <w:r>
-        <w:t>(.*) – nem található oldal, /</w:t>
-      </w:r>
-      <w:proofErr w:type="spellStart"/>
-      <w:r>
-        <w:t>kezdolap-ra</w:t>
-      </w:r>
-      <w:proofErr w:type="spellEnd"/>
-      <w:r>
-        <w:t xml:space="preserve"> átirányít</w:t>
-      </w:r>
-    </w:p>
-    <w:p>
-      <w:pPr>
-        <w:pStyle w:val="Cmsor2"/>
+        <w:pStyle w:val="Heading2"/>
         <w:numPr>
           <w:ilvl w:val="1"/>
           <w:numId w:val="18"/>
         </w:numPr>
       </w:pPr>
-      <w:r>
-        <w:t>Attribútumok</w:t>
-      </w:r>
+      <w:bookmarkStart w:id="17" w:name="_Toc227272994"/>
+      <w:r>
+        <w:t>Validáció</w:t>
+      </w:r>
+      <w:bookmarkEnd w:id="17"/>
     </w:p>
     <w:p>
       <w:pPr>
-        <w:pStyle w:val="Listaszerbekezds"/>
-        <w:numPr>
-          <w:ilvl w:val="0"/>
-          <w:numId w:val="34"/>
-        </w:numPr>
-      </w:pPr>
-      <w:proofErr w:type="spellStart"/>
-      <w:r>
-        <w:t>requiresAuth</w:t>
-      </w:r>
-      <w:proofErr w:type="spellEnd"/>
-      <w:r>
-        <w:t xml:space="preserve"> – csak bejelentkezés után látható oldalak</w:t>
+        <w:pStyle w:val="Tartalom"/>
+      </w:pPr>
+      <w:r>
+        <w:t>Sikeres bejelentkezés esetén az alkalmazás a backendtől JWT-</w:t>
+      </w:r>
+      <w:proofErr w:type="spellStart"/>
+      <w:r>
+        <w:t>tokent</w:t>
+      </w:r>
+      <w:proofErr w:type="spellEnd"/>
+      <w:r>
+        <w:t xml:space="preserve"> kap</w:t>
+      </w:r>
+      <w:r>
+        <w:t>, ami a localStorage-ben kerül eltárolásra</w:t>
+      </w:r>
+      <w:r>
+        <w:t>.</w:t>
+      </w:r>
+      <w:r>
+        <w:t xml:space="preserve"> Ez a </w:t>
+      </w:r>
+      <w:proofErr w:type="spellStart"/>
+      <w:r>
+        <w:t>token</w:t>
+      </w:r>
+      <w:proofErr w:type="spellEnd"/>
+      <w:r>
+        <w:t xml:space="preserve"> tíz percig érvényes, azonban ez az idő </w:t>
+      </w:r>
+      <w:proofErr w:type="spellStart"/>
+      <w:r>
+        <w:t>újrakezdődik</w:t>
+      </w:r>
+      <w:proofErr w:type="spellEnd"/>
+      <w:r>
+        <w:t xml:space="preserve"> egy sikeres API-kérés esetén.</w:t>
+      </w:r>
+      <w:r>
+        <w:t xml:space="preserve"> Az API-hívások végrehajtásához az </w:t>
+      </w:r>
+      <w:proofErr w:type="spellStart"/>
+      <w:r>
+        <w:t>axios</w:t>
+      </w:r>
+      <w:proofErr w:type="spellEnd"/>
+      <w:r>
+        <w:t xml:space="preserve"> felhasználja ezt a </w:t>
+      </w:r>
+      <w:proofErr w:type="spellStart"/>
+      <w:r>
+        <w:t>tokent</w:t>
+      </w:r>
+      <w:proofErr w:type="spellEnd"/>
+      <w:r>
+        <w:t>.</w:t>
       </w:r>
     </w:p>
     <w:p>
       <w:pPr>
-        <w:pStyle w:val="Listaszerbekezds"/>
-        <w:numPr>
-          <w:ilvl w:val="0"/>
-          <w:numId w:val="34"/>
-        </w:numPr>
-      </w:pPr>
-      <w:proofErr w:type="spellStart"/>
-      <w:r>
-        <w:t>requiresGuest</w:t>
-      </w:r>
-      <w:proofErr w:type="spellEnd"/>
-      <w:r>
-        <w:t xml:space="preserve"> – csak nem bejelentkezett felhasználóknak látható oldalak</w:t>
-      </w:r>
-    </w:p>
-    <w:p>
-      <w:pPr>
-        <w:pStyle w:val="Listaszerbekezds"/>
-        <w:numPr>
-          <w:ilvl w:val="0"/>
-          <w:numId w:val="34"/>
-        </w:numPr>
-      </w:pPr>
-      <w:proofErr w:type="spellStart"/>
-      <w:r>
-        <w:t>requiredPermission</w:t>
-      </w:r>
-      <w:proofErr w:type="spellEnd"/>
-      <w:r>
-        <w:t xml:space="preserve"> – bizonyos jogosultságokkal elérhető oldalak</w:t>
-      </w:r>
-    </w:p>
-    <w:p>
-      <w:pPr>
-        <w:pStyle w:val="Listaszerbekezds"/>
-        <w:numPr>
-          <w:ilvl w:val="0"/>
-          <w:numId w:val="34"/>
-        </w:numPr>
-      </w:pPr>
-      <w:proofErr w:type="spellStart"/>
-      <w:r>
-        <w:t>requiresAdmin</w:t>
-      </w:r>
-      <w:proofErr w:type="spellEnd"/>
-      <w:r>
-        <w:t xml:space="preserve"> – összes jogosultságot igénylő oldalak</w:t>
-      </w:r>
-    </w:p>
-    <w:p>
-      <w:pPr>
-        <w:pStyle w:val="Nincstrkz"/>
-      </w:pPr>
-    </w:p>
-    <w:p>
-      <w:pPr>
-        <w:pStyle w:val="Cmsor2"/>
+        <w:pStyle w:val="Heading2"/>
         <w:numPr>
           <w:ilvl w:val="1"/>
           <w:numId w:val="18"/>
         </w:numPr>
       </w:pPr>
+      <w:bookmarkStart w:id="18" w:name="_Toc227272995"/>
+      <w:r>
+        <w:t>auth.js</w:t>
+      </w:r>
+      <w:bookmarkEnd w:id="18"/>
     </w:p>
     <w:p>
-      <w:pPr>
-        <w:pStyle w:val="Cmsor1"/>
-        <w:numPr>
-          <w:ilvl w:val="0"/>
-          <w:numId w:val="18"/>
-        </w:numPr>
-      </w:pPr>
-      <w:proofErr w:type="spellStart"/>
-      <w:r>
-        <w:lastRenderedPageBreak/>
-        <w:t>Autentikáció</w:t>
-      </w:r>
-      <w:proofErr w:type="spellEnd"/>
+      <w:r>
+        <w:t>Ez a fájl felel a JWT-</w:t>
+      </w:r>
+      <w:proofErr w:type="spellStart"/>
+      <w:r>
+        <w:t>token</w:t>
+      </w:r>
+      <w:proofErr w:type="spellEnd"/>
+      <w:r>
+        <w:t xml:space="preserve"> frontend oldali eltárolásáért. </w:t>
+      </w:r>
+      <w:r>
+        <w:t>Eltárolásra kerül továbbá a bejelentkezett felhasználó és cégének adatai, amik kulcsfontosságúak a frontend megfelelő működéséhez</w:t>
+      </w:r>
+      <w:r>
+        <w:t>, illetve lehetőséget</w:t>
+      </w:r>
+      <w:r>
+        <w:t xml:space="preserve"> (’</w:t>
+      </w:r>
+      <w:proofErr w:type="spellStart"/>
+      <w:proofErr w:type="gramStart"/>
+      <w:r>
+        <w:t>isAdmin</w:t>
+      </w:r>
+      <w:proofErr w:type="spellEnd"/>
+      <w:r>
+        <w:t>(</w:t>
+      </w:r>
+      <w:proofErr w:type="gramEnd"/>
+      <w:r>
+        <w:t>)’ és ’</w:t>
+      </w:r>
+      <w:proofErr w:type="spellStart"/>
+      <w:r>
+        <w:t>hasPermission</w:t>
+      </w:r>
+      <w:proofErr w:type="spellEnd"/>
+      <w:r>
+        <w:t>(</w:t>
+      </w:r>
+      <w:proofErr w:type="spellStart"/>
+      <w:r>
+        <w:t>permissionName</w:t>
+      </w:r>
+      <w:proofErr w:type="spellEnd"/>
+      <w:r>
+        <w:t xml:space="preserve">)’ függvények) </w:t>
+      </w:r>
+      <w:r>
+        <w:t>biztosít a felhasználó jogosultságainak ellenőrzésére.</w:t>
+      </w:r>
+      <w:r>
+        <w:t xml:space="preserve"> Figyeli a </w:t>
+      </w:r>
+      <w:proofErr w:type="spellStart"/>
+      <w:r>
+        <w:t>token</w:t>
+      </w:r>
+      <w:proofErr w:type="spellEnd"/>
+      <w:r>
+        <w:t xml:space="preserve"> érvényességét is</w:t>
+      </w:r>
+      <w:r>
+        <w:t xml:space="preserve"> és</w:t>
+      </w:r>
+      <w:r>
+        <w:t xml:space="preserve"> ha 10 perc alatt nem történt API-kérés,</w:t>
+      </w:r>
+      <w:r>
+        <w:t xml:space="preserve"> akkor</w:t>
+      </w:r>
+      <w:r>
+        <w:t xml:space="preserve"> automatikusan kijelentkezteti a felhasználót az alkalmazásból.</w:t>
+      </w:r>
     </w:p>
     <w:p>
       <w:pPr>
-        <w:pStyle w:val="Cmsor2"/>
+        <w:pStyle w:val="Heading2"/>
         <w:numPr>
           <w:ilvl w:val="1"/>
           <w:numId w:val="18"/>
         </w:numPr>
       </w:pPr>
-      <w:r>
-        <w:t>Összefoglalás</w:t>
-      </w:r>
+      <w:bookmarkStart w:id="19" w:name="_Toc227272996"/>
+      <w:r>
+        <w:t>Jogosultságellenőrzés az oldalaknál</w:t>
+      </w:r>
+      <w:bookmarkEnd w:id="19"/>
     </w:p>
     <w:p>
-      <w:pPr>
-        <w:pStyle w:val="Tartalom"/>
-      </w:pPr>
-      <w:r>
-        <w:t xml:space="preserve">Az alkalmazás legtöbb oldalához felhasználói fiókkal történő bejelentkezés szükséges. </w:t>
+      <w:r>
+        <w:t>Az alkalmazás legtöbb oldalához felhasználói fiókkal történő bejelentkezés szükséges</w:t>
+      </w:r>
+      <w:r>
+        <w:t xml:space="preserve">, illetve egyes oldalak esetében </w:t>
+      </w:r>
+      <w:r>
+        <w:t>a felhasználó jogosultságai is ellenőrzésre kerülnek azoknak a megnyitása előtt. Hiányzó jogosultság esetén a felhasználó a kezdőlapra kerül átirányításra ennek a tényét közlő hibaüzenet megjelenítésével együtt.</w:t>
+      </w:r>
+      <w:r>
+        <w:t xml:space="preserve"> Bejelentkezés nélkül a felhasználó a Bejelentkezés oldalára kerül átirányításra.</w:t>
       </w:r>
     </w:p>
     <w:p>
       <w:pPr>
-        <w:pStyle w:val="Cmsor2"/>
-        <w:numPr>
-          <w:ilvl w:val="1"/>
-          <w:numId w:val="18"/>
-        </w:numPr>
-      </w:pPr>
-      <w:r>
-        <w:t>Validáció</w:t>
-      </w:r>
-    </w:p>
-    <w:p>
-      <w:pPr>
-        <w:pStyle w:val="Tartalom"/>
-      </w:pPr>
-      <w:r>
-        <w:t>Sikeres bejelentkezés esetén az alkalmazás a backendtől JWT-</w:t>
-      </w:r>
-      <w:proofErr w:type="spellStart"/>
-      <w:r>
-        <w:t>tokent</w:t>
-      </w:r>
-      <w:proofErr w:type="spellEnd"/>
-      <w:r>
-        <w:t xml:space="preserve"> kap</w:t>
-      </w:r>
-      <w:r>
-        <w:t>, ami a localStorage-ben kerül eltárolásra</w:t>
-      </w:r>
-      <w:r>
-        <w:t>.</w:t>
-      </w:r>
-      <w:r>
-        <w:t xml:space="preserve"> Ez a </w:t>
-      </w:r>
-      <w:proofErr w:type="spellStart"/>
-      <w:r>
-        <w:t>token</w:t>
-      </w:r>
-      <w:proofErr w:type="spellEnd"/>
-      <w:r>
-        <w:t xml:space="preserve"> tíz percig érvényes, azonban ez az idő </w:t>
-      </w:r>
-      <w:proofErr w:type="spellStart"/>
-      <w:r>
-        <w:t>újrakezdődik</w:t>
-      </w:r>
-      <w:proofErr w:type="spellEnd"/>
-      <w:r>
-        <w:t xml:space="preserve"> egy sikeres API-kérés esetén.</w:t>
-      </w:r>
-      <w:r>
-        <w:t xml:space="preserve"> Az API-hívások végrehajtásához az </w:t>
-      </w:r>
-      <w:proofErr w:type="spellStart"/>
-      <w:r>
-        <w:t>axios</w:t>
-      </w:r>
-      <w:proofErr w:type="spellEnd"/>
-      <w:r>
-        <w:t xml:space="preserve"> felhasználja ezt a </w:t>
-      </w:r>
-      <w:proofErr w:type="spellStart"/>
-      <w:r>
-        <w:t>tokent</w:t>
-      </w:r>
-      <w:proofErr w:type="spellEnd"/>
-      <w:r>
-        <w:t>.</w:t>
-      </w:r>
-    </w:p>
-    <w:p>
-      <w:pPr>
-        <w:pStyle w:val="Cmsor2"/>
-        <w:numPr>
-          <w:ilvl w:val="1"/>
-          <w:numId w:val="18"/>
-        </w:numPr>
-      </w:pPr>
-      <w:r>
-        <w:t>auth.js</w:t>
-      </w:r>
-    </w:p>
-    <w:p>
-      <w:r>
-        <w:t>Ez a fájl felel a JWT-</w:t>
-      </w:r>
-      <w:proofErr w:type="spellStart"/>
-      <w:r>
-        <w:t>token</w:t>
-      </w:r>
-      <w:proofErr w:type="spellEnd"/>
-      <w:r>
-        <w:t xml:space="preserve"> frontend oldali eltárolásáért. </w:t>
-      </w:r>
-      <w:r>
-        <w:t>Eltárolásra kerül továbbá a bejelentkezett felhasználó és cégének adatai, amik kulcsfontosságúak a frontend megfelelő működéséhez</w:t>
-      </w:r>
-      <w:r>
-        <w:t>, illetve lehetőséget</w:t>
-      </w:r>
-      <w:r>
-        <w:t xml:space="preserve"> (’</w:t>
-      </w:r>
-      <w:proofErr w:type="spellStart"/>
-      <w:r>
-        <w:t>isAdmin</w:t>
-      </w:r>
-      <w:proofErr w:type="spellEnd"/>
-      <w:r>
-        <w:t>()’ és ’</w:t>
-      </w:r>
-      <w:proofErr w:type="spellStart"/>
-      <w:r>
-        <w:t>hasPermission</w:t>
-      </w:r>
-      <w:proofErr w:type="spellEnd"/>
-      <w:r>
-        <w:t>(</w:t>
-      </w:r>
-      <w:proofErr w:type="spellStart"/>
-      <w:r>
-        <w:t>permissionName</w:t>
-      </w:r>
-      <w:proofErr w:type="spellEnd"/>
-      <w:r>
-        <w:t xml:space="preserve">)’ függvények) </w:t>
-      </w:r>
-      <w:r>
-        <w:t>biztosít a felhasználó jogosultságainak ellenőrzésére.</w:t>
-      </w:r>
-      <w:r>
-        <w:t xml:space="preserve"> Figyeli a </w:t>
-      </w:r>
-      <w:proofErr w:type="spellStart"/>
-      <w:r>
-        <w:t>token</w:t>
-      </w:r>
-      <w:proofErr w:type="spellEnd"/>
-      <w:r>
-        <w:t xml:space="preserve"> érvényességét is</w:t>
-      </w:r>
-      <w:r>
-        <w:t xml:space="preserve"> és</w:t>
-      </w:r>
-      <w:r>
-        <w:t xml:space="preserve"> ha 10 perc alatt nem történt API-kérés,</w:t>
-      </w:r>
-      <w:r>
-        <w:t xml:space="preserve"> akkor</w:t>
-      </w:r>
-      <w:r>
-        <w:t xml:space="preserve"> automatikusan kijelentkezteti a felhasználót az alkalmazásból.</w:t>
-      </w:r>
-    </w:p>
-    <w:p>
-      <w:pPr>
-        <w:pStyle w:val="Cmsor2"/>
-        <w:numPr>
-          <w:ilvl w:val="1"/>
-          <w:numId w:val="18"/>
-        </w:numPr>
-      </w:pPr>
-      <w:r>
-        <w:t>Jogosultságellenőrzés az oldalaknál</w:t>
-      </w:r>
-    </w:p>
-    <w:p>
-      <w:r>
-        <w:t>Az alkalmazás legtöbb oldalához felhasználói fiókkal történő bejelentkezés szükséges</w:t>
-      </w:r>
-      <w:r>
-        <w:t xml:space="preserve">, illetve egyes oldalak esetében </w:t>
-      </w:r>
-      <w:r>
-        <w:t>a felhasználó jogosultságai is ellenőrzésre kerülnek azoknak a megnyitása előtt. Hiányzó jogosultság esetén a felhasználó a kezdőlapra kerül átirányításra ennek a tényét közlő hibaüzenet megjelenítésével együtt.</w:t>
-      </w:r>
-      <w:r>
-        <w:t xml:space="preserve"> Bejelentkezés nélkül a felhasználó a Bejelentkezés oldalára kerül átirányításra.</w:t>
-      </w:r>
-    </w:p>
-    <w:p>
-      <w:pPr>
-        <w:pStyle w:val="Cmsor2"/>
-        <w:numPr>
-          <w:ilvl w:val="1"/>
-          <w:numId w:val="18"/>
-        </w:numPr>
-      </w:pPr>
-      <w:r>
-        <w:t>f</w:t>
-      </w:r>
-    </w:p>
-    <w:p>
-      <w:pPr>
-        <w:pStyle w:val="Cmsor1"/>
+        <w:pStyle w:val="Heading1"/>
         <w:numPr>
           <w:ilvl w:val="0"/>
           <w:numId w:val="18"/>
@@ -3109,14 +4886,16 @@
           <w:tab w:val="num" w:pos="720"/>
         </w:tabs>
       </w:pPr>
+      <w:bookmarkStart w:id="20" w:name="_Toc227272997"/>
       <w:r>
         <w:lastRenderedPageBreak/>
         <w:t>UI/UX</w:t>
       </w:r>
+      <w:bookmarkEnd w:id="20"/>
     </w:p>
     <w:p>
       <w:pPr>
-        <w:pStyle w:val="Cmsor2"/>
+        <w:pStyle w:val="Heading2"/>
         <w:numPr>
           <w:ilvl w:val="1"/>
           <w:numId w:val="18"/>
@@ -3126,13 +4905,15 @@
         </w:tabs>
         <w:ind w:hanging="731"/>
       </w:pPr>
+      <w:bookmarkStart w:id="21" w:name="_Toc227272998"/>
       <w:r>
         <w:t>Technológiák</w:t>
       </w:r>
+      <w:bookmarkEnd w:id="21"/>
     </w:p>
     <w:p>
       <w:pPr>
-        <w:pStyle w:val="Listaszerbekezds"/>
+        <w:pStyle w:val="ListParagraph"/>
         <w:numPr>
           <w:ilvl w:val="0"/>
           <w:numId w:val="35"/>
@@ -3146,12 +4927,7 @@
     </w:p>
     <w:p>
       <w:pPr>
-        <w:ind w:left="2138"/>
-      </w:pPr>
-    </w:p>
-    <w:p>
-      <w:pPr>
-        <w:pStyle w:val="Listaszerbekezds"/>
+        <w:pStyle w:val="ListParagraph"/>
         <w:numPr>
           <w:ilvl w:val="0"/>
           <w:numId w:val="35"/>
@@ -3165,7 +4941,7 @@
     </w:p>
     <w:p>
       <w:pPr>
-        <w:pStyle w:val="Listaszerbekezds"/>
+        <w:pStyle w:val="ListParagraph"/>
         <w:numPr>
           <w:ilvl w:val="0"/>
           <w:numId w:val="35"/>
@@ -3179,7 +4955,7 @@
     </w:p>
     <w:p>
       <w:pPr>
-        <w:pStyle w:val="Cmsor2"/>
+        <w:pStyle w:val="Heading2"/>
         <w:numPr>
           <w:ilvl w:val="1"/>
           <w:numId w:val="18"/>
@@ -3189,9 +4965,11 @@
         </w:tabs>
         <w:ind w:hanging="731"/>
       </w:pPr>
+      <w:bookmarkStart w:id="22" w:name="_Toc227272999"/>
       <w:r>
         <w:t>Fontos fájlok</w:t>
       </w:r>
+      <w:bookmarkEnd w:id="22"/>
     </w:p>
     <w:p>
       <w:r>
@@ -3216,6 +4994,17 @@
       <w:r>
         <w:t xml:space="preserve"> – Az projekt egészében használt stílusbeállítások</w:t>
       </w:r>
+      <w:r>
+        <w:t xml:space="preserve">, több beállítás esetén is van lehetőség azokat meghívni egy komponens </w:t>
+      </w:r>
+      <w:proofErr w:type="spellStart"/>
+      <w:r>
+        <w:t>class</w:t>
+      </w:r>
+      <w:proofErr w:type="spellEnd"/>
+      <w:r>
+        <w:t xml:space="preserve"> attribútumában.</w:t>
+      </w:r>
     </w:p>
     <w:p>
       <w:r>
@@ -3267,7 +5056,10 @@
         <w:t xml:space="preserve"> – K</w:t>
       </w:r>
       <w:r>
-        <w:t>özponti, újrahasznosítható ikon-komponens</w:t>
+        <w:t xml:space="preserve">özponti, újrahasznosítható </w:t>
+      </w:r>
+      <w:r>
+        <w:t>ikon-komponens,</w:t>
       </w:r>
       <w:r>
         <w:t xml:space="preserve"> </w:t>
@@ -3298,11 +5090,14 @@
       <w:proofErr w:type="spellEnd"/>
       <w:r>
         <w:t xml:space="preserve"> SVG ikont</w:t>
+      </w:r>
+      <w:r>
+        <w:t xml:space="preserve"> az oldalakon</w:t>
       </w:r>
     </w:p>
     <w:p>
       <w:pPr>
-        <w:pStyle w:val="Cmsor2"/>
+        <w:pStyle w:val="Heading2"/>
         <w:numPr>
           <w:ilvl w:val="1"/>
           <w:numId w:val="18"/>
@@ -3312,10 +5107,31 @@
         </w:tabs>
         <w:ind w:hanging="731"/>
       </w:pPr>
+      <w:bookmarkStart w:id="23" w:name="_Toc227273000"/>
+      <w:r>
+        <w:t>Egyedi CSS konfigurációk</w:t>
+      </w:r>
+      <w:bookmarkEnd w:id="23"/>
     </w:p>
     <w:p>
-      <w:pPr>
-        <w:pStyle w:val="Cmsor1"/>
+      <w:r>
+        <w:t xml:space="preserve">A különböző oldalak ezeken felül egyedi CSS beállításokkal is rendelkezhetnek, amik a </w:t>
+      </w:r>
+      <w:proofErr w:type="spellStart"/>
+      <w:r>
+        <w:t>style</w:t>
+      </w:r>
+      <w:proofErr w:type="spellEnd"/>
+      <w:r>
+        <w:t xml:space="preserve"> elemen belül találhatóak</w:t>
+      </w:r>
+      <w:r>
+        <w:t>.</w:t>
+      </w:r>
+    </w:p>
+    <w:p>
+      <w:pPr>
+        <w:pStyle w:val="Heading1"/>
         <w:numPr>
           <w:ilvl w:val="0"/>
           <w:numId w:val="18"/>
@@ -3326,12 +5142,17 @@
       </w:pPr>
       <w:r>
         <w:lastRenderedPageBreak/>
-        <w:t>Jövőbeli bővítési lehetőségek</w:t>
-      </w:r>
+        <w:t xml:space="preserve"> </w:t>
+      </w:r>
+      <w:bookmarkStart w:id="24" w:name="_Toc227273001"/>
+      <w:r>
+        <w:t>API-kommunikáció</w:t>
+      </w:r>
+      <w:bookmarkEnd w:id="24"/>
     </w:p>
     <w:p>
       <w:pPr>
-        <w:pStyle w:val="Cmsor2"/>
+        <w:pStyle w:val="Heading2"/>
         <w:numPr>
           <w:ilvl w:val="1"/>
           <w:numId w:val="18"/>
@@ -3342,28 +5163,90 @@
         <w:ind w:hanging="360"/>
       </w:pPr>
       <w:r>
-        <w:t>v</w:t>
-      </w:r>
+        <w:t xml:space="preserve"> </w:t>
+      </w:r>
+      <w:bookmarkStart w:id="25" w:name="_Toc227273002"/>
+      <w:proofErr w:type="spellStart"/>
+      <w:r>
+        <w:t>Axios</w:t>
+      </w:r>
+      <w:bookmarkEnd w:id="25"/>
+      <w:proofErr w:type="spellEnd"/>
     </w:p>
     <w:p>
-      <w:pPr>
-        <w:pStyle w:val="Cmsor1"/>
-        <w:numPr>
-          <w:ilvl w:val="0"/>
-          <w:numId w:val="18"/>
-        </w:numPr>
-        <w:tabs>
-          <w:tab w:val="num" w:pos="720"/>
-        </w:tabs>
-      </w:pPr>
-      <w:r>
-        <w:lastRenderedPageBreak/>
-        <w:t>Jövőbeli bővítési lehetőségek</w:t>
+      <w:r>
+        <w:t xml:space="preserve">Az alkalmazás frontendje az </w:t>
+      </w:r>
+      <w:proofErr w:type="spellStart"/>
+      <w:r>
+        <w:t>Axios</w:t>
+      </w:r>
+      <w:proofErr w:type="spellEnd"/>
+      <w:r>
+        <w:t xml:space="preserve"> nevű </w:t>
+      </w:r>
+      <w:r>
+        <w:t>JavaScript HTTP kliens könyvtár</w:t>
+      </w:r>
+      <w:r>
+        <w:t xml:space="preserve"> segítségével kommunikál a backend szerverével. </w:t>
+      </w:r>
+      <w:r>
+        <w:t xml:space="preserve">Az </w:t>
+      </w:r>
+      <w:proofErr w:type="spellStart"/>
+      <w:r>
+        <w:t>Axios</w:t>
+      </w:r>
+      <w:proofErr w:type="spellEnd"/>
+      <w:r>
+        <w:t xml:space="preserve"> </w:t>
+      </w:r>
+      <w:proofErr w:type="spellStart"/>
+      <w:r>
+        <w:t>Promise</w:t>
+      </w:r>
+      <w:proofErr w:type="spellEnd"/>
+      <w:r>
+        <w:t>-alapú API-n keresztül lehetővé teszi szinkron és aszinkron HTTP kérések küldését szerver és API végpontokra</w:t>
+      </w:r>
+      <w:r>
+        <w:t xml:space="preserve">. A projekt központi </w:t>
+      </w:r>
+      <w:proofErr w:type="spellStart"/>
+      <w:r>
+        <w:t>Axios</w:t>
+      </w:r>
+      <w:proofErr w:type="spellEnd"/>
+      <w:r>
+        <w:t xml:space="preserve"> konfigurációját </w:t>
+      </w:r>
+      <w:proofErr w:type="gramStart"/>
+      <w:r>
+        <w:t xml:space="preserve">a  </w:t>
+      </w:r>
+      <w:r>
+        <w:t>/</w:t>
+      </w:r>
+      <w:proofErr w:type="spellStart"/>
+      <w:r>
+        <w:t>src</w:t>
+      </w:r>
+      <w:proofErr w:type="spellEnd"/>
+      <w:r>
+        <w:t>/axios.js</w:t>
+      </w:r>
+      <w:proofErr w:type="gramEnd"/>
+      <w:r>
+        <w:t xml:space="preserve"> fájl biztosítja</w:t>
+      </w:r>
+      <w:r>
+        <w:t>, ami tartalmazza a backend szerverének URL-jét is. A különböző API-kérések a megfelelő oldalakon találhatóak.</w:t>
       </w:r>
     </w:p>
     <w:p>
       <w:pPr>
-        <w:pStyle w:val="Cmsor2"/>
+        <w:pStyle w:val="Heading2"/>
         <w:numPr>
           <w:ilvl w:val="1"/>
           <w:numId w:val="18"/>
@@ -3374,12 +5257,490 @@
         <w:ind w:hanging="360"/>
       </w:pPr>
       <w:r>
-        <w:t>v</w:t>
-      </w:r>
+        <w:t xml:space="preserve"> </w:t>
+      </w:r>
+      <w:bookmarkStart w:id="26" w:name="_Toc227273003"/>
+      <w:r>
+        <w:t>Néhány API-kérés a projektben</w:t>
+      </w:r>
+      <w:bookmarkEnd w:id="26"/>
     </w:p>
     <w:p>
       <w:pPr>
-        <w:pStyle w:val="Cmsor1"/>
+        <w:pStyle w:val="ListParagraph"/>
+        <w:numPr>
+          <w:ilvl w:val="0"/>
+          <w:numId w:val="36"/>
+        </w:numPr>
+      </w:pPr>
+      <w:r>
+        <w:t>Regisztráció:</w:t>
+      </w:r>
+    </w:p>
+    <w:p>
+      <w:pPr>
+        <w:pStyle w:val="ListParagraph"/>
+        <w:numPr>
+          <w:ilvl w:val="1"/>
+          <w:numId w:val="36"/>
+        </w:numPr>
+      </w:pPr>
+      <w:proofErr w:type="spellStart"/>
+      <w:r>
+        <w:t>await</w:t>
+      </w:r>
+      <w:proofErr w:type="spellEnd"/>
+      <w:r>
+        <w:t xml:space="preserve"> </w:t>
+      </w:r>
+      <w:proofErr w:type="spellStart"/>
+      <w:proofErr w:type="gramStart"/>
+      <w:r>
+        <w:t>axios.post</w:t>
+      </w:r>
+      <w:proofErr w:type="spellEnd"/>
+      <w:r>
+        <w:t>(</w:t>
+      </w:r>
+      <w:proofErr w:type="gramEnd"/>
+      <w:r>
+        <w:t>'/</w:t>
+      </w:r>
+      <w:proofErr w:type="spellStart"/>
+      <w:r>
+        <w:t>Regisz</w:t>
+      </w:r>
+      <w:proofErr w:type="spellEnd"/>
+      <w:r>
+        <w:t>/</w:t>
+      </w:r>
+      <w:proofErr w:type="spellStart"/>
+      <w:r>
+        <w:t>Ceg_ad</w:t>
+      </w:r>
+      <w:proofErr w:type="spellEnd"/>
+      <w:r>
+        <w:t xml:space="preserve">', </w:t>
+      </w:r>
+      <w:proofErr w:type="spellStart"/>
+      <w:r>
+        <w:t>cegData</w:t>
+      </w:r>
+      <w:proofErr w:type="spellEnd"/>
+      <w:r>
+        <w:t>)</w:t>
+      </w:r>
+      <w:r>
+        <w:t xml:space="preserve"> – Cég regisztrálása, a </w:t>
+      </w:r>
+      <w:proofErr w:type="spellStart"/>
+      <w:r>
+        <w:t>cegData</w:t>
+      </w:r>
+      <w:proofErr w:type="spellEnd"/>
+      <w:r>
+        <w:t xml:space="preserve"> tartalmazza a szükséges adatokat</w:t>
+      </w:r>
+    </w:p>
+    <w:p>
+      <w:pPr>
+        <w:pStyle w:val="ListParagraph"/>
+        <w:numPr>
+          <w:ilvl w:val="1"/>
+          <w:numId w:val="36"/>
+        </w:numPr>
+      </w:pPr>
+      <w:proofErr w:type="spellStart"/>
+      <w:r>
+        <w:t>await</w:t>
+      </w:r>
+      <w:proofErr w:type="spellEnd"/>
+      <w:r>
+        <w:t xml:space="preserve"> </w:t>
+      </w:r>
+      <w:proofErr w:type="spellStart"/>
+      <w:proofErr w:type="gramStart"/>
+      <w:r>
+        <w:t>axios.post</w:t>
+      </w:r>
+      <w:proofErr w:type="spellEnd"/>
+      <w:r>
+        <w:t>(</w:t>
+      </w:r>
+      <w:proofErr w:type="gramEnd"/>
+      <w:r>
+        <w:t>'/</w:t>
+      </w:r>
+      <w:proofErr w:type="spellStart"/>
+      <w:r>
+        <w:t>Regisz</w:t>
+      </w:r>
+      <w:proofErr w:type="spellEnd"/>
+      <w:r>
+        <w:t>/</w:t>
+      </w:r>
+      <w:proofErr w:type="spellStart"/>
+      <w:r>
+        <w:t>Felhasznalo_ad</w:t>
+      </w:r>
+      <w:proofErr w:type="spellEnd"/>
+      <w:r>
+        <w:t xml:space="preserve">', </w:t>
+      </w:r>
+      <w:proofErr w:type="spellStart"/>
+      <w:r>
+        <w:t>felhasznaloData</w:t>
+      </w:r>
+      <w:proofErr w:type="spellEnd"/>
+      <w:r>
+        <w:t>)</w:t>
+      </w:r>
+      <w:r>
+        <w:t xml:space="preserve"> – Felhasználó regisztrálása, a </w:t>
+      </w:r>
+      <w:proofErr w:type="spellStart"/>
+      <w:r>
+        <w:t>felhasznaloData</w:t>
+      </w:r>
+      <w:proofErr w:type="spellEnd"/>
+      <w:r>
+        <w:t xml:space="preserve"> tartalmazza a szükséges adatokat</w:t>
+      </w:r>
+    </w:p>
+    <w:p>
+      <w:pPr>
+        <w:pStyle w:val="ListParagraph"/>
+        <w:numPr>
+          <w:ilvl w:val="0"/>
+          <w:numId w:val="36"/>
+        </w:numPr>
+      </w:pPr>
+      <w:r>
+        <w:t>Partner áruháza</w:t>
+      </w:r>
+      <w:r>
+        <w:t>:</w:t>
+      </w:r>
+    </w:p>
+    <w:p>
+      <w:pPr>
+        <w:pStyle w:val="ListParagraph"/>
+        <w:numPr>
+          <w:ilvl w:val="1"/>
+          <w:numId w:val="36"/>
+        </w:numPr>
+      </w:pPr>
+      <w:proofErr w:type="spellStart"/>
+      <w:r>
+        <w:t>await</w:t>
+      </w:r>
+      <w:proofErr w:type="spellEnd"/>
+      <w:r>
+        <w:t xml:space="preserve"> </w:t>
+      </w:r>
+      <w:proofErr w:type="spellStart"/>
+      <w:proofErr w:type="gramStart"/>
+      <w:r>
+        <w:t>axios.post</w:t>
+      </w:r>
+      <w:proofErr w:type="spellEnd"/>
+      <w:r>
+        <w:t>(</w:t>
+      </w:r>
+      <w:proofErr w:type="gramEnd"/>
+      <w:r>
+        <w:t>'/</w:t>
+      </w:r>
+      <w:proofErr w:type="spellStart"/>
+      <w:r>
+        <w:t>Raktar</w:t>
+      </w:r>
+      <w:proofErr w:type="spellEnd"/>
+      <w:r>
+        <w:t>', {</w:t>
+      </w:r>
+    </w:p>
+    <w:p>
+      <w:pPr>
+        <w:pStyle w:val="ListParagraph"/>
+        <w:numPr>
+          <w:ilvl w:val="0"/>
+          <w:numId w:val="0"/>
+        </w:numPr>
+        <w:ind w:left="2858"/>
+      </w:pPr>
+      <w:r>
+        <w:t xml:space="preserve">        </w:t>
+      </w:r>
+      <w:proofErr w:type="spellStart"/>
+      <w:r>
+        <w:t>id</w:t>
+      </w:r>
+      <w:proofErr w:type="spellEnd"/>
+      <w:r>
+        <w:t xml:space="preserve">: </w:t>
+      </w:r>
+      <w:proofErr w:type="spellStart"/>
+      <w:r>
+        <w:t>partnerId</w:t>
+      </w:r>
+      <w:proofErr w:type="spellEnd"/>
+    </w:p>
+    <w:p>
+      <w:pPr>
+        <w:pStyle w:val="ListParagraph"/>
+        <w:numPr>
+          <w:ilvl w:val="0"/>
+          <w:numId w:val="0"/>
+        </w:numPr>
+        <w:ind w:left="2858"/>
+      </w:pPr>
+      <w:r>
+        <w:t>})</w:t>
+      </w:r>
+      <w:r>
+        <w:t xml:space="preserve"> – A megadott ’</w:t>
+      </w:r>
+      <w:proofErr w:type="spellStart"/>
+      <w:r>
+        <w:t>id</w:t>
+      </w:r>
+      <w:proofErr w:type="spellEnd"/>
+      <w:r>
+        <w:t xml:space="preserve">’-vel rendelkező céghez tartozó </w:t>
+      </w:r>
+      <w:r>
+        <w:t>termékek lekérése</w:t>
+      </w:r>
+    </w:p>
+    <w:p>
+      <w:pPr>
+        <w:pStyle w:val="ListParagraph"/>
+        <w:numPr>
+          <w:ilvl w:val="0"/>
+          <w:numId w:val="36"/>
+        </w:numPr>
+      </w:pPr>
+      <w:r>
+        <w:t>Beérkezett rendelések:</w:t>
+      </w:r>
+    </w:p>
+    <w:p>
+      <w:pPr>
+        <w:pStyle w:val="ListParagraph"/>
+        <w:numPr>
+          <w:ilvl w:val="1"/>
+          <w:numId w:val="36"/>
+        </w:numPr>
+      </w:pPr>
+      <w:proofErr w:type="spellStart"/>
+      <w:r>
+        <w:t>await</w:t>
+      </w:r>
+      <w:proofErr w:type="spellEnd"/>
+      <w:r>
+        <w:t xml:space="preserve"> </w:t>
+      </w:r>
+      <w:proofErr w:type="spellStart"/>
+      <w:proofErr w:type="gramStart"/>
+      <w:r>
+        <w:t>axios.post</w:t>
+      </w:r>
+      <w:proofErr w:type="spellEnd"/>
+      <w:r>
+        <w:t>(</w:t>
+      </w:r>
+      <w:proofErr w:type="gramEnd"/>
+      <w:r>
+        <w:t>'/</w:t>
+      </w:r>
+      <w:proofErr w:type="spellStart"/>
+      <w:r>
+        <w:t>Beerkezett_rendeles</w:t>
+      </w:r>
+      <w:proofErr w:type="spellEnd"/>
+      <w:r>
+        <w:t>', {</w:t>
+      </w:r>
+    </w:p>
+    <w:p>
+      <w:pPr>
+        <w:pStyle w:val="ListParagraph"/>
+        <w:numPr>
+          <w:ilvl w:val="0"/>
+          <w:numId w:val="0"/>
+        </w:numPr>
+        <w:ind w:left="2858"/>
+      </w:pPr>
+      <w:r>
+        <w:t xml:space="preserve">      </w:t>
+      </w:r>
+      <w:proofErr w:type="spellStart"/>
+      <w:r>
+        <w:t>cegId</w:t>
+      </w:r>
+      <w:proofErr w:type="spellEnd"/>
+      <w:r>
+        <w:t xml:space="preserve">: </w:t>
+      </w:r>
+      <w:proofErr w:type="spellStart"/>
+      <w:r>
+        <w:t>companyId.value</w:t>
+      </w:r>
+      <w:proofErr w:type="spellEnd"/>
+    </w:p>
+    <w:p>
+      <w:pPr>
+        <w:pStyle w:val="ListParagraph"/>
+        <w:numPr>
+          <w:ilvl w:val="0"/>
+          <w:numId w:val="0"/>
+        </w:numPr>
+        <w:ind w:left="2858"/>
+      </w:pPr>
+      <w:r>
+        <w:t>})</w:t>
+      </w:r>
+      <w:r>
+        <w:t xml:space="preserve"> – A megfelelő cég beérkezett rendeléseinek lekérése</w:t>
+      </w:r>
+    </w:p>
+    <w:p>
+      <w:pPr>
+        <w:pStyle w:val="ListParagraph"/>
+        <w:numPr>
+          <w:ilvl w:val="1"/>
+          <w:numId w:val="36"/>
+        </w:numPr>
+      </w:pPr>
+      <w:proofErr w:type="spellStart"/>
+      <w:r>
+        <w:t>await</w:t>
+      </w:r>
+      <w:proofErr w:type="spellEnd"/>
+      <w:r>
+        <w:t xml:space="preserve"> </w:t>
+      </w:r>
+      <w:proofErr w:type="spellStart"/>
+      <w:proofErr w:type="gramStart"/>
+      <w:r>
+        <w:t>axios.post</w:t>
+      </w:r>
+      <w:proofErr w:type="spellEnd"/>
+      <w:r>
+        <w:t>(</w:t>
+      </w:r>
+      <w:proofErr w:type="gramEnd"/>
+      <w:r>
+        <w:t>'/</w:t>
+      </w:r>
+      <w:proofErr w:type="spellStart"/>
+      <w:r>
+        <w:t>Szamla_create</w:t>
+      </w:r>
+      <w:proofErr w:type="spellEnd"/>
+      <w:r>
+        <w:t>', {</w:t>
+      </w:r>
+    </w:p>
+    <w:p>
+      <w:pPr>
+        <w:pStyle w:val="ListParagraph"/>
+        <w:numPr>
+          <w:ilvl w:val="0"/>
+          <w:numId w:val="0"/>
+        </w:numPr>
+        <w:ind w:left="2858"/>
+      </w:pPr>
+      <w:r>
+        <w:t xml:space="preserve">      </w:t>
+      </w:r>
+      <w:proofErr w:type="spellStart"/>
+      <w:r>
+        <w:t>id</w:t>
+      </w:r>
+      <w:proofErr w:type="spellEnd"/>
+      <w:r>
+        <w:t xml:space="preserve">: </w:t>
+      </w:r>
+      <w:proofErr w:type="spellStart"/>
+      <w:proofErr w:type="gramStart"/>
+      <w:r>
+        <w:t>selectedOrderDetails.value.rendeles</w:t>
+      </w:r>
+      <w:proofErr w:type="gramEnd"/>
+      <w:r>
+        <w:t>_id</w:t>
+      </w:r>
+      <w:proofErr w:type="spellEnd"/>
+    </w:p>
+    <w:p>
+      <w:pPr>
+        <w:pStyle w:val="ListParagraph"/>
+        <w:numPr>
+          <w:ilvl w:val="0"/>
+          <w:numId w:val="0"/>
+        </w:numPr>
+        <w:ind w:left="2858"/>
+      </w:pPr>
+      <w:r>
+        <w:t>}</w:t>
+      </w:r>
+      <w:r>
+        <w:t xml:space="preserve"> – Számlakészítési kérés küldésére szolgál</w:t>
+      </w:r>
+    </w:p>
+    <w:p>
+      <w:pPr>
+        <w:pStyle w:val="ListParagraph"/>
+        <w:numPr>
+          <w:ilvl w:val="0"/>
+          <w:numId w:val="36"/>
+        </w:numPr>
+      </w:pPr>
+      <w:r>
+        <w:t>Több helyen is használt kérés:</w:t>
+      </w:r>
+    </w:p>
+    <w:p>
+      <w:pPr>
+        <w:pStyle w:val="ListParagraph"/>
+        <w:numPr>
+          <w:ilvl w:val="1"/>
+          <w:numId w:val="36"/>
+        </w:numPr>
+        <w:tabs>
+          <w:tab w:val="num" w:pos="1440"/>
+        </w:tabs>
+      </w:pPr>
+      <w:proofErr w:type="spellStart"/>
+      <w:r>
+        <w:t>await</w:t>
+      </w:r>
+      <w:proofErr w:type="spellEnd"/>
+      <w:r>
+        <w:t xml:space="preserve"> </w:t>
+      </w:r>
+      <w:proofErr w:type="spellStart"/>
+      <w:r>
+        <w:t>axios.get</w:t>
+      </w:r>
+      <w:proofErr w:type="spellEnd"/>
+      <w:r>
+        <w:t>(’/</w:t>
+      </w:r>
+      <w:proofErr w:type="spellStart"/>
+      <w:r>
+        <w:t>Ceg_osszes</w:t>
+      </w:r>
+      <w:proofErr w:type="spellEnd"/>
+      <w:r>
+        <w:t>’) – Az adatbázisban lévő összes cég összes adatának lekérése</w:t>
+      </w:r>
+    </w:p>
+    <w:p>
+      <w:pPr>
+        <w:pStyle w:val="Heading1"/>
         <w:numPr>
           <w:ilvl w:val="0"/>
           <w:numId w:val="18"/>
@@ -3388,14 +5749,16 @@
           <w:tab w:val="num" w:pos="720"/>
         </w:tabs>
       </w:pPr>
+      <w:bookmarkStart w:id="27" w:name="_Toc227273004"/>
       <w:r>
         <w:lastRenderedPageBreak/>
         <w:t>Jövőbeli bővítési lehetőségek</w:t>
       </w:r>
+      <w:bookmarkEnd w:id="27"/>
     </w:p>
     <w:p>
       <w:pPr>
-        <w:pStyle w:val="Cmsor2"/>
+        <w:pStyle w:val="Heading2"/>
         <w:numPr>
           <w:ilvl w:val="1"/>
           <w:numId w:val="18"/>
@@ -3405,13 +5768,15 @@
         </w:tabs>
         <w:ind w:hanging="360"/>
       </w:pPr>
+      <w:bookmarkStart w:id="28" w:name="_Toc227273005"/>
       <w:r>
         <w:t>v</w:t>
       </w:r>
+      <w:bookmarkEnd w:id="28"/>
     </w:p>
     <w:p>
       <w:pPr>
-        <w:pStyle w:val="Cmsor1"/>
+        <w:pStyle w:val="Heading1"/>
         <w:numPr>
           <w:ilvl w:val="0"/>
           <w:numId w:val="18"/>
@@ -3420,14 +5785,16 @@
           <w:tab w:val="num" w:pos="720"/>
         </w:tabs>
       </w:pPr>
+      <w:bookmarkStart w:id="29" w:name="_Toc227273006"/>
       <w:r>
         <w:lastRenderedPageBreak/>
         <w:t>Jövőbeli bővítési lehetőségek</w:t>
       </w:r>
+      <w:bookmarkEnd w:id="29"/>
     </w:p>
     <w:p>
       <w:pPr>
-        <w:pStyle w:val="Cmsor2"/>
+        <w:pStyle w:val="Heading2"/>
         <w:numPr>
           <w:ilvl w:val="1"/>
           <w:numId w:val="18"/>
@@ -3437,13 +5804,51 @@
         </w:tabs>
         <w:ind w:hanging="360"/>
       </w:pPr>
+      <w:bookmarkStart w:id="30" w:name="_Toc227273007"/>
       <w:r>
         <w:t>v</w:t>
       </w:r>
+      <w:bookmarkEnd w:id="30"/>
     </w:p>
     <w:p>
       <w:pPr>
-        <w:pStyle w:val="Listaszerbekezds"/>
+        <w:pStyle w:val="Heading1"/>
+        <w:numPr>
+          <w:ilvl w:val="0"/>
+          <w:numId w:val="18"/>
+        </w:numPr>
+        <w:tabs>
+          <w:tab w:val="num" w:pos="720"/>
+        </w:tabs>
+      </w:pPr>
+      <w:bookmarkStart w:id="31" w:name="_Toc227273008"/>
+      <w:r>
+        <w:lastRenderedPageBreak/>
+        <w:t>Jövőbeli bővítési lehetőségek</w:t>
+      </w:r>
+      <w:bookmarkEnd w:id="31"/>
+    </w:p>
+    <w:p>
+      <w:pPr>
+        <w:pStyle w:val="Heading2"/>
+        <w:numPr>
+          <w:ilvl w:val="1"/>
+          <w:numId w:val="18"/>
+        </w:numPr>
+        <w:tabs>
+          <w:tab w:val="num" w:pos="1440"/>
+        </w:tabs>
+        <w:ind w:hanging="360"/>
+      </w:pPr>
+      <w:bookmarkStart w:id="32" w:name="_Toc227273009"/>
+      <w:r>
+        <w:t>v</w:t>
+      </w:r>
+      <w:bookmarkEnd w:id="32"/>
+    </w:p>
+    <w:p>
+      <w:pPr>
+        <w:pStyle w:val="ListParagraph"/>
         <w:rPr>
           <w:lang w:eastAsia="hu-HU"/>
         </w:rPr>
@@ -3464,7 +5869,7 @@
 </file>
 
 <file path=word/endnotes.xml><?xml version="1.0" encoding="utf-8"?>
-<w:endnotes xmlns:wpc="http://schemas.microsoft.com/office/word/2010/wordprocessingCanvas" xmlns:cx="http://schemas.microsoft.com/office/drawing/2014/chartex" xmlns:cx1="http://schemas.microsoft.com/office/drawing/2015/9/8/chartex" xmlns:cx2="http://schemas.microsoft.com/office/drawing/2015/10/21/chartex" xmlns:cx3="http://schemas.microsoft.com/office/drawing/2016/5/9/chartex" xmlns:cx4="http://schemas.microsoft.com/office/drawing/2016/5/10/chartex" xmlns:cx5="http://schemas.microsoft.com/office/drawing/2016/5/11/chartex" xmlns:cx6="http://schemas.microsoft.com/office/drawing/2016/5/12/chartex" xmlns:cx7="http://schemas.microsoft.com/office/drawing/2016/5/13/chartex" xmlns:cx8="http://schemas.microsoft.com/office/drawing/2016/5/14/chartex" xmlns:mc="http://schemas.openxmlformats.org/markup-compatibility/2006" xmlns:aink="http://schemas.microsoft.com/office/drawing/2016/ink" xmlns:am3d="http://schemas.microsoft.com/office/drawing/2017/model3d" xmlns:o="urn:schemas-microsoft-com:office:office" xmlns:r="http://schemas.openxmlformats.org/officeDocument/2006/relationships" xmlns:m="http://schemas.openxmlformats.org/officeDocument/2006/math" xmlns:v="urn:schemas-microsoft-com:vml" xmlns:wp14="http://schemas.microsoft.com/office/word/2010/wordprocessingDrawing" xmlns:wp="http://schemas.openxmlformats.org/drawingml/2006/wordprocessingDrawing" xmlns:w10="urn:schemas-microsoft-com:office:word" xmlns:w="http://schemas.openxmlformats.org/wordprocessingml/2006/main" xmlns:w14="http://schemas.microsoft.com/office/word/2010/wordml" xmlns:w15="http://schemas.microsoft.com/office/word/2012/wordml" xmlns:w16cex="http://schemas.microsoft.com/office/word/2018/wordml/cex" xmlns:w16cid="http://schemas.microsoft.com/office/word/2016/wordml/cid" xmlns:w16="http://schemas.microsoft.com/office/word/2018/wordml" xmlns:w16sdtdh="http://schemas.microsoft.com/office/word/2020/wordml/sdtdatahash" xmlns:w16se="http://schemas.microsoft.com/office/word/2015/wordml/symex" xmlns:wpg="http://schemas.microsoft.com/office/word/2010/wordprocessingGroup" xmlns:wpi="http://schemas.microsoft.com/office/word/2010/wordprocessingInk" xmlns:wne="http://schemas.microsoft.com/office/word/2006/wordml" xmlns:wps="http://schemas.microsoft.com/office/word/2010/wordprocessingShape" mc:Ignorable="w14 w15 w16se w16cid w16 w16cex w16sdtdh wp14">
+<w:endnotes xmlns:wpc="http://schemas.microsoft.com/office/word/2010/wordprocessingCanvas" xmlns:cx="http://schemas.microsoft.com/office/drawing/2014/chartex" xmlns:cx1="http://schemas.microsoft.com/office/drawing/2015/9/8/chartex" xmlns:cx2="http://schemas.microsoft.com/office/drawing/2015/10/21/chartex" xmlns:cx3="http://schemas.microsoft.com/office/drawing/2016/5/9/chartex" xmlns:cx4="http://schemas.microsoft.com/office/drawing/2016/5/10/chartex" xmlns:cx5="http://schemas.microsoft.com/office/drawing/2016/5/11/chartex" xmlns:cx6="http://schemas.microsoft.com/office/drawing/2016/5/12/chartex" xmlns:cx7="http://schemas.microsoft.com/office/drawing/2016/5/13/chartex" xmlns:cx8="http://schemas.microsoft.com/office/drawing/2016/5/14/chartex" xmlns:mc="http://schemas.openxmlformats.org/markup-compatibility/2006" xmlns:aink="http://schemas.microsoft.com/office/drawing/2016/ink" xmlns:am3d="http://schemas.microsoft.com/office/drawing/2017/model3d" xmlns:o="urn:schemas-microsoft-com:office:office" xmlns:oel="http://schemas.microsoft.com/office/2019/extlst" xmlns:r="http://schemas.openxmlformats.org/officeDocument/2006/relationships" xmlns:m="http://schemas.openxmlformats.org/officeDocument/2006/math" xmlns:v="urn:schemas-microsoft-com:vml" xmlns:wp14="http://schemas.microsoft.com/office/word/2010/wordprocessingDrawing" xmlns:wp="http://schemas.openxmlformats.org/drawingml/2006/wordprocessingDrawing" xmlns:w10="urn:schemas-microsoft-com:office:word" xmlns:w="http://schemas.openxmlformats.org/wordprocessingml/2006/main" xmlns:w14="http://schemas.microsoft.com/office/word/2010/wordml" xmlns:w15="http://schemas.microsoft.com/office/word/2012/wordml" xmlns:w16cex="http://schemas.microsoft.com/office/word/2018/wordml/cex" xmlns:w16cid="http://schemas.microsoft.com/office/word/2016/wordml/cid" xmlns:w16="http://schemas.microsoft.com/office/word/2018/wordml" xmlns:w16du="http://schemas.microsoft.com/office/word/2023/wordml/word16du" xmlns:w16sdtdh="http://schemas.microsoft.com/office/word/2020/wordml/sdtdatahash" xmlns:w16sdtfl="http://schemas.microsoft.com/office/word/2024/wordml/sdtformatlock" xmlns:w16se="http://schemas.microsoft.com/office/word/2015/wordml/symex" xmlns:wpg="http://schemas.microsoft.com/office/word/2010/wordprocessingGroup" xmlns:wpi="http://schemas.microsoft.com/office/word/2010/wordprocessingInk" xmlns:wne="http://schemas.microsoft.com/office/word/2006/wordml" xmlns:wps="http://schemas.microsoft.com/office/word/2010/wordprocessingShape" mc:Ignorable="w14 w15 w16se w16cid w16 w16cex w16sdtdh w16sdtfl w16du wp14">
   <w:endnote w:type="separator" w:id="-1">
     <w:p>
       <w:pPr>
@@ -3489,7 +5894,7 @@
 </file>
 
 <file path=word/footer1.xml><?xml version="1.0" encoding="utf-8"?>
-<w:ftr xmlns:wpc="http://schemas.microsoft.com/office/word/2010/wordprocessingCanvas" xmlns:cx="http://schemas.microsoft.com/office/drawing/2014/chartex" xmlns:cx1="http://schemas.microsoft.com/office/drawing/2015/9/8/chartex" xmlns:cx2="http://schemas.microsoft.com/office/drawing/2015/10/21/chartex" xmlns:cx3="http://schemas.microsoft.com/office/drawing/2016/5/9/chartex" xmlns:cx4="http://schemas.microsoft.com/office/drawing/2016/5/10/chartex" xmlns:cx5="http://schemas.microsoft.com/office/drawing/2016/5/11/chartex" xmlns:cx6="http://schemas.microsoft.com/office/drawing/2016/5/12/chartex" xmlns:cx7="http://schemas.microsoft.com/office/drawing/2016/5/13/chartex" xmlns:cx8="http://schemas.microsoft.com/office/drawing/2016/5/14/chartex" xmlns:mc="http://schemas.openxmlformats.org/markup-compatibility/2006" xmlns:aink="http://schemas.microsoft.com/office/drawing/2016/ink" xmlns:am3d="http://schemas.microsoft.com/office/drawing/2017/model3d" xmlns:o="urn:schemas-microsoft-com:office:office" xmlns:r="http://schemas.openxmlformats.org/officeDocument/2006/relationships" xmlns:m="http://schemas.openxmlformats.org/officeDocument/2006/math" xmlns:v="urn:schemas-microsoft-com:vml" xmlns:wp14="http://schemas.microsoft.com/office/word/2010/wordprocessingDrawing" xmlns:wp="http://schemas.openxmlformats.org/drawingml/2006/wordprocessingDrawing" xmlns:w10="urn:schemas-microsoft-com:office:word" xmlns:w="http://schemas.openxmlformats.org/wordprocessingml/2006/main" xmlns:w14="http://schemas.microsoft.com/office/word/2010/wordml" xmlns:w15="http://schemas.microsoft.com/office/word/2012/wordml" xmlns:w16cex="http://schemas.microsoft.com/office/word/2018/wordml/cex" xmlns:w16cid="http://schemas.microsoft.com/office/word/2016/wordml/cid" xmlns:w16="http://schemas.microsoft.com/office/word/2018/wordml" xmlns:w16sdtdh="http://schemas.microsoft.com/office/word/2020/wordml/sdtdatahash" xmlns:w16se="http://schemas.microsoft.com/office/word/2015/wordml/symex" xmlns:wpg="http://schemas.microsoft.com/office/word/2010/wordprocessingGroup" xmlns:wpi="http://schemas.microsoft.com/office/word/2010/wordprocessingInk" xmlns:wne="http://schemas.microsoft.com/office/word/2006/wordml" xmlns:wps="http://schemas.microsoft.com/office/word/2010/wordprocessingShape" mc:Ignorable="w14 w15 w16se w16cid w16 w16cex w16sdtdh wp14">
+<w:ftr xmlns:wpc="http://schemas.microsoft.com/office/word/2010/wordprocessingCanvas" xmlns:cx="http://schemas.microsoft.com/office/drawing/2014/chartex" xmlns:cx1="http://schemas.microsoft.com/office/drawing/2015/9/8/chartex" xmlns:cx2="http://schemas.microsoft.com/office/drawing/2015/10/21/chartex" xmlns:cx3="http://schemas.microsoft.com/office/drawing/2016/5/9/chartex" xmlns:cx4="http://schemas.microsoft.com/office/drawing/2016/5/10/chartex" xmlns:cx5="http://schemas.microsoft.com/office/drawing/2016/5/11/chartex" xmlns:cx6="http://schemas.microsoft.com/office/drawing/2016/5/12/chartex" xmlns:cx7="http://schemas.microsoft.com/office/drawing/2016/5/13/chartex" xmlns:cx8="http://schemas.microsoft.com/office/drawing/2016/5/14/chartex" xmlns:mc="http://schemas.openxmlformats.org/markup-compatibility/2006" xmlns:aink="http://schemas.microsoft.com/office/drawing/2016/ink" xmlns:am3d="http://schemas.microsoft.com/office/drawing/2017/model3d" xmlns:o="urn:schemas-microsoft-com:office:office" xmlns:oel="http://schemas.microsoft.com/office/2019/extlst" xmlns:r="http://schemas.openxmlformats.org/officeDocument/2006/relationships" xmlns:m="http://schemas.openxmlformats.org/officeDocument/2006/math" xmlns:v="urn:schemas-microsoft-com:vml" xmlns:wp14="http://schemas.microsoft.com/office/word/2010/wordprocessingDrawing" xmlns:wp="http://schemas.openxmlformats.org/drawingml/2006/wordprocessingDrawing" xmlns:w10="urn:schemas-microsoft-com:office:word" xmlns:w="http://schemas.openxmlformats.org/wordprocessingml/2006/main" xmlns:w14="http://schemas.microsoft.com/office/word/2010/wordml" xmlns:w15="http://schemas.microsoft.com/office/word/2012/wordml" xmlns:w16cex="http://schemas.microsoft.com/office/word/2018/wordml/cex" xmlns:w16cid="http://schemas.microsoft.com/office/word/2016/wordml/cid" xmlns:w16="http://schemas.microsoft.com/office/word/2018/wordml" xmlns:w16du="http://schemas.microsoft.com/office/word/2023/wordml/word16du" xmlns:w16sdtdh="http://schemas.microsoft.com/office/word/2020/wordml/sdtdatahash" xmlns:w16sdtfl="http://schemas.microsoft.com/office/word/2024/wordml/sdtformatlock" xmlns:w16se="http://schemas.microsoft.com/office/word/2015/wordml/symex" xmlns:wpg="http://schemas.microsoft.com/office/word/2010/wordprocessingGroup" xmlns:wpi="http://schemas.microsoft.com/office/word/2010/wordprocessingInk" xmlns:wne="http://schemas.microsoft.com/office/word/2006/wordml" xmlns:wps="http://schemas.microsoft.com/office/word/2010/wordprocessingShape" mc:Ignorable="w14 w15 w16se w16cid w16 w16cex w16sdtdh w16sdtfl w16du wp14">
   <w:sdt>
     <w:sdtPr>
       <w:id w:val="-484398938"/>
@@ -3507,7 +5912,7 @@
     <w:sdtContent>
       <w:p>
         <w:pPr>
-          <w:pStyle w:val="llb"/>
+          <w:pStyle w:val="Footer"/>
           <w:pBdr>
             <w:top w:val="single" w:sz="6" w:space="1" w:color="auto"/>
           </w:pBdr>
@@ -3576,7 +5981,15 @@
             <w:bCs/>
             <w:color w:val="00635D" w:themeColor="accent1" w:themeShade="80"/>
           </w:rPr>
-          <w:t>8 </w:t>
+          <w:t>11</w:t>
+        </w:r>
+        <w:r>
+          <w:rPr>
+            <w:b/>
+            <w:bCs/>
+            <w:color w:val="00635D" w:themeColor="accent1" w:themeShade="80"/>
+          </w:rPr>
+          <w:t> </w:t>
         </w:r>
         <w:r>
           <w:rPr>
@@ -3593,7 +6006,7 @@
 </file>
 
 <file path=word/footnotes.xml><?xml version="1.0" encoding="utf-8"?>
-<w:footnotes xmlns:wpc="http://schemas.microsoft.com/office/word/2010/wordprocessingCanvas" xmlns:cx="http://schemas.microsoft.com/office/drawing/2014/chartex" xmlns:cx1="http://schemas.microsoft.com/office/drawing/2015/9/8/chartex" xmlns:cx2="http://schemas.microsoft.com/office/drawing/2015/10/21/chartex" xmlns:cx3="http://schemas.microsoft.com/office/drawing/2016/5/9/chartex" xmlns:cx4="http://schemas.microsoft.com/office/drawing/2016/5/10/chartex" xmlns:cx5="http://schemas.microsoft.com/office/drawing/2016/5/11/chartex" xmlns:cx6="http://schemas.microsoft.com/office/drawing/2016/5/12/chartex" xmlns:cx7="http://schemas.microsoft.com/office/drawing/2016/5/13/chartex" xmlns:cx8="http://schemas.microsoft.com/office/drawing/2016/5/14/chartex" xmlns:mc="http://schemas.openxmlformats.org/markup-compatibility/2006" xmlns:aink="http://schemas.microsoft.com/office/drawing/2016/ink" xmlns:am3d="http://schemas.microsoft.com/office/drawing/2017/model3d" xmlns:o="urn:schemas-microsoft-com:office:office" xmlns:r="http://schemas.openxmlformats.org/officeDocument/2006/relationships" xmlns:m="http://schemas.openxmlformats.org/officeDocument/2006/math" xmlns:v="urn:schemas-microsoft-com:vml" xmlns:wp14="http://schemas.microsoft.com/office/word/2010/wordprocessingDrawing" xmlns:wp="http://schemas.openxmlformats.org/drawingml/2006/wordprocessingDrawing" xmlns:w10="urn:schemas-microsoft-com:office:word" xmlns:w="http://schemas.openxmlformats.org/wordprocessingml/2006/main" xmlns:w14="http://schemas.microsoft.com/office/word/2010/wordml" xmlns:w15="http://schemas.microsoft.com/office/word/2012/wordml" xmlns:w16cex="http://schemas.microsoft.com/office/word/2018/wordml/cex" xmlns:w16cid="http://schemas.microsoft.com/office/word/2016/wordml/cid" xmlns:w16="http://schemas.microsoft.com/office/word/2018/wordml" xmlns:w16sdtdh="http://schemas.microsoft.com/office/word/2020/wordml/sdtdatahash" xmlns:w16se="http://schemas.microsoft.com/office/word/2015/wordml/symex" xmlns:wpg="http://schemas.microsoft.com/office/word/2010/wordprocessingGroup" xmlns:wpi="http://schemas.microsoft.com/office/word/2010/wordprocessingInk" xmlns:wne="http://schemas.microsoft.com/office/word/2006/wordml" xmlns:wps="http://schemas.microsoft.com/office/word/2010/wordprocessingShape" mc:Ignorable="w14 w15 w16se w16cid w16 w16cex w16sdtdh wp14">
+<w:footnotes xmlns:wpc="http://schemas.microsoft.com/office/word/2010/wordprocessingCanvas" xmlns:cx="http://schemas.microsoft.com/office/drawing/2014/chartex" xmlns:cx1="http://schemas.microsoft.com/office/drawing/2015/9/8/chartex" xmlns:cx2="http://schemas.microsoft.com/office/drawing/2015/10/21/chartex" xmlns:cx3="http://schemas.microsoft.com/office/drawing/2016/5/9/chartex" xmlns:cx4="http://schemas.microsoft.com/office/drawing/2016/5/10/chartex" xmlns:cx5="http://schemas.microsoft.com/office/drawing/2016/5/11/chartex" xmlns:cx6="http://schemas.microsoft.com/office/drawing/2016/5/12/chartex" xmlns:cx7="http://schemas.microsoft.com/office/drawing/2016/5/13/chartex" xmlns:cx8="http://schemas.microsoft.com/office/drawing/2016/5/14/chartex" xmlns:mc="http://schemas.openxmlformats.org/markup-compatibility/2006" xmlns:aink="http://schemas.microsoft.com/office/drawing/2016/ink" xmlns:am3d="http://schemas.microsoft.com/office/drawing/2017/model3d" xmlns:o="urn:schemas-microsoft-com:office:office" xmlns:oel="http://schemas.microsoft.com/office/2019/extlst" xmlns:r="http://schemas.openxmlformats.org/officeDocument/2006/relationships" xmlns:m="http://schemas.openxmlformats.org/officeDocument/2006/math" xmlns:v="urn:schemas-microsoft-com:vml" xmlns:wp14="http://schemas.microsoft.com/office/word/2010/wordprocessingDrawing" xmlns:wp="http://schemas.openxmlformats.org/drawingml/2006/wordprocessingDrawing" xmlns:w10="urn:schemas-microsoft-com:office:word" xmlns:w="http://schemas.openxmlformats.org/wordprocessingml/2006/main" xmlns:w14="http://schemas.microsoft.com/office/word/2010/wordml" xmlns:w15="http://schemas.microsoft.com/office/word/2012/wordml" xmlns:w16cex="http://schemas.microsoft.com/office/word/2018/wordml/cex" xmlns:w16cid="http://schemas.microsoft.com/office/word/2016/wordml/cid" xmlns:w16="http://schemas.microsoft.com/office/word/2018/wordml" xmlns:w16du="http://schemas.microsoft.com/office/word/2023/wordml/word16du" xmlns:w16sdtdh="http://schemas.microsoft.com/office/word/2020/wordml/sdtdatahash" xmlns:w16sdtfl="http://schemas.microsoft.com/office/word/2024/wordml/sdtformatlock" xmlns:w16se="http://schemas.microsoft.com/office/word/2015/wordml/symex" xmlns:wpg="http://schemas.microsoft.com/office/word/2010/wordprocessingGroup" xmlns:wpi="http://schemas.microsoft.com/office/word/2010/wordprocessingInk" xmlns:wne="http://schemas.microsoft.com/office/word/2006/wordml" xmlns:wps="http://schemas.microsoft.com/office/word/2010/wordprocessingShape" mc:Ignorable="w14 w15 w16se w16cid w16 w16cex w16sdtdh w16sdtfl w16du wp14">
   <w:footnote w:type="separator" w:id="-1">
     <w:p>
       <w:pPr>
@@ -3618,7 +6031,7 @@
 </file>
 
 <file path=word/header1.xml><?xml version="1.0" encoding="utf-8"?>
-<w:hdr xmlns:wpc="http://schemas.microsoft.com/office/word/2010/wordprocessingCanvas" xmlns:cx="http://schemas.microsoft.com/office/drawing/2014/chartex" xmlns:cx1="http://schemas.microsoft.com/office/drawing/2015/9/8/chartex" xmlns:cx2="http://schemas.microsoft.com/office/drawing/2015/10/21/chartex" xmlns:cx3="http://schemas.microsoft.com/office/drawing/2016/5/9/chartex" xmlns:cx4="http://schemas.microsoft.com/office/drawing/2016/5/10/chartex" xmlns:cx5="http://schemas.microsoft.com/office/drawing/2016/5/11/chartex" xmlns:cx6="http://schemas.microsoft.com/office/drawing/2016/5/12/chartex" xmlns:cx7="http://schemas.microsoft.com/office/drawing/2016/5/13/chartex" xmlns:cx8="http://schemas.microsoft.com/office/drawing/2016/5/14/chartex" xmlns:mc="http://schemas.openxmlformats.org/markup-compatibility/2006" xmlns:aink="http://schemas.microsoft.com/office/drawing/2016/ink" xmlns:am3d="http://schemas.microsoft.com/office/drawing/2017/model3d" xmlns:o="urn:schemas-microsoft-com:office:office" xmlns:r="http://schemas.openxmlformats.org/officeDocument/2006/relationships" xmlns:m="http://schemas.openxmlformats.org/officeDocument/2006/math" xmlns:v="urn:schemas-microsoft-com:vml" xmlns:wp14="http://schemas.microsoft.com/office/word/2010/wordprocessingDrawing" xmlns:wp="http://schemas.openxmlformats.org/drawingml/2006/wordprocessingDrawing" xmlns:w10="urn:schemas-microsoft-com:office:word" xmlns:w="http://schemas.openxmlformats.org/wordprocessingml/2006/main" xmlns:w14="http://schemas.microsoft.com/office/word/2010/wordml" xmlns:w15="http://schemas.microsoft.com/office/word/2012/wordml" xmlns:w16cex="http://schemas.microsoft.com/office/word/2018/wordml/cex" xmlns:w16cid="http://schemas.microsoft.com/office/word/2016/wordml/cid" xmlns:w16="http://schemas.microsoft.com/office/word/2018/wordml" xmlns:w16sdtdh="http://schemas.microsoft.com/office/word/2020/wordml/sdtdatahash" xmlns:w16se="http://schemas.microsoft.com/office/word/2015/wordml/symex" xmlns:wpg="http://schemas.microsoft.com/office/word/2010/wordprocessingGroup" xmlns:wpi="http://schemas.microsoft.com/office/word/2010/wordprocessingInk" xmlns:wne="http://schemas.microsoft.com/office/word/2006/wordml" xmlns:wps="http://schemas.microsoft.com/office/word/2010/wordprocessingShape" mc:Ignorable="w14 w15 w16se w16cid w16 w16cex w16sdtdh wp14">
+<w:hdr xmlns:wpc="http://schemas.microsoft.com/office/word/2010/wordprocessingCanvas" xmlns:cx="http://schemas.microsoft.com/office/drawing/2014/chartex" xmlns:cx1="http://schemas.microsoft.com/office/drawing/2015/9/8/chartex" xmlns:cx2="http://schemas.microsoft.com/office/drawing/2015/10/21/chartex" xmlns:cx3="http://schemas.microsoft.com/office/drawing/2016/5/9/chartex" xmlns:cx4="http://schemas.microsoft.com/office/drawing/2016/5/10/chartex" xmlns:cx5="http://schemas.microsoft.com/office/drawing/2016/5/11/chartex" xmlns:cx6="http://schemas.microsoft.com/office/drawing/2016/5/12/chartex" xmlns:cx7="http://schemas.microsoft.com/office/drawing/2016/5/13/chartex" xmlns:cx8="http://schemas.microsoft.com/office/drawing/2016/5/14/chartex" xmlns:mc="http://schemas.openxmlformats.org/markup-compatibility/2006" xmlns:aink="http://schemas.microsoft.com/office/drawing/2016/ink" xmlns:am3d="http://schemas.microsoft.com/office/drawing/2017/model3d" xmlns:o="urn:schemas-microsoft-com:office:office" xmlns:oel="http://schemas.microsoft.com/office/2019/extlst" xmlns:r="http://schemas.openxmlformats.org/officeDocument/2006/relationships" xmlns:m="http://schemas.openxmlformats.org/officeDocument/2006/math" xmlns:v="urn:schemas-microsoft-com:vml" xmlns:wp14="http://schemas.microsoft.com/office/word/2010/wordprocessingDrawing" xmlns:wp="http://schemas.openxmlformats.org/drawingml/2006/wordprocessingDrawing" xmlns:w10="urn:schemas-microsoft-com:office:word" xmlns:w="http://schemas.openxmlformats.org/wordprocessingml/2006/main" xmlns:w14="http://schemas.microsoft.com/office/word/2010/wordml" xmlns:w15="http://schemas.microsoft.com/office/word/2012/wordml" xmlns:w16cex="http://schemas.microsoft.com/office/word/2018/wordml/cex" xmlns:w16cid="http://schemas.microsoft.com/office/word/2016/wordml/cid" xmlns:w16="http://schemas.microsoft.com/office/word/2018/wordml" xmlns:w16du="http://schemas.microsoft.com/office/word/2023/wordml/word16du" xmlns:w16sdtdh="http://schemas.microsoft.com/office/word/2020/wordml/sdtdatahash" xmlns:w16sdtfl="http://schemas.microsoft.com/office/word/2024/wordml/sdtformatlock" xmlns:w16se="http://schemas.microsoft.com/office/word/2015/wordml/symex" xmlns:wpg="http://schemas.microsoft.com/office/word/2010/wordprocessingGroup" xmlns:wpi="http://schemas.microsoft.com/office/word/2010/wordprocessingInk" xmlns:wne="http://schemas.microsoft.com/office/word/2006/wordml" xmlns:wps="http://schemas.microsoft.com/office/word/2010/wordprocessingShape" mc:Ignorable="w14 w15 w16se w16cid w16 w16cex w16sdtdh w16sdtfl w16du wp14">
   <w:p>
     <w:pPr>
       <w:pBdr>
@@ -3751,7 +6164,7 @@
 </file>
 
 <file path=word/numbering.xml><?xml version="1.0" encoding="utf-8"?>
-<w:numbering xmlns:wpc="http://schemas.microsoft.com/office/word/2010/wordprocessingCanvas" xmlns:cx="http://schemas.microsoft.com/office/drawing/2014/chartex" xmlns:cx1="http://schemas.microsoft.com/office/drawing/2015/9/8/chartex" xmlns:cx2="http://schemas.microsoft.com/office/drawing/2015/10/21/chartex" xmlns:cx3="http://schemas.microsoft.com/office/drawing/2016/5/9/chartex" xmlns:cx4="http://schemas.microsoft.com/office/drawing/2016/5/10/chartex" xmlns:cx5="http://schemas.microsoft.com/office/drawing/2016/5/11/chartex" xmlns:cx6="http://schemas.microsoft.com/office/drawing/2016/5/12/chartex" xmlns:cx7="http://schemas.microsoft.com/office/drawing/2016/5/13/chartex" xmlns:cx8="http://schemas.microsoft.com/office/drawing/2016/5/14/chartex" xmlns:mc="http://schemas.openxmlformats.org/markup-compatibility/2006" xmlns:aink="http://schemas.microsoft.com/office/drawing/2016/ink" xmlns:am3d="http://schemas.microsoft.com/office/drawing/2017/model3d" xmlns:o="urn:schemas-microsoft-com:office:office" xmlns:r="http://schemas.openxmlformats.org/officeDocument/2006/relationships" xmlns:m="http://schemas.openxmlformats.org/officeDocument/2006/math" xmlns:v="urn:schemas-microsoft-com:vml" xmlns:wp14="http://schemas.microsoft.com/office/word/2010/wordprocessingDrawing" xmlns:wp="http://schemas.openxmlformats.org/drawingml/2006/wordprocessingDrawing" xmlns:w10="urn:schemas-microsoft-com:office:word" xmlns:w="http://schemas.openxmlformats.org/wordprocessingml/2006/main" xmlns:w14="http://schemas.microsoft.com/office/word/2010/wordml" xmlns:w15="http://schemas.microsoft.com/office/word/2012/wordml" xmlns:w16cex="http://schemas.microsoft.com/office/word/2018/wordml/cex" xmlns:w16cid="http://schemas.microsoft.com/office/word/2016/wordml/cid" xmlns:w16="http://schemas.microsoft.com/office/word/2018/wordml" xmlns:w16sdtdh="http://schemas.microsoft.com/office/word/2020/wordml/sdtdatahash" xmlns:w16se="http://schemas.microsoft.com/office/word/2015/wordml/symex" xmlns:wpg="http://schemas.microsoft.com/office/word/2010/wordprocessingGroup" xmlns:wpi="http://schemas.microsoft.com/office/word/2010/wordprocessingInk" xmlns:wne="http://schemas.microsoft.com/office/word/2006/wordml" xmlns:wps="http://schemas.microsoft.com/office/word/2010/wordprocessingShape" mc:Ignorable="w14 w15 w16se w16cid w16 w16cex w16sdtdh wp14">
+<w:numbering xmlns:wpc="http://schemas.microsoft.com/office/word/2010/wordprocessingCanvas" xmlns:cx="http://schemas.microsoft.com/office/drawing/2014/chartex" xmlns:cx1="http://schemas.microsoft.com/office/drawing/2015/9/8/chartex" xmlns:cx2="http://schemas.microsoft.com/office/drawing/2015/10/21/chartex" xmlns:cx3="http://schemas.microsoft.com/office/drawing/2016/5/9/chartex" xmlns:cx4="http://schemas.microsoft.com/office/drawing/2016/5/10/chartex" xmlns:cx5="http://schemas.microsoft.com/office/drawing/2016/5/11/chartex" xmlns:cx6="http://schemas.microsoft.com/office/drawing/2016/5/12/chartex" xmlns:cx7="http://schemas.microsoft.com/office/drawing/2016/5/13/chartex" xmlns:cx8="http://schemas.microsoft.com/office/drawing/2016/5/14/chartex" xmlns:mc="http://schemas.openxmlformats.org/markup-compatibility/2006" xmlns:aink="http://schemas.microsoft.com/office/drawing/2016/ink" xmlns:am3d="http://schemas.microsoft.com/office/drawing/2017/model3d" xmlns:o="urn:schemas-microsoft-com:office:office" xmlns:oel="http://schemas.microsoft.com/office/2019/extlst" xmlns:r="http://schemas.openxmlformats.org/officeDocument/2006/relationships" xmlns:m="http://schemas.openxmlformats.org/officeDocument/2006/math" xmlns:v="urn:schemas-microsoft-com:vml" xmlns:wp14="http://schemas.microsoft.com/office/word/2010/wordprocessingDrawing" xmlns:wp="http://schemas.openxmlformats.org/drawingml/2006/wordprocessingDrawing" xmlns:w10="urn:schemas-microsoft-com:office:word" xmlns:w="http://schemas.openxmlformats.org/wordprocessingml/2006/main" xmlns:w14="http://schemas.microsoft.com/office/word/2010/wordml" xmlns:w15="http://schemas.microsoft.com/office/word/2012/wordml" xmlns:w16cex="http://schemas.microsoft.com/office/word/2018/wordml/cex" xmlns:w16cid="http://schemas.microsoft.com/office/word/2016/wordml/cid" xmlns:w16="http://schemas.microsoft.com/office/word/2018/wordml" xmlns:w16du="http://schemas.microsoft.com/office/word/2023/wordml/word16du" xmlns:w16sdtdh="http://schemas.microsoft.com/office/word/2020/wordml/sdtdatahash" xmlns:w16sdtfl="http://schemas.microsoft.com/office/word/2024/wordml/sdtformatlock" xmlns:w16se="http://schemas.microsoft.com/office/word/2015/wordml/symex" xmlns:wpg="http://schemas.microsoft.com/office/word/2010/wordprocessingGroup" xmlns:wpi="http://schemas.microsoft.com/office/word/2010/wordprocessingInk" xmlns:wne="http://schemas.microsoft.com/office/word/2006/wordml" xmlns:wps="http://schemas.microsoft.com/office/word/2010/wordprocessingShape" mc:Ignorable="w14 w15 w16se w16cid w16 w16cex w16sdtdh w16sdtfl w16du wp14">
   <w:numPicBullet w:numPicBulletId="0">
     <w:pict>
       <v:shapetype id="_x0000_t75" coordsize="21600,21600" o:spt="75" o:preferrelative="t" path="m@4@5l@4@11@9@11@9@5xe" filled="f" stroked="f">
@@ -3773,7 +6186,7 @@
         <v:path o:extrusionok="f" gradientshapeok="t" o:connecttype="rect"/>
         <o:lock v:ext="edit" aspectratio="t"/>
       </v:shapetype>
-      <v:shape id="_x0000_i1115" type="#_x0000_t75" style="width:159.75pt;height:173.25pt" o:bullet="t">
+      <v:shape id="_x0000_i1025" type="#_x0000_t75" style="width:159.7pt;height:173.25pt" o:bullet="t">
         <v:imagedata r:id="rId1" o:title="reka_symbol_alt"/>
       </v:shape>
     </w:pict>
@@ -4118,7 +6531,7 @@
     <w:lvl w:ilvl="0" w:tplc="0E60F622">
       <w:start w:val="1"/>
       <w:numFmt w:val="decimal"/>
-      <w:pStyle w:val="Cmsor2"/>
+      <w:pStyle w:val="Heading2"/>
       <w:lvlText w:val="%1.1."/>
       <w:lvlJc w:val="left"/>
       <w:pPr>
@@ -4656,6 +7069,119 @@
     </w:lvl>
   </w:abstractNum>
   <w:abstractNum w:abstractNumId="8" w15:restartNumberingAfterBreak="0">
+    <w:nsid w:val="1AA31043"/>
+    <w:multiLevelType w:val="hybridMultilevel"/>
+    <w:tmpl w:val="17B4B764"/>
+    <w:lvl w:ilvl="0" w:tplc="04090001">
+      <w:start w:val="1"/>
+      <w:numFmt w:val="bullet"/>
+      <w:lvlText w:val=""/>
+      <w:lvlJc w:val="left"/>
+      <w:pPr>
+        <w:ind w:left="2138" w:hanging="360"/>
+      </w:pPr>
+      <w:rPr>
+        <w:rFonts w:ascii="Symbol" w:hAnsi="Symbol" w:hint="default"/>
+      </w:rPr>
+    </w:lvl>
+    <w:lvl w:ilvl="1" w:tplc="04090003">
+      <w:start w:val="1"/>
+      <w:numFmt w:val="bullet"/>
+      <w:lvlText w:val="o"/>
+      <w:lvlJc w:val="left"/>
+      <w:pPr>
+        <w:ind w:left="2858" w:hanging="360"/>
+      </w:pPr>
+      <w:rPr>
+        <w:rFonts w:ascii="Courier New" w:hAnsi="Courier New" w:cs="Courier New" w:hint="default"/>
+      </w:rPr>
+    </w:lvl>
+    <w:lvl w:ilvl="2" w:tplc="04090005" w:tentative="1">
+      <w:start w:val="1"/>
+      <w:numFmt w:val="bullet"/>
+      <w:lvlText w:val=""/>
+      <w:lvlJc w:val="left"/>
+      <w:pPr>
+        <w:ind w:left="3578" w:hanging="360"/>
+      </w:pPr>
+      <w:rPr>
+        <w:rFonts w:ascii="Wingdings" w:hAnsi="Wingdings" w:hint="default"/>
+      </w:rPr>
+    </w:lvl>
+    <w:lvl w:ilvl="3" w:tplc="04090001" w:tentative="1">
+      <w:start w:val="1"/>
+      <w:numFmt w:val="bullet"/>
+      <w:lvlText w:val=""/>
+      <w:lvlJc w:val="left"/>
+      <w:pPr>
+        <w:ind w:left="4298" w:hanging="360"/>
+      </w:pPr>
+      <w:rPr>
+        <w:rFonts w:ascii="Symbol" w:hAnsi="Symbol" w:hint="default"/>
+      </w:rPr>
+    </w:lvl>
+    <w:lvl w:ilvl="4" w:tplc="04090003" w:tentative="1">
+      <w:start w:val="1"/>
+      <w:numFmt w:val="bullet"/>
+      <w:lvlText w:val="o"/>
+      <w:lvlJc w:val="left"/>
+      <w:pPr>
+        <w:ind w:left="5018" w:hanging="360"/>
+      </w:pPr>
+      <w:rPr>
+        <w:rFonts w:ascii="Courier New" w:hAnsi="Courier New" w:cs="Courier New" w:hint="default"/>
+      </w:rPr>
+    </w:lvl>
+    <w:lvl w:ilvl="5" w:tplc="04090005" w:tentative="1">
+      <w:start w:val="1"/>
+      <w:numFmt w:val="bullet"/>
+      <w:lvlText w:val=""/>
+      <w:lvlJc w:val="left"/>
+      <w:pPr>
+        <w:ind w:left="5738" w:hanging="360"/>
+      </w:pPr>
+      <w:rPr>
+        <w:rFonts w:ascii="Wingdings" w:hAnsi="Wingdings" w:hint="default"/>
+      </w:rPr>
+    </w:lvl>
+    <w:lvl w:ilvl="6" w:tplc="04090001" w:tentative="1">
+      <w:start w:val="1"/>
+      <w:numFmt w:val="bullet"/>
+      <w:lvlText w:val=""/>
+      <w:lvlJc w:val="left"/>
+      <w:pPr>
+        <w:ind w:left="6458" w:hanging="360"/>
+      </w:pPr>
+      <w:rPr>
+        <w:rFonts w:ascii="Symbol" w:hAnsi="Symbol" w:hint="default"/>
+      </w:rPr>
+    </w:lvl>
+    <w:lvl w:ilvl="7" w:tplc="04090003" w:tentative="1">
+      <w:start w:val="1"/>
+      <w:numFmt w:val="bullet"/>
+      <w:lvlText w:val="o"/>
+      <w:lvlJc w:val="left"/>
+      <w:pPr>
+        <w:ind w:left="7178" w:hanging="360"/>
+      </w:pPr>
+      <w:rPr>
+        <w:rFonts w:ascii="Courier New" w:hAnsi="Courier New" w:cs="Courier New" w:hint="default"/>
+      </w:rPr>
+    </w:lvl>
+    <w:lvl w:ilvl="8" w:tplc="04090005" w:tentative="1">
+      <w:start w:val="1"/>
+      <w:numFmt w:val="bullet"/>
+      <w:lvlText w:val=""/>
+      <w:lvlJc w:val="left"/>
+      <w:pPr>
+        <w:ind w:left="7898" w:hanging="360"/>
+      </w:pPr>
+      <w:rPr>
+        <w:rFonts w:ascii="Wingdings" w:hAnsi="Wingdings" w:hint="default"/>
+      </w:rPr>
+    </w:lvl>
+  </w:abstractNum>
+  <w:abstractNum w:abstractNumId="9" w15:restartNumberingAfterBreak="0">
     <w:nsid w:val="26C504CA"/>
     <w:multiLevelType w:val="multilevel"/>
     <w:tmpl w:val="AE84AFAA"/>
@@ -4777,7 +7303,7 @@
       </w:rPr>
     </w:lvl>
   </w:abstractNum>
-  <w:abstractNum w:abstractNumId="9" w15:restartNumberingAfterBreak="0">
+  <w:abstractNum w:abstractNumId="10" w15:restartNumberingAfterBreak="0">
     <w:nsid w:val="276871A6"/>
     <w:multiLevelType w:val="multilevel"/>
     <w:tmpl w:val="97146912"/>
@@ -4926,14 +7452,14 @@
       </w:rPr>
     </w:lvl>
   </w:abstractNum>
-  <w:abstractNum w:abstractNumId="10" w15:restartNumberingAfterBreak="0">
+  <w:abstractNum w:abstractNumId="11" w15:restartNumberingAfterBreak="0">
     <w:nsid w:val="29642784"/>
     <w:multiLevelType w:val="hybridMultilevel"/>
     <w:tmpl w:val="37E4B78C"/>
     <w:lvl w:ilvl="0" w:tplc="97F03C8C">
       <w:start w:val="1"/>
       <w:numFmt w:val="bullet"/>
-      <w:pStyle w:val="Listaszerbekezds"/>
+      <w:pStyle w:val="ListParagraph"/>
       <w:lvlText w:val="-"/>
       <w:lvlJc w:val="left"/>
       <w:pPr>
@@ -5040,14 +7566,14 @@
       </w:rPr>
     </w:lvl>
   </w:abstractNum>
-  <w:abstractNum w:abstractNumId="11" w15:restartNumberingAfterBreak="0">
+  <w:abstractNum w:abstractNumId="12" w15:restartNumberingAfterBreak="0">
     <w:nsid w:val="2AF95178"/>
     <w:multiLevelType w:val="hybridMultilevel"/>
     <w:tmpl w:val="384891A0"/>
     <w:lvl w:ilvl="0" w:tplc="90BC0C40">
       <w:start w:val="1"/>
       <w:numFmt w:val="decimal"/>
-      <w:pStyle w:val="Cmsor1"/>
+      <w:pStyle w:val="Heading1"/>
       <w:lvlText w:val="%1."/>
       <w:lvlJc w:val="left"/>
       <w:pPr>
@@ -5127,7 +7653,7 @@
       </w:pPr>
     </w:lvl>
   </w:abstractNum>
-  <w:abstractNum w:abstractNumId="12" w15:restartNumberingAfterBreak="0">
+  <w:abstractNum w:abstractNumId="13" w15:restartNumberingAfterBreak="0">
     <w:nsid w:val="2DDD2CD8"/>
     <w:multiLevelType w:val="hybridMultilevel"/>
     <w:tmpl w:val="061CD1B2"/>
@@ -5240,7 +7766,7 @@
       </w:rPr>
     </w:lvl>
   </w:abstractNum>
-  <w:abstractNum w:abstractNumId="13" w15:restartNumberingAfterBreak="0">
+  <w:abstractNum w:abstractNumId="14" w15:restartNumberingAfterBreak="0">
     <w:nsid w:val="30F978DE"/>
     <w:multiLevelType w:val="multilevel"/>
     <w:tmpl w:val="71ECE1B8"/>
@@ -5389,7 +7915,7 @@
       </w:rPr>
     </w:lvl>
   </w:abstractNum>
-  <w:abstractNum w:abstractNumId="14" w15:restartNumberingAfterBreak="0">
+  <w:abstractNum w:abstractNumId="15" w15:restartNumberingAfterBreak="0">
     <w:nsid w:val="32EE0347"/>
     <w:multiLevelType w:val="multilevel"/>
     <w:tmpl w:val="EA0A11CA"/>
@@ -5538,7 +8064,7 @@
       </w:rPr>
     </w:lvl>
   </w:abstractNum>
-  <w:abstractNum w:abstractNumId="15" w15:restartNumberingAfterBreak="0">
+  <w:abstractNum w:abstractNumId="16" w15:restartNumberingAfterBreak="0">
     <w:nsid w:val="34DA4803"/>
     <w:multiLevelType w:val="hybridMultilevel"/>
     <w:tmpl w:val="0EF2CE3A"/>
@@ -5626,7 +8152,7 @@
       </w:pPr>
     </w:lvl>
   </w:abstractNum>
-  <w:abstractNum w:abstractNumId="16" w15:restartNumberingAfterBreak="0">
+  <w:abstractNum w:abstractNumId="17" w15:restartNumberingAfterBreak="0">
     <w:nsid w:val="36411C34"/>
     <w:multiLevelType w:val="hybridMultilevel"/>
     <w:tmpl w:val="3904C3A4"/>
@@ -5739,7 +8265,7 @@
       </w:rPr>
     </w:lvl>
   </w:abstractNum>
-  <w:abstractNum w:abstractNumId="17" w15:restartNumberingAfterBreak="0">
+  <w:abstractNum w:abstractNumId="18" w15:restartNumberingAfterBreak="0">
     <w:nsid w:val="3C431435"/>
     <w:multiLevelType w:val="hybridMultilevel"/>
     <w:tmpl w:val="B4EC3032"/>
@@ -5825,7 +8351,7 @@
       </w:pPr>
     </w:lvl>
   </w:abstractNum>
-  <w:abstractNum w:abstractNumId="18" w15:restartNumberingAfterBreak="0">
+  <w:abstractNum w:abstractNumId="19" w15:restartNumberingAfterBreak="0">
     <w:nsid w:val="3D686C4C"/>
     <w:multiLevelType w:val="hybridMultilevel"/>
     <w:tmpl w:val="E34C992A"/>
@@ -5938,7 +8464,7 @@
       </w:rPr>
     </w:lvl>
   </w:abstractNum>
-  <w:abstractNum w:abstractNumId="19" w15:restartNumberingAfterBreak="0">
+  <w:abstractNum w:abstractNumId="20" w15:restartNumberingAfterBreak="0">
     <w:nsid w:val="41DD70DF"/>
     <w:multiLevelType w:val="hybridMultilevel"/>
     <w:tmpl w:val="BCD6FC3E"/>
@@ -6051,7 +8577,7 @@
       </w:rPr>
     </w:lvl>
   </w:abstractNum>
-  <w:abstractNum w:abstractNumId="20" w15:restartNumberingAfterBreak="0">
+  <w:abstractNum w:abstractNumId="21" w15:restartNumberingAfterBreak="0">
     <w:nsid w:val="506B679A"/>
     <w:multiLevelType w:val="hybridMultilevel"/>
     <w:tmpl w:val="2B34F844"/>
@@ -6140,7 +8666,7 @@
       </w:pPr>
     </w:lvl>
   </w:abstractNum>
-  <w:abstractNum w:abstractNumId="21" w15:restartNumberingAfterBreak="0">
+  <w:abstractNum w:abstractNumId="22" w15:restartNumberingAfterBreak="0">
     <w:nsid w:val="52085197"/>
     <w:multiLevelType w:val="multilevel"/>
     <w:tmpl w:val="BA12FBB6"/>
@@ -6289,7 +8815,7 @@
       </w:rPr>
     </w:lvl>
   </w:abstractNum>
-  <w:abstractNum w:abstractNumId="22" w15:restartNumberingAfterBreak="0">
+  <w:abstractNum w:abstractNumId="23" w15:restartNumberingAfterBreak="0">
     <w:nsid w:val="54980457"/>
     <w:multiLevelType w:val="hybridMultilevel"/>
     <w:tmpl w:val="6B843A62"/>
@@ -6402,7 +8928,7 @@
       </w:rPr>
     </w:lvl>
   </w:abstractNum>
-  <w:abstractNum w:abstractNumId="23" w15:restartNumberingAfterBreak="0">
+  <w:abstractNum w:abstractNumId="24" w15:restartNumberingAfterBreak="0">
     <w:nsid w:val="5AFA7A8C"/>
     <w:multiLevelType w:val="multilevel"/>
     <w:tmpl w:val="3836C31A"/>
@@ -6551,7 +9077,7 @@
       </w:rPr>
     </w:lvl>
   </w:abstractNum>
-  <w:abstractNum w:abstractNumId="24" w15:restartNumberingAfterBreak="0">
+  <w:abstractNum w:abstractNumId="25" w15:restartNumberingAfterBreak="0">
     <w:nsid w:val="5AFE0F6D"/>
     <w:multiLevelType w:val="hybridMultilevel"/>
     <w:tmpl w:val="8C2858EE"/>
@@ -6664,7 +9190,7 @@
       </w:rPr>
     </w:lvl>
   </w:abstractNum>
-  <w:abstractNum w:abstractNumId="25" w15:restartNumberingAfterBreak="0">
+  <w:abstractNum w:abstractNumId="26" w15:restartNumberingAfterBreak="0">
     <w:nsid w:val="5D652AE2"/>
     <w:multiLevelType w:val="hybridMultilevel"/>
     <w:tmpl w:val="AB1E484E"/>
@@ -6777,7 +9303,7 @@
       </w:rPr>
     </w:lvl>
   </w:abstractNum>
-  <w:abstractNum w:abstractNumId="26" w15:restartNumberingAfterBreak="0">
+  <w:abstractNum w:abstractNumId="27" w15:restartNumberingAfterBreak="0">
     <w:nsid w:val="65C867C0"/>
     <w:multiLevelType w:val="hybridMultilevel"/>
     <w:tmpl w:val="532E8018"/>
@@ -6865,7 +9391,7 @@
       </w:pPr>
     </w:lvl>
   </w:abstractNum>
-  <w:abstractNum w:abstractNumId="27" w15:restartNumberingAfterBreak="0">
+  <w:abstractNum w:abstractNumId="28" w15:restartNumberingAfterBreak="0">
     <w:nsid w:val="688912E2"/>
     <w:multiLevelType w:val="multilevel"/>
     <w:tmpl w:val="50D67FF2"/>
@@ -6978,7 +9504,7 @@
       </w:rPr>
     </w:lvl>
   </w:abstractNum>
-  <w:abstractNum w:abstractNumId="28" w15:restartNumberingAfterBreak="0">
+  <w:abstractNum w:abstractNumId="29" w15:restartNumberingAfterBreak="0">
     <w:nsid w:val="68F53D98"/>
     <w:multiLevelType w:val="hybridMultilevel"/>
     <w:tmpl w:val="B95A2498"/>
@@ -7092,7 +9618,7 @@
       </w:rPr>
     </w:lvl>
   </w:abstractNum>
-  <w:abstractNum w:abstractNumId="29" w15:restartNumberingAfterBreak="0">
+  <w:abstractNum w:abstractNumId="30" w15:restartNumberingAfterBreak="0">
     <w:nsid w:val="69536A47"/>
     <w:multiLevelType w:val="hybridMultilevel"/>
     <w:tmpl w:val="F5FC8A6E"/>
@@ -7207,7 +9733,7 @@
       </w:rPr>
     </w:lvl>
   </w:abstractNum>
-  <w:abstractNum w:abstractNumId="30" w15:restartNumberingAfterBreak="0">
+  <w:abstractNum w:abstractNumId="31" w15:restartNumberingAfterBreak="0">
     <w:nsid w:val="6C8E5D34"/>
     <w:multiLevelType w:val="multilevel"/>
     <w:tmpl w:val="D04A3E9A"/>
@@ -7329,7 +9855,7 @@
       </w:rPr>
     </w:lvl>
   </w:abstractNum>
-  <w:abstractNum w:abstractNumId="31" w15:restartNumberingAfterBreak="0">
+  <w:abstractNum w:abstractNumId="32" w15:restartNumberingAfterBreak="0">
     <w:nsid w:val="743451C1"/>
     <w:multiLevelType w:val="multilevel"/>
     <w:tmpl w:val="1C228402"/>
@@ -7478,7 +10004,7 @@
       </w:rPr>
     </w:lvl>
   </w:abstractNum>
-  <w:abstractNum w:abstractNumId="32" w15:restartNumberingAfterBreak="0">
+  <w:abstractNum w:abstractNumId="33" w15:restartNumberingAfterBreak="0">
     <w:nsid w:val="75C67F10"/>
     <w:multiLevelType w:val="multilevel"/>
     <w:tmpl w:val="C9740B52"/>
@@ -7627,7 +10153,7 @@
       </w:rPr>
     </w:lvl>
   </w:abstractNum>
-  <w:abstractNum w:abstractNumId="33" w15:restartNumberingAfterBreak="0">
+  <w:abstractNum w:abstractNumId="34" w15:restartNumberingAfterBreak="0">
     <w:nsid w:val="768059DC"/>
     <w:multiLevelType w:val="multilevel"/>
     <w:tmpl w:val="07E08CE0"/>
@@ -7776,7 +10302,7 @@
       </w:rPr>
     </w:lvl>
   </w:abstractNum>
-  <w:abstractNum w:abstractNumId="34" w15:restartNumberingAfterBreak="0">
+  <w:abstractNum w:abstractNumId="35" w15:restartNumberingAfterBreak="0">
     <w:nsid w:val="7DE170CC"/>
     <w:multiLevelType w:val="hybridMultilevel"/>
     <w:tmpl w:val="E1D2B952"/>
@@ -7865,116 +10391,119 @@
       </w:pPr>
     </w:lvl>
   </w:abstractNum>
-  <w:num w:numId="1">
+  <w:num w:numId="1" w16cid:durableId="1939873593">
+    <w:abstractNumId w:val="34"/>
+  </w:num>
+  <w:num w:numId="2" w16cid:durableId="1877545429">
+    <w:abstractNumId w:val="32"/>
+  </w:num>
+  <w:num w:numId="3" w16cid:durableId="357782490">
+    <w:abstractNumId w:val="24"/>
+  </w:num>
+  <w:num w:numId="4" w16cid:durableId="482476334">
+    <w:abstractNumId w:val="10"/>
+  </w:num>
+  <w:num w:numId="5" w16cid:durableId="1818957170">
+    <w:abstractNumId w:val="14"/>
+  </w:num>
+  <w:num w:numId="6" w16cid:durableId="1595943146">
     <w:abstractNumId w:val="33"/>
   </w:num>
-  <w:num w:numId="2">
+  <w:num w:numId="7" w16cid:durableId="150223477">
+    <w:abstractNumId w:val="22"/>
+  </w:num>
+  <w:num w:numId="8" w16cid:durableId="1153836226">
+    <w:abstractNumId w:val="4"/>
+  </w:num>
+  <w:num w:numId="9" w16cid:durableId="1221213638">
+    <w:abstractNumId w:val="15"/>
+  </w:num>
+  <w:num w:numId="10" w16cid:durableId="197548182">
+    <w:abstractNumId w:val="0"/>
+  </w:num>
+  <w:num w:numId="11" w16cid:durableId="80294302">
+    <w:abstractNumId w:val="18"/>
+  </w:num>
+  <w:num w:numId="12" w16cid:durableId="616833455">
+    <w:abstractNumId w:val="16"/>
+  </w:num>
+  <w:num w:numId="13" w16cid:durableId="1698117988">
+    <w:abstractNumId w:val="35"/>
+  </w:num>
+  <w:num w:numId="14" w16cid:durableId="509177398">
+    <w:abstractNumId w:val="21"/>
+  </w:num>
+  <w:num w:numId="15" w16cid:durableId="1667249409">
+    <w:abstractNumId w:val="28"/>
+  </w:num>
+  <w:num w:numId="16" w16cid:durableId="1669164170">
     <w:abstractNumId w:val="31"/>
   </w:num>
-  <w:num w:numId="3">
+  <w:num w:numId="17" w16cid:durableId="1144011091">
+    <w:abstractNumId w:val="9"/>
+  </w:num>
+  <w:num w:numId="18" w16cid:durableId="1363290024">
+    <w:abstractNumId w:val="1"/>
+  </w:num>
+  <w:num w:numId="19" w16cid:durableId="125203564">
+    <w:abstractNumId w:val="5"/>
+  </w:num>
+  <w:num w:numId="20" w16cid:durableId="1099182696">
+    <w:abstractNumId w:val="27"/>
+  </w:num>
+  <w:num w:numId="21" w16cid:durableId="634260480">
+    <w:abstractNumId w:val="29"/>
+  </w:num>
+  <w:num w:numId="22" w16cid:durableId="1023701879">
+    <w:abstractNumId w:val="30"/>
+  </w:num>
+  <w:num w:numId="23" w16cid:durableId="155193350">
+    <w:abstractNumId w:val="12"/>
+  </w:num>
+  <w:num w:numId="24" w16cid:durableId="518395337">
+    <w:abstractNumId w:val="3"/>
+  </w:num>
+  <w:num w:numId="25" w16cid:durableId="754476251">
+    <w:abstractNumId w:val="11"/>
+  </w:num>
+  <w:num w:numId="26" w16cid:durableId="1468544213">
+    <w:abstractNumId w:val="19"/>
+  </w:num>
+  <w:num w:numId="27" w16cid:durableId="1214538680">
+    <w:abstractNumId w:val="17"/>
+  </w:num>
+  <w:num w:numId="28" w16cid:durableId="392392722">
+    <w:abstractNumId w:val="25"/>
+  </w:num>
+  <w:num w:numId="29" w16cid:durableId="714699395">
+    <w:abstractNumId w:val="6"/>
+  </w:num>
+  <w:num w:numId="30" w16cid:durableId="375008832">
+    <w:abstractNumId w:val="26"/>
+  </w:num>
+  <w:num w:numId="31" w16cid:durableId="2003003836">
+    <w:abstractNumId w:val="7"/>
+  </w:num>
+  <w:num w:numId="32" w16cid:durableId="449978630">
+    <w:abstractNumId w:val="2"/>
+  </w:num>
+  <w:num w:numId="33" w16cid:durableId="263610067">
+    <w:abstractNumId w:val="20"/>
+  </w:num>
+  <w:num w:numId="34" w16cid:durableId="1473210748">
     <w:abstractNumId w:val="23"/>
   </w:num>
-  <w:num w:numId="4">
-    <w:abstractNumId w:val="9"/>
-  </w:num>
-  <w:num w:numId="5">
+  <w:num w:numId="35" w16cid:durableId="539707818">
     <w:abstractNumId w:val="13"/>
   </w:num>
-  <w:num w:numId="6">
-    <w:abstractNumId w:val="32"/>
-  </w:num>
-  <w:num w:numId="7">
-    <w:abstractNumId w:val="21"/>
-  </w:num>
-  <w:num w:numId="8">
-    <w:abstractNumId w:val="4"/>
-  </w:num>
-  <w:num w:numId="9">
-    <w:abstractNumId w:val="14"/>
-  </w:num>
-  <w:num w:numId="10">
-    <w:abstractNumId w:val="0"/>
-  </w:num>
-  <w:num w:numId="11">
-    <w:abstractNumId w:val="17"/>
-  </w:num>
-  <w:num w:numId="12">
-    <w:abstractNumId w:val="15"/>
-  </w:num>
-  <w:num w:numId="13">
-    <w:abstractNumId w:val="34"/>
-  </w:num>
-  <w:num w:numId="14">
-    <w:abstractNumId w:val="20"/>
-  </w:num>
-  <w:num w:numId="15">
-    <w:abstractNumId w:val="27"/>
-  </w:num>
-  <w:num w:numId="16">
-    <w:abstractNumId w:val="30"/>
-  </w:num>
-  <w:num w:numId="17">
+  <w:num w:numId="36" w16cid:durableId="1091467672">
     <w:abstractNumId w:val="8"/>
-  </w:num>
-  <w:num w:numId="18">
-    <w:abstractNumId w:val="1"/>
-  </w:num>
-  <w:num w:numId="19">
-    <w:abstractNumId w:val="5"/>
-  </w:num>
-  <w:num w:numId="20">
-    <w:abstractNumId w:val="26"/>
-  </w:num>
-  <w:num w:numId="21">
-    <w:abstractNumId w:val="28"/>
-  </w:num>
-  <w:num w:numId="22">
-    <w:abstractNumId w:val="29"/>
-  </w:num>
-  <w:num w:numId="23">
-    <w:abstractNumId w:val="11"/>
-  </w:num>
-  <w:num w:numId="24">
-    <w:abstractNumId w:val="3"/>
-  </w:num>
-  <w:num w:numId="25">
-    <w:abstractNumId w:val="10"/>
-  </w:num>
-  <w:num w:numId="26">
-    <w:abstractNumId w:val="18"/>
-  </w:num>
-  <w:num w:numId="27">
-    <w:abstractNumId w:val="16"/>
-  </w:num>
-  <w:num w:numId="28">
-    <w:abstractNumId w:val="24"/>
-  </w:num>
-  <w:num w:numId="29">
-    <w:abstractNumId w:val="6"/>
-  </w:num>
-  <w:num w:numId="30">
-    <w:abstractNumId w:val="25"/>
-  </w:num>
-  <w:num w:numId="31">
-    <w:abstractNumId w:val="7"/>
-  </w:num>
-  <w:num w:numId="32">
-    <w:abstractNumId w:val="2"/>
-  </w:num>
-  <w:num w:numId="33">
-    <w:abstractNumId w:val="19"/>
-  </w:num>
-  <w:num w:numId="34">
-    <w:abstractNumId w:val="22"/>
-  </w:num>
-  <w:num w:numId="35">
-    <w:abstractNumId w:val="12"/>
   </w:num>
 </w:numbering>
 </file>
 
 <file path=word/styles.xml><?xml version="1.0" encoding="utf-8"?>
-<w:styles xmlns:mc="http://schemas.openxmlformats.org/markup-compatibility/2006" xmlns:r="http://schemas.openxmlformats.org/officeDocument/2006/relationships" xmlns:w="http://schemas.openxmlformats.org/wordprocessingml/2006/main" xmlns:w14="http://schemas.microsoft.com/office/word/2010/wordml" xmlns:w15="http://schemas.microsoft.com/office/word/2012/wordml" xmlns:w16cex="http://schemas.microsoft.com/office/word/2018/wordml/cex" xmlns:w16cid="http://schemas.microsoft.com/office/word/2016/wordml/cid" xmlns:w16="http://schemas.microsoft.com/office/word/2018/wordml" xmlns:w16sdtdh="http://schemas.microsoft.com/office/word/2020/wordml/sdtdatahash" xmlns:w16se="http://schemas.microsoft.com/office/word/2015/wordml/symex" mc:Ignorable="w14 w15 w16se w16cid w16 w16cex w16sdtdh">
+<w:styles xmlns:mc="http://schemas.openxmlformats.org/markup-compatibility/2006" xmlns:r="http://schemas.openxmlformats.org/officeDocument/2006/relationships" xmlns:w="http://schemas.openxmlformats.org/wordprocessingml/2006/main" xmlns:w14="http://schemas.microsoft.com/office/word/2010/wordml" xmlns:w15="http://schemas.microsoft.com/office/word/2012/wordml" xmlns:w16cex="http://schemas.microsoft.com/office/word/2018/wordml/cex" xmlns:w16cid="http://schemas.microsoft.com/office/word/2016/wordml/cid" xmlns:w16="http://schemas.microsoft.com/office/word/2018/wordml" xmlns:w16du="http://schemas.microsoft.com/office/word/2023/wordml/word16du" xmlns:w16sdtdh="http://schemas.microsoft.com/office/word/2020/wordml/sdtdatahash" xmlns:w16sdtfl="http://schemas.microsoft.com/office/word/2024/wordml/sdtformatlock" xmlns:w16se="http://schemas.microsoft.com/office/word/2015/wordml/symex" mc:Ignorable="w14 w15 w16se w16cid w16 w16cex w16sdtdh w16sdtfl w16du">
   <w:docDefaults>
     <w:rPrDefault>
       <w:rPr>
@@ -8368,7 +10897,7 @@
     <w:lsdException w:name="Unresolved Mention" w:semiHidden="1" w:unhideWhenUsed="1"/>
     <w:lsdException w:name="Smart Link" w:semiHidden="1" w:unhideWhenUsed="1"/>
   </w:latentStyles>
-  <w:style w:type="paragraph" w:default="1" w:styleId="Norml">
+  <w:style w:type="paragraph" w:default="1" w:styleId="Normal">
     <w:name w:val="Normal"/>
     <w:qFormat/>
     <w:rsid w:val="003F1D12"/>
@@ -8378,10 +10907,10 @@
       <w:jc w:val="both"/>
     </w:pPr>
   </w:style>
-  <w:style w:type="paragraph" w:styleId="Cmsor1">
+  <w:style w:type="paragraph" w:styleId="Heading1">
     <w:name w:val="heading 1"/>
-    <w:basedOn w:val="Norml"/>
-    <w:link w:val="Cmsor1Char"/>
+    <w:basedOn w:val="Normal"/>
+    <w:link w:val="Heading1Char"/>
     <w:uiPriority w:val="9"/>
     <w:qFormat/>
     <w:rsid w:val="004D1363"/>
@@ -8406,10 +10935,10 @@
       <w:lang w:eastAsia="hu-HU"/>
     </w:rPr>
   </w:style>
-  <w:style w:type="paragraph" w:styleId="Cmsor2">
+  <w:style w:type="paragraph" w:styleId="Heading2">
     <w:name w:val="heading 2"/>
-    <w:basedOn w:val="Norml"/>
-    <w:link w:val="Cmsor2Char"/>
+    <w:basedOn w:val="Normal"/>
+    <w:link w:val="Heading2Char"/>
     <w:uiPriority w:val="9"/>
     <w:qFormat/>
     <w:rsid w:val="003F1D12"/>
@@ -8432,10 +10961,10 @@
       <w:lang w:eastAsia="hu-HU"/>
     </w:rPr>
   </w:style>
-  <w:style w:type="paragraph" w:styleId="Cmsor3">
+  <w:style w:type="paragraph" w:styleId="Heading3">
     <w:name w:val="heading 3"/>
-    <w:basedOn w:val="Norml"/>
-    <w:link w:val="Cmsor3Char"/>
+    <w:basedOn w:val="Normal"/>
+    <w:link w:val="Heading3Char"/>
     <w:uiPriority w:val="9"/>
     <w:qFormat/>
     <w:rsid w:val="00491871"/>
@@ -8452,13 +10981,13 @@
       <w:lang w:eastAsia="hu-HU"/>
     </w:rPr>
   </w:style>
-  <w:style w:type="character" w:default="1" w:styleId="Bekezdsalapbettpusa">
+  <w:style w:type="character" w:default="1" w:styleId="DefaultParagraphFont">
     <w:name w:val="Default Paragraph Font"/>
     <w:uiPriority w:val="1"/>
     <w:semiHidden/>
     <w:unhideWhenUsed/>
   </w:style>
-  <w:style w:type="table" w:default="1" w:styleId="Normltblzat">
+  <w:style w:type="table" w:default="1" w:styleId="TableNormal">
     <w:name w:val="Normal Table"/>
     <w:uiPriority w:val="99"/>
     <w:semiHidden/>
@@ -8473,16 +11002,16 @@
       </w:tblCellMar>
     </w:tblPr>
   </w:style>
-  <w:style w:type="numbering" w:default="1" w:styleId="Nemlista">
+  <w:style w:type="numbering" w:default="1" w:styleId="NoList">
     <w:name w:val="No List"/>
     <w:uiPriority w:val="99"/>
     <w:semiHidden/>
     <w:unhideWhenUsed/>
   </w:style>
-  <w:style w:type="character" w:customStyle="1" w:styleId="Cmsor1Char">
-    <w:name w:val="Címsor 1 Char"/>
-    <w:basedOn w:val="Bekezdsalapbettpusa"/>
-    <w:link w:val="Cmsor1"/>
+  <w:style w:type="character" w:customStyle="1" w:styleId="Heading1Char">
+    <w:name w:val="Heading 1 Char"/>
+    <w:basedOn w:val="DefaultParagraphFont"/>
+    <w:link w:val="Heading1"/>
     <w:uiPriority w:val="9"/>
     <w:rsid w:val="004D1363"/>
     <w:rPr>
@@ -8496,10 +11025,10 @@
       <w:lang w:eastAsia="hu-HU"/>
     </w:rPr>
   </w:style>
-  <w:style w:type="character" w:customStyle="1" w:styleId="Cmsor2Char">
-    <w:name w:val="Címsor 2 Char"/>
-    <w:basedOn w:val="Bekezdsalapbettpusa"/>
-    <w:link w:val="Cmsor2"/>
+  <w:style w:type="character" w:customStyle="1" w:styleId="Heading2Char">
+    <w:name w:val="Heading 2 Char"/>
+    <w:basedOn w:val="DefaultParagraphFont"/>
+    <w:link w:val="Heading2"/>
     <w:uiPriority w:val="9"/>
     <w:rsid w:val="003F1D12"/>
     <w:rPr>
@@ -8512,10 +11041,10 @@
       <w:lang w:eastAsia="hu-HU"/>
     </w:rPr>
   </w:style>
-  <w:style w:type="character" w:customStyle="1" w:styleId="Cmsor3Char">
-    <w:name w:val="Címsor 3 Char"/>
-    <w:basedOn w:val="Bekezdsalapbettpusa"/>
-    <w:link w:val="Cmsor3"/>
+  <w:style w:type="character" w:customStyle="1" w:styleId="Heading3Char">
+    <w:name w:val="Heading 3 Char"/>
+    <w:basedOn w:val="DefaultParagraphFont"/>
+    <w:link w:val="Heading3"/>
     <w:uiPriority w:val="9"/>
     <w:rsid w:val="00491871"/>
     <w:rPr>
@@ -8527,9 +11056,9 @@
       <w:lang w:eastAsia="hu-HU"/>
     </w:rPr>
   </w:style>
-  <w:style w:type="character" w:styleId="Kiemels2">
+  <w:style w:type="character" w:styleId="Strong">
     <w:name w:val="Strong"/>
-    <w:basedOn w:val="Bekezdsalapbettpusa"/>
+    <w:basedOn w:val="DefaultParagraphFont"/>
     <w:uiPriority w:val="22"/>
     <w:qFormat/>
     <w:rsid w:val="00491871"/>
@@ -8538,9 +11067,9 @@
       <w:bCs/>
     </w:rPr>
   </w:style>
-  <w:style w:type="paragraph" w:styleId="NormlWeb">
+  <w:style w:type="paragraph" w:styleId="NormalWeb">
     <w:name w:val="Normal (Web)"/>
-    <w:basedOn w:val="Norml"/>
+    <w:basedOn w:val="Normal"/>
     <w:uiPriority w:val="99"/>
     <w:semiHidden/>
     <w:unhideWhenUsed/>
@@ -8555,9 +11084,9 @@
       <w:lang w:eastAsia="hu-HU"/>
     </w:rPr>
   </w:style>
-  <w:style w:type="character" w:styleId="Kiemels">
+  <w:style w:type="character" w:styleId="Emphasis">
     <w:name w:val="Emphasis"/>
-    <w:basedOn w:val="Bekezdsalapbettpusa"/>
+    <w:basedOn w:val="DefaultParagraphFont"/>
     <w:uiPriority w:val="20"/>
     <w:qFormat/>
     <w:rsid w:val="00491871"/>
@@ -8566,10 +11095,10 @@
       <w:iCs/>
     </w:rPr>
   </w:style>
-  <w:style w:type="paragraph" w:styleId="lfej">
+  <w:style w:type="paragraph" w:styleId="Header">
     <w:name w:val="header"/>
-    <w:basedOn w:val="Norml"/>
-    <w:link w:val="lfejChar"/>
+    <w:basedOn w:val="Normal"/>
+    <w:link w:val="HeaderChar"/>
     <w:uiPriority w:val="99"/>
     <w:unhideWhenUsed/>
     <w:rsid w:val="00033854"/>
@@ -8581,17 +11110,17 @@
       <w:spacing w:line="240" w:lineRule="auto"/>
     </w:pPr>
   </w:style>
-  <w:style w:type="character" w:customStyle="1" w:styleId="lfejChar">
-    <w:name w:val="Élőfej Char"/>
-    <w:basedOn w:val="Bekezdsalapbettpusa"/>
-    <w:link w:val="lfej"/>
+  <w:style w:type="character" w:customStyle="1" w:styleId="HeaderChar">
+    <w:name w:val="Header Char"/>
+    <w:basedOn w:val="DefaultParagraphFont"/>
+    <w:link w:val="Header"/>
     <w:uiPriority w:val="99"/>
     <w:rsid w:val="00033854"/>
   </w:style>
-  <w:style w:type="paragraph" w:styleId="llb">
+  <w:style w:type="paragraph" w:styleId="Footer">
     <w:name w:val="footer"/>
-    <w:basedOn w:val="Norml"/>
-    <w:link w:val="llbChar"/>
+    <w:basedOn w:val="Normal"/>
+    <w:link w:val="FooterChar"/>
     <w:uiPriority w:val="99"/>
     <w:unhideWhenUsed/>
     <w:rsid w:val="00033854"/>
@@ -8603,16 +11132,16 @@
       <w:spacing w:line="240" w:lineRule="auto"/>
     </w:pPr>
   </w:style>
-  <w:style w:type="character" w:customStyle="1" w:styleId="llbChar">
-    <w:name w:val="Élőláb Char"/>
-    <w:basedOn w:val="Bekezdsalapbettpusa"/>
-    <w:link w:val="llb"/>
+  <w:style w:type="character" w:customStyle="1" w:styleId="FooterChar">
+    <w:name w:val="Footer Char"/>
+    <w:basedOn w:val="DefaultParagraphFont"/>
+    <w:link w:val="Footer"/>
     <w:uiPriority w:val="99"/>
     <w:rsid w:val="00033854"/>
   </w:style>
-  <w:style w:type="paragraph" w:styleId="Listaszerbekezds">
+  <w:style w:type="paragraph" w:styleId="ListParagraph">
     <w:name w:val="List Paragraph"/>
-    <w:basedOn w:val="Norml"/>
+    <w:basedOn w:val="Normal"/>
     <w:uiPriority w:val="34"/>
     <w:qFormat/>
     <w:rsid w:val="00E23FA0"/>
@@ -8624,10 +11153,10 @@
       <w:contextualSpacing/>
     </w:pPr>
   </w:style>
-  <w:style w:type="paragraph" w:styleId="Tartalomjegyzkcmsora">
+  <w:style w:type="paragraph" w:styleId="TOCHeading">
     <w:name w:val="TOC Heading"/>
-    <w:basedOn w:val="Cmsor1"/>
-    <w:next w:val="Norml"/>
+    <w:basedOn w:val="Heading1"/>
+    <w:next w:val="Normal"/>
     <w:uiPriority w:val="39"/>
     <w:unhideWhenUsed/>
     <w:qFormat/>
@@ -8646,10 +11175,10 @@
       <w:szCs w:val="32"/>
     </w:rPr>
   </w:style>
-  <w:style w:type="paragraph" w:styleId="TJ2">
+  <w:style w:type="paragraph" w:styleId="TOC2">
     <w:name w:val="toc 2"/>
-    <w:basedOn w:val="Norml"/>
-    <w:next w:val="Norml"/>
+    <w:basedOn w:val="Normal"/>
+    <w:next w:val="Normal"/>
     <w:autoRedefine/>
     <w:uiPriority w:val="39"/>
     <w:unhideWhenUsed/>
@@ -8663,10 +11192,10 @@
       <w:ind w:left="426" w:hanging="206"/>
     </w:pPr>
   </w:style>
-  <w:style w:type="paragraph" w:styleId="TJ3">
+  <w:style w:type="paragraph" w:styleId="TOC3">
     <w:name w:val="toc 3"/>
-    <w:basedOn w:val="Norml"/>
-    <w:next w:val="Norml"/>
+    <w:basedOn w:val="Normal"/>
+    <w:next w:val="Normal"/>
     <w:autoRedefine/>
     <w:uiPriority w:val="39"/>
     <w:unhideWhenUsed/>
@@ -8676,9 +11205,9 @@
       <w:ind w:left="440"/>
     </w:pPr>
   </w:style>
-  <w:style w:type="character" w:styleId="Hiperhivatkozs">
+  <w:style w:type="character" w:styleId="Hyperlink">
     <w:name w:val="Hyperlink"/>
-    <w:basedOn w:val="Bekezdsalapbettpusa"/>
+    <w:basedOn w:val="DefaultParagraphFont"/>
     <w:uiPriority w:val="99"/>
     <w:unhideWhenUsed/>
     <w:rsid w:val="00610CA0"/>
@@ -8687,11 +11216,11 @@
       <w:u w:val="single"/>
     </w:rPr>
   </w:style>
-  <w:style w:type="paragraph" w:styleId="TJ1">
+  <w:style w:type="paragraph" w:styleId="TOC1">
     <w:name w:val="toc 1"/>
-    <w:basedOn w:val="Norml"/>
-    <w:next w:val="Norml"/>
-    <w:link w:val="TJ1Char"/>
+    <w:basedOn w:val="Normal"/>
+    <w:next w:val="Normal"/>
+    <w:link w:val="TOC1Char"/>
     <w:autoRedefine/>
     <w:uiPriority w:val="39"/>
     <w:unhideWhenUsed/>
@@ -8709,9 +11238,9 @@
       <w:lang w:eastAsia="hu-HU"/>
     </w:rPr>
   </w:style>
-  <w:style w:type="paragraph" w:styleId="Nincstrkz">
+  <w:style w:type="paragraph" w:styleId="NoSpacing">
     <w:name w:val="No Spacing"/>
-    <w:link w:val="NincstrkzChar"/>
+    <w:link w:val="NoSpacingChar"/>
     <w:uiPriority w:val="1"/>
     <w:qFormat/>
     <w:rsid w:val="000A6D75"/>
@@ -8723,10 +11252,10 @@
       <w:lang w:eastAsia="hu-HU"/>
     </w:rPr>
   </w:style>
-  <w:style w:type="character" w:customStyle="1" w:styleId="NincstrkzChar">
-    <w:name w:val="Nincs térköz Char"/>
-    <w:basedOn w:val="Bekezdsalapbettpusa"/>
-    <w:link w:val="Nincstrkz"/>
+  <w:style w:type="character" w:customStyle="1" w:styleId="NoSpacingChar">
+    <w:name w:val="No Spacing Char"/>
+    <w:basedOn w:val="DefaultParagraphFont"/>
+    <w:link w:val="NoSpacing"/>
     <w:uiPriority w:val="1"/>
     <w:rsid w:val="000A6D75"/>
     <w:rPr>
@@ -8736,7 +11265,7 @@
   </w:style>
   <w:style w:type="paragraph" w:customStyle="1" w:styleId="Logo">
     <w:name w:val="Logo"/>
-    <w:basedOn w:val="Norml"/>
+    <w:basedOn w:val="Normal"/>
     <w:link w:val="LogoChar"/>
     <w:qFormat/>
     <w:rsid w:val="00CB2ECD"/>
@@ -8749,11 +11278,11 @@
       <w:sz w:val="110"/>
     </w:rPr>
   </w:style>
-  <w:style w:type="paragraph" w:styleId="Alcm">
+  <w:style w:type="paragraph" w:styleId="Subtitle">
     <w:name w:val="Subtitle"/>
-    <w:basedOn w:val="Norml"/>
-    <w:next w:val="Norml"/>
-    <w:link w:val="AlcmChar"/>
+    <w:basedOn w:val="Normal"/>
+    <w:next w:val="Normal"/>
+    <w:link w:val="SubtitleChar"/>
     <w:uiPriority w:val="11"/>
     <w:qFormat/>
     <w:rsid w:val="00CB2ECD"/>
@@ -8772,7 +11301,7 @@
   </w:style>
   <w:style w:type="character" w:customStyle="1" w:styleId="LogoChar">
     <w:name w:val="Logo Char"/>
-    <w:basedOn w:val="Bekezdsalapbettpusa"/>
+    <w:basedOn w:val="DefaultParagraphFont"/>
     <w:link w:val="Logo"/>
     <w:rsid w:val="00CB2ECD"/>
     <w:rPr>
@@ -8781,10 +11310,10 @@
       <w:sz w:val="110"/>
     </w:rPr>
   </w:style>
-  <w:style w:type="character" w:customStyle="1" w:styleId="AlcmChar">
-    <w:name w:val="Alcím Char"/>
-    <w:basedOn w:val="Bekezdsalapbettpusa"/>
-    <w:link w:val="Alcm"/>
+  <w:style w:type="character" w:customStyle="1" w:styleId="SubtitleChar">
+    <w:name w:val="Subtitle Char"/>
+    <w:basedOn w:val="DefaultParagraphFont"/>
+    <w:link w:val="Subtitle"/>
     <w:uiPriority w:val="11"/>
     <w:rsid w:val="00CB2ECD"/>
     <w:rPr>
@@ -8796,8 +11325,8 @@
   </w:style>
   <w:style w:type="paragraph" w:customStyle="1" w:styleId="Tartalomjegyzk">
     <w:name w:val="Tartalomjegyzék"/>
-    <w:basedOn w:val="TJ1"/>
-    <w:next w:val="Norml"/>
+    <w:basedOn w:val="TOC1"/>
+    <w:next w:val="Normal"/>
     <w:link w:val="TartalomjegyzkChar"/>
     <w:qFormat/>
     <w:rsid w:val="004D1363"/>
@@ -8808,7 +11337,7 @@
   </w:style>
   <w:style w:type="paragraph" w:customStyle="1" w:styleId="Tartalom">
     <w:name w:val="Tartalom"/>
-    <w:basedOn w:val="Norml"/>
+    <w:basedOn w:val="Normal"/>
     <w:link w:val="TartalomChar"/>
     <w:qFormat/>
     <w:rsid w:val="004D1363"/>
@@ -8816,10 +11345,10 @@
       <w:lang w:eastAsia="hu-HU"/>
     </w:rPr>
   </w:style>
-  <w:style w:type="character" w:customStyle="1" w:styleId="TJ1Char">
-    <w:name w:val="TJ 1 Char"/>
-    <w:basedOn w:val="Bekezdsalapbettpusa"/>
-    <w:link w:val="TJ1"/>
+  <w:style w:type="character" w:customStyle="1" w:styleId="TOC1Char">
+    <w:name w:val="TOC 1 Char"/>
+    <w:basedOn w:val="DefaultParagraphFont"/>
+    <w:link w:val="TOC1"/>
     <w:uiPriority w:val="39"/>
     <w:rsid w:val="006C40CF"/>
     <w:rPr>
@@ -8829,7 +11358,7 @@
   </w:style>
   <w:style w:type="character" w:customStyle="1" w:styleId="TartalomjegyzkChar">
     <w:name w:val="Tartalomjegyzék Char"/>
-    <w:basedOn w:val="TJ1Char"/>
+    <w:basedOn w:val="TOC1Char"/>
     <w:link w:val="Tartalomjegyzk"/>
     <w:rsid w:val="004D1363"/>
     <w:rPr>
@@ -8841,7 +11370,7 @@
   </w:style>
   <w:style w:type="character" w:customStyle="1" w:styleId="TartalomChar">
     <w:name w:val="Tartalom Char"/>
-    <w:basedOn w:val="Bekezdsalapbettpusa"/>
+    <w:basedOn w:val="DefaultParagraphFont"/>
     <w:link w:val="Tartalom"/>
     <w:rsid w:val="004D1363"/>
     <w:rPr>
@@ -8852,7 +11381,7 @@
 </file>
 
 <file path=word/glossary/document.xml><?xml version="1.0" encoding="utf-8"?>
-<w:glossaryDocument xmlns:wpc="http://schemas.microsoft.com/office/word/2010/wordprocessingCanvas" xmlns:cx="http://schemas.microsoft.com/office/drawing/2014/chartex" xmlns:cx1="http://schemas.microsoft.com/office/drawing/2015/9/8/chartex" xmlns:cx2="http://schemas.microsoft.com/office/drawing/2015/10/21/chartex" xmlns:cx3="http://schemas.microsoft.com/office/drawing/2016/5/9/chartex" xmlns:cx4="http://schemas.microsoft.com/office/drawing/2016/5/10/chartex" xmlns:cx5="http://schemas.microsoft.com/office/drawing/2016/5/11/chartex" xmlns:cx6="http://schemas.microsoft.com/office/drawing/2016/5/12/chartex" xmlns:cx7="http://schemas.microsoft.com/office/drawing/2016/5/13/chartex" xmlns:cx8="http://schemas.microsoft.com/office/drawing/2016/5/14/chartex" xmlns:mc="http://schemas.openxmlformats.org/markup-compatibility/2006" xmlns:aink="http://schemas.microsoft.com/office/drawing/2016/ink" xmlns:am3d="http://schemas.microsoft.com/office/drawing/2017/model3d" xmlns:o="urn:schemas-microsoft-com:office:office" xmlns:r="http://schemas.openxmlformats.org/officeDocument/2006/relationships" xmlns:m="http://schemas.openxmlformats.org/officeDocument/2006/math" xmlns:v="urn:schemas-microsoft-com:vml" xmlns:wp14="http://schemas.microsoft.com/office/word/2010/wordprocessingDrawing" xmlns:wp="http://schemas.openxmlformats.org/drawingml/2006/wordprocessingDrawing" xmlns:w10="urn:schemas-microsoft-com:office:word" xmlns:w="http://schemas.openxmlformats.org/wordprocessingml/2006/main" xmlns:w14="http://schemas.microsoft.com/office/word/2010/wordml" xmlns:w15="http://schemas.microsoft.com/office/word/2012/wordml" xmlns:w16cex="http://schemas.microsoft.com/office/word/2018/wordml/cex" xmlns:w16cid="http://schemas.microsoft.com/office/word/2016/wordml/cid" xmlns:w16="http://schemas.microsoft.com/office/word/2018/wordml" xmlns:w16sdtdh="http://schemas.microsoft.com/office/word/2020/wordml/sdtdatahash" xmlns:w16se="http://schemas.microsoft.com/office/word/2015/wordml/symex" xmlns:wpg="http://schemas.microsoft.com/office/word/2010/wordprocessingGroup" xmlns:wpi="http://schemas.microsoft.com/office/word/2010/wordprocessingInk" xmlns:wne="http://schemas.microsoft.com/office/word/2006/wordml" xmlns:wps="http://schemas.microsoft.com/office/word/2010/wordprocessingShape" mc:Ignorable="w14 w15 w16se w16cid w16 w16cex w16sdtdh wp14">
+<w:glossaryDocument xmlns:wpc="http://schemas.microsoft.com/office/word/2010/wordprocessingCanvas" xmlns:cx="http://schemas.microsoft.com/office/drawing/2014/chartex" xmlns:cx1="http://schemas.microsoft.com/office/drawing/2015/9/8/chartex" xmlns:cx2="http://schemas.microsoft.com/office/drawing/2015/10/21/chartex" xmlns:cx3="http://schemas.microsoft.com/office/drawing/2016/5/9/chartex" xmlns:cx4="http://schemas.microsoft.com/office/drawing/2016/5/10/chartex" xmlns:cx5="http://schemas.microsoft.com/office/drawing/2016/5/11/chartex" xmlns:cx6="http://schemas.microsoft.com/office/drawing/2016/5/12/chartex" xmlns:cx7="http://schemas.microsoft.com/office/drawing/2016/5/13/chartex" xmlns:cx8="http://schemas.microsoft.com/office/drawing/2016/5/14/chartex" xmlns:mc="http://schemas.openxmlformats.org/markup-compatibility/2006" xmlns:aink="http://schemas.microsoft.com/office/drawing/2016/ink" xmlns:am3d="http://schemas.microsoft.com/office/drawing/2017/model3d" xmlns:o="urn:schemas-microsoft-com:office:office" xmlns:oel="http://schemas.microsoft.com/office/2019/extlst" xmlns:r="http://schemas.openxmlformats.org/officeDocument/2006/relationships" xmlns:m="http://schemas.openxmlformats.org/officeDocument/2006/math" xmlns:v="urn:schemas-microsoft-com:vml" xmlns:wp14="http://schemas.microsoft.com/office/word/2010/wordprocessingDrawing" xmlns:wp="http://schemas.openxmlformats.org/drawingml/2006/wordprocessingDrawing" xmlns:w10="urn:schemas-microsoft-com:office:word" xmlns:w="http://schemas.openxmlformats.org/wordprocessingml/2006/main" xmlns:w14="http://schemas.microsoft.com/office/word/2010/wordml" xmlns:w15="http://schemas.microsoft.com/office/word/2012/wordml" xmlns:w16cex="http://schemas.microsoft.com/office/word/2018/wordml/cex" xmlns:w16cid="http://schemas.microsoft.com/office/word/2016/wordml/cid" xmlns:w16="http://schemas.microsoft.com/office/word/2018/wordml" xmlns:w16du="http://schemas.microsoft.com/office/word/2023/wordml/word16du" xmlns:w16sdtdh="http://schemas.microsoft.com/office/word/2020/wordml/sdtdatahash" xmlns:w16sdtfl="http://schemas.microsoft.com/office/word/2024/wordml/sdtformatlock" xmlns:w16se="http://schemas.microsoft.com/office/word/2015/wordml/symex" xmlns:wpg="http://schemas.microsoft.com/office/word/2010/wordprocessingGroup" xmlns:wpi="http://schemas.microsoft.com/office/word/2010/wordprocessingInk" xmlns:wne="http://schemas.microsoft.com/office/word/2006/wordml" xmlns:wps="http://schemas.microsoft.com/office/word/2010/wordprocessingShape" mc:Ignorable="w14 w15 w16se w16cid w16 w16cex w16sdtdh w16sdtfl w16du wp14">
   <w:docParts>
     <w:docPart>
       <w:docPartPr>
@@ -8876,7 +11405,7 @@
           </w:pPr>
           <w:r>
             <w:rPr>
-              <w:color w:val="2F5496" w:themeColor="accent1" w:themeShade="BF"/>
+              <w:color w:val="0F4761" w:themeColor="accent1" w:themeShade="BF"/>
               <w:sz w:val="24"/>
               <w:szCs w:val="24"/>
             </w:rPr>
@@ -8907,7 +11436,7 @@
           </w:pPr>
           <w:r>
             <w:rPr>
-              <w:color w:val="4472C4" w:themeColor="accent1"/>
+              <w:color w:val="156082" w:themeColor="accent1"/>
               <w:sz w:val="28"/>
               <w:szCs w:val="28"/>
             </w:rPr>
@@ -8938,7 +11467,7 @@
           </w:pPr>
           <w:r>
             <w:rPr>
-              <w:color w:val="4472C4" w:themeColor="accent1"/>
+              <w:color w:val="156082" w:themeColor="accent1"/>
               <w:sz w:val="28"/>
               <w:szCs w:val="28"/>
             </w:rPr>
@@ -8952,7 +11481,7 @@
 </file>
 
 <file path=word/glossary/fontTable.xml><?xml version="1.0" encoding="utf-8"?>
-<w:fonts xmlns:mc="http://schemas.openxmlformats.org/markup-compatibility/2006" xmlns:r="http://schemas.openxmlformats.org/officeDocument/2006/relationships" xmlns:w="http://schemas.openxmlformats.org/wordprocessingml/2006/main" xmlns:w14="http://schemas.microsoft.com/office/word/2010/wordml" xmlns:w15="http://schemas.microsoft.com/office/word/2012/wordml" xmlns:w16cex="http://schemas.microsoft.com/office/word/2018/wordml/cex" xmlns:w16cid="http://schemas.microsoft.com/office/word/2016/wordml/cid" xmlns:w16="http://schemas.microsoft.com/office/word/2018/wordml" xmlns:w16sdtdh="http://schemas.microsoft.com/office/word/2020/wordml/sdtdatahash" xmlns:w16se="http://schemas.microsoft.com/office/word/2015/wordml/symex" mc:Ignorable="w14 w15 w16se w16cid w16 w16cex w16sdtdh">
+<w:fonts xmlns:mc="http://schemas.openxmlformats.org/markup-compatibility/2006" xmlns:r="http://schemas.openxmlformats.org/officeDocument/2006/relationships" xmlns:w="http://schemas.openxmlformats.org/wordprocessingml/2006/main" xmlns:w14="http://schemas.microsoft.com/office/word/2010/wordml" xmlns:w15="http://schemas.microsoft.com/office/word/2012/wordml" xmlns:w16cex="http://schemas.microsoft.com/office/word/2018/wordml/cex" xmlns:w16cid="http://schemas.microsoft.com/office/word/2016/wordml/cid" xmlns:w16="http://schemas.microsoft.com/office/word/2018/wordml" xmlns:w16du="http://schemas.microsoft.com/office/word/2023/wordml/word16du" xmlns:w16sdtdh="http://schemas.microsoft.com/office/word/2020/wordml/sdtdatahash" xmlns:w16sdtfl="http://schemas.microsoft.com/office/word/2024/wordml/sdtformatlock" xmlns:w16se="http://schemas.microsoft.com/office/word/2015/wordml/symex" mc:Ignorable="w14 w15 w16se w16cid w16 w16cex w16sdtdh w16sdtfl w16du">
   <w:font w:name="Century Gothic">
     <w:panose1 w:val="020B0502020202020204"/>
     <w:charset w:val="EE"/>
@@ -8970,7 +11499,7 @@
   <w:font w:name="Symbol">
     <w:panose1 w:val="05050102010706020507"/>
     <w:charset w:val="02"/>
-    <w:family w:val="roman"/>
+    <w:family w:val="decorative"/>
     <w:pitch w:val="variable"/>
     <w:sig w:usb0="00000000" w:usb1="10000000" w:usb2="00000000" w:usb3="00000000" w:csb0="80000000" w:csb1="00000000"/>
   </w:font>
@@ -8983,10 +11512,10 @@
   </w:font>
   <w:font w:name="Wingdings">
     <w:panose1 w:val="05000000000000000000"/>
-    <w:charset w:val="02"/>
-    <w:family w:val="auto"/>
+    <w:charset w:val="4D"/>
+    <w:family w:val="decorative"/>
     <w:pitch w:val="variable"/>
-    <w:sig w:usb0="00000000" w:usb1="10000000" w:usb2="00000000" w:usb3="00000000" w:csb0="80000000" w:csb1="00000000"/>
+    <w:sig w:usb0="00000003" w:usb1="00000000" w:usb2="00000000" w:usb3="00000000" w:csb0="80000001" w:csb1="00000000"/>
   </w:font>
   <w:font w:name="Calibri Light">
     <w:panose1 w:val="020F0302020204030204"/>
@@ -9003,18 +11532,25 @@
     <w:pitch w:val="variable"/>
     <w:sig w:usb0="00000007" w:usb1="10000000" w:usb2="00000000" w:usb3="00000000" w:csb0="00000093" w:csb1="00000000"/>
   </w:font>
-  <w:font w:name="Calibri">
-    <w:panose1 w:val="020F0502020204030204"/>
-    <w:charset w:val="EE"/>
+  <w:font w:name="Aptos">
+    <w:panose1 w:val="020B0004020202020204"/>
+    <w:charset w:val="00"/>
     <w:family w:val="swiss"/>
     <w:pitch w:val="variable"/>
-    <w:sig w:usb0="E4002EFF" w:usb1="C200247B" w:usb2="00000009" w:usb3="00000000" w:csb0="000001FF" w:csb1="00000000"/>
+    <w:sig w:usb0="20000287" w:usb1="00000003" w:usb2="00000000" w:usb3="00000000" w:csb0="0000019F" w:csb1="00000000"/>
+  </w:font>
+  <w:font w:name="Aptos Display">
+    <w:panose1 w:val="020B0004020202020204"/>
+    <w:charset w:val="00"/>
+    <w:family w:val="swiss"/>
+    <w:pitch w:val="variable"/>
+    <w:sig w:usb0="20000287" w:usb1="00000003" w:usb2="00000000" w:usb3="00000000" w:csb0="0000019F" w:csb1="00000000"/>
   </w:font>
 </w:fonts>
 </file>
 
 <file path=word/glossary/settings.xml><?xml version="1.0" encoding="utf-8"?>
-<w:settings xmlns:mc="http://schemas.openxmlformats.org/markup-compatibility/2006" xmlns:o="urn:schemas-microsoft-com:office:office" xmlns:r="http://schemas.openxmlformats.org/officeDocument/2006/relationships" xmlns:m="http://schemas.openxmlformats.org/officeDocument/2006/math" xmlns:v="urn:schemas-microsoft-com:vml" xmlns:w10="urn:schemas-microsoft-com:office:word" xmlns:w="http://schemas.openxmlformats.org/wordprocessingml/2006/main" xmlns:w14="http://schemas.microsoft.com/office/word/2010/wordml" xmlns:w15="http://schemas.microsoft.com/office/word/2012/wordml" xmlns:w16cex="http://schemas.microsoft.com/office/word/2018/wordml/cex" xmlns:w16cid="http://schemas.microsoft.com/office/word/2016/wordml/cid" xmlns:w16="http://schemas.microsoft.com/office/word/2018/wordml" xmlns:w16sdtdh="http://schemas.microsoft.com/office/word/2020/wordml/sdtdatahash" xmlns:w16se="http://schemas.microsoft.com/office/word/2015/wordml/symex" xmlns:sl="http://schemas.openxmlformats.org/schemaLibrary/2006/main" mc:Ignorable="w14 w15 w16se w16cid w16 w16cex w16sdtdh">
+<w:settings xmlns:mc="http://schemas.openxmlformats.org/markup-compatibility/2006" xmlns:o="urn:schemas-microsoft-com:office:office" xmlns:r="http://schemas.openxmlformats.org/officeDocument/2006/relationships" xmlns:m="http://schemas.openxmlformats.org/officeDocument/2006/math" xmlns:v="urn:schemas-microsoft-com:vml" xmlns:w10="urn:schemas-microsoft-com:office:word" xmlns:w="http://schemas.openxmlformats.org/wordprocessingml/2006/main" xmlns:w14="http://schemas.microsoft.com/office/word/2010/wordml" xmlns:w15="http://schemas.microsoft.com/office/word/2012/wordml" xmlns:w16cex="http://schemas.microsoft.com/office/word/2018/wordml/cex" xmlns:w16cid="http://schemas.microsoft.com/office/word/2016/wordml/cid" xmlns:w16="http://schemas.microsoft.com/office/word/2018/wordml" xmlns:w16du="http://schemas.microsoft.com/office/word/2023/wordml/word16du" xmlns:w16sdtdh="http://schemas.microsoft.com/office/word/2020/wordml/sdtdatahash" xmlns:w16sdtfl="http://schemas.microsoft.com/office/word/2024/wordml/sdtformatlock" xmlns:w16se="http://schemas.microsoft.com/office/word/2015/wordml/symex" xmlns:sl="http://schemas.openxmlformats.org/schemaLibrary/2006/main" mc:Ignorable="w14 w15 w16se w16cid w16 w16cex w16sdtdh w16sdtfl w16du">
   <w:view w:val="normal"/>
   <w:defaultTabStop w:val="708"/>
   <w:hyphenationZone w:val="425"/>
@@ -9035,11 +11571,13 @@
     <w:rsid w:val="001A790F"/>
     <w:rsid w:val="001E09DD"/>
     <w:rsid w:val="00286933"/>
+    <w:rsid w:val="00287539"/>
     <w:rsid w:val="004625D5"/>
     <w:rsid w:val="00492333"/>
     <w:rsid w:val="004A3AF8"/>
     <w:rsid w:val="00533680"/>
     <w:rsid w:val="005733B3"/>
+    <w:rsid w:val="0057602C"/>
     <w:rsid w:val="005A03E4"/>
     <w:rsid w:val="005A7BE3"/>
     <w:rsid w:val="006766BE"/>
@@ -9070,14 +11608,14 @@
   </m:mathPr>
   <w:themeFontLang w:val="hu-HU"/>
   <w:clrSchemeMapping w:bg1="light1" w:t1="dark1" w:bg2="light2" w:t2="dark2" w:accent1="accent1" w:accent2="accent2" w:accent3="accent3" w:accent4="accent4" w:accent5="accent5" w:accent6="accent6" w:hyperlink="hyperlink" w:followedHyperlink="followedHyperlink"/>
-  <w:decimalSymbol w:val=","/>
-  <w:listSeparator w:val=";"/>
+  <w:decimalSymbol w:val="."/>
+  <w:listSeparator w:val=","/>
   <w15:chartTrackingRefBased/>
 </w:settings>
 </file>
 
 <file path=word/glossary/styles.xml><?xml version="1.0" encoding="utf-8"?>
-<w:styles xmlns:mc="http://schemas.openxmlformats.org/markup-compatibility/2006" xmlns:r="http://schemas.openxmlformats.org/officeDocument/2006/relationships" xmlns:w="http://schemas.openxmlformats.org/wordprocessingml/2006/main" xmlns:w14="http://schemas.microsoft.com/office/word/2010/wordml" xmlns:w15="http://schemas.microsoft.com/office/word/2012/wordml" xmlns:w16cex="http://schemas.microsoft.com/office/word/2018/wordml/cex" xmlns:w16cid="http://schemas.microsoft.com/office/word/2016/wordml/cid" xmlns:w16="http://schemas.microsoft.com/office/word/2018/wordml" xmlns:w16sdtdh="http://schemas.microsoft.com/office/word/2020/wordml/sdtdatahash" xmlns:w16se="http://schemas.microsoft.com/office/word/2015/wordml/symex" mc:Ignorable="w14 w15 w16se w16cid w16 w16cex w16sdtdh">
+<w:styles xmlns:mc="http://schemas.openxmlformats.org/markup-compatibility/2006" xmlns:r="http://schemas.openxmlformats.org/officeDocument/2006/relationships" xmlns:w="http://schemas.openxmlformats.org/wordprocessingml/2006/main" xmlns:w14="http://schemas.microsoft.com/office/word/2010/wordml" xmlns:w15="http://schemas.microsoft.com/office/word/2012/wordml" xmlns:w16cex="http://schemas.microsoft.com/office/word/2018/wordml/cex" xmlns:w16cid="http://schemas.microsoft.com/office/word/2016/wordml/cid" xmlns:w16="http://schemas.microsoft.com/office/word/2018/wordml" xmlns:w16du="http://schemas.microsoft.com/office/word/2023/wordml/word16du" xmlns:w16sdtdh="http://schemas.microsoft.com/office/word/2020/wordml/sdtdatahash" xmlns:w16sdtfl="http://schemas.microsoft.com/office/word/2024/wordml/sdtformatlock" xmlns:w16se="http://schemas.microsoft.com/office/word/2015/wordml/symex" mc:Ignorable="w14 w15 w16se w16cid w16 w16cex w16sdtdh w16sdtfl w16du">
   <w:docDefaults>
     <w:rPrDefault>
       <w:rPr>
@@ -9471,17 +12009,17 @@
     <w:lsdException w:name="Unresolved Mention" w:semiHidden="1" w:unhideWhenUsed="1"/>
     <w:lsdException w:name="Smart Link" w:semiHidden="1" w:unhideWhenUsed="1"/>
   </w:latentStyles>
-  <w:style w:type="paragraph" w:default="1" w:styleId="Norml">
+  <w:style w:type="paragraph" w:default="1" w:styleId="Normal">
     <w:name w:val="Normal"/>
     <w:qFormat/>
   </w:style>
-  <w:style w:type="character" w:default="1" w:styleId="Bekezdsalapbettpusa">
+  <w:style w:type="character" w:default="1" w:styleId="DefaultParagraphFont">
     <w:name w:val="Default Paragraph Font"/>
     <w:uiPriority w:val="1"/>
     <w:semiHidden/>
     <w:unhideWhenUsed/>
   </w:style>
-  <w:style w:type="table" w:default="1" w:styleId="Normltblzat">
+  <w:style w:type="table" w:default="1" w:styleId="TableNormal">
     <w:name w:val="Normal Table"/>
     <w:uiPriority w:val="99"/>
     <w:semiHidden/>
@@ -9496,7 +12034,7 @@
       </w:tblCellMar>
     </w:tblPr>
   </w:style>
-  <w:style w:type="numbering" w:default="1" w:styleId="Nemlista">
+  <w:style w:type="numbering" w:default="1" w:styleId="NoList">
     <w:name w:val="No List"/>
     <w:uiPriority w:val="99"/>
     <w:semiHidden/>
@@ -9518,7 +12056,7 @@
 </file>
 
 <file path=word/glossary/webSettings.xml><?xml version="1.0" encoding="utf-8"?>
-<w:webSettings xmlns:mc="http://schemas.openxmlformats.org/markup-compatibility/2006" xmlns:r="http://schemas.openxmlformats.org/officeDocument/2006/relationships" xmlns:w="http://schemas.openxmlformats.org/wordprocessingml/2006/main" xmlns:w14="http://schemas.microsoft.com/office/word/2010/wordml" xmlns:w15="http://schemas.microsoft.com/office/word/2012/wordml" xmlns:w16cex="http://schemas.microsoft.com/office/word/2018/wordml/cex" xmlns:w16cid="http://schemas.microsoft.com/office/word/2016/wordml/cid" xmlns:w16="http://schemas.microsoft.com/office/word/2018/wordml" xmlns:w16sdtdh="http://schemas.microsoft.com/office/word/2020/wordml/sdtdatahash" xmlns:w16se="http://schemas.microsoft.com/office/word/2015/wordml/symex" mc:Ignorable="w14 w15 w16se w16cid w16 w16cex w16sdtdh">
+<w:webSettings xmlns:mc="http://schemas.openxmlformats.org/markup-compatibility/2006" xmlns:r="http://schemas.openxmlformats.org/officeDocument/2006/relationships" xmlns:w="http://schemas.openxmlformats.org/wordprocessingml/2006/main" xmlns:w14="http://schemas.microsoft.com/office/word/2010/wordml" xmlns:w15="http://schemas.microsoft.com/office/word/2012/wordml" xmlns:w16cex="http://schemas.microsoft.com/office/word/2018/wordml/cex" xmlns:w16cid="http://schemas.microsoft.com/office/word/2016/wordml/cid" xmlns:w16="http://schemas.microsoft.com/office/word/2018/wordml" xmlns:w16du="http://schemas.microsoft.com/office/word/2023/wordml/word16du" xmlns:w16sdtdh="http://schemas.microsoft.com/office/word/2020/wordml/sdtdatahash" xmlns:w16sdtfl="http://schemas.microsoft.com/office/word/2024/wordml/sdtformatlock" xmlns:w16se="http://schemas.microsoft.com/office/word/2015/wordml/symex" mc:Ignorable="w14 w15 w16se w16cid w16 w16cex w16sdtdh w16sdtfl w16du">
   <w:optimizeForBrowser/>
   <w:allowPNG/>
 </w:webSettings>

--- a/szerkesztendo_dokumentumok/fejlesztoifrontend_REKA.docx
+++ b/szerkesztendo_dokumentumok/fejlesztoifrontend_REKA.docx
@@ -471,7 +471,7 @@
           <w:r>
             <w:fldChar w:fldCharType="separate"/>
           </w:r>
-          <w:hyperlink w:anchor="_Toc227272978" w:history="1">
+          <w:hyperlink w:anchor="_Toc227704486" w:history="1">
             <w:r>
               <w:rPr>
                 <w:rStyle w:val="Hyperlink"/>
@@ -518,7 +518,7 @@
                 <w:noProof/>
                 <w:webHidden/>
               </w:rPr>
-              <w:instrText xml:space="preserve"> PAGEREF _Toc227272978 \h </w:instrText>
+              <w:instrText xml:space="preserve"> PAGEREF _Toc227704486 \h </w:instrText>
             </w:r>
             <w:r>
               <w:rPr>
@@ -538,7 +538,7 @@
                 <w:noProof/>
                 <w:webHidden/>
               </w:rPr>
-              <w:t>2</w:t>
+              <w:t>3</w:t>
             </w:r>
             <w:r>
               <w:rPr>
@@ -562,7 +562,7 @@
               <w14:ligatures w14:val="standardContextual"/>
             </w:rPr>
           </w:pPr>
-          <w:hyperlink w:anchor="_Toc227272979" w:history="1">
+          <w:hyperlink w:anchor="_Toc227704487" w:history="1">
             <w:r>
               <w:rPr>
                 <w:rStyle w:val="Hyperlink"/>
@@ -608,7 +608,7 @@
                 <w:noProof/>
                 <w:webHidden/>
               </w:rPr>
-              <w:instrText xml:space="preserve"> PAGEREF _Toc227272979 \h </w:instrText>
+              <w:instrText xml:space="preserve"> PAGEREF _Toc227704487 \h </w:instrText>
             </w:r>
             <w:r>
               <w:rPr>
@@ -628,7 +628,7 @@
                 <w:noProof/>
                 <w:webHidden/>
               </w:rPr>
-              <w:t>2</w:t>
+              <w:t>3</w:t>
             </w:r>
             <w:r>
               <w:rPr>
@@ -652,7 +652,7 @@
               <w14:ligatures w14:val="standardContextual"/>
             </w:rPr>
           </w:pPr>
-          <w:hyperlink w:anchor="_Toc227272980" w:history="1">
+          <w:hyperlink w:anchor="_Toc227704488" w:history="1">
             <w:r>
               <w:rPr>
                 <w:rStyle w:val="Hyperlink"/>
@@ -698,7 +698,7 @@
                 <w:noProof/>
                 <w:webHidden/>
               </w:rPr>
-              <w:instrText xml:space="preserve"> PAGEREF _Toc227272980 \h </w:instrText>
+              <w:instrText xml:space="preserve"> PAGEREF _Toc227704488 \h </w:instrText>
             </w:r>
             <w:r>
               <w:rPr>
@@ -718,7 +718,7 @@
                 <w:noProof/>
                 <w:webHidden/>
               </w:rPr>
-              <w:t>2</w:t>
+              <w:t>3</w:t>
             </w:r>
             <w:r>
               <w:rPr>
@@ -742,7 +742,7 @@
               <w14:ligatures w14:val="standardContextual"/>
             </w:rPr>
           </w:pPr>
-          <w:hyperlink w:anchor="_Toc227272981" w:history="1">
+          <w:hyperlink w:anchor="_Toc227704489" w:history="1">
             <w:r>
               <w:rPr>
                 <w:rStyle w:val="Hyperlink"/>
@@ -788,7 +788,7 @@
                 <w:noProof/>
                 <w:webHidden/>
               </w:rPr>
-              <w:instrText xml:space="preserve"> PAGEREF _Toc227272981 \h </w:instrText>
+              <w:instrText xml:space="preserve"> PAGEREF _Toc227704489 \h </w:instrText>
             </w:r>
             <w:r>
               <w:rPr>
@@ -808,7 +808,7 @@
                 <w:noProof/>
                 <w:webHidden/>
               </w:rPr>
-              <w:t>2</w:t>
+              <w:t>3</w:t>
             </w:r>
             <w:r>
               <w:rPr>
@@ -832,7 +832,7 @@
               <w14:ligatures w14:val="standardContextual"/>
             </w:rPr>
           </w:pPr>
-          <w:hyperlink w:anchor="_Toc227272982" w:history="1">
+          <w:hyperlink w:anchor="_Toc227704490" w:history="1">
             <w:r>
               <w:rPr>
                 <w:rStyle w:val="Hyperlink"/>
@@ -878,7 +878,7 @@
                 <w:noProof/>
                 <w:webHidden/>
               </w:rPr>
-              <w:instrText xml:space="preserve"> PAGEREF _Toc227272982 \h </w:instrText>
+              <w:instrText xml:space="preserve"> PAGEREF _Toc227704490 \h </w:instrText>
             </w:r>
             <w:r>
               <w:rPr>
@@ -898,7 +898,7 @@
                 <w:noProof/>
                 <w:webHidden/>
               </w:rPr>
-              <w:t>2</w:t>
+              <w:t>3</w:t>
             </w:r>
             <w:r>
               <w:rPr>
@@ -922,7 +922,7 @@
               <w14:ligatures w14:val="standardContextual"/>
             </w:rPr>
           </w:pPr>
-          <w:hyperlink w:anchor="_Toc227272983" w:history="1">
+          <w:hyperlink w:anchor="_Toc227704491" w:history="1">
             <w:r>
               <w:rPr>
                 <w:rStyle w:val="Hyperlink"/>
@@ -969,7 +969,7 @@
                 <w:noProof/>
                 <w:webHidden/>
               </w:rPr>
-              <w:instrText xml:space="preserve"> PAGEREF _Toc227272983 \h </w:instrText>
+              <w:instrText xml:space="preserve"> PAGEREF _Toc227704491 \h </w:instrText>
             </w:r>
             <w:r>
               <w:rPr>
@@ -989,7 +989,7 @@
                 <w:noProof/>
                 <w:webHidden/>
               </w:rPr>
-              <w:t>3</w:t>
+              <w:t>4</w:t>
             </w:r>
             <w:r>
               <w:rPr>
@@ -1013,7 +1013,7 @@
               <w14:ligatures w14:val="standardContextual"/>
             </w:rPr>
           </w:pPr>
-          <w:hyperlink w:anchor="_Toc227272984" w:history="1">
+          <w:hyperlink w:anchor="_Toc227704492" w:history="1">
             <w:r>
               <w:rPr>
                 <w:rStyle w:val="Hyperlink"/>
@@ -1059,7 +1059,7 @@
                 <w:noProof/>
                 <w:webHidden/>
               </w:rPr>
-              <w:instrText xml:space="preserve"> PAGEREF _Toc227272984 \h </w:instrText>
+              <w:instrText xml:space="preserve"> PAGEREF _Toc227704492 \h </w:instrText>
             </w:r>
             <w:r>
               <w:rPr>
@@ -1079,7 +1079,7 @@
                 <w:noProof/>
                 <w:webHidden/>
               </w:rPr>
-              <w:t>3</w:t>
+              <w:t>4</w:t>
             </w:r>
             <w:r>
               <w:rPr>
@@ -1103,7 +1103,7 @@
               <w14:ligatures w14:val="standardContextual"/>
             </w:rPr>
           </w:pPr>
-          <w:hyperlink w:anchor="_Toc227272985" w:history="1">
+          <w:hyperlink w:anchor="_Toc227704493" w:history="1">
             <w:r>
               <w:rPr>
                 <w:rStyle w:val="Hyperlink"/>
@@ -1149,7 +1149,7 @@
                 <w:noProof/>
                 <w:webHidden/>
               </w:rPr>
-              <w:instrText xml:space="preserve"> PAGEREF _Toc227272985 \h </w:instrText>
+              <w:instrText xml:space="preserve"> PAGEREF _Toc227704493 \h </w:instrText>
             </w:r>
             <w:r>
               <w:rPr>
@@ -1169,7 +1169,7 @@
                 <w:noProof/>
                 <w:webHidden/>
               </w:rPr>
-              <w:t>3</w:t>
+              <w:t>4</w:t>
             </w:r>
             <w:r>
               <w:rPr>
@@ -1193,7 +1193,7 @@
               <w14:ligatures w14:val="standardContextual"/>
             </w:rPr>
           </w:pPr>
-          <w:hyperlink w:anchor="_Toc227272986" w:history="1">
+          <w:hyperlink w:anchor="_Toc227704494" w:history="1">
             <w:r>
               <w:rPr>
                 <w:rStyle w:val="Hyperlink"/>
@@ -1240,7 +1240,7 @@
                 <w:noProof/>
                 <w:webHidden/>
               </w:rPr>
-              <w:instrText xml:space="preserve"> PAGEREF _Toc227272986 \h </w:instrText>
+              <w:instrText xml:space="preserve"> PAGEREF _Toc227704494 \h </w:instrText>
             </w:r>
             <w:r>
               <w:rPr>
@@ -1260,7 +1260,7 @@
                 <w:noProof/>
                 <w:webHidden/>
               </w:rPr>
-              <w:t>4</w:t>
+              <w:t>5</w:t>
             </w:r>
             <w:r>
               <w:rPr>
@@ -1284,7 +1284,7 @@
               <w14:ligatures w14:val="standardContextual"/>
             </w:rPr>
           </w:pPr>
-          <w:hyperlink w:anchor="_Toc227272987" w:history="1">
+          <w:hyperlink w:anchor="_Toc227704495" w:history="1">
             <w:r>
               <w:rPr>
                 <w:rStyle w:val="Hyperlink"/>
@@ -1330,7 +1330,7 @@
                 <w:noProof/>
                 <w:webHidden/>
               </w:rPr>
-              <w:instrText xml:space="preserve"> PAGEREF _Toc227272987 \h </w:instrText>
+              <w:instrText xml:space="preserve"> PAGEREF _Toc227704495 \h </w:instrText>
             </w:r>
             <w:r>
               <w:rPr>
@@ -1350,7 +1350,7 @@
                 <w:noProof/>
                 <w:webHidden/>
               </w:rPr>
-              <w:t>4</w:t>
+              <w:t>5</w:t>
             </w:r>
             <w:r>
               <w:rPr>
@@ -1374,7 +1374,7 @@
               <w14:ligatures w14:val="standardContextual"/>
             </w:rPr>
           </w:pPr>
-          <w:hyperlink w:anchor="_Toc227272988" w:history="1">
+          <w:hyperlink w:anchor="_Toc227704496" w:history="1">
             <w:r>
               <w:rPr>
                 <w:rStyle w:val="Hyperlink"/>
@@ -1420,7 +1420,7 @@
                 <w:noProof/>
                 <w:webHidden/>
               </w:rPr>
-              <w:instrText xml:space="preserve"> PAGEREF _Toc227272988 \h </w:instrText>
+              <w:instrText xml:space="preserve"> PAGEREF _Toc227704496 \h </w:instrText>
             </w:r>
             <w:r>
               <w:rPr>
@@ -1440,7 +1440,7 @@
                 <w:noProof/>
                 <w:webHidden/>
               </w:rPr>
-              <w:t>4</w:t>
+              <w:t>5</w:t>
             </w:r>
             <w:r>
               <w:rPr>
@@ -1464,7 +1464,7 @@
               <w14:ligatures w14:val="standardContextual"/>
             </w:rPr>
           </w:pPr>
-          <w:hyperlink w:anchor="_Toc227272989" w:history="1">
+          <w:hyperlink w:anchor="_Toc227704497" w:history="1">
             <w:r>
               <w:rPr>
                 <w:rStyle w:val="Hyperlink"/>
@@ -1511,7 +1511,7 @@
                 <w:noProof/>
                 <w:webHidden/>
               </w:rPr>
-              <w:instrText xml:space="preserve"> PAGEREF _Toc227272989 \h </w:instrText>
+              <w:instrText xml:space="preserve"> PAGEREF _Toc227704497 \h </w:instrText>
             </w:r>
             <w:r>
               <w:rPr>
@@ -1531,7 +1531,7 @@
                 <w:noProof/>
                 <w:webHidden/>
               </w:rPr>
-              <w:t>5</w:t>
+              <w:t>6</w:t>
             </w:r>
             <w:r>
               <w:rPr>
@@ -1555,7 +1555,7 @@
               <w14:ligatures w14:val="standardContextual"/>
             </w:rPr>
           </w:pPr>
-          <w:hyperlink w:anchor="_Toc227272990" w:history="1">
+          <w:hyperlink w:anchor="_Toc227704498" w:history="1">
             <w:r>
               <w:rPr>
                 <w:rStyle w:val="Hyperlink"/>
@@ -1601,7 +1601,7 @@
                 <w:noProof/>
                 <w:webHidden/>
               </w:rPr>
-              <w:instrText xml:space="preserve"> PAGEREF _Toc227272990 \h </w:instrText>
+              <w:instrText xml:space="preserve"> PAGEREF _Toc227704498 \h </w:instrText>
             </w:r>
             <w:r>
               <w:rPr>
@@ -1621,7 +1621,7 @@
                 <w:noProof/>
                 <w:webHidden/>
               </w:rPr>
-              <w:t>5</w:t>
+              <w:t>6</w:t>
             </w:r>
             <w:r>
               <w:rPr>
@@ -1645,7 +1645,7 @@
               <w14:ligatures w14:val="standardContextual"/>
             </w:rPr>
           </w:pPr>
-          <w:hyperlink w:anchor="_Toc227272991" w:history="1">
+          <w:hyperlink w:anchor="_Toc227704499" w:history="1">
             <w:r>
               <w:rPr>
                 <w:rStyle w:val="Hyperlink"/>
@@ -1691,7 +1691,7 @@
                 <w:noProof/>
                 <w:webHidden/>
               </w:rPr>
-              <w:instrText xml:space="preserve"> PAGEREF _Toc227272991 \h </w:instrText>
+              <w:instrText xml:space="preserve"> PAGEREF _Toc227704499 \h </w:instrText>
             </w:r>
             <w:r>
               <w:rPr>
@@ -1711,7 +1711,7 @@
                 <w:noProof/>
                 <w:webHidden/>
               </w:rPr>
-              <w:t>5</w:t>
+              <w:t>6</w:t>
             </w:r>
             <w:r>
               <w:rPr>
@@ -1735,7 +1735,7 @@
               <w14:ligatures w14:val="standardContextual"/>
             </w:rPr>
           </w:pPr>
-          <w:hyperlink w:anchor="_Toc227272992" w:history="1">
+          <w:hyperlink w:anchor="_Toc227704500" w:history="1">
             <w:r>
               <w:rPr>
                 <w:rStyle w:val="Hyperlink"/>
@@ -1761,7 +1761,7 @@
                 <w:rStyle w:val="Hyperlink"/>
                 <w:noProof/>
               </w:rPr>
-              <w:t>Autentikáció</w:t>
+              <w:t>Authentication</w:t>
             </w:r>
             <w:r>
               <w:rPr>
@@ -1782,7 +1782,7 @@
                 <w:noProof/>
                 <w:webHidden/>
               </w:rPr>
-              <w:instrText xml:space="preserve"> PAGEREF _Toc227272992 \h </w:instrText>
+              <w:instrText xml:space="preserve"> PAGEREF _Toc227704500 \h </w:instrText>
             </w:r>
             <w:r>
               <w:rPr>
@@ -1802,7 +1802,7 @@
                 <w:noProof/>
                 <w:webHidden/>
               </w:rPr>
-              <w:t>6</w:t>
+              <w:t>7</w:t>
             </w:r>
             <w:r>
               <w:rPr>
@@ -1826,7 +1826,7 @@
               <w14:ligatures w14:val="standardContextual"/>
             </w:rPr>
           </w:pPr>
-          <w:hyperlink w:anchor="_Toc227272993" w:history="1">
+          <w:hyperlink w:anchor="_Toc227704501" w:history="1">
             <w:r>
               <w:rPr>
                 <w:rStyle w:val="Hyperlink"/>
@@ -1872,7 +1872,7 @@
                 <w:noProof/>
                 <w:webHidden/>
               </w:rPr>
-              <w:instrText xml:space="preserve"> PAGEREF _Toc227272993 \h </w:instrText>
+              <w:instrText xml:space="preserve"> PAGEREF _Toc227704501 \h </w:instrText>
             </w:r>
             <w:r>
               <w:rPr>
@@ -1892,7 +1892,7 @@
                 <w:noProof/>
                 <w:webHidden/>
               </w:rPr>
-              <w:t>6</w:t>
+              <w:t>7</w:t>
             </w:r>
             <w:r>
               <w:rPr>
@@ -1916,7 +1916,7 @@
               <w14:ligatures w14:val="standardContextual"/>
             </w:rPr>
           </w:pPr>
-          <w:hyperlink w:anchor="_Toc227272994" w:history="1">
+          <w:hyperlink w:anchor="_Toc227704502" w:history="1">
             <w:r>
               <w:rPr>
                 <w:rStyle w:val="Hyperlink"/>
@@ -1962,7 +1962,7 @@
                 <w:noProof/>
                 <w:webHidden/>
               </w:rPr>
-              <w:instrText xml:space="preserve"> PAGEREF _Toc227272994 \h </w:instrText>
+              <w:instrText xml:space="preserve"> PAGEREF _Toc227704502 \h </w:instrText>
             </w:r>
             <w:r>
               <w:rPr>
@@ -1982,7 +1982,7 @@
                 <w:noProof/>
                 <w:webHidden/>
               </w:rPr>
-              <w:t>6</w:t>
+              <w:t>7</w:t>
             </w:r>
             <w:r>
               <w:rPr>
@@ -2006,7 +2006,7 @@
               <w14:ligatures w14:val="standardContextual"/>
             </w:rPr>
           </w:pPr>
-          <w:hyperlink w:anchor="_Toc227272995" w:history="1">
+          <w:hyperlink w:anchor="_Toc227704503" w:history="1">
             <w:r>
               <w:rPr>
                 <w:rStyle w:val="Hyperlink"/>
@@ -2052,7 +2052,7 @@
                 <w:noProof/>
                 <w:webHidden/>
               </w:rPr>
-              <w:instrText xml:space="preserve"> PAGEREF _Toc227272995 \h </w:instrText>
+              <w:instrText xml:space="preserve"> PAGEREF _Toc227704503 \h </w:instrText>
             </w:r>
             <w:r>
               <w:rPr>
@@ -2072,7 +2072,7 @@
                 <w:noProof/>
                 <w:webHidden/>
               </w:rPr>
-              <w:t>6</w:t>
+              <w:t>7</w:t>
             </w:r>
             <w:r>
               <w:rPr>
@@ -2096,7 +2096,7 @@
               <w14:ligatures w14:val="standardContextual"/>
             </w:rPr>
           </w:pPr>
-          <w:hyperlink w:anchor="_Toc227272996" w:history="1">
+          <w:hyperlink w:anchor="_Toc227704504" w:history="1">
             <w:r>
               <w:rPr>
                 <w:rStyle w:val="Hyperlink"/>
@@ -2142,7 +2142,7 @@
                 <w:noProof/>
                 <w:webHidden/>
               </w:rPr>
-              <w:instrText xml:space="preserve"> PAGEREF _Toc227272996 \h </w:instrText>
+              <w:instrText xml:space="preserve"> PAGEREF _Toc227704504 \h </w:instrText>
             </w:r>
             <w:r>
               <w:rPr>
@@ -2162,7 +2162,7 @@
                 <w:noProof/>
                 <w:webHidden/>
               </w:rPr>
-              <w:t>6</w:t>
+              <w:t>7</w:t>
             </w:r>
             <w:r>
               <w:rPr>
@@ -2186,7 +2186,7 @@
               <w14:ligatures w14:val="standardContextual"/>
             </w:rPr>
           </w:pPr>
-          <w:hyperlink w:anchor="_Toc227272997" w:history="1">
+          <w:hyperlink w:anchor="_Toc227704505" w:history="1">
             <w:r>
               <w:rPr>
                 <w:rStyle w:val="Hyperlink"/>
@@ -2233,7 +2233,7 @@
                 <w:noProof/>
                 <w:webHidden/>
               </w:rPr>
-              <w:instrText xml:space="preserve"> PAGEREF _Toc227272997 \h </w:instrText>
+              <w:instrText xml:space="preserve"> PAGEREF _Toc227704505 \h </w:instrText>
             </w:r>
             <w:r>
               <w:rPr>
@@ -2253,7 +2253,7 @@
                 <w:noProof/>
                 <w:webHidden/>
               </w:rPr>
-              <w:t>7</w:t>
+              <w:t>8</w:t>
             </w:r>
             <w:r>
               <w:rPr>
@@ -2277,7 +2277,7 @@
               <w14:ligatures w14:val="standardContextual"/>
             </w:rPr>
           </w:pPr>
-          <w:hyperlink w:anchor="_Toc227272998" w:history="1">
+          <w:hyperlink w:anchor="_Toc227704506" w:history="1">
             <w:r>
               <w:rPr>
                 <w:rStyle w:val="Hyperlink"/>
@@ -2323,7 +2323,7 @@
                 <w:noProof/>
                 <w:webHidden/>
               </w:rPr>
-              <w:instrText xml:space="preserve"> PAGEREF _Toc227272998 \h </w:instrText>
+              <w:instrText xml:space="preserve"> PAGEREF _Toc227704506 \h </w:instrText>
             </w:r>
             <w:r>
               <w:rPr>
@@ -2343,7 +2343,7 @@
                 <w:noProof/>
                 <w:webHidden/>
               </w:rPr>
-              <w:t>7</w:t>
+              <w:t>8</w:t>
             </w:r>
             <w:r>
               <w:rPr>
@@ -2367,7 +2367,7 @@
               <w14:ligatures w14:val="standardContextual"/>
             </w:rPr>
           </w:pPr>
-          <w:hyperlink w:anchor="_Toc227272999" w:history="1">
+          <w:hyperlink w:anchor="_Toc227704507" w:history="1">
             <w:r>
               <w:rPr>
                 <w:rStyle w:val="Hyperlink"/>
@@ -2413,7 +2413,7 @@
                 <w:noProof/>
                 <w:webHidden/>
               </w:rPr>
-              <w:instrText xml:space="preserve"> PAGEREF _Toc227272999 \h </w:instrText>
+              <w:instrText xml:space="preserve"> PAGEREF _Toc227704507 \h </w:instrText>
             </w:r>
             <w:r>
               <w:rPr>
@@ -2433,7 +2433,7 @@
                 <w:noProof/>
                 <w:webHidden/>
               </w:rPr>
-              <w:t>7</w:t>
+              <w:t>8</w:t>
             </w:r>
             <w:r>
               <w:rPr>
@@ -2457,7 +2457,7 @@
               <w14:ligatures w14:val="standardContextual"/>
             </w:rPr>
           </w:pPr>
-          <w:hyperlink w:anchor="_Toc227273000" w:history="1">
+          <w:hyperlink w:anchor="_Toc227704508" w:history="1">
             <w:r>
               <w:rPr>
                 <w:rStyle w:val="Hyperlink"/>
@@ -2503,7 +2503,7 @@
                 <w:noProof/>
                 <w:webHidden/>
               </w:rPr>
-              <w:instrText xml:space="preserve"> PAGEREF _Toc227273000 \h </w:instrText>
+              <w:instrText xml:space="preserve"> PAGEREF _Toc227704508 \h </w:instrText>
             </w:r>
             <w:r>
               <w:rPr>
@@ -2523,7 +2523,7 @@
                 <w:noProof/>
                 <w:webHidden/>
               </w:rPr>
-              <w:t>7</w:t>
+              <w:t>8</w:t>
             </w:r>
             <w:r>
               <w:rPr>
@@ -2547,7 +2547,7 @@
               <w14:ligatures w14:val="standardContextual"/>
             </w:rPr>
           </w:pPr>
-          <w:hyperlink w:anchor="_Toc227273001" w:history="1">
+          <w:hyperlink w:anchor="_Toc227704509" w:history="1">
             <w:r>
               <w:rPr>
                 <w:rStyle w:val="Hyperlink"/>
@@ -2594,7 +2594,7 @@
                 <w:noProof/>
                 <w:webHidden/>
               </w:rPr>
-              <w:instrText xml:space="preserve"> PAGEREF _Toc227273001 \h </w:instrText>
+              <w:instrText xml:space="preserve"> PAGEREF _Toc227704509 \h </w:instrText>
             </w:r>
             <w:r>
               <w:rPr>
@@ -2614,7 +2614,7 @@
                 <w:noProof/>
                 <w:webHidden/>
               </w:rPr>
-              <w:t>8</w:t>
+              <w:t>9</w:t>
             </w:r>
             <w:r>
               <w:rPr>
@@ -2638,7 +2638,7 @@
               <w14:ligatures w14:val="standardContextual"/>
             </w:rPr>
           </w:pPr>
-          <w:hyperlink w:anchor="_Toc227273002" w:history="1">
+          <w:hyperlink w:anchor="_Toc227704510" w:history="1">
             <w:r>
               <w:rPr>
                 <w:rStyle w:val="Hyperlink"/>
@@ -2684,7 +2684,7 @@
                 <w:noProof/>
                 <w:webHidden/>
               </w:rPr>
-              <w:instrText xml:space="preserve"> PAGEREF _Toc227273002 \h </w:instrText>
+              <w:instrText xml:space="preserve"> PAGEREF _Toc227704510 \h </w:instrText>
             </w:r>
             <w:r>
               <w:rPr>
@@ -2704,7 +2704,7 @@
                 <w:noProof/>
                 <w:webHidden/>
               </w:rPr>
-              <w:t>8</w:t>
+              <w:t>9</w:t>
             </w:r>
             <w:r>
               <w:rPr>
@@ -2728,7 +2728,7 @@
               <w14:ligatures w14:val="standardContextual"/>
             </w:rPr>
           </w:pPr>
-          <w:hyperlink w:anchor="_Toc227273003" w:history="1">
+          <w:hyperlink w:anchor="_Toc227704511" w:history="1">
             <w:r>
               <w:rPr>
                 <w:rStyle w:val="Hyperlink"/>
@@ -2774,7 +2774,7 @@
                 <w:noProof/>
                 <w:webHidden/>
               </w:rPr>
-              <w:instrText xml:space="preserve"> PAGEREF _Toc227273003 \h </w:instrText>
+              <w:instrText xml:space="preserve"> PAGEREF _Toc227704511 \h </w:instrText>
             </w:r>
             <w:r>
               <w:rPr>
@@ -2794,7 +2794,7 @@
                 <w:noProof/>
                 <w:webHidden/>
               </w:rPr>
-              <w:t>8</w:t>
+              <w:t>9</w:t>
             </w:r>
             <w:r>
               <w:rPr>
@@ -2818,7 +2818,7 @@
               <w14:ligatures w14:val="standardContextual"/>
             </w:rPr>
           </w:pPr>
-          <w:hyperlink w:anchor="_Toc227273004" w:history="1">
+          <w:hyperlink w:anchor="_Toc227704512" w:history="1">
             <w:r>
               <w:rPr>
                 <w:rStyle w:val="Hyperlink"/>
@@ -2844,7 +2844,7 @@
                 <w:rStyle w:val="Hyperlink"/>
                 <w:noProof/>
               </w:rPr>
-              <w:t>Jövőbeli bővítési lehetőségek</w:t>
+              <w:t>Kosár működése</w:t>
             </w:r>
             <w:r>
               <w:rPr>
@@ -2865,7 +2865,7 @@
                 <w:noProof/>
                 <w:webHidden/>
               </w:rPr>
-              <w:instrText xml:space="preserve"> PAGEREF _Toc227273004 \h </w:instrText>
+              <w:instrText xml:space="preserve"> PAGEREF _Toc227704512 \h </w:instrText>
             </w:r>
             <w:r>
               <w:rPr>
@@ -2885,7 +2885,7 @@
                 <w:noProof/>
                 <w:webHidden/>
               </w:rPr>
-              <w:t>9</w:t>
+              <w:t>10</w:t>
             </w:r>
             <w:r>
               <w:rPr>
@@ -2909,7 +2909,7 @@
               <w14:ligatures w14:val="standardContextual"/>
             </w:rPr>
           </w:pPr>
-          <w:hyperlink w:anchor="_Toc227273005" w:history="1">
+          <w:hyperlink w:anchor="_Toc227704513" w:history="1">
             <w:r>
               <w:rPr>
                 <w:rStyle w:val="Hyperlink"/>
@@ -2934,7 +2934,7 @@
                 <w:rStyle w:val="Hyperlink"/>
                 <w:noProof/>
               </w:rPr>
-              <w:t>v</w:t>
+              <w:t>Áttekintés</w:t>
             </w:r>
             <w:r>
               <w:rPr>
@@ -2955,7 +2955,7 @@
                 <w:noProof/>
                 <w:webHidden/>
               </w:rPr>
-              <w:instrText xml:space="preserve"> PAGEREF _Toc227273005 \h </w:instrText>
+              <w:instrText xml:space="preserve"> PAGEREF _Toc227704513 \h </w:instrText>
             </w:r>
             <w:r>
               <w:rPr>
@@ -2975,7 +2975,277 @@
                 <w:noProof/>
                 <w:webHidden/>
               </w:rPr>
-              <w:t>9</w:t>
+              <w:t>10</w:t>
+            </w:r>
+            <w:r>
+              <w:rPr>
+                <w:noProof/>
+                <w:webHidden/>
+              </w:rPr>
+              <w:fldChar w:fldCharType="end"/>
+            </w:r>
+          </w:hyperlink>
+        </w:p>
+        <w:p>
+          <w:pPr>
+            <w:pStyle w:val="TOC2"/>
+            <w:rPr>
+              <w:rFonts w:eastAsiaTheme="minorEastAsia"/>
+              <w:noProof/>
+              <w:kern w:val="2"/>
+              <w:sz w:val="24"/>
+              <w:szCs w:val="24"/>
+              <w:lang w:val="en-US"/>
+              <w14:ligatures w14:val="standardContextual"/>
+            </w:rPr>
+          </w:pPr>
+          <w:hyperlink w:anchor="_Toc227704514" w:history="1">
+            <w:r>
+              <w:rPr>
+                <w:rStyle w:val="Hyperlink"/>
+                <w:noProof/>
+              </w:rPr>
+              <w:t>8.2.</w:t>
+            </w:r>
+            <w:r>
+              <w:rPr>
+                <w:rFonts w:eastAsiaTheme="minorEastAsia"/>
+                <w:noProof/>
+                <w:kern w:val="2"/>
+                <w:sz w:val="24"/>
+                <w:szCs w:val="24"/>
+                <w:lang w:val="en-US"/>
+                <w14:ligatures w14:val="standardContextual"/>
+              </w:rPr>
+              <w:tab/>
+            </w:r>
+            <w:r>
+              <w:rPr>
+                <w:rStyle w:val="Hyperlink"/>
+                <w:noProof/>
+              </w:rPr>
+              <w:t>Példa JSON-szerkezet</w:t>
+            </w:r>
+            <w:r>
+              <w:rPr>
+                <w:noProof/>
+                <w:webHidden/>
+              </w:rPr>
+              <w:tab/>
+            </w:r>
+            <w:r>
+              <w:rPr>
+                <w:noProof/>
+                <w:webHidden/>
+              </w:rPr>
+              <w:fldChar w:fldCharType="begin"/>
+            </w:r>
+            <w:r>
+              <w:rPr>
+                <w:noProof/>
+                <w:webHidden/>
+              </w:rPr>
+              <w:instrText xml:space="preserve"> PAGEREF _Toc227704514 \h </w:instrText>
+            </w:r>
+            <w:r>
+              <w:rPr>
+                <w:noProof/>
+                <w:webHidden/>
+              </w:rPr>
+            </w:r>
+            <w:r>
+              <w:rPr>
+                <w:noProof/>
+                <w:webHidden/>
+              </w:rPr>
+              <w:fldChar w:fldCharType="separate"/>
+            </w:r>
+            <w:r>
+              <w:rPr>
+                <w:noProof/>
+                <w:webHidden/>
+              </w:rPr>
+              <w:t>10</w:t>
+            </w:r>
+            <w:r>
+              <w:rPr>
+                <w:noProof/>
+                <w:webHidden/>
+              </w:rPr>
+              <w:fldChar w:fldCharType="end"/>
+            </w:r>
+          </w:hyperlink>
+        </w:p>
+        <w:p>
+          <w:pPr>
+            <w:pStyle w:val="TOC2"/>
+            <w:rPr>
+              <w:rFonts w:eastAsiaTheme="minorEastAsia"/>
+              <w:noProof/>
+              <w:kern w:val="2"/>
+              <w:sz w:val="24"/>
+              <w:szCs w:val="24"/>
+              <w:lang w:val="en-US"/>
+              <w14:ligatures w14:val="standardContextual"/>
+            </w:rPr>
+          </w:pPr>
+          <w:hyperlink w:anchor="_Toc227704515" w:history="1">
+            <w:r>
+              <w:rPr>
+                <w:rStyle w:val="Hyperlink"/>
+                <w:noProof/>
+              </w:rPr>
+              <w:t>8.3.</w:t>
+            </w:r>
+            <w:r>
+              <w:rPr>
+                <w:rFonts w:eastAsiaTheme="minorEastAsia"/>
+                <w:noProof/>
+                <w:kern w:val="2"/>
+                <w:sz w:val="24"/>
+                <w:szCs w:val="24"/>
+                <w:lang w:val="en-US"/>
+                <w14:ligatures w14:val="standardContextual"/>
+              </w:rPr>
+              <w:tab/>
+            </w:r>
+            <w:r>
+              <w:rPr>
+                <w:rStyle w:val="Hyperlink"/>
+                <w:noProof/>
+              </w:rPr>
+              <w:t>Funkciók</w:t>
+            </w:r>
+            <w:r>
+              <w:rPr>
+                <w:noProof/>
+                <w:webHidden/>
+              </w:rPr>
+              <w:tab/>
+            </w:r>
+            <w:r>
+              <w:rPr>
+                <w:noProof/>
+                <w:webHidden/>
+              </w:rPr>
+              <w:fldChar w:fldCharType="begin"/>
+            </w:r>
+            <w:r>
+              <w:rPr>
+                <w:noProof/>
+                <w:webHidden/>
+              </w:rPr>
+              <w:instrText xml:space="preserve"> PAGEREF _Toc227704515 \h </w:instrText>
+            </w:r>
+            <w:r>
+              <w:rPr>
+                <w:noProof/>
+                <w:webHidden/>
+              </w:rPr>
+            </w:r>
+            <w:r>
+              <w:rPr>
+                <w:noProof/>
+                <w:webHidden/>
+              </w:rPr>
+              <w:fldChar w:fldCharType="separate"/>
+            </w:r>
+            <w:r>
+              <w:rPr>
+                <w:noProof/>
+                <w:webHidden/>
+              </w:rPr>
+              <w:t>10</w:t>
+            </w:r>
+            <w:r>
+              <w:rPr>
+                <w:noProof/>
+                <w:webHidden/>
+              </w:rPr>
+              <w:fldChar w:fldCharType="end"/>
+            </w:r>
+          </w:hyperlink>
+        </w:p>
+        <w:p>
+          <w:pPr>
+            <w:pStyle w:val="TOC2"/>
+            <w:rPr>
+              <w:rFonts w:eastAsiaTheme="minorEastAsia"/>
+              <w:noProof/>
+              <w:kern w:val="2"/>
+              <w:sz w:val="24"/>
+              <w:szCs w:val="24"/>
+              <w:lang w:val="en-US"/>
+              <w14:ligatures w14:val="standardContextual"/>
+            </w:rPr>
+          </w:pPr>
+          <w:hyperlink w:anchor="_Toc227704516" w:history="1">
+            <w:r>
+              <w:rPr>
+                <w:rStyle w:val="Hyperlink"/>
+                <w:noProof/>
+              </w:rPr>
+              <w:t>8.4.</w:t>
+            </w:r>
+            <w:r>
+              <w:rPr>
+                <w:rFonts w:eastAsiaTheme="minorEastAsia"/>
+                <w:noProof/>
+                <w:kern w:val="2"/>
+                <w:sz w:val="24"/>
+                <w:szCs w:val="24"/>
+                <w:lang w:val="en-US"/>
+                <w14:ligatures w14:val="standardContextual"/>
+              </w:rPr>
+              <w:tab/>
+            </w:r>
+            <w:r>
+              <w:rPr>
+                <w:rStyle w:val="Hyperlink"/>
+                <w:noProof/>
+              </w:rPr>
+              <w:t>G</w:t>
+            </w:r>
+            <w:r>
+              <w:rPr>
+                <w:noProof/>
+                <w:webHidden/>
+              </w:rPr>
+              <w:tab/>
+            </w:r>
+            <w:r>
+              <w:rPr>
+                <w:noProof/>
+                <w:webHidden/>
+              </w:rPr>
+              <w:fldChar w:fldCharType="begin"/>
+            </w:r>
+            <w:r>
+              <w:rPr>
+                <w:noProof/>
+                <w:webHidden/>
+              </w:rPr>
+              <w:instrText xml:space="preserve"> PAGEREF _Toc227704516 \h </w:instrText>
+            </w:r>
+            <w:r>
+              <w:rPr>
+                <w:noProof/>
+                <w:webHidden/>
+              </w:rPr>
+            </w:r>
+            <w:r>
+              <w:rPr>
+                <w:noProof/>
+                <w:webHidden/>
+              </w:rPr>
+              <w:fldChar w:fldCharType="separate"/>
+            </w:r>
+            <w:r>
+              <w:rPr>
+                <w:noProof/>
+                <w:webHidden/>
+              </w:rPr>
+              <w:t>10</w:t>
             </w:r>
             <w:r>
               <w:rPr>
@@ -2999,7 +3269,7 @@
               <w14:ligatures w14:val="standardContextual"/>
             </w:rPr>
           </w:pPr>
-          <w:hyperlink w:anchor="_Toc227273006" w:history="1">
+          <w:hyperlink w:anchor="_Toc227704517" w:history="1">
             <w:r>
               <w:rPr>
                 <w:rStyle w:val="Hyperlink"/>
@@ -3025,7 +3295,7 @@
                 <w:rStyle w:val="Hyperlink"/>
                 <w:noProof/>
               </w:rPr>
-              <w:t>Jövőbeli bővítési lehetőségek</w:t>
+              <w:t>Tesztelés</w:t>
             </w:r>
             <w:r>
               <w:rPr>
@@ -3046,7 +3316,7 @@
                 <w:noProof/>
                 <w:webHidden/>
               </w:rPr>
-              <w:instrText xml:space="preserve"> PAGEREF _Toc227273006 \h </w:instrText>
+              <w:instrText xml:space="preserve"> PAGEREF _Toc227704517 \h </w:instrText>
             </w:r>
             <w:r>
               <w:rPr>
@@ -3066,7 +3336,7 @@
                 <w:noProof/>
                 <w:webHidden/>
               </w:rPr>
-              <w:t>10</w:t>
+              <w:t>11</w:t>
             </w:r>
             <w:r>
               <w:rPr>
@@ -3090,7 +3360,7 @@
               <w14:ligatures w14:val="standardContextual"/>
             </w:rPr>
           </w:pPr>
-          <w:hyperlink w:anchor="_Toc227273007" w:history="1">
+          <w:hyperlink w:anchor="_Toc227704518" w:history="1">
             <w:r>
               <w:rPr>
                 <w:rStyle w:val="Hyperlink"/>
@@ -3136,188 +3406,7 @@
                 <w:noProof/>
                 <w:webHidden/>
               </w:rPr>
-              <w:instrText xml:space="preserve"> PAGEREF _Toc227273007 \h </w:instrText>
-            </w:r>
-            <w:r>
-              <w:rPr>
-                <w:noProof/>
-                <w:webHidden/>
-              </w:rPr>
-            </w:r>
-            <w:r>
-              <w:rPr>
-                <w:noProof/>
-                <w:webHidden/>
-              </w:rPr>
-              <w:fldChar w:fldCharType="separate"/>
-            </w:r>
-            <w:r>
-              <w:rPr>
-                <w:noProof/>
-                <w:webHidden/>
-              </w:rPr>
-              <w:t>10</w:t>
-            </w:r>
-            <w:r>
-              <w:rPr>
-                <w:noProof/>
-                <w:webHidden/>
-              </w:rPr>
-              <w:fldChar w:fldCharType="end"/>
-            </w:r>
-          </w:hyperlink>
-        </w:p>
-        <w:p>
-          <w:pPr>
-            <w:pStyle w:val="TOC1"/>
-            <w:rPr>
-              <w:rFonts w:cstheme="minorBidi"/>
-              <w:noProof/>
-              <w:kern w:val="2"/>
-              <w:sz w:val="24"/>
-              <w:szCs w:val="24"/>
-              <w:lang w:val="en-US" w:eastAsia="en-US"/>
-              <w14:ligatures w14:val="standardContextual"/>
-            </w:rPr>
-          </w:pPr>
-          <w:hyperlink w:anchor="_Toc227273008" w:history="1">
-            <w:r>
-              <w:rPr>
-                <w:rStyle w:val="Hyperlink"/>
-                <w:rFonts w:cstheme="majorHAnsi"/>
-                <w:noProof/>
-              </w:rPr>
-              <w:t>10.</w:t>
-            </w:r>
-            <w:r>
-              <w:rPr>
-                <w:rFonts w:cstheme="minorBidi"/>
-                <w:noProof/>
-                <w:kern w:val="2"/>
-                <w:sz w:val="24"/>
-                <w:szCs w:val="24"/>
-                <w:lang w:val="en-US" w:eastAsia="en-US"/>
-                <w14:ligatures w14:val="standardContextual"/>
-              </w:rPr>
-              <w:tab/>
-            </w:r>
-            <w:r>
-              <w:rPr>
-                <w:rStyle w:val="Hyperlink"/>
-                <w:noProof/>
-              </w:rPr>
-              <w:t>Jövőbeli bővítési lehetőségek</w:t>
-            </w:r>
-            <w:r>
-              <w:rPr>
-                <w:noProof/>
-                <w:webHidden/>
-              </w:rPr>
-              <w:tab/>
-            </w:r>
-            <w:r>
-              <w:rPr>
-                <w:noProof/>
-                <w:webHidden/>
-              </w:rPr>
-              <w:fldChar w:fldCharType="begin"/>
-            </w:r>
-            <w:r>
-              <w:rPr>
-                <w:noProof/>
-                <w:webHidden/>
-              </w:rPr>
-              <w:instrText xml:space="preserve"> PAGEREF _Toc227273008 \h </w:instrText>
-            </w:r>
-            <w:r>
-              <w:rPr>
-                <w:noProof/>
-                <w:webHidden/>
-              </w:rPr>
-            </w:r>
-            <w:r>
-              <w:rPr>
-                <w:noProof/>
-                <w:webHidden/>
-              </w:rPr>
-              <w:fldChar w:fldCharType="separate"/>
-            </w:r>
-            <w:r>
-              <w:rPr>
-                <w:noProof/>
-                <w:webHidden/>
-              </w:rPr>
-              <w:t>11</w:t>
-            </w:r>
-            <w:r>
-              <w:rPr>
-                <w:noProof/>
-                <w:webHidden/>
-              </w:rPr>
-              <w:fldChar w:fldCharType="end"/>
-            </w:r>
-          </w:hyperlink>
-        </w:p>
-        <w:p>
-          <w:pPr>
-            <w:pStyle w:val="TOC2"/>
-            <w:rPr>
-              <w:rFonts w:eastAsiaTheme="minorEastAsia"/>
-              <w:noProof/>
-              <w:kern w:val="2"/>
-              <w:sz w:val="24"/>
-              <w:szCs w:val="24"/>
-              <w:lang w:val="en-US"/>
-              <w14:ligatures w14:val="standardContextual"/>
-            </w:rPr>
-          </w:pPr>
-          <w:hyperlink w:anchor="_Toc227273009" w:history="1">
-            <w:r>
-              <w:rPr>
-                <w:rStyle w:val="Hyperlink"/>
-                <w:noProof/>
-              </w:rPr>
-              <w:t>10.1.</w:t>
-            </w:r>
-            <w:r>
-              <w:rPr>
-                <w:rFonts w:eastAsiaTheme="minorEastAsia"/>
-                <w:noProof/>
-                <w:kern w:val="2"/>
-                <w:sz w:val="24"/>
-                <w:szCs w:val="24"/>
-                <w:lang w:val="en-US"/>
-                <w14:ligatures w14:val="standardContextual"/>
-              </w:rPr>
-              <w:tab/>
-            </w:r>
-            <w:r>
-              <w:rPr>
-                <w:rStyle w:val="Hyperlink"/>
-                <w:noProof/>
-              </w:rPr>
-              <w:t>v</w:t>
-            </w:r>
-            <w:r>
-              <w:rPr>
-                <w:noProof/>
-                <w:webHidden/>
-              </w:rPr>
-              <w:tab/>
-            </w:r>
-            <w:r>
-              <w:rPr>
-                <w:noProof/>
-                <w:webHidden/>
-              </w:rPr>
-              <w:fldChar w:fldCharType="begin"/>
-            </w:r>
-            <w:r>
-              <w:rPr>
-                <w:noProof/>
-                <w:webHidden/>
-              </w:rPr>
-              <w:instrText xml:space="preserve"> PAGEREF _Toc227273009 \h </w:instrText>
+              <w:instrText xml:space="preserve"> PAGEREF _Toc227704518 \h </w:instrText>
             </w:r>
             <w:r>
               <w:rPr>
@@ -3354,6 +3443,7 @@
               <w:b/>
               <w:bCs/>
             </w:rPr>
+            <w:lastRenderedPageBreak/>
             <w:fldChar w:fldCharType="end"/>
           </w:r>
         </w:p>
@@ -3371,7 +3461,7 @@
           <w:szCs w:val="36"/>
         </w:rPr>
       </w:pPr>
-      <w:bookmarkStart w:id="1" w:name="_Toc227272978"/>
+      <w:bookmarkStart w:id="1" w:name="_Toc227704486"/>
       <w:r>
         <w:lastRenderedPageBreak/>
         <w:t>Bevezetés</w:t>
@@ -3387,7 +3477,7 @@
           <w:numId w:val="18"/>
         </w:numPr>
       </w:pPr>
-      <w:bookmarkStart w:id="2" w:name="_Toc227272979"/>
+      <w:bookmarkStart w:id="2" w:name="_Toc227704487"/>
       <w:r>
         <w:t>Ismertetés</w:t>
       </w:r>
@@ -3439,7 +3529,7 @@
           <w:numId w:val="18"/>
         </w:numPr>
       </w:pPr>
-      <w:bookmarkStart w:id="3" w:name="_Toc227272980"/>
+      <w:bookmarkStart w:id="3" w:name="_Toc227704488"/>
       <w:r>
         <w:t>Keretrendszer</w:t>
       </w:r>
@@ -3479,7 +3569,7 @@
           <w:numId w:val="18"/>
         </w:numPr>
       </w:pPr>
-      <w:bookmarkStart w:id="4" w:name="_Toc227272981"/>
+      <w:bookmarkStart w:id="4" w:name="_Toc227704489"/>
       <w:r>
         <w:t>Főbb funkciók (frontend oldalon)</w:t>
       </w:r>
@@ -3546,7 +3636,7 @@
           <w:numId w:val="18"/>
         </w:numPr>
       </w:pPr>
-      <w:bookmarkStart w:id="5" w:name="_Toc227272982"/>
+      <w:bookmarkStart w:id="5" w:name="_Toc227704490"/>
       <w:r>
         <w:t>Használt technológiák</w:t>
       </w:r>
@@ -3713,7 +3803,7 @@
         <w:lastRenderedPageBreak/>
         <w:t xml:space="preserve"> </w:t>
       </w:r>
-      <w:bookmarkStart w:id="6" w:name="_Toc227272983"/>
+      <w:bookmarkStart w:id="6" w:name="_Toc227704491"/>
       <w:r>
         <w:t>Projekt struktúra</w:t>
       </w:r>
@@ -3727,7 +3817,7 @@
           <w:numId w:val="18"/>
         </w:numPr>
       </w:pPr>
-      <w:bookmarkStart w:id="7" w:name="_Toc227272984"/>
+      <w:bookmarkStart w:id="7" w:name="_Toc227704492"/>
       <w:r>
         <w:t>Könyvtárszerkezet</w:t>
       </w:r>
@@ -3908,7 +3998,7 @@
           <w:numId w:val="18"/>
         </w:numPr>
       </w:pPr>
-      <w:bookmarkStart w:id="8" w:name="_Toc227272985"/>
+      <w:bookmarkStart w:id="8" w:name="_Toc227704493"/>
       <w:r>
         <w:t>További fontos fájlok</w:t>
       </w:r>
@@ -4068,7 +4158,7 @@
         <w:lastRenderedPageBreak/>
         <w:t xml:space="preserve"> </w:t>
       </w:r>
-      <w:bookmarkStart w:id="9" w:name="_Toc227272986"/>
+      <w:bookmarkStart w:id="9" w:name="_Toc227704494"/>
       <w:r>
         <w:t>Fejlesztői környezet beállítása</w:t>
       </w:r>
@@ -4082,7 +4172,7 @@
           <w:numId w:val="18"/>
         </w:numPr>
       </w:pPr>
-      <w:bookmarkStart w:id="10" w:name="_Toc227272987"/>
+      <w:bookmarkStart w:id="10" w:name="_Toc227704495"/>
       <w:r>
         <w:t>Beállításhoz szükséges szoftverek</w:t>
       </w:r>
@@ -4143,7 +4233,7 @@
           <w:numId w:val="18"/>
         </w:numPr>
       </w:pPr>
-      <w:bookmarkStart w:id="11" w:name="_Toc227272988"/>
+      <w:bookmarkStart w:id="11" w:name="_Toc227704496"/>
       <w:r>
         <w:t>Frontend elindítása</w:t>
       </w:r>
@@ -4218,7 +4308,7 @@
         <w:lastRenderedPageBreak/>
         <w:t xml:space="preserve"> </w:t>
       </w:r>
-      <w:bookmarkStart w:id="12" w:name="_Toc227272989"/>
+      <w:bookmarkStart w:id="12" w:name="_Toc227704497"/>
       <w:proofErr w:type="spellStart"/>
       <w:r>
         <w:t>Route</w:t>
@@ -4237,7 +4327,7 @@
           <w:numId w:val="18"/>
         </w:numPr>
       </w:pPr>
-      <w:bookmarkStart w:id="13" w:name="_Toc227272990"/>
+      <w:bookmarkStart w:id="13" w:name="_Toc227704498"/>
       <w:r>
         <w:t>Oldalak</w:t>
       </w:r>
@@ -4552,7 +4642,7 @@
           <w:numId w:val="18"/>
         </w:numPr>
       </w:pPr>
-      <w:bookmarkStart w:id="14" w:name="_Toc227272991"/>
+      <w:bookmarkStart w:id="14" w:name="_Toc227704499"/>
       <w:r>
         <w:t>Attribútumok</w:t>
       </w:r>
@@ -4652,10 +4742,10 @@
         <w:lastRenderedPageBreak/>
         <w:t xml:space="preserve"> </w:t>
       </w:r>
-      <w:bookmarkStart w:id="15" w:name="_Toc227272992"/>
-      <w:proofErr w:type="spellStart"/>
-      <w:r>
-        <w:t>Autentikáció</w:t>
+      <w:bookmarkStart w:id="15" w:name="_Toc227704500"/>
+      <w:proofErr w:type="spellStart"/>
+      <w:r>
+        <w:t>Authentication</w:t>
       </w:r>
       <w:bookmarkEnd w:id="15"/>
       <w:proofErr w:type="spellEnd"/>
@@ -4668,7 +4758,7 @@
           <w:numId w:val="18"/>
         </w:numPr>
       </w:pPr>
-      <w:bookmarkStart w:id="16" w:name="_Toc227272993"/>
+      <w:bookmarkStart w:id="16" w:name="_Toc227704501"/>
       <w:r>
         <w:t>Összefoglalás</w:t>
       </w:r>
@@ -4690,7 +4780,7 @@
           <w:numId w:val="18"/>
         </w:numPr>
       </w:pPr>
-      <w:bookmarkStart w:id="17" w:name="_Toc227272994"/>
+      <w:bookmarkStart w:id="17" w:name="_Toc227704502"/>
       <w:r>
         <w:t>Validáció</w:t>
       </w:r>
@@ -4764,7 +4854,7 @@
           <w:numId w:val="18"/>
         </w:numPr>
       </w:pPr>
-      <w:bookmarkStart w:id="18" w:name="_Toc227272995"/>
+      <w:bookmarkStart w:id="18" w:name="_Toc227704503"/>
       <w:r>
         <w:t>auth.js</w:t>
       </w:r>
@@ -4855,7 +4945,7 @@
           <w:numId w:val="18"/>
         </w:numPr>
       </w:pPr>
-      <w:bookmarkStart w:id="19" w:name="_Toc227272996"/>
+      <w:bookmarkStart w:id="19" w:name="_Toc227704504"/>
       <w:r>
         <w:t>Jogosultságellenőrzés az oldalaknál</w:t>
       </w:r>
@@ -4886,9 +4976,12 @@
           <w:tab w:val="num" w:pos="720"/>
         </w:tabs>
       </w:pPr>
-      <w:bookmarkStart w:id="20" w:name="_Toc227272997"/>
       <w:r>
         <w:lastRenderedPageBreak/>
+        <w:t xml:space="preserve"> </w:t>
+      </w:r>
+      <w:bookmarkStart w:id="20" w:name="_Toc227704505"/>
+      <w:r>
         <w:t>UI/UX</w:t>
       </w:r>
       <w:bookmarkEnd w:id="20"/>
@@ -4905,7 +4998,7 @@
         </w:tabs>
         <w:ind w:hanging="731"/>
       </w:pPr>
-      <w:bookmarkStart w:id="21" w:name="_Toc227272998"/>
+      <w:bookmarkStart w:id="21" w:name="_Toc227704506"/>
       <w:r>
         <w:t>Technológiák</w:t>
       </w:r>
@@ -4965,7 +5058,7 @@
         </w:tabs>
         <w:ind w:hanging="731"/>
       </w:pPr>
-      <w:bookmarkStart w:id="22" w:name="_Toc227272999"/>
+      <w:bookmarkStart w:id="22" w:name="_Toc227704507"/>
       <w:r>
         <w:t>Fontos fájlok</w:t>
       </w:r>
@@ -5107,7 +5200,7 @@
         </w:tabs>
         <w:ind w:hanging="731"/>
       </w:pPr>
-      <w:bookmarkStart w:id="23" w:name="_Toc227273000"/>
+      <w:bookmarkStart w:id="23" w:name="_Toc227704508"/>
       <w:r>
         <w:t>Egyedi CSS konfigurációk</w:t>
       </w:r>
@@ -5144,7 +5237,7 @@
         <w:lastRenderedPageBreak/>
         <w:t xml:space="preserve"> </w:t>
       </w:r>
-      <w:bookmarkStart w:id="24" w:name="_Toc227273001"/>
+      <w:bookmarkStart w:id="24" w:name="_Toc227704509"/>
       <w:r>
         <w:t>API-kommunikáció</w:t>
       </w:r>
@@ -5165,7 +5258,7 @@
       <w:r>
         <w:t xml:space="preserve"> </w:t>
       </w:r>
-      <w:bookmarkStart w:id="25" w:name="_Toc227273002"/>
+      <w:bookmarkStart w:id="25" w:name="_Toc227704510"/>
       <w:proofErr w:type="spellStart"/>
       <w:r>
         <w:t>Axios</w:t>
@@ -5223,10 +5316,7 @@
       </w:r>
       <w:proofErr w:type="gramStart"/>
       <w:r>
-        <w:t xml:space="preserve">a  </w:t>
-      </w:r>
-      <w:r>
-        <w:t>/</w:t>
+        <w:t>a  /</w:t>
       </w:r>
       <w:proofErr w:type="spellStart"/>
       <w:r>
@@ -5259,7 +5349,7 @@
       <w:r>
         <w:t xml:space="preserve"> </w:t>
       </w:r>
-      <w:bookmarkStart w:id="26" w:name="_Toc227273003"/>
+      <w:bookmarkStart w:id="26" w:name="_Toc227704511"/>
       <w:r>
         <w:t>Néhány API-kérés a projektben</w:t>
       </w:r>
@@ -5496,10 +5586,7 @@
         <w:ind w:left="2858"/>
       </w:pPr>
       <w:r>
-        <w:t>})</w:t>
-      </w:r>
-      <w:r>
-        <w:t xml:space="preserve"> – A megadott ’</w:t>
+        <w:t>}) – A megadott ’</w:t>
       </w:r>
       <w:proofErr w:type="spellStart"/>
       <w:r>
@@ -5599,10 +5686,7 @@
         <w:ind w:left="2858"/>
       </w:pPr>
       <w:r>
-        <w:t>})</w:t>
-      </w:r>
-      <w:r>
-        <w:t xml:space="preserve"> – A megfelelő cég beérkezett rendeléseinek lekérése</w:t>
+        <w:t>}) – A megfelelő cég beérkezett rendeléseinek lekérése</w:t>
       </w:r>
     </w:p>
     <w:p>
@@ -5684,10 +5768,7 @@
         <w:ind w:left="2858"/>
       </w:pPr>
       <w:r>
-        <w:t>}</w:t>
-      </w:r>
-      <w:r>
-        <w:t xml:space="preserve"> – Számlakészítési kérés küldésére szolgál</w:t>
+        <w:t>} – Számlakészítési kérés küldésére szolgál</w:t>
       </w:r>
     </w:p>
     <w:p>
@@ -5749,10 +5830,13 @@
           <w:tab w:val="num" w:pos="720"/>
         </w:tabs>
       </w:pPr>
-      <w:bookmarkStart w:id="27" w:name="_Toc227273004"/>
       <w:r>
         <w:lastRenderedPageBreak/>
-        <w:t>Jövőbeli bővítési lehetőségek</w:t>
+        <w:t xml:space="preserve"> </w:t>
+      </w:r>
+      <w:bookmarkStart w:id="27" w:name="_Toc227704512"/>
+      <w:r>
+        <w:t>Kosár működése</w:t>
       </w:r>
       <w:bookmarkEnd w:id="27"/>
     </w:p>
@@ -5768,29 +5852,71 @@
         </w:tabs>
         <w:ind w:hanging="360"/>
       </w:pPr>
-      <w:bookmarkStart w:id="28" w:name="_Toc227273005"/>
-      <w:r>
-        <w:t>v</w:t>
+      <w:r>
+        <w:t xml:space="preserve"> </w:t>
+      </w:r>
+      <w:bookmarkStart w:id="28" w:name="_Toc227704513"/>
+      <w:r>
+        <w:t>Áttekintés</w:t>
       </w:r>
       <w:bookmarkEnd w:id="28"/>
     </w:p>
     <w:p>
-      <w:pPr>
-        <w:pStyle w:val="Heading1"/>
-        <w:numPr>
-          <w:ilvl w:val="0"/>
-          <w:numId w:val="18"/>
-        </w:numPr>
-        <w:tabs>
-          <w:tab w:val="num" w:pos="720"/>
-        </w:tabs>
-      </w:pPr>
-      <w:bookmarkStart w:id="29" w:name="_Toc227273006"/>
-      <w:r>
-        <w:lastRenderedPageBreak/>
-        <w:t>Jövőbeli bővítési lehetőségek</w:t>
-      </w:r>
-      <w:bookmarkEnd w:id="29"/>
+      <w:r>
+        <w:t xml:space="preserve">A kosár kezelése frontend/helyi szinten működik. A kosár tartalma a </w:t>
+      </w:r>
+      <w:proofErr w:type="spellStart"/>
+      <w:r>
+        <w:t>localStorage</w:t>
+      </w:r>
+      <w:proofErr w:type="spellEnd"/>
+      <w:r>
+        <w:t>-ben történik eltárolásra a „</w:t>
+      </w:r>
+      <w:proofErr w:type="spellStart"/>
+      <w:r>
+        <w:t>reka_cart</w:t>
+      </w:r>
+      <w:proofErr w:type="spellEnd"/>
+      <w:r>
+        <w:t>_[</w:t>
+      </w:r>
+      <w:proofErr w:type="spellStart"/>
+      <w:r>
+        <w:t>user_company_id</w:t>
+      </w:r>
+      <w:proofErr w:type="spellEnd"/>
+      <w:r>
+        <w:t>]</w:t>
+      </w:r>
+      <w:r>
+        <w:t>” kulcs alatt.</w:t>
+      </w:r>
+      <w:r>
+        <w:t xml:space="preserve"> A kosár kezeléséért a </w:t>
+      </w:r>
+      <w:proofErr w:type="spellStart"/>
+      <w:r>
+        <w:t>src</w:t>
+      </w:r>
+      <w:proofErr w:type="spellEnd"/>
+      <w:r>
+        <w:t>/</w:t>
+      </w:r>
+      <w:proofErr w:type="spellStart"/>
+      <w:r>
+        <w:t>stores</w:t>
+      </w:r>
+      <w:proofErr w:type="spellEnd"/>
+      <w:r>
+        <w:t>/cart.js</w:t>
+      </w:r>
+      <w:r>
+        <w:t xml:space="preserve"> fájl felel.</w:t>
+      </w:r>
+      <w:r>
+        <w:t xml:space="preserve"> Egyszerre csak egy cégtől lehetnek termékek a kosárban.</w:t>
+      </w:r>
     </w:p>
     <w:p>
       <w:pPr>
@@ -5804,29 +5930,195 @@
         </w:tabs>
         <w:ind w:hanging="360"/>
       </w:pPr>
-      <w:bookmarkStart w:id="30" w:name="_Toc227273007"/>
-      <w:r>
-        <w:t>v</w:t>
-      </w:r>
-      <w:bookmarkEnd w:id="30"/>
-    </w:p>
-    <w:p>
-      <w:pPr>
-        <w:pStyle w:val="Heading1"/>
-        <w:numPr>
-          <w:ilvl w:val="0"/>
-          <w:numId w:val="18"/>
-        </w:numPr>
-        <w:tabs>
-          <w:tab w:val="num" w:pos="720"/>
-        </w:tabs>
-      </w:pPr>
-      <w:bookmarkStart w:id="31" w:name="_Toc227273008"/>
-      <w:r>
-        <w:lastRenderedPageBreak/>
-        <w:t>Jövőbeli bővítési lehetőségek</w:t>
-      </w:r>
-      <w:bookmarkEnd w:id="31"/>
+      <w:r>
+        <w:t xml:space="preserve"> </w:t>
+      </w:r>
+      <w:bookmarkStart w:id="29" w:name="_Toc227704514"/>
+      <w:r>
+        <w:t>Példa JSON-szerkezet</w:t>
+      </w:r>
+      <w:bookmarkEnd w:id="29"/>
+    </w:p>
+    <w:p>
+      <w:r>
+        <w:t>{</w:t>
+      </w:r>
+    </w:p>
+    <w:p>
+      <w:r>
+        <w:t xml:space="preserve">  "</w:t>
+      </w:r>
+      <w:proofErr w:type="spellStart"/>
+      <w:r>
+        <w:t>companyId</w:t>
+      </w:r>
+      <w:proofErr w:type="spellEnd"/>
+      <w:r>
+        <w:t>": 5,</w:t>
+      </w:r>
+    </w:p>
+    <w:p>
+      <w:r>
+        <w:t xml:space="preserve">  "</w:t>
+      </w:r>
+      <w:proofErr w:type="spellStart"/>
+      <w:r>
+        <w:t>companyName</w:t>
+      </w:r>
+      <w:proofErr w:type="spellEnd"/>
+      <w:r>
+        <w:t xml:space="preserve">": "Partnerek </w:t>
+      </w:r>
+      <w:proofErr w:type="gramStart"/>
+      <w:r>
+        <w:t>Kft.</w:t>
+      </w:r>
+      <w:proofErr w:type="gramEnd"/>
+      <w:r>
+        <w:t>",</w:t>
+      </w:r>
+    </w:p>
+    <w:p>
+      <w:r>
+        <w:t xml:space="preserve">  "</w:t>
+      </w:r>
+      <w:proofErr w:type="spellStart"/>
+      <w:r>
+        <w:t>partnershipId</w:t>
+      </w:r>
+      <w:proofErr w:type="spellEnd"/>
+      <w:r>
+        <w:t>": 12,</w:t>
+      </w:r>
+    </w:p>
+    <w:p>
+      <w:r>
+        <w:t xml:space="preserve">  "</w:t>
+      </w:r>
+      <w:proofErr w:type="spellStart"/>
+      <w:r>
+        <w:t>items</w:t>
+      </w:r>
+      <w:proofErr w:type="spellEnd"/>
+      <w:r>
+        <w:t>": [</w:t>
+      </w:r>
+    </w:p>
+    <w:p>
+      <w:r>
+        <w:t xml:space="preserve">    {</w:t>
+      </w:r>
+    </w:p>
+    <w:p>
+      <w:r>
+        <w:t xml:space="preserve">      "</w:t>
+      </w:r>
+      <w:proofErr w:type="spellStart"/>
+      <w:r>
+        <w:t>id</w:t>
+      </w:r>
+      <w:proofErr w:type="spellEnd"/>
+      <w:r>
+        <w:t>": 1,</w:t>
+      </w:r>
+    </w:p>
+    <w:p>
+      <w:r>
+        <w:t xml:space="preserve">      "</w:t>
+      </w:r>
+      <w:proofErr w:type="spellStart"/>
+      <w:r>
+        <w:t>nev</w:t>
+      </w:r>
+      <w:proofErr w:type="spellEnd"/>
+      <w:r>
+        <w:t>": "Termék neve",</w:t>
+      </w:r>
+    </w:p>
+    <w:p>
+      <w:r>
+        <w:t xml:space="preserve">      "</w:t>
+      </w:r>
+      <w:proofErr w:type="spellStart"/>
+      <w:r>
+        <w:t>ar</w:t>
+      </w:r>
+      <w:proofErr w:type="spellEnd"/>
+      <w:r>
+        <w:t>": 1500,</w:t>
+      </w:r>
+    </w:p>
+    <w:p>
+      <w:r>
+        <w:t xml:space="preserve">      "</w:t>
+      </w:r>
+      <w:proofErr w:type="spellStart"/>
+      <w:r>
+        <w:t>afa_kulcs</w:t>
+      </w:r>
+      <w:proofErr w:type="spellEnd"/>
+      <w:r>
+        <w:t>": 27,</w:t>
+      </w:r>
+    </w:p>
+    <w:p>
+      <w:r>
+        <w:t xml:space="preserve">      "</w:t>
+      </w:r>
+      <w:proofErr w:type="spellStart"/>
+      <w:r>
+        <w:t>kiszereles</w:t>
+      </w:r>
+      <w:proofErr w:type="spellEnd"/>
+      <w:r>
+        <w:t>": "db",</w:t>
+      </w:r>
+    </w:p>
+    <w:p>
+      <w:r>
+        <w:t xml:space="preserve">      "cikkszam": "CIK-123",</w:t>
+      </w:r>
+    </w:p>
+    <w:p>
+      <w:r>
+        <w:t xml:space="preserve">      "</w:t>
+      </w:r>
+      <w:proofErr w:type="spellStart"/>
+      <w:r>
+        <w:t>min_vas_menny</w:t>
+      </w:r>
+      <w:proofErr w:type="spellEnd"/>
+      <w:r>
+        <w:t>": 10,</w:t>
+      </w:r>
+    </w:p>
+    <w:p>
+      <w:r>
+        <w:t xml:space="preserve">      "</w:t>
+      </w:r>
+      <w:proofErr w:type="spellStart"/>
+      <w:r>
+        <w:t>quantity</w:t>
+      </w:r>
+      <w:proofErr w:type="spellEnd"/>
+      <w:r>
+        <w:t>": 25</w:t>
+      </w:r>
+    </w:p>
+    <w:p>
+      <w:r>
+        <w:t xml:space="preserve">    }</w:t>
+      </w:r>
+    </w:p>
+    <w:p>
+      <w:r>
+        <w:t xml:space="preserve">  ]</w:t>
+      </w:r>
+    </w:p>
+    <w:p>
+      <w:r>
+        <w:t>}</w:t>
+      </w:r>
     </w:p>
     <w:p>
       <w:pPr>
@@ -5840,11 +6132,364 @@
         </w:tabs>
         <w:ind w:hanging="360"/>
       </w:pPr>
-      <w:bookmarkStart w:id="32" w:name="_Toc227273009"/>
+      <w:r>
+        <w:t xml:space="preserve"> </w:t>
+      </w:r>
+      <w:bookmarkStart w:id="30" w:name="_Toc227704515"/>
+      <w:r>
+        <w:t>Funkciók</w:t>
+      </w:r>
+      <w:bookmarkEnd w:id="30"/>
+    </w:p>
+    <w:p>
+      <w:pPr>
+        <w:pStyle w:val="ListParagraph"/>
+        <w:numPr>
+          <w:ilvl w:val="0"/>
+          <w:numId w:val="36"/>
+        </w:numPr>
+      </w:pPr>
+      <w:proofErr w:type="spellStart"/>
+      <w:proofErr w:type="gramStart"/>
+      <w:r>
+        <w:t>addToCart</w:t>
+      </w:r>
+      <w:proofErr w:type="spellEnd"/>
+      <w:r>
+        <w:t>(</w:t>
+      </w:r>
+      <w:proofErr w:type="spellStart"/>
+      <w:proofErr w:type="gramEnd"/>
+      <w:r>
+        <w:t>item</w:t>
+      </w:r>
+      <w:proofErr w:type="spellEnd"/>
+      <w:r>
+        <w:t xml:space="preserve">, </w:t>
+      </w:r>
+      <w:proofErr w:type="spellStart"/>
+      <w:r>
+        <w:t>quantity</w:t>
+      </w:r>
+      <w:proofErr w:type="spellEnd"/>
+      <w:r>
+        <w:t xml:space="preserve">, </w:t>
+      </w:r>
+      <w:proofErr w:type="spellStart"/>
+      <w:r>
+        <w:t>companyId</w:t>
+      </w:r>
+      <w:proofErr w:type="spellEnd"/>
+      <w:r>
+        <w:t xml:space="preserve">, </w:t>
+      </w:r>
+      <w:proofErr w:type="spellStart"/>
+      <w:r>
+        <w:t>companyName</w:t>
+      </w:r>
+      <w:proofErr w:type="spellEnd"/>
+      <w:r>
+        <w:t xml:space="preserve">, </w:t>
+      </w:r>
+      <w:proofErr w:type="spellStart"/>
+      <w:r>
+        <w:t>partnershipId</w:t>
+      </w:r>
+      <w:proofErr w:type="spellEnd"/>
+      <w:r>
+        <w:t>)</w:t>
+      </w:r>
+      <w:r>
+        <w:t xml:space="preserve"> – Termék hozzáadása a kosárhoz</w:t>
+      </w:r>
+    </w:p>
+    <w:p>
+      <w:pPr>
+        <w:pStyle w:val="ListParagraph"/>
+        <w:numPr>
+          <w:ilvl w:val="0"/>
+          <w:numId w:val="36"/>
+        </w:numPr>
+      </w:pPr>
+      <w:proofErr w:type="spellStart"/>
+      <w:r>
+        <w:t>removeFromCart</w:t>
+      </w:r>
+      <w:proofErr w:type="spellEnd"/>
+      <w:r>
+        <w:t>(</w:t>
+      </w:r>
+      <w:proofErr w:type="spellStart"/>
+      <w:r>
+        <w:t>itemId</w:t>
+      </w:r>
+      <w:proofErr w:type="spellEnd"/>
+      <w:r>
+        <w:t xml:space="preserve">) </w:t>
+      </w:r>
+      <w:proofErr w:type="gramStart"/>
+      <w:r>
+        <w:t xml:space="preserve">- </w:t>
+      </w:r>
+      <w:r>
+        <w:t xml:space="preserve"> Termé</w:t>
+      </w:r>
+      <w:r>
+        <w:t>k</w:t>
+      </w:r>
+      <w:proofErr w:type="gramEnd"/>
+      <w:r>
+        <w:t xml:space="preserve"> eltávolítása a kosárból</w:t>
+      </w:r>
+    </w:p>
+    <w:p>
+      <w:pPr>
+        <w:pStyle w:val="ListParagraph"/>
+        <w:numPr>
+          <w:ilvl w:val="0"/>
+          <w:numId w:val="36"/>
+        </w:numPr>
+      </w:pPr>
+      <w:proofErr w:type="spellStart"/>
+      <w:proofErr w:type="gramStart"/>
+      <w:r>
+        <w:t>updateQuantity</w:t>
+      </w:r>
+      <w:proofErr w:type="spellEnd"/>
+      <w:r>
+        <w:t>(</w:t>
+      </w:r>
+      <w:proofErr w:type="spellStart"/>
+      <w:proofErr w:type="gramEnd"/>
+      <w:r>
+        <w:t>itemId</w:t>
+      </w:r>
+      <w:proofErr w:type="spellEnd"/>
+      <w:r>
+        <w:t xml:space="preserve">, </w:t>
+      </w:r>
+      <w:proofErr w:type="spellStart"/>
+      <w:r>
+        <w:t>quantity</w:t>
+      </w:r>
+      <w:proofErr w:type="spellEnd"/>
+      <w:r>
+        <w:t xml:space="preserve">) </w:t>
+      </w:r>
+      <w:r>
+        <w:t>-</w:t>
+      </w:r>
+      <w:r>
+        <w:t xml:space="preserve"> Termék mennyiségének módosítása</w:t>
+      </w:r>
+    </w:p>
+    <w:p>
+      <w:pPr>
+        <w:pStyle w:val="ListParagraph"/>
+        <w:numPr>
+          <w:ilvl w:val="0"/>
+          <w:numId w:val="36"/>
+        </w:numPr>
+      </w:pPr>
+      <w:proofErr w:type="spellStart"/>
+      <w:proofErr w:type="gramStart"/>
+      <w:r>
+        <w:t>clearCart</w:t>
+      </w:r>
+      <w:proofErr w:type="spellEnd"/>
+      <w:r>
+        <w:t>(</w:t>
+      </w:r>
+      <w:proofErr w:type="gramEnd"/>
+      <w:r>
+        <w:t>) | Teljes kosár törlése</w:t>
+      </w:r>
+    </w:p>
+    <w:p>
+      <w:pPr>
+        <w:pStyle w:val="ListParagraph"/>
+        <w:numPr>
+          <w:ilvl w:val="0"/>
+          <w:numId w:val="36"/>
+        </w:numPr>
+      </w:pPr>
+      <w:proofErr w:type="spellStart"/>
+      <w:proofErr w:type="gramStart"/>
+      <w:r>
+        <w:t>getItemCount</w:t>
+      </w:r>
+      <w:proofErr w:type="spellEnd"/>
+      <w:r>
+        <w:t>(</w:t>
+      </w:r>
+      <w:proofErr w:type="gramEnd"/>
+      <w:r>
+        <w:t>) | Kosárban lévő termékek darabszáma</w:t>
+      </w:r>
+    </w:p>
+    <w:p>
+      <w:pPr>
+        <w:pStyle w:val="ListParagraph"/>
+        <w:numPr>
+          <w:ilvl w:val="0"/>
+          <w:numId w:val="36"/>
+        </w:numPr>
+      </w:pPr>
+      <w:proofErr w:type="spellStart"/>
+      <w:proofErr w:type="gramStart"/>
+      <w:r>
+        <w:t>getTotalPrice</w:t>
+      </w:r>
+      <w:proofErr w:type="spellEnd"/>
+      <w:r>
+        <w:t>(</w:t>
+      </w:r>
+      <w:proofErr w:type="gramEnd"/>
+      <w:r>
+        <w:t>) | Kosár bruttó összege</w:t>
+      </w:r>
+    </w:p>
+    <w:p>
+      <w:pPr>
+        <w:pStyle w:val="ListParagraph"/>
+        <w:numPr>
+          <w:ilvl w:val="0"/>
+          <w:numId w:val="36"/>
+        </w:numPr>
+      </w:pPr>
+      <w:proofErr w:type="spellStart"/>
+      <w:proofErr w:type="gramStart"/>
+      <w:r>
+        <w:t>getTotalPriceWithVAT</w:t>
+      </w:r>
+      <w:proofErr w:type="spellEnd"/>
+      <w:r>
+        <w:t>(</w:t>
+      </w:r>
+      <w:proofErr w:type="gramEnd"/>
+      <w:r>
+        <w:t>)</w:t>
+      </w:r>
+      <w:r>
+        <w:t xml:space="preserve"> -</w:t>
+      </w:r>
+      <w:r>
+        <w:t xml:space="preserve"> Kosár nettó összege (ÁFA-</w:t>
+      </w:r>
+      <w:proofErr w:type="spellStart"/>
+      <w:r>
+        <w:t>val</w:t>
+      </w:r>
+      <w:proofErr w:type="spellEnd"/>
+      <w:r>
+        <w:t>)</w:t>
+      </w:r>
+    </w:p>
+    <w:p>
+      <w:pPr>
+        <w:pStyle w:val="ListParagraph"/>
+        <w:numPr>
+          <w:ilvl w:val="0"/>
+          <w:numId w:val="36"/>
+        </w:numPr>
+      </w:pPr>
+      <w:proofErr w:type="spellStart"/>
+      <w:proofErr w:type="gramStart"/>
+      <w:r>
+        <w:t>updateItemPrice</w:t>
+      </w:r>
+      <w:proofErr w:type="spellEnd"/>
+      <w:r>
+        <w:t>(</w:t>
+      </w:r>
+      <w:proofErr w:type="spellStart"/>
+      <w:proofErr w:type="gramEnd"/>
+      <w:r>
+        <w:t>itemId</w:t>
+      </w:r>
+      <w:proofErr w:type="spellEnd"/>
+      <w:r>
+        <w:t xml:space="preserve">, </w:t>
+      </w:r>
+      <w:proofErr w:type="spellStart"/>
+      <w:r>
+        <w:t>newPrice</w:t>
+      </w:r>
+      <w:proofErr w:type="spellEnd"/>
+      <w:r>
+        <w:t xml:space="preserve">, </w:t>
+      </w:r>
+      <w:proofErr w:type="spellStart"/>
+      <w:r>
+        <w:t>newVatRate</w:t>
+      </w:r>
+      <w:proofErr w:type="spellEnd"/>
+      <w:r>
+        <w:t>)</w:t>
+      </w:r>
+      <w:r>
+        <w:t xml:space="preserve"> -</w:t>
+      </w:r>
+      <w:r>
+        <w:t xml:space="preserve"> Termék árának frissítése</w:t>
+      </w:r>
+    </w:p>
+    <w:p>
+      <w:pPr>
+        <w:pStyle w:val="Heading2"/>
+        <w:numPr>
+          <w:ilvl w:val="1"/>
+          <w:numId w:val="18"/>
+        </w:numPr>
+        <w:tabs>
+          <w:tab w:val="num" w:pos="1440"/>
+        </w:tabs>
+        <w:ind w:hanging="360"/>
+      </w:pPr>
+      <w:bookmarkStart w:id="31" w:name="_Toc227704516"/>
+      <w:r>
+        <w:t>G</w:t>
+      </w:r>
+      <w:bookmarkEnd w:id="31"/>
+    </w:p>
+    <w:p>
+      <w:pPr>
+        <w:pStyle w:val="Heading1"/>
+        <w:numPr>
+          <w:ilvl w:val="0"/>
+          <w:numId w:val="18"/>
+        </w:numPr>
+        <w:tabs>
+          <w:tab w:val="num" w:pos="720"/>
+        </w:tabs>
+      </w:pPr>
+      <w:r>
+        <w:lastRenderedPageBreak/>
+        <w:t xml:space="preserve"> </w:t>
+      </w:r>
+      <w:bookmarkStart w:id="32" w:name="_Toc227704517"/>
+      <w:r>
+        <w:t>Tesztelés</w:t>
+      </w:r>
+      <w:bookmarkEnd w:id="32"/>
+    </w:p>
+    <w:p>
+      <w:pPr>
+        <w:pStyle w:val="Heading2"/>
+        <w:numPr>
+          <w:ilvl w:val="1"/>
+          <w:numId w:val="18"/>
+        </w:numPr>
+        <w:tabs>
+          <w:tab w:val="num" w:pos="1440"/>
+        </w:tabs>
+        <w:ind w:hanging="360"/>
+      </w:pPr>
+      <w:bookmarkStart w:id="33" w:name="_Toc227704518"/>
       <w:r>
         <w:t>v</w:t>
       </w:r>
-      <w:bookmarkEnd w:id="32"/>
+      <w:bookmarkEnd w:id="33"/>
     </w:p>
     <w:p>
       <w:pPr>
@@ -6186,7 +6831,7 @@
         <v:path o:extrusionok="f" gradientshapeok="t" o:connecttype="rect"/>
         <o:lock v:ext="edit" aspectratio="t"/>
       </v:shapetype>
-      <v:shape id="_x0000_i1025" type="#_x0000_t75" style="width:159.7pt;height:173.25pt" o:bullet="t">
+      <v:shape id="_x0000_i1025" type="#_x0000_t75" style="width:159.9pt;height:173.3pt" o:bullet="t">
         <v:imagedata r:id="rId1" o:title="reka_symbol_alt"/>
       </v:shape>
     </w:pict>
@@ -7071,7 +7716,7 @@
   <w:abstractNum w:abstractNumId="8" w15:restartNumberingAfterBreak="0">
     <w:nsid w:val="1AA31043"/>
     <w:multiLevelType w:val="hybridMultilevel"/>
-    <w:tmpl w:val="17B4B764"/>
+    <w:tmpl w:val="CFF815D8"/>
     <w:lvl w:ilvl="0" w:tplc="04090001">
       <w:start w:val="1"/>
       <w:numFmt w:val="bullet"/>
@@ -11572,6 +12217,7 @@
     <w:rsid w:val="001E09DD"/>
     <w:rsid w:val="00286933"/>
     <w:rsid w:val="00287539"/>
+    <w:rsid w:val="002E38EE"/>
     <w:rsid w:val="004625D5"/>
     <w:rsid w:val="00492333"/>
     <w:rsid w:val="004A3AF8"/>
@@ -11581,6 +12227,7 @@
     <w:rsid w:val="005A03E4"/>
     <w:rsid w:val="005A7BE3"/>
     <w:rsid w:val="006766BE"/>
+    <w:rsid w:val="00767B8E"/>
     <w:rsid w:val="007C3123"/>
     <w:rsid w:val="008D461B"/>
     <w:rsid w:val="00977F14"/>

--- a/szerkesztendo_dokumentumok/fejlesztoifrontend_REKA.docx
+++ b/szerkesztendo_dokumentumok/fejlesztoifrontend_REKA.docx
@@ -1,6 +1,6 @@
 
 <file path=word/document.xml><?xml version="1.0" encoding="utf-8"?>
-<w:document xmlns:wpc="http://schemas.microsoft.com/office/word/2010/wordprocessingCanvas" xmlns:cx="http://schemas.microsoft.com/office/drawing/2014/chartex" xmlns:cx1="http://schemas.microsoft.com/office/drawing/2015/9/8/chartex" xmlns:cx2="http://schemas.microsoft.com/office/drawing/2015/10/21/chartex" xmlns:cx3="http://schemas.microsoft.com/office/drawing/2016/5/9/chartex" xmlns:cx4="http://schemas.microsoft.com/office/drawing/2016/5/10/chartex" xmlns:cx5="http://schemas.microsoft.com/office/drawing/2016/5/11/chartex" xmlns:cx6="http://schemas.microsoft.com/office/drawing/2016/5/12/chartex" xmlns:cx7="http://schemas.microsoft.com/office/drawing/2016/5/13/chartex" xmlns:cx8="http://schemas.microsoft.com/office/drawing/2016/5/14/chartex" xmlns:mc="http://schemas.openxmlformats.org/markup-compatibility/2006" xmlns:aink="http://schemas.microsoft.com/office/drawing/2016/ink" xmlns:am3d="http://schemas.microsoft.com/office/drawing/2017/model3d" xmlns:o="urn:schemas-microsoft-com:office:office" xmlns:oel="http://schemas.microsoft.com/office/2019/extlst" xmlns:r="http://schemas.openxmlformats.org/officeDocument/2006/relationships" xmlns:m="http://schemas.openxmlformats.org/officeDocument/2006/math" xmlns:v="urn:schemas-microsoft-com:vml" xmlns:wp14="http://schemas.microsoft.com/office/word/2010/wordprocessingDrawing" xmlns:wp="http://schemas.openxmlformats.org/drawingml/2006/wordprocessingDrawing" xmlns:w10="urn:schemas-microsoft-com:office:word" xmlns:w="http://schemas.openxmlformats.org/wordprocessingml/2006/main" xmlns:w14="http://schemas.microsoft.com/office/word/2010/wordml" xmlns:w15="http://schemas.microsoft.com/office/word/2012/wordml" xmlns:w16cex="http://schemas.microsoft.com/office/word/2018/wordml/cex" xmlns:w16cid="http://schemas.microsoft.com/office/word/2016/wordml/cid" xmlns:w16="http://schemas.microsoft.com/office/word/2018/wordml" xmlns:w16du="http://schemas.microsoft.com/office/word/2023/wordml/word16du" xmlns:w16sdtdh="http://schemas.microsoft.com/office/word/2020/wordml/sdtdatahash" xmlns:w16sdtfl="http://schemas.microsoft.com/office/word/2024/wordml/sdtformatlock" xmlns:w16se="http://schemas.microsoft.com/office/word/2015/wordml/symex" xmlns:wpg="http://schemas.microsoft.com/office/word/2010/wordprocessingGroup" xmlns:wpi="http://schemas.microsoft.com/office/word/2010/wordprocessingInk" xmlns:wne="http://schemas.microsoft.com/office/word/2006/wordml" xmlns:wps="http://schemas.microsoft.com/office/word/2010/wordprocessingShape" mc:Ignorable="w14 w15 w16se w16cid w16 w16cex w16sdtdh w16sdtfl w16du wp14">
+<w:document xmlns:wpc="http://schemas.microsoft.com/office/word/2010/wordprocessingCanvas" xmlns:cx="http://schemas.microsoft.com/office/drawing/2014/chartex" xmlns:cx1="http://schemas.microsoft.com/office/drawing/2015/9/8/chartex" xmlns:cx2="http://schemas.microsoft.com/office/drawing/2015/10/21/chartex" xmlns:cx3="http://schemas.microsoft.com/office/drawing/2016/5/9/chartex" xmlns:cx4="http://schemas.microsoft.com/office/drawing/2016/5/10/chartex" xmlns:cx5="http://schemas.microsoft.com/office/drawing/2016/5/11/chartex" xmlns:cx6="http://schemas.microsoft.com/office/drawing/2016/5/12/chartex" xmlns:cx7="http://schemas.microsoft.com/office/drawing/2016/5/13/chartex" xmlns:cx8="http://schemas.microsoft.com/office/drawing/2016/5/14/chartex" xmlns:mc="http://schemas.openxmlformats.org/markup-compatibility/2006" xmlns:aink="http://schemas.microsoft.com/office/drawing/2016/ink" xmlns:am3d="http://schemas.microsoft.com/office/drawing/2017/model3d" xmlns:o="urn:schemas-microsoft-com:office:office" xmlns:r="http://schemas.openxmlformats.org/officeDocument/2006/relationships" xmlns:m="http://schemas.openxmlformats.org/officeDocument/2006/math" xmlns:v="urn:schemas-microsoft-com:vml" xmlns:wp14="http://schemas.microsoft.com/office/word/2010/wordprocessingDrawing" xmlns:wp="http://schemas.openxmlformats.org/drawingml/2006/wordprocessingDrawing" xmlns:w10="urn:schemas-microsoft-com:office:word" xmlns:w="http://schemas.openxmlformats.org/wordprocessingml/2006/main" xmlns:w14="http://schemas.microsoft.com/office/word/2010/wordml" xmlns:w15="http://schemas.microsoft.com/office/word/2012/wordml" xmlns:w16cex="http://schemas.microsoft.com/office/word/2018/wordml/cex" xmlns:w16cid="http://schemas.microsoft.com/office/word/2016/wordml/cid" xmlns:w16="http://schemas.microsoft.com/office/word/2018/wordml" xmlns:w16sdtdh="http://schemas.microsoft.com/office/word/2020/wordml/sdtdatahash" xmlns:w16se="http://schemas.microsoft.com/office/word/2015/wordml/symex" xmlns:wpg="http://schemas.microsoft.com/office/word/2010/wordprocessingGroup" xmlns:wpi="http://schemas.microsoft.com/office/word/2010/wordprocessingInk" xmlns:wne="http://schemas.microsoft.com/office/word/2006/wordml" xmlns:wps="http://schemas.microsoft.com/office/word/2010/wordprocessingShape" mc:Ignorable="w14 w15 w16se w16cid w16 w16cex w16sdtdh wp14">
   <w:body>
     <w:sdt>
       <w:sdtPr>
@@ -62,7 +62,7 @@
               </w:tcPr>
               <w:p>
                 <w:pPr>
-                  <w:pStyle w:val="NoSpacing"/>
+                  <w:pStyle w:val="Nincstrkz"/>
                   <w:rPr>
                     <w:color w:val="00948B" w:themeColor="accent1" w:themeShade="BF"/>
                     <w:sz w:val="24"/>
@@ -99,7 +99,7 @@
             <w:sdt>
               <w:sdtPr>
                 <w:rPr>
-                  <w:rStyle w:val="SubtitleChar"/>
+                  <w:rStyle w:val="AlcmChar"/>
                   <w:color w:val="auto"/>
                   <w:sz w:val="28"/>
                   <w:szCs w:val="28"/>
@@ -112,6 +112,11 @@
                 <w:dataBinding w:prefixMappings="xmlns:ns0='http://schemas.openxmlformats.org/package/2006/metadata/core-properties' xmlns:ns1='http://purl.org/dc/elements/1.1/'" w:xpath="/ns0:coreProperties[1]/ns1:subject[1]" w:storeItemID="{6C3C8BC8-F283-45AE-878A-BAB7291924A1}"/>
                 <w:text/>
               </w:sdtPr>
+              <w:sdtEndPr>
+                <w:rPr>
+                  <w:rStyle w:val="AlcmChar"/>
+                </w:rPr>
+              </w:sdtEndPr>
               <w:sdtContent>
                 <w:tc>
                   <w:tcPr>
@@ -125,7 +130,7 @@
                   </w:tcPr>
                   <w:p>
                     <w:pPr>
-                      <w:pStyle w:val="NoSpacing"/>
+                      <w:pStyle w:val="Nincstrkz"/>
                       <w:rPr>
                         <w:color w:val="00948B" w:themeColor="accent1" w:themeShade="BF"/>
                         <w:sz w:val="24"/>
@@ -133,7 +138,7 @@
                     </w:pPr>
                     <w:r>
                       <w:rPr>
-                        <w:rStyle w:val="SubtitleChar"/>
+                        <w:rStyle w:val="AlcmChar"/>
                         <w:color w:val="auto"/>
                         <w:sz w:val="28"/>
                         <w:szCs w:val="28"/>
@@ -158,10 +163,10 @@
               </w:tcPr>
               <w:p>
                 <w:pPr>
-                  <w:pStyle w:val="NoSpacing"/>
+                  <w:pStyle w:val="Nincstrkz"/>
                   <w:spacing w:before="1800"/>
                   <w:rPr>
-                    <w:rStyle w:val="SubtitleChar"/>
+                    <w:rStyle w:val="AlcmChar"/>
                     <w:i w:val="0"/>
                     <w:iCs/>
                     <w:color w:val="00C6BB" w:themeColor="accent1"/>
@@ -171,14 +176,25 @@
                 </w:pPr>
                 <w:r>
                   <w:rPr>
-                    <w:rStyle w:val="SubtitleChar"/>
+                    <w:rStyle w:val="AlcmChar"/>
                     <w:i w:val="0"/>
                     <w:iCs/>
                     <w:color w:val="00C6BB" w:themeColor="accent1"/>
                     <w:sz w:val="88"/>
                     <w:szCs w:val="88"/>
                   </w:rPr>
-                  <w:t>Felhasználói dokumentáció</w:t>
+                  <w:t>Fejlesztői</w:t>
+                </w:r>
+                <w:r>
+                  <w:rPr>
+                    <w:rStyle w:val="AlcmChar"/>
+                    <w:i w:val="0"/>
+                    <w:iCs/>
+                    <w:color w:val="00C6BB" w:themeColor="accent1"/>
+                    <w:sz w:val="88"/>
+                    <w:szCs w:val="88"/>
+                  </w:rPr>
+                  <w:t xml:space="preserve"> dokumentáció</w:t>
                 </w:r>
               </w:p>
             </w:tc>
@@ -206,7 +222,7 @@
               </w:tcPr>
               <w:p>
                 <w:pPr>
-                  <w:pStyle w:val="NoSpacing"/>
+                  <w:pStyle w:val="Nincstrkz"/>
                   <w:rPr>
                     <w:color w:val="00C6BB" w:themeColor="accent1"/>
                     <w:sz w:val="28"/>
@@ -292,6 +308,7 @@
                     <w:dataBinding w:prefixMappings="xmlns:ns0='http://schemas.openxmlformats.org/package/2006/metadata/core-properties' xmlns:ns1='http://purl.org/dc/elements/1.1/'" w:xpath="/ns0:coreProperties[1]/ns1:creator[1]" w:storeItemID="{6C3C8BC8-F283-45AE-878A-BAB7291924A1}"/>
                     <w:text/>
                   </w:sdtPr>
+                  <w:sdtEndPr/>
                   <w:sdtContent>
                     <w:proofErr w:type="spellStart"/>
                     <w:r>
@@ -359,10 +376,11 @@
                     <w:calendar w:val="gregorian"/>
                   </w:date>
                 </w:sdtPr>
+                <w:sdtEndPr/>
                 <w:sdtContent>
                   <w:p>
                     <w:pPr>
-                      <w:pStyle w:val="NoSpacing"/>
+                      <w:pStyle w:val="Nincstrkz"/>
                       <w:rPr>
                         <w:color w:val="00C6BB" w:themeColor="accent1"/>
                         <w:sz w:val="28"/>
@@ -382,7 +400,7 @@
               </w:sdt>
               <w:p>
                 <w:pPr>
-                  <w:pStyle w:val="NoSpacing"/>
+                  <w:pStyle w:val="Nincstrkz"/>
                   <w:rPr>
                     <w:color w:val="00C6BB" w:themeColor="accent1"/>
                   </w:rPr>
@@ -437,13 +455,13 @@
           <w:pPr>
             <w:ind w:left="0"/>
             <w:rPr>
-              <w:rStyle w:val="Heading1Char"/>
+              <w:rStyle w:val="Cmsor1Char"/>
               <w:rFonts w:eastAsiaTheme="minorHAnsi"/>
             </w:rPr>
           </w:pPr>
           <w:r>
             <w:rPr>
-              <w:rStyle w:val="Heading1Char"/>
+              <w:rStyle w:val="Cmsor1Char"/>
               <w:rFonts w:eastAsiaTheme="minorHAnsi"/>
             </w:rPr>
             <w:t>Tartalomjegyzék</w:t>
@@ -451,15 +469,10 @@
         </w:p>
         <w:p>
           <w:pPr>
-            <w:pStyle w:val="TOC1"/>
+            <w:pStyle w:val="TJ1"/>
             <w:rPr>
               <w:rFonts w:cstheme="minorBidi"/>
               <w:noProof/>
-              <w:kern w:val="2"/>
-              <w:sz w:val="24"/>
-              <w:szCs w:val="24"/>
-              <w:lang w:val="en-US" w:eastAsia="en-US"/>
-              <w14:ligatures w14:val="standardContextual"/>
             </w:rPr>
           </w:pPr>
           <w:r>
@@ -471,10 +484,10 @@
           <w:r>
             <w:fldChar w:fldCharType="separate"/>
           </w:r>
-          <w:hyperlink w:anchor="_Toc227704486" w:history="1">
-            <w:r>
-              <w:rPr>
-                <w:rStyle w:val="Hyperlink"/>
+          <w:hyperlink w:anchor="_Toc227746210" w:history="1">
+            <w:r>
+              <w:rPr>
+                <w:rStyle w:val="Hiperhivatkozs"/>
                 <w:rFonts w:cstheme="majorHAnsi"/>
                 <w:noProof/>
               </w:rPr>
@@ -484,17 +497,12 @@
               <w:rPr>
                 <w:rFonts w:cstheme="minorBidi"/>
                 <w:noProof/>
-                <w:kern w:val="2"/>
-                <w:sz w:val="24"/>
-                <w:szCs w:val="24"/>
-                <w:lang w:val="en-US" w:eastAsia="en-US"/>
-                <w14:ligatures w14:val="standardContextual"/>
               </w:rPr>
               <w:tab/>
             </w:r>
             <w:r>
               <w:rPr>
-                <w:rStyle w:val="Hyperlink"/>
+                <w:rStyle w:val="Hiperhivatkozs"/>
                 <w:noProof/>
               </w:rPr>
               <w:t>Bevezetés</w:t>
@@ -518,7 +526,7 @@
                 <w:noProof/>
                 <w:webHidden/>
               </w:rPr>
-              <w:instrText xml:space="preserve"> PAGEREF _Toc227704486 \h </w:instrText>
+              <w:instrText xml:space="preserve"> PAGEREF _Toc227746210 \h </w:instrText>
             </w:r>
             <w:r>
               <w:rPr>
@@ -538,7 +546,7 @@
                 <w:noProof/>
                 <w:webHidden/>
               </w:rPr>
-              <w:t>3</w:t>
+              <w:t>2</w:t>
             </w:r>
             <w:r>
               <w:rPr>
@@ -551,21 +559,17 @@
         </w:p>
         <w:p>
           <w:pPr>
-            <w:pStyle w:val="TOC2"/>
+            <w:pStyle w:val="TJ2"/>
             <w:rPr>
               <w:rFonts w:eastAsiaTheme="minorEastAsia"/>
               <w:noProof/>
-              <w:kern w:val="2"/>
-              <w:sz w:val="24"/>
-              <w:szCs w:val="24"/>
-              <w:lang w:val="en-US"/>
-              <w14:ligatures w14:val="standardContextual"/>
+              <w:lang w:eastAsia="hu-HU"/>
             </w:rPr>
           </w:pPr>
-          <w:hyperlink w:anchor="_Toc227704487" w:history="1">
-            <w:r>
-              <w:rPr>
-                <w:rStyle w:val="Hyperlink"/>
+          <w:hyperlink w:anchor="_Toc227746211" w:history="1">
+            <w:r>
+              <w:rPr>
+                <w:rStyle w:val="Hiperhivatkozs"/>
                 <w:noProof/>
               </w:rPr>
               <w:t>1.1.</w:t>
@@ -574,17 +578,13 @@
               <w:rPr>
                 <w:rFonts w:eastAsiaTheme="minorEastAsia"/>
                 <w:noProof/>
-                <w:kern w:val="2"/>
-                <w:sz w:val="24"/>
-                <w:szCs w:val="24"/>
-                <w:lang w:val="en-US"/>
-                <w14:ligatures w14:val="standardContextual"/>
+                <w:lang w:eastAsia="hu-HU"/>
               </w:rPr>
               <w:tab/>
             </w:r>
             <w:r>
               <w:rPr>
-                <w:rStyle w:val="Hyperlink"/>
+                <w:rStyle w:val="Hiperhivatkozs"/>
                 <w:noProof/>
               </w:rPr>
               <w:t>Ismertetés</w:t>
@@ -608,7 +608,7 @@
                 <w:noProof/>
                 <w:webHidden/>
               </w:rPr>
-              <w:instrText xml:space="preserve"> PAGEREF _Toc227704487 \h </w:instrText>
+              <w:instrText xml:space="preserve"> PAGEREF _Toc227746211 \h </w:instrText>
             </w:r>
             <w:r>
               <w:rPr>
@@ -628,7 +628,7 @@
                 <w:noProof/>
                 <w:webHidden/>
               </w:rPr>
-              <w:t>3</w:t>
+              <w:t>2</w:t>
             </w:r>
             <w:r>
               <w:rPr>
@@ -641,21 +641,17 @@
         </w:p>
         <w:p>
           <w:pPr>
-            <w:pStyle w:val="TOC2"/>
+            <w:pStyle w:val="TJ2"/>
             <w:rPr>
               <w:rFonts w:eastAsiaTheme="minorEastAsia"/>
               <w:noProof/>
-              <w:kern w:val="2"/>
-              <w:sz w:val="24"/>
-              <w:szCs w:val="24"/>
-              <w:lang w:val="en-US"/>
-              <w14:ligatures w14:val="standardContextual"/>
+              <w:lang w:eastAsia="hu-HU"/>
             </w:rPr>
           </w:pPr>
-          <w:hyperlink w:anchor="_Toc227704488" w:history="1">
-            <w:r>
-              <w:rPr>
-                <w:rStyle w:val="Hyperlink"/>
+          <w:hyperlink w:anchor="_Toc227746212" w:history="1">
+            <w:r>
+              <w:rPr>
+                <w:rStyle w:val="Hiperhivatkozs"/>
                 <w:noProof/>
               </w:rPr>
               <w:t>1.2.</w:t>
@@ -664,17 +660,13 @@
               <w:rPr>
                 <w:rFonts w:eastAsiaTheme="minorEastAsia"/>
                 <w:noProof/>
-                <w:kern w:val="2"/>
-                <w:sz w:val="24"/>
-                <w:szCs w:val="24"/>
-                <w:lang w:val="en-US"/>
-                <w14:ligatures w14:val="standardContextual"/>
+                <w:lang w:eastAsia="hu-HU"/>
               </w:rPr>
               <w:tab/>
             </w:r>
             <w:r>
               <w:rPr>
-                <w:rStyle w:val="Hyperlink"/>
+                <w:rStyle w:val="Hiperhivatkozs"/>
                 <w:noProof/>
               </w:rPr>
               <w:t>Keretrendszer</w:t>
@@ -698,7 +690,7 @@
                 <w:noProof/>
                 <w:webHidden/>
               </w:rPr>
-              <w:instrText xml:space="preserve"> PAGEREF _Toc227704488 \h </w:instrText>
+              <w:instrText xml:space="preserve"> PAGEREF _Toc227746212 \h </w:instrText>
             </w:r>
             <w:r>
               <w:rPr>
@@ -718,7 +710,7 @@
                 <w:noProof/>
                 <w:webHidden/>
               </w:rPr>
-              <w:t>3</w:t>
+              <w:t>2</w:t>
             </w:r>
             <w:r>
               <w:rPr>
@@ -731,21 +723,17 @@
         </w:p>
         <w:p>
           <w:pPr>
-            <w:pStyle w:val="TOC2"/>
+            <w:pStyle w:val="TJ2"/>
             <w:rPr>
               <w:rFonts w:eastAsiaTheme="minorEastAsia"/>
               <w:noProof/>
-              <w:kern w:val="2"/>
-              <w:sz w:val="24"/>
-              <w:szCs w:val="24"/>
-              <w:lang w:val="en-US"/>
-              <w14:ligatures w14:val="standardContextual"/>
+              <w:lang w:eastAsia="hu-HU"/>
             </w:rPr>
           </w:pPr>
-          <w:hyperlink w:anchor="_Toc227704489" w:history="1">
-            <w:r>
-              <w:rPr>
-                <w:rStyle w:val="Hyperlink"/>
+          <w:hyperlink w:anchor="_Toc227746213" w:history="1">
+            <w:r>
+              <w:rPr>
+                <w:rStyle w:val="Hiperhivatkozs"/>
                 <w:noProof/>
               </w:rPr>
               <w:t>1.3.</w:t>
@@ -754,17 +742,13 @@
               <w:rPr>
                 <w:rFonts w:eastAsiaTheme="minorEastAsia"/>
                 <w:noProof/>
-                <w:kern w:val="2"/>
-                <w:sz w:val="24"/>
-                <w:szCs w:val="24"/>
-                <w:lang w:val="en-US"/>
-                <w14:ligatures w14:val="standardContextual"/>
+                <w:lang w:eastAsia="hu-HU"/>
               </w:rPr>
               <w:tab/>
             </w:r>
             <w:r>
               <w:rPr>
-                <w:rStyle w:val="Hyperlink"/>
+                <w:rStyle w:val="Hiperhivatkozs"/>
                 <w:noProof/>
               </w:rPr>
               <w:t>Főbb funkciók (frontend oldalon)</w:t>
@@ -788,7 +772,7 @@
                 <w:noProof/>
                 <w:webHidden/>
               </w:rPr>
-              <w:instrText xml:space="preserve"> PAGEREF _Toc227704489 \h </w:instrText>
+              <w:instrText xml:space="preserve"> PAGEREF _Toc227746213 \h </w:instrText>
             </w:r>
             <w:r>
               <w:rPr>
@@ -808,7 +792,7 @@
                 <w:noProof/>
                 <w:webHidden/>
               </w:rPr>
-              <w:t>3</w:t>
+              <w:t>2</w:t>
             </w:r>
             <w:r>
               <w:rPr>
@@ -821,21 +805,17 @@
         </w:p>
         <w:p>
           <w:pPr>
-            <w:pStyle w:val="TOC2"/>
+            <w:pStyle w:val="TJ2"/>
             <w:rPr>
               <w:rFonts w:eastAsiaTheme="minorEastAsia"/>
               <w:noProof/>
-              <w:kern w:val="2"/>
-              <w:sz w:val="24"/>
-              <w:szCs w:val="24"/>
-              <w:lang w:val="en-US"/>
-              <w14:ligatures w14:val="standardContextual"/>
+              <w:lang w:eastAsia="hu-HU"/>
             </w:rPr>
           </w:pPr>
-          <w:hyperlink w:anchor="_Toc227704490" w:history="1">
-            <w:r>
-              <w:rPr>
-                <w:rStyle w:val="Hyperlink"/>
+          <w:hyperlink w:anchor="_Toc227746214" w:history="1">
+            <w:r>
+              <w:rPr>
+                <w:rStyle w:val="Hiperhivatkozs"/>
                 <w:noProof/>
               </w:rPr>
               <w:t>1.4.</w:t>
@@ -844,17 +824,13 @@
               <w:rPr>
                 <w:rFonts w:eastAsiaTheme="minorEastAsia"/>
                 <w:noProof/>
-                <w:kern w:val="2"/>
-                <w:sz w:val="24"/>
-                <w:szCs w:val="24"/>
-                <w:lang w:val="en-US"/>
-                <w14:ligatures w14:val="standardContextual"/>
+                <w:lang w:eastAsia="hu-HU"/>
               </w:rPr>
               <w:tab/>
             </w:r>
             <w:r>
               <w:rPr>
-                <w:rStyle w:val="Hyperlink"/>
+                <w:rStyle w:val="Hiperhivatkozs"/>
                 <w:noProof/>
               </w:rPr>
               <w:t>Használt technológiák</w:t>
@@ -878,7 +854,7 @@
                 <w:noProof/>
                 <w:webHidden/>
               </w:rPr>
-              <w:instrText xml:space="preserve"> PAGEREF _Toc227704490 \h </w:instrText>
+              <w:instrText xml:space="preserve"> PAGEREF _Toc227746214 \h </w:instrText>
             </w:r>
             <w:r>
               <w:rPr>
@@ -898,7 +874,7 @@
                 <w:noProof/>
                 <w:webHidden/>
               </w:rPr>
-              <w:t>3</w:t>
+              <w:t>2</w:t>
             </w:r>
             <w:r>
               <w:rPr>
@@ -911,21 +887,16 @@
         </w:p>
         <w:p>
           <w:pPr>
-            <w:pStyle w:val="TOC1"/>
+            <w:pStyle w:val="TJ1"/>
             <w:rPr>
               <w:rFonts w:cstheme="minorBidi"/>
               <w:noProof/>
-              <w:kern w:val="2"/>
-              <w:sz w:val="24"/>
-              <w:szCs w:val="24"/>
-              <w:lang w:val="en-US" w:eastAsia="en-US"/>
-              <w14:ligatures w14:val="standardContextual"/>
             </w:rPr>
           </w:pPr>
-          <w:hyperlink w:anchor="_Toc227704491" w:history="1">
-            <w:r>
-              <w:rPr>
-                <w:rStyle w:val="Hyperlink"/>
+          <w:hyperlink w:anchor="_Toc227746215" w:history="1">
+            <w:r>
+              <w:rPr>
+                <w:rStyle w:val="Hiperhivatkozs"/>
                 <w:rFonts w:cstheme="majorHAnsi"/>
                 <w:noProof/>
               </w:rPr>
@@ -935,17 +906,12 @@
               <w:rPr>
                 <w:rFonts w:cstheme="minorBidi"/>
                 <w:noProof/>
-                <w:kern w:val="2"/>
-                <w:sz w:val="24"/>
-                <w:szCs w:val="24"/>
-                <w:lang w:val="en-US" w:eastAsia="en-US"/>
-                <w14:ligatures w14:val="standardContextual"/>
               </w:rPr>
               <w:tab/>
             </w:r>
             <w:r>
               <w:rPr>
-                <w:rStyle w:val="Hyperlink"/>
+                <w:rStyle w:val="Hiperhivatkozs"/>
                 <w:noProof/>
               </w:rPr>
               <w:t>Projekt struktúra</w:t>
@@ -969,7 +935,7 @@
                 <w:noProof/>
                 <w:webHidden/>
               </w:rPr>
-              <w:instrText xml:space="preserve"> PAGEREF _Toc227704491 \h </w:instrText>
+              <w:instrText xml:space="preserve"> PAGEREF _Toc227746215 \h </w:instrText>
             </w:r>
             <w:r>
               <w:rPr>
@@ -989,7 +955,7 @@
                 <w:noProof/>
                 <w:webHidden/>
               </w:rPr>
-              <w:t>4</w:t>
+              <w:t>3</w:t>
             </w:r>
             <w:r>
               <w:rPr>
@@ -1002,21 +968,17 @@
         </w:p>
         <w:p>
           <w:pPr>
-            <w:pStyle w:val="TOC2"/>
+            <w:pStyle w:val="TJ2"/>
             <w:rPr>
               <w:rFonts w:eastAsiaTheme="minorEastAsia"/>
               <w:noProof/>
-              <w:kern w:val="2"/>
-              <w:sz w:val="24"/>
-              <w:szCs w:val="24"/>
-              <w:lang w:val="en-US"/>
-              <w14:ligatures w14:val="standardContextual"/>
+              <w:lang w:eastAsia="hu-HU"/>
             </w:rPr>
           </w:pPr>
-          <w:hyperlink w:anchor="_Toc227704492" w:history="1">
-            <w:r>
-              <w:rPr>
-                <w:rStyle w:val="Hyperlink"/>
+          <w:hyperlink w:anchor="_Toc227746216" w:history="1">
+            <w:r>
+              <w:rPr>
+                <w:rStyle w:val="Hiperhivatkozs"/>
                 <w:noProof/>
               </w:rPr>
               <w:t>2.1.</w:t>
@@ -1025,17 +987,13 @@
               <w:rPr>
                 <w:rFonts w:eastAsiaTheme="minorEastAsia"/>
                 <w:noProof/>
-                <w:kern w:val="2"/>
-                <w:sz w:val="24"/>
-                <w:szCs w:val="24"/>
-                <w:lang w:val="en-US"/>
-                <w14:ligatures w14:val="standardContextual"/>
+                <w:lang w:eastAsia="hu-HU"/>
               </w:rPr>
               <w:tab/>
             </w:r>
             <w:r>
               <w:rPr>
-                <w:rStyle w:val="Hyperlink"/>
+                <w:rStyle w:val="Hiperhivatkozs"/>
                 <w:noProof/>
               </w:rPr>
               <w:t>Könyvtárszerkezet</w:t>
@@ -1059,7 +1017,7 @@
                 <w:noProof/>
                 <w:webHidden/>
               </w:rPr>
-              <w:instrText xml:space="preserve"> PAGEREF _Toc227704492 \h </w:instrText>
+              <w:instrText xml:space="preserve"> PAGEREF _Toc227746216 \h </w:instrText>
             </w:r>
             <w:r>
               <w:rPr>
@@ -1079,7 +1037,7 @@
                 <w:noProof/>
                 <w:webHidden/>
               </w:rPr>
-              <w:t>4</w:t>
+              <w:t>3</w:t>
             </w:r>
             <w:r>
               <w:rPr>
@@ -1092,21 +1050,17 @@
         </w:p>
         <w:p>
           <w:pPr>
-            <w:pStyle w:val="TOC2"/>
+            <w:pStyle w:val="TJ2"/>
             <w:rPr>
               <w:rFonts w:eastAsiaTheme="minorEastAsia"/>
               <w:noProof/>
-              <w:kern w:val="2"/>
-              <w:sz w:val="24"/>
-              <w:szCs w:val="24"/>
-              <w:lang w:val="en-US"/>
-              <w14:ligatures w14:val="standardContextual"/>
+              <w:lang w:eastAsia="hu-HU"/>
             </w:rPr>
           </w:pPr>
-          <w:hyperlink w:anchor="_Toc227704493" w:history="1">
-            <w:r>
-              <w:rPr>
-                <w:rStyle w:val="Hyperlink"/>
+          <w:hyperlink w:anchor="_Toc227746217" w:history="1">
+            <w:r>
+              <w:rPr>
+                <w:rStyle w:val="Hiperhivatkozs"/>
                 <w:noProof/>
               </w:rPr>
               <w:t>2.2.</w:t>
@@ -1115,17 +1069,13 @@
               <w:rPr>
                 <w:rFonts w:eastAsiaTheme="minorEastAsia"/>
                 <w:noProof/>
-                <w:kern w:val="2"/>
-                <w:sz w:val="24"/>
-                <w:szCs w:val="24"/>
-                <w:lang w:val="en-US"/>
-                <w14:ligatures w14:val="standardContextual"/>
+                <w:lang w:eastAsia="hu-HU"/>
               </w:rPr>
               <w:tab/>
             </w:r>
             <w:r>
               <w:rPr>
-                <w:rStyle w:val="Hyperlink"/>
+                <w:rStyle w:val="Hiperhivatkozs"/>
                 <w:noProof/>
               </w:rPr>
               <w:t>További fontos fájlok</w:t>
@@ -1149,7 +1099,7 @@
                 <w:noProof/>
                 <w:webHidden/>
               </w:rPr>
-              <w:instrText xml:space="preserve"> PAGEREF _Toc227704493 \h </w:instrText>
+              <w:instrText xml:space="preserve"> PAGEREF _Toc227746217 \h </w:instrText>
             </w:r>
             <w:r>
               <w:rPr>
@@ -1169,7 +1119,7 @@
                 <w:noProof/>
                 <w:webHidden/>
               </w:rPr>
-              <w:t>4</w:t>
+              <w:t>3</w:t>
             </w:r>
             <w:r>
               <w:rPr>
@@ -1182,21 +1132,16 @@
         </w:p>
         <w:p>
           <w:pPr>
-            <w:pStyle w:val="TOC1"/>
+            <w:pStyle w:val="TJ1"/>
             <w:rPr>
               <w:rFonts w:cstheme="minorBidi"/>
               <w:noProof/>
-              <w:kern w:val="2"/>
-              <w:sz w:val="24"/>
-              <w:szCs w:val="24"/>
-              <w:lang w:val="en-US" w:eastAsia="en-US"/>
-              <w14:ligatures w14:val="standardContextual"/>
             </w:rPr>
           </w:pPr>
-          <w:hyperlink w:anchor="_Toc227704494" w:history="1">
-            <w:r>
-              <w:rPr>
-                <w:rStyle w:val="Hyperlink"/>
+          <w:hyperlink w:anchor="_Toc227746218" w:history="1">
+            <w:r>
+              <w:rPr>
+                <w:rStyle w:val="Hiperhivatkozs"/>
                 <w:rFonts w:cstheme="majorHAnsi"/>
                 <w:noProof/>
               </w:rPr>
@@ -1206,17 +1151,12 @@
               <w:rPr>
                 <w:rFonts w:cstheme="minorBidi"/>
                 <w:noProof/>
-                <w:kern w:val="2"/>
-                <w:sz w:val="24"/>
-                <w:szCs w:val="24"/>
-                <w:lang w:val="en-US" w:eastAsia="en-US"/>
-                <w14:ligatures w14:val="standardContextual"/>
               </w:rPr>
               <w:tab/>
             </w:r>
             <w:r>
               <w:rPr>
-                <w:rStyle w:val="Hyperlink"/>
+                <w:rStyle w:val="Hiperhivatkozs"/>
                 <w:noProof/>
               </w:rPr>
               <w:t>Fejlesztői környezet beállítása</w:t>
@@ -1240,7 +1180,7 @@
                 <w:noProof/>
                 <w:webHidden/>
               </w:rPr>
-              <w:instrText xml:space="preserve"> PAGEREF _Toc227704494 \h </w:instrText>
+              <w:instrText xml:space="preserve"> PAGEREF _Toc227746218 \h </w:instrText>
             </w:r>
             <w:r>
               <w:rPr>
@@ -1260,7 +1200,7 @@
                 <w:noProof/>
                 <w:webHidden/>
               </w:rPr>
-              <w:t>5</w:t>
+              <w:t>4</w:t>
             </w:r>
             <w:r>
               <w:rPr>
@@ -1273,21 +1213,17 @@
         </w:p>
         <w:p>
           <w:pPr>
-            <w:pStyle w:val="TOC2"/>
+            <w:pStyle w:val="TJ2"/>
             <w:rPr>
               <w:rFonts w:eastAsiaTheme="minorEastAsia"/>
               <w:noProof/>
-              <w:kern w:val="2"/>
-              <w:sz w:val="24"/>
-              <w:szCs w:val="24"/>
-              <w:lang w:val="en-US"/>
-              <w14:ligatures w14:val="standardContextual"/>
+              <w:lang w:eastAsia="hu-HU"/>
             </w:rPr>
           </w:pPr>
-          <w:hyperlink w:anchor="_Toc227704495" w:history="1">
-            <w:r>
-              <w:rPr>
-                <w:rStyle w:val="Hyperlink"/>
+          <w:hyperlink w:anchor="_Toc227746219" w:history="1">
+            <w:r>
+              <w:rPr>
+                <w:rStyle w:val="Hiperhivatkozs"/>
                 <w:noProof/>
               </w:rPr>
               <w:t>3.1.</w:t>
@@ -1296,17 +1232,13 @@
               <w:rPr>
                 <w:rFonts w:eastAsiaTheme="minorEastAsia"/>
                 <w:noProof/>
-                <w:kern w:val="2"/>
-                <w:sz w:val="24"/>
-                <w:szCs w:val="24"/>
-                <w:lang w:val="en-US"/>
-                <w14:ligatures w14:val="standardContextual"/>
+                <w:lang w:eastAsia="hu-HU"/>
               </w:rPr>
               <w:tab/>
             </w:r>
             <w:r>
               <w:rPr>
-                <w:rStyle w:val="Hyperlink"/>
+                <w:rStyle w:val="Hiperhivatkozs"/>
                 <w:noProof/>
               </w:rPr>
               <w:t>Beállításhoz szükséges szoftverek</w:t>
@@ -1330,7 +1262,7 @@
                 <w:noProof/>
                 <w:webHidden/>
               </w:rPr>
-              <w:instrText xml:space="preserve"> PAGEREF _Toc227704495 \h </w:instrText>
+              <w:instrText xml:space="preserve"> PAGEREF _Toc227746219 \h </w:instrText>
             </w:r>
             <w:r>
               <w:rPr>
@@ -1350,7 +1282,7 @@
                 <w:noProof/>
                 <w:webHidden/>
               </w:rPr>
-              <w:t>5</w:t>
+              <w:t>4</w:t>
             </w:r>
             <w:r>
               <w:rPr>
@@ -1363,21 +1295,17 @@
         </w:p>
         <w:p>
           <w:pPr>
-            <w:pStyle w:val="TOC2"/>
+            <w:pStyle w:val="TJ2"/>
             <w:rPr>
               <w:rFonts w:eastAsiaTheme="minorEastAsia"/>
               <w:noProof/>
-              <w:kern w:val="2"/>
-              <w:sz w:val="24"/>
-              <w:szCs w:val="24"/>
-              <w:lang w:val="en-US"/>
-              <w14:ligatures w14:val="standardContextual"/>
+              <w:lang w:eastAsia="hu-HU"/>
             </w:rPr>
           </w:pPr>
-          <w:hyperlink w:anchor="_Toc227704496" w:history="1">
-            <w:r>
-              <w:rPr>
-                <w:rStyle w:val="Hyperlink"/>
+          <w:hyperlink w:anchor="_Toc227746220" w:history="1">
+            <w:r>
+              <w:rPr>
+                <w:rStyle w:val="Hiperhivatkozs"/>
                 <w:noProof/>
               </w:rPr>
               <w:t>3.2.</w:t>
@@ -1386,17 +1314,13 @@
               <w:rPr>
                 <w:rFonts w:eastAsiaTheme="minorEastAsia"/>
                 <w:noProof/>
-                <w:kern w:val="2"/>
-                <w:sz w:val="24"/>
-                <w:szCs w:val="24"/>
-                <w:lang w:val="en-US"/>
-                <w14:ligatures w14:val="standardContextual"/>
+                <w:lang w:eastAsia="hu-HU"/>
               </w:rPr>
               <w:tab/>
             </w:r>
             <w:r>
               <w:rPr>
-                <w:rStyle w:val="Hyperlink"/>
+                <w:rStyle w:val="Hiperhivatkozs"/>
                 <w:noProof/>
               </w:rPr>
               <w:t>Frontend elindítása</w:t>
@@ -1420,7 +1344,7 @@
                 <w:noProof/>
                 <w:webHidden/>
               </w:rPr>
-              <w:instrText xml:space="preserve"> PAGEREF _Toc227704496 \h </w:instrText>
+              <w:instrText xml:space="preserve"> PAGEREF _Toc227746220 \h </w:instrText>
             </w:r>
             <w:r>
               <w:rPr>
@@ -1440,7 +1364,7 @@
                 <w:noProof/>
                 <w:webHidden/>
               </w:rPr>
-              <w:t>5</w:t>
+              <w:t>4</w:t>
             </w:r>
             <w:r>
               <w:rPr>
@@ -1453,21 +1377,16 @@
         </w:p>
         <w:p>
           <w:pPr>
-            <w:pStyle w:val="TOC1"/>
+            <w:pStyle w:val="TJ1"/>
             <w:rPr>
               <w:rFonts w:cstheme="minorBidi"/>
               <w:noProof/>
-              <w:kern w:val="2"/>
-              <w:sz w:val="24"/>
-              <w:szCs w:val="24"/>
-              <w:lang w:val="en-US" w:eastAsia="en-US"/>
-              <w14:ligatures w14:val="standardContextual"/>
             </w:rPr>
           </w:pPr>
-          <w:hyperlink w:anchor="_Toc227704497" w:history="1">
-            <w:r>
-              <w:rPr>
-                <w:rStyle w:val="Hyperlink"/>
+          <w:hyperlink w:anchor="_Toc227746221" w:history="1">
+            <w:r>
+              <w:rPr>
+                <w:rStyle w:val="Hiperhivatkozs"/>
                 <w:rFonts w:cstheme="majorHAnsi"/>
                 <w:noProof/>
               </w:rPr>
@@ -1477,17 +1396,12 @@
               <w:rPr>
                 <w:rFonts w:cstheme="minorBidi"/>
                 <w:noProof/>
-                <w:kern w:val="2"/>
-                <w:sz w:val="24"/>
-                <w:szCs w:val="24"/>
-                <w:lang w:val="en-US" w:eastAsia="en-US"/>
-                <w14:ligatures w14:val="standardContextual"/>
               </w:rPr>
               <w:tab/>
             </w:r>
             <w:r>
               <w:rPr>
-                <w:rStyle w:val="Hyperlink"/>
+                <w:rStyle w:val="Hiperhivatkozs"/>
                 <w:noProof/>
               </w:rPr>
               <w:t>Route-ok</w:t>
@@ -1511,7 +1425,7 @@
                 <w:noProof/>
                 <w:webHidden/>
               </w:rPr>
-              <w:instrText xml:space="preserve"> PAGEREF _Toc227704497 \h </w:instrText>
+              <w:instrText xml:space="preserve"> PAGEREF _Toc227746221 \h </w:instrText>
             </w:r>
             <w:r>
               <w:rPr>
@@ -1531,7 +1445,7 @@
                 <w:noProof/>
                 <w:webHidden/>
               </w:rPr>
-              <w:t>6</w:t>
+              <w:t>5</w:t>
             </w:r>
             <w:r>
               <w:rPr>
@@ -1544,21 +1458,17 @@
         </w:p>
         <w:p>
           <w:pPr>
-            <w:pStyle w:val="TOC2"/>
+            <w:pStyle w:val="TJ2"/>
             <w:rPr>
               <w:rFonts w:eastAsiaTheme="minorEastAsia"/>
               <w:noProof/>
-              <w:kern w:val="2"/>
-              <w:sz w:val="24"/>
-              <w:szCs w:val="24"/>
-              <w:lang w:val="en-US"/>
-              <w14:ligatures w14:val="standardContextual"/>
+              <w:lang w:eastAsia="hu-HU"/>
             </w:rPr>
           </w:pPr>
-          <w:hyperlink w:anchor="_Toc227704498" w:history="1">
-            <w:r>
-              <w:rPr>
-                <w:rStyle w:val="Hyperlink"/>
+          <w:hyperlink w:anchor="_Toc227746222" w:history="1">
+            <w:r>
+              <w:rPr>
+                <w:rStyle w:val="Hiperhivatkozs"/>
                 <w:noProof/>
               </w:rPr>
               <w:t>4.1.</w:t>
@@ -1567,17 +1477,13 @@
               <w:rPr>
                 <w:rFonts w:eastAsiaTheme="minorEastAsia"/>
                 <w:noProof/>
-                <w:kern w:val="2"/>
-                <w:sz w:val="24"/>
-                <w:szCs w:val="24"/>
-                <w:lang w:val="en-US"/>
-                <w14:ligatures w14:val="standardContextual"/>
+                <w:lang w:eastAsia="hu-HU"/>
               </w:rPr>
               <w:tab/>
             </w:r>
             <w:r>
               <w:rPr>
-                <w:rStyle w:val="Hyperlink"/>
+                <w:rStyle w:val="Hiperhivatkozs"/>
                 <w:noProof/>
               </w:rPr>
               <w:t>Oldalak</w:t>
@@ -1601,7 +1507,7 @@
                 <w:noProof/>
                 <w:webHidden/>
               </w:rPr>
-              <w:instrText xml:space="preserve"> PAGEREF _Toc227704498 \h </w:instrText>
+              <w:instrText xml:space="preserve"> PAGEREF _Toc227746222 \h </w:instrText>
             </w:r>
             <w:r>
               <w:rPr>
@@ -1621,7 +1527,7 @@
                 <w:noProof/>
                 <w:webHidden/>
               </w:rPr>
-              <w:t>6</w:t>
+              <w:t>5</w:t>
             </w:r>
             <w:r>
               <w:rPr>
@@ -1634,21 +1540,17 @@
         </w:p>
         <w:p>
           <w:pPr>
-            <w:pStyle w:val="TOC2"/>
+            <w:pStyle w:val="TJ2"/>
             <w:rPr>
               <w:rFonts w:eastAsiaTheme="minorEastAsia"/>
               <w:noProof/>
-              <w:kern w:val="2"/>
-              <w:sz w:val="24"/>
-              <w:szCs w:val="24"/>
-              <w:lang w:val="en-US"/>
-              <w14:ligatures w14:val="standardContextual"/>
+              <w:lang w:eastAsia="hu-HU"/>
             </w:rPr>
           </w:pPr>
-          <w:hyperlink w:anchor="_Toc227704499" w:history="1">
-            <w:r>
-              <w:rPr>
-                <w:rStyle w:val="Hyperlink"/>
+          <w:hyperlink w:anchor="_Toc227746223" w:history="1">
+            <w:r>
+              <w:rPr>
+                <w:rStyle w:val="Hiperhivatkozs"/>
                 <w:noProof/>
               </w:rPr>
               <w:t>4.2.</w:t>
@@ -1657,17 +1559,13 @@
               <w:rPr>
                 <w:rFonts w:eastAsiaTheme="minorEastAsia"/>
                 <w:noProof/>
-                <w:kern w:val="2"/>
-                <w:sz w:val="24"/>
-                <w:szCs w:val="24"/>
-                <w:lang w:val="en-US"/>
-                <w14:ligatures w14:val="standardContextual"/>
+                <w:lang w:eastAsia="hu-HU"/>
               </w:rPr>
               <w:tab/>
             </w:r>
             <w:r>
               <w:rPr>
-                <w:rStyle w:val="Hyperlink"/>
+                <w:rStyle w:val="Hiperhivatkozs"/>
                 <w:noProof/>
               </w:rPr>
               <w:t>Attribútumok</w:t>
@@ -1691,7 +1589,7 @@
                 <w:noProof/>
                 <w:webHidden/>
               </w:rPr>
-              <w:instrText xml:space="preserve"> PAGEREF _Toc227704499 \h </w:instrText>
+              <w:instrText xml:space="preserve"> PAGEREF _Toc227746223 \h </w:instrText>
             </w:r>
             <w:r>
               <w:rPr>
@@ -1711,7 +1609,7 @@
                 <w:noProof/>
                 <w:webHidden/>
               </w:rPr>
-              <w:t>6</w:t>
+              <w:t>5</w:t>
             </w:r>
             <w:r>
               <w:rPr>
@@ -1724,21 +1622,16 @@
         </w:p>
         <w:p>
           <w:pPr>
-            <w:pStyle w:val="TOC1"/>
+            <w:pStyle w:val="TJ1"/>
             <w:rPr>
               <w:rFonts w:cstheme="minorBidi"/>
               <w:noProof/>
-              <w:kern w:val="2"/>
-              <w:sz w:val="24"/>
-              <w:szCs w:val="24"/>
-              <w:lang w:val="en-US" w:eastAsia="en-US"/>
-              <w14:ligatures w14:val="standardContextual"/>
             </w:rPr>
           </w:pPr>
-          <w:hyperlink w:anchor="_Toc227704500" w:history="1">
-            <w:r>
-              <w:rPr>
-                <w:rStyle w:val="Hyperlink"/>
+          <w:hyperlink w:anchor="_Toc227746224" w:history="1">
+            <w:r>
+              <w:rPr>
+                <w:rStyle w:val="Hiperhivatkozs"/>
                 <w:rFonts w:cstheme="majorHAnsi"/>
                 <w:noProof/>
               </w:rPr>
@@ -1748,17 +1641,12 @@
               <w:rPr>
                 <w:rFonts w:cstheme="minorBidi"/>
                 <w:noProof/>
-                <w:kern w:val="2"/>
-                <w:sz w:val="24"/>
-                <w:szCs w:val="24"/>
-                <w:lang w:val="en-US" w:eastAsia="en-US"/>
-                <w14:ligatures w14:val="standardContextual"/>
               </w:rPr>
               <w:tab/>
             </w:r>
             <w:r>
               <w:rPr>
-                <w:rStyle w:val="Hyperlink"/>
+                <w:rStyle w:val="Hiperhivatkozs"/>
                 <w:noProof/>
               </w:rPr>
               <w:t>Authentication</w:t>
@@ -1782,7 +1670,7 @@
                 <w:noProof/>
                 <w:webHidden/>
               </w:rPr>
-              <w:instrText xml:space="preserve"> PAGEREF _Toc227704500 \h </w:instrText>
+              <w:instrText xml:space="preserve"> PAGEREF _Toc227746224 \h </w:instrText>
             </w:r>
             <w:r>
               <w:rPr>
@@ -1802,7 +1690,7 @@
                 <w:noProof/>
                 <w:webHidden/>
               </w:rPr>
-              <w:t>7</w:t>
+              <w:t>6</w:t>
             </w:r>
             <w:r>
               <w:rPr>
@@ -1815,21 +1703,17 @@
         </w:p>
         <w:p>
           <w:pPr>
-            <w:pStyle w:val="TOC2"/>
+            <w:pStyle w:val="TJ2"/>
             <w:rPr>
               <w:rFonts w:eastAsiaTheme="minorEastAsia"/>
               <w:noProof/>
-              <w:kern w:val="2"/>
-              <w:sz w:val="24"/>
-              <w:szCs w:val="24"/>
-              <w:lang w:val="en-US"/>
-              <w14:ligatures w14:val="standardContextual"/>
+              <w:lang w:eastAsia="hu-HU"/>
             </w:rPr>
           </w:pPr>
-          <w:hyperlink w:anchor="_Toc227704501" w:history="1">
-            <w:r>
-              <w:rPr>
-                <w:rStyle w:val="Hyperlink"/>
+          <w:hyperlink w:anchor="_Toc227746225" w:history="1">
+            <w:r>
+              <w:rPr>
+                <w:rStyle w:val="Hiperhivatkozs"/>
                 <w:noProof/>
               </w:rPr>
               <w:t>5.1.</w:t>
@@ -1838,17 +1722,13 @@
               <w:rPr>
                 <w:rFonts w:eastAsiaTheme="minorEastAsia"/>
                 <w:noProof/>
-                <w:kern w:val="2"/>
-                <w:sz w:val="24"/>
-                <w:szCs w:val="24"/>
-                <w:lang w:val="en-US"/>
-                <w14:ligatures w14:val="standardContextual"/>
+                <w:lang w:eastAsia="hu-HU"/>
               </w:rPr>
               <w:tab/>
             </w:r>
             <w:r>
               <w:rPr>
-                <w:rStyle w:val="Hyperlink"/>
+                <w:rStyle w:val="Hiperhivatkozs"/>
                 <w:noProof/>
               </w:rPr>
               <w:t>Összefoglalás</w:t>
@@ -1872,7 +1752,7 @@
                 <w:noProof/>
                 <w:webHidden/>
               </w:rPr>
-              <w:instrText xml:space="preserve"> PAGEREF _Toc227704501 \h </w:instrText>
+              <w:instrText xml:space="preserve"> PAGEREF _Toc227746225 \h </w:instrText>
             </w:r>
             <w:r>
               <w:rPr>
@@ -1892,7 +1772,7 @@
                 <w:noProof/>
                 <w:webHidden/>
               </w:rPr>
-              <w:t>7</w:t>
+              <w:t>6</w:t>
             </w:r>
             <w:r>
               <w:rPr>
@@ -1905,21 +1785,17 @@
         </w:p>
         <w:p>
           <w:pPr>
-            <w:pStyle w:val="TOC2"/>
+            <w:pStyle w:val="TJ2"/>
             <w:rPr>
               <w:rFonts w:eastAsiaTheme="minorEastAsia"/>
               <w:noProof/>
-              <w:kern w:val="2"/>
-              <w:sz w:val="24"/>
-              <w:szCs w:val="24"/>
-              <w:lang w:val="en-US"/>
-              <w14:ligatures w14:val="standardContextual"/>
+              <w:lang w:eastAsia="hu-HU"/>
             </w:rPr>
           </w:pPr>
-          <w:hyperlink w:anchor="_Toc227704502" w:history="1">
-            <w:r>
-              <w:rPr>
-                <w:rStyle w:val="Hyperlink"/>
+          <w:hyperlink w:anchor="_Toc227746226" w:history="1">
+            <w:r>
+              <w:rPr>
+                <w:rStyle w:val="Hiperhivatkozs"/>
                 <w:noProof/>
               </w:rPr>
               <w:t>5.2.</w:t>
@@ -1928,17 +1804,13 @@
               <w:rPr>
                 <w:rFonts w:eastAsiaTheme="minorEastAsia"/>
                 <w:noProof/>
-                <w:kern w:val="2"/>
-                <w:sz w:val="24"/>
-                <w:szCs w:val="24"/>
-                <w:lang w:val="en-US"/>
-                <w14:ligatures w14:val="standardContextual"/>
+                <w:lang w:eastAsia="hu-HU"/>
               </w:rPr>
               <w:tab/>
             </w:r>
             <w:r>
               <w:rPr>
-                <w:rStyle w:val="Hyperlink"/>
+                <w:rStyle w:val="Hiperhivatkozs"/>
                 <w:noProof/>
               </w:rPr>
               <w:t>Validáció</w:t>
@@ -1962,7 +1834,7 @@
                 <w:noProof/>
                 <w:webHidden/>
               </w:rPr>
-              <w:instrText xml:space="preserve"> PAGEREF _Toc227704502 \h </w:instrText>
+              <w:instrText xml:space="preserve"> PAGEREF _Toc227746226 \h </w:instrText>
             </w:r>
             <w:r>
               <w:rPr>
@@ -1982,7 +1854,7 @@
                 <w:noProof/>
                 <w:webHidden/>
               </w:rPr>
-              <w:t>7</w:t>
+              <w:t>6</w:t>
             </w:r>
             <w:r>
               <w:rPr>
@@ -1995,21 +1867,17 @@
         </w:p>
         <w:p>
           <w:pPr>
-            <w:pStyle w:val="TOC2"/>
+            <w:pStyle w:val="TJ2"/>
             <w:rPr>
               <w:rFonts w:eastAsiaTheme="minorEastAsia"/>
               <w:noProof/>
-              <w:kern w:val="2"/>
-              <w:sz w:val="24"/>
-              <w:szCs w:val="24"/>
-              <w:lang w:val="en-US"/>
-              <w14:ligatures w14:val="standardContextual"/>
+              <w:lang w:eastAsia="hu-HU"/>
             </w:rPr>
           </w:pPr>
-          <w:hyperlink w:anchor="_Toc227704503" w:history="1">
-            <w:r>
-              <w:rPr>
-                <w:rStyle w:val="Hyperlink"/>
+          <w:hyperlink w:anchor="_Toc227746227" w:history="1">
+            <w:r>
+              <w:rPr>
+                <w:rStyle w:val="Hiperhivatkozs"/>
                 <w:noProof/>
               </w:rPr>
               <w:t>5.3.</w:t>
@@ -2018,17 +1886,13 @@
               <w:rPr>
                 <w:rFonts w:eastAsiaTheme="minorEastAsia"/>
                 <w:noProof/>
-                <w:kern w:val="2"/>
-                <w:sz w:val="24"/>
-                <w:szCs w:val="24"/>
-                <w:lang w:val="en-US"/>
-                <w14:ligatures w14:val="standardContextual"/>
+                <w:lang w:eastAsia="hu-HU"/>
               </w:rPr>
               <w:tab/>
             </w:r>
             <w:r>
               <w:rPr>
-                <w:rStyle w:val="Hyperlink"/>
+                <w:rStyle w:val="Hiperhivatkozs"/>
                 <w:noProof/>
               </w:rPr>
               <w:t>auth.js</w:t>
@@ -2052,7 +1916,7 @@
                 <w:noProof/>
                 <w:webHidden/>
               </w:rPr>
-              <w:instrText xml:space="preserve"> PAGEREF _Toc227704503 \h </w:instrText>
+              <w:instrText xml:space="preserve"> PAGEREF _Toc227746227 \h </w:instrText>
             </w:r>
             <w:r>
               <w:rPr>
@@ -2072,7 +1936,7 @@
                 <w:noProof/>
                 <w:webHidden/>
               </w:rPr>
-              <w:t>7</w:t>
+              <w:t>6</w:t>
             </w:r>
             <w:r>
               <w:rPr>
@@ -2085,21 +1949,17 @@
         </w:p>
         <w:p>
           <w:pPr>
-            <w:pStyle w:val="TOC2"/>
+            <w:pStyle w:val="TJ2"/>
             <w:rPr>
               <w:rFonts w:eastAsiaTheme="minorEastAsia"/>
               <w:noProof/>
-              <w:kern w:val="2"/>
-              <w:sz w:val="24"/>
-              <w:szCs w:val="24"/>
-              <w:lang w:val="en-US"/>
-              <w14:ligatures w14:val="standardContextual"/>
+              <w:lang w:eastAsia="hu-HU"/>
             </w:rPr>
           </w:pPr>
-          <w:hyperlink w:anchor="_Toc227704504" w:history="1">
-            <w:r>
-              <w:rPr>
-                <w:rStyle w:val="Hyperlink"/>
+          <w:hyperlink w:anchor="_Toc227746228" w:history="1">
+            <w:r>
+              <w:rPr>
+                <w:rStyle w:val="Hiperhivatkozs"/>
                 <w:noProof/>
               </w:rPr>
               <w:t>5.4.</w:t>
@@ -2108,17 +1968,13 @@
               <w:rPr>
                 <w:rFonts w:eastAsiaTheme="minorEastAsia"/>
                 <w:noProof/>
-                <w:kern w:val="2"/>
-                <w:sz w:val="24"/>
-                <w:szCs w:val="24"/>
-                <w:lang w:val="en-US"/>
-                <w14:ligatures w14:val="standardContextual"/>
+                <w:lang w:eastAsia="hu-HU"/>
               </w:rPr>
               <w:tab/>
             </w:r>
             <w:r>
               <w:rPr>
-                <w:rStyle w:val="Hyperlink"/>
+                <w:rStyle w:val="Hiperhivatkozs"/>
                 <w:noProof/>
               </w:rPr>
               <w:t>Jogosultságellenőrzés az oldalaknál</w:t>
@@ -2142,7 +1998,7 @@
                 <w:noProof/>
                 <w:webHidden/>
               </w:rPr>
-              <w:instrText xml:space="preserve"> PAGEREF _Toc227704504 \h </w:instrText>
+              <w:instrText xml:space="preserve"> PAGEREF _Toc227746228 \h </w:instrText>
             </w:r>
             <w:r>
               <w:rPr>
@@ -2162,7 +2018,7 @@
                 <w:noProof/>
                 <w:webHidden/>
               </w:rPr>
-              <w:t>7</w:t>
+              <w:t>6</w:t>
             </w:r>
             <w:r>
               <w:rPr>
@@ -2175,21 +2031,16 @@
         </w:p>
         <w:p>
           <w:pPr>
-            <w:pStyle w:val="TOC1"/>
+            <w:pStyle w:val="TJ1"/>
             <w:rPr>
               <w:rFonts w:cstheme="minorBidi"/>
               <w:noProof/>
-              <w:kern w:val="2"/>
-              <w:sz w:val="24"/>
-              <w:szCs w:val="24"/>
-              <w:lang w:val="en-US" w:eastAsia="en-US"/>
-              <w14:ligatures w14:val="standardContextual"/>
             </w:rPr>
           </w:pPr>
-          <w:hyperlink w:anchor="_Toc227704505" w:history="1">
-            <w:r>
-              <w:rPr>
-                <w:rStyle w:val="Hyperlink"/>
+          <w:hyperlink w:anchor="_Toc227746229" w:history="1">
+            <w:r>
+              <w:rPr>
+                <w:rStyle w:val="Hiperhivatkozs"/>
                 <w:rFonts w:cstheme="majorHAnsi"/>
                 <w:noProof/>
               </w:rPr>
@@ -2199,17 +2050,12 @@
               <w:rPr>
                 <w:rFonts w:cstheme="minorBidi"/>
                 <w:noProof/>
-                <w:kern w:val="2"/>
-                <w:sz w:val="24"/>
-                <w:szCs w:val="24"/>
-                <w:lang w:val="en-US" w:eastAsia="en-US"/>
-                <w14:ligatures w14:val="standardContextual"/>
               </w:rPr>
               <w:tab/>
             </w:r>
             <w:r>
               <w:rPr>
-                <w:rStyle w:val="Hyperlink"/>
+                <w:rStyle w:val="Hiperhivatkozs"/>
                 <w:noProof/>
               </w:rPr>
               <w:t>UI/UX</w:t>
@@ -2233,7 +2079,7 @@
                 <w:noProof/>
                 <w:webHidden/>
               </w:rPr>
-              <w:instrText xml:space="preserve"> PAGEREF _Toc227704505 \h </w:instrText>
+              <w:instrText xml:space="preserve"> PAGEREF _Toc227746229 \h </w:instrText>
             </w:r>
             <w:r>
               <w:rPr>
@@ -2253,7 +2099,7 @@
                 <w:noProof/>
                 <w:webHidden/>
               </w:rPr>
-              <w:t>8</w:t>
+              <w:t>7</w:t>
             </w:r>
             <w:r>
               <w:rPr>
@@ -2266,21 +2112,17 @@
         </w:p>
         <w:p>
           <w:pPr>
-            <w:pStyle w:val="TOC2"/>
+            <w:pStyle w:val="TJ2"/>
             <w:rPr>
               <w:rFonts w:eastAsiaTheme="minorEastAsia"/>
               <w:noProof/>
-              <w:kern w:val="2"/>
-              <w:sz w:val="24"/>
-              <w:szCs w:val="24"/>
-              <w:lang w:val="en-US"/>
-              <w14:ligatures w14:val="standardContextual"/>
+              <w:lang w:eastAsia="hu-HU"/>
             </w:rPr>
           </w:pPr>
-          <w:hyperlink w:anchor="_Toc227704506" w:history="1">
-            <w:r>
-              <w:rPr>
-                <w:rStyle w:val="Hyperlink"/>
+          <w:hyperlink w:anchor="_Toc227746230" w:history="1">
+            <w:r>
+              <w:rPr>
+                <w:rStyle w:val="Hiperhivatkozs"/>
                 <w:noProof/>
               </w:rPr>
               <w:t>6.1.</w:t>
@@ -2289,17 +2131,13 @@
               <w:rPr>
                 <w:rFonts w:eastAsiaTheme="minorEastAsia"/>
                 <w:noProof/>
-                <w:kern w:val="2"/>
-                <w:sz w:val="24"/>
-                <w:szCs w:val="24"/>
-                <w:lang w:val="en-US"/>
-                <w14:ligatures w14:val="standardContextual"/>
+                <w:lang w:eastAsia="hu-HU"/>
               </w:rPr>
               <w:tab/>
             </w:r>
             <w:r>
               <w:rPr>
-                <w:rStyle w:val="Hyperlink"/>
+                <w:rStyle w:val="Hiperhivatkozs"/>
                 <w:noProof/>
               </w:rPr>
               <w:t>Technológiák</w:t>
@@ -2323,7 +2161,7 @@
                 <w:noProof/>
                 <w:webHidden/>
               </w:rPr>
-              <w:instrText xml:space="preserve"> PAGEREF _Toc227704506 \h </w:instrText>
+              <w:instrText xml:space="preserve"> PAGEREF _Toc227746230 \h </w:instrText>
             </w:r>
             <w:r>
               <w:rPr>
@@ -2343,7 +2181,7 @@
                 <w:noProof/>
                 <w:webHidden/>
               </w:rPr>
-              <w:t>8</w:t>
+              <w:t>7</w:t>
             </w:r>
             <w:r>
               <w:rPr>
@@ -2356,21 +2194,17 @@
         </w:p>
         <w:p>
           <w:pPr>
-            <w:pStyle w:val="TOC2"/>
+            <w:pStyle w:val="TJ2"/>
             <w:rPr>
               <w:rFonts w:eastAsiaTheme="minorEastAsia"/>
               <w:noProof/>
-              <w:kern w:val="2"/>
-              <w:sz w:val="24"/>
-              <w:szCs w:val="24"/>
-              <w:lang w:val="en-US"/>
-              <w14:ligatures w14:val="standardContextual"/>
+              <w:lang w:eastAsia="hu-HU"/>
             </w:rPr>
           </w:pPr>
-          <w:hyperlink w:anchor="_Toc227704507" w:history="1">
-            <w:r>
-              <w:rPr>
-                <w:rStyle w:val="Hyperlink"/>
+          <w:hyperlink w:anchor="_Toc227746231" w:history="1">
+            <w:r>
+              <w:rPr>
+                <w:rStyle w:val="Hiperhivatkozs"/>
                 <w:noProof/>
               </w:rPr>
               <w:t>6.2.</w:t>
@@ -2379,17 +2213,13 @@
               <w:rPr>
                 <w:rFonts w:eastAsiaTheme="minorEastAsia"/>
                 <w:noProof/>
-                <w:kern w:val="2"/>
-                <w:sz w:val="24"/>
-                <w:szCs w:val="24"/>
-                <w:lang w:val="en-US"/>
-                <w14:ligatures w14:val="standardContextual"/>
+                <w:lang w:eastAsia="hu-HU"/>
               </w:rPr>
               <w:tab/>
             </w:r>
             <w:r>
               <w:rPr>
-                <w:rStyle w:val="Hyperlink"/>
+                <w:rStyle w:val="Hiperhivatkozs"/>
                 <w:noProof/>
               </w:rPr>
               <w:t>Fontos fájlok</w:t>
@@ -2413,7 +2243,7 @@
                 <w:noProof/>
                 <w:webHidden/>
               </w:rPr>
-              <w:instrText xml:space="preserve"> PAGEREF _Toc227704507 \h </w:instrText>
+              <w:instrText xml:space="preserve"> PAGEREF _Toc227746231 \h </w:instrText>
             </w:r>
             <w:r>
               <w:rPr>
@@ -2433,7 +2263,7 @@
                 <w:noProof/>
                 <w:webHidden/>
               </w:rPr>
-              <w:t>8</w:t>
+              <w:t>7</w:t>
             </w:r>
             <w:r>
               <w:rPr>
@@ -2446,21 +2276,17 @@
         </w:p>
         <w:p>
           <w:pPr>
-            <w:pStyle w:val="TOC2"/>
+            <w:pStyle w:val="TJ2"/>
             <w:rPr>
               <w:rFonts w:eastAsiaTheme="minorEastAsia"/>
               <w:noProof/>
-              <w:kern w:val="2"/>
-              <w:sz w:val="24"/>
-              <w:szCs w:val="24"/>
-              <w:lang w:val="en-US"/>
-              <w14:ligatures w14:val="standardContextual"/>
+              <w:lang w:eastAsia="hu-HU"/>
             </w:rPr>
           </w:pPr>
-          <w:hyperlink w:anchor="_Toc227704508" w:history="1">
-            <w:r>
-              <w:rPr>
-                <w:rStyle w:val="Hyperlink"/>
+          <w:hyperlink w:anchor="_Toc227746232" w:history="1">
+            <w:r>
+              <w:rPr>
+                <w:rStyle w:val="Hiperhivatkozs"/>
                 <w:noProof/>
               </w:rPr>
               <w:t>6.3.</w:t>
@@ -2469,17 +2295,13 @@
               <w:rPr>
                 <w:rFonts w:eastAsiaTheme="minorEastAsia"/>
                 <w:noProof/>
-                <w:kern w:val="2"/>
-                <w:sz w:val="24"/>
-                <w:szCs w:val="24"/>
-                <w:lang w:val="en-US"/>
-                <w14:ligatures w14:val="standardContextual"/>
+                <w:lang w:eastAsia="hu-HU"/>
               </w:rPr>
               <w:tab/>
             </w:r>
             <w:r>
               <w:rPr>
-                <w:rStyle w:val="Hyperlink"/>
+                <w:rStyle w:val="Hiperhivatkozs"/>
                 <w:noProof/>
               </w:rPr>
               <w:t>Egyedi CSS konfigurációk</w:t>
@@ -2503,7 +2325,7 @@
                 <w:noProof/>
                 <w:webHidden/>
               </w:rPr>
-              <w:instrText xml:space="preserve"> PAGEREF _Toc227704508 \h </w:instrText>
+              <w:instrText xml:space="preserve"> PAGEREF _Toc227746232 \h </w:instrText>
             </w:r>
             <w:r>
               <w:rPr>
@@ -2523,7 +2345,7 @@
                 <w:noProof/>
                 <w:webHidden/>
               </w:rPr>
-              <w:t>8</w:t>
+              <w:t>7</w:t>
             </w:r>
             <w:r>
               <w:rPr>
@@ -2536,21 +2358,16 @@
         </w:p>
         <w:p>
           <w:pPr>
-            <w:pStyle w:val="TOC1"/>
+            <w:pStyle w:val="TJ1"/>
             <w:rPr>
               <w:rFonts w:cstheme="minorBidi"/>
               <w:noProof/>
-              <w:kern w:val="2"/>
-              <w:sz w:val="24"/>
-              <w:szCs w:val="24"/>
-              <w:lang w:val="en-US" w:eastAsia="en-US"/>
-              <w14:ligatures w14:val="standardContextual"/>
             </w:rPr>
           </w:pPr>
-          <w:hyperlink w:anchor="_Toc227704509" w:history="1">
-            <w:r>
-              <w:rPr>
-                <w:rStyle w:val="Hyperlink"/>
+          <w:hyperlink w:anchor="_Toc227746233" w:history="1">
+            <w:r>
+              <w:rPr>
+                <w:rStyle w:val="Hiperhivatkozs"/>
                 <w:rFonts w:cstheme="majorHAnsi"/>
                 <w:noProof/>
               </w:rPr>
@@ -2560,17 +2377,12 @@
               <w:rPr>
                 <w:rFonts w:cstheme="minorBidi"/>
                 <w:noProof/>
-                <w:kern w:val="2"/>
-                <w:sz w:val="24"/>
-                <w:szCs w:val="24"/>
-                <w:lang w:val="en-US" w:eastAsia="en-US"/>
-                <w14:ligatures w14:val="standardContextual"/>
               </w:rPr>
               <w:tab/>
             </w:r>
             <w:r>
               <w:rPr>
-                <w:rStyle w:val="Hyperlink"/>
+                <w:rStyle w:val="Hiperhivatkozs"/>
                 <w:noProof/>
               </w:rPr>
               <w:t>API-kommunikáció</w:t>
@@ -2594,7 +2406,7 @@
                 <w:noProof/>
                 <w:webHidden/>
               </w:rPr>
-              <w:instrText xml:space="preserve"> PAGEREF _Toc227704509 \h </w:instrText>
+              <w:instrText xml:space="preserve"> PAGEREF _Toc227746233 \h </w:instrText>
             </w:r>
             <w:r>
               <w:rPr>
@@ -2614,7 +2426,7 @@
                 <w:noProof/>
                 <w:webHidden/>
               </w:rPr>
-              <w:t>9</w:t>
+              <w:t>8</w:t>
             </w:r>
             <w:r>
               <w:rPr>
@@ -2627,21 +2439,17 @@
         </w:p>
         <w:p>
           <w:pPr>
-            <w:pStyle w:val="TOC2"/>
+            <w:pStyle w:val="TJ2"/>
             <w:rPr>
               <w:rFonts w:eastAsiaTheme="minorEastAsia"/>
               <w:noProof/>
-              <w:kern w:val="2"/>
-              <w:sz w:val="24"/>
-              <w:szCs w:val="24"/>
-              <w:lang w:val="en-US"/>
-              <w14:ligatures w14:val="standardContextual"/>
+              <w:lang w:eastAsia="hu-HU"/>
             </w:rPr>
           </w:pPr>
-          <w:hyperlink w:anchor="_Toc227704510" w:history="1">
-            <w:r>
-              <w:rPr>
-                <w:rStyle w:val="Hyperlink"/>
+          <w:hyperlink w:anchor="_Toc227746234" w:history="1">
+            <w:r>
+              <w:rPr>
+                <w:rStyle w:val="Hiperhivatkozs"/>
                 <w:noProof/>
               </w:rPr>
               <w:t>7.1.</w:t>
@@ -2650,17 +2458,13 @@
               <w:rPr>
                 <w:rFonts w:eastAsiaTheme="minorEastAsia"/>
                 <w:noProof/>
-                <w:kern w:val="2"/>
-                <w:sz w:val="24"/>
-                <w:szCs w:val="24"/>
-                <w:lang w:val="en-US"/>
-                <w14:ligatures w14:val="standardContextual"/>
+                <w:lang w:eastAsia="hu-HU"/>
               </w:rPr>
               <w:tab/>
             </w:r>
             <w:r>
               <w:rPr>
-                <w:rStyle w:val="Hyperlink"/>
+                <w:rStyle w:val="Hiperhivatkozs"/>
                 <w:noProof/>
               </w:rPr>
               <w:t>Axios</w:t>
@@ -2684,7 +2488,7 @@
                 <w:noProof/>
                 <w:webHidden/>
               </w:rPr>
-              <w:instrText xml:space="preserve"> PAGEREF _Toc227704510 \h </w:instrText>
+              <w:instrText xml:space="preserve"> PAGEREF _Toc227746234 \h </w:instrText>
             </w:r>
             <w:r>
               <w:rPr>
@@ -2704,7 +2508,7 @@
                 <w:noProof/>
                 <w:webHidden/>
               </w:rPr>
-              <w:t>9</w:t>
+              <w:t>8</w:t>
             </w:r>
             <w:r>
               <w:rPr>
@@ -2717,21 +2521,17 @@
         </w:p>
         <w:p>
           <w:pPr>
-            <w:pStyle w:val="TOC2"/>
+            <w:pStyle w:val="TJ2"/>
             <w:rPr>
               <w:rFonts w:eastAsiaTheme="minorEastAsia"/>
               <w:noProof/>
-              <w:kern w:val="2"/>
-              <w:sz w:val="24"/>
-              <w:szCs w:val="24"/>
-              <w:lang w:val="en-US"/>
-              <w14:ligatures w14:val="standardContextual"/>
+              <w:lang w:eastAsia="hu-HU"/>
             </w:rPr>
           </w:pPr>
-          <w:hyperlink w:anchor="_Toc227704511" w:history="1">
-            <w:r>
-              <w:rPr>
-                <w:rStyle w:val="Hyperlink"/>
+          <w:hyperlink w:anchor="_Toc227746235" w:history="1">
+            <w:r>
+              <w:rPr>
+                <w:rStyle w:val="Hiperhivatkozs"/>
                 <w:noProof/>
               </w:rPr>
               <w:t>7.2.</w:t>
@@ -2740,17 +2540,13 @@
               <w:rPr>
                 <w:rFonts w:eastAsiaTheme="minorEastAsia"/>
                 <w:noProof/>
-                <w:kern w:val="2"/>
-                <w:sz w:val="24"/>
-                <w:szCs w:val="24"/>
-                <w:lang w:val="en-US"/>
-                <w14:ligatures w14:val="standardContextual"/>
+                <w:lang w:eastAsia="hu-HU"/>
               </w:rPr>
               <w:tab/>
             </w:r>
             <w:r>
               <w:rPr>
-                <w:rStyle w:val="Hyperlink"/>
+                <w:rStyle w:val="Hiperhivatkozs"/>
                 <w:noProof/>
               </w:rPr>
               <w:t>Néhány API-kérés a projektben</w:t>
@@ -2774,7 +2570,7 @@
                 <w:noProof/>
                 <w:webHidden/>
               </w:rPr>
-              <w:instrText xml:space="preserve"> PAGEREF _Toc227704511 \h </w:instrText>
+              <w:instrText xml:space="preserve"> PAGEREF _Toc227746235 \h </w:instrText>
             </w:r>
             <w:r>
               <w:rPr>
@@ -2794,7 +2590,7 @@
                 <w:noProof/>
                 <w:webHidden/>
               </w:rPr>
-              <w:t>9</w:t>
+              <w:t>8</w:t>
             </w:r>
             <w:r>
               <w:rPr>
@@ -2807,21 +2603,16 @@
         </w:p>
         <w:p>
           <w:pPr>
-            <w:pStyle w:val="TOC1"/>
+            <w:pStyle w:val="TJ1"/>
             <w:rPr>
               <w:rFonts w:cstheme="minorBidi"/>
               <w:noProof/>
-              <w:kern w:val="2"/>
-              <w:sz w:val="24"/>
-              <w:szCs w:val="24"/>
-              <w:lang w:val="en-US" w:eastAsia="en-US"/>
-              <w14:ligatures w14:val="standardContextual"/>
             </w:rPr>
           </w:pPr>
-          <w:hyperlink w:anchor="_Toc227704512" w:history="1">
-            <w:r>
-              <w:rPr>
-                <w:rStyle w:val="Hyperlink"/>
+          <w:hyperlink w:anchor="_Toc227746236" w:history="1">
+            <w:r>
+              <w:rPr>
+                <w:rStyle w:val="Hiperhivatkozs"/>
                 <w:rFonts w:cstheme="majorHAnsi"/>
                 <w:noProof/>
               </w:rPr>
@@ -2831,17 +2622,12 @@
               <w:rPr>
                 <w:rFonts w:cstheme="minorBidi"/>
                 <w:noProof/>
-                <w:kern w:val="2"/>
-                <w:sz w:val="24"/>
-                <w:szCs w:val="24"/>
-                <w:lang w:val="en-US" w:eastAsia="en-US"/>
-                <w14:ligatures w14:val="standardContextual"/>
               </w:rPr>
               <w:tab/>
             </w:r>
             <w:r>
               <w:rPr>
-                <w:rStyle w:val="Hyperlink"/>
+                <w:rStyle w:val="Hiperhivatkozs"/>
                 <w:noProof/>
               </w:rPr>
               <w:t>Kosár működése</w:t>
@@ -2865,7 +2651,7 @@
                 <w:noProof/>
                 <w:webHidden/>
               </w:rPr>
-              <w:instrText xml:space="preserve"> PAGEREF _Toc227704512 \h </w:instrText>
+              <w:instrText xml:space="preserve"> PAGEREF _Toc227746236 \h </w:instrText>
             </w:r>
             <w:r>
               <w:rPr>
@@ -2885,7 +2671,7 @@
                 <w:noProof/>
                 <w:webHidden/>
               </w:rPr>
-              <w:t>10</w:t>
+              <w:t>9</w:t>
             </w:r>
             <w:r>
               <w:rPr>
@@ -2898,21 +2684,17 @@
         </w:p>
         <w:p>
           <w:pPr>
-            <w:pStyle w:val="TOC2"/>
+            <w:pStyle w:val="TJ2"/>
             <w:rPr>
               <w:rFonts w:eastAsiaTheme="minorEastAsia"/>
               <w:noProof/>
-              <w:kern w:val="2"/>
-              <w:sz w:val="24"/>
-              <w:szCs w:val="24"/>
-              <w:lang w:val="en-US"/>
-              <w14:ligatures w14:val="standardContextual"/>
+              <w:lang w:eastAsia="hu-HU"/>
             </w:rPr>
           </w:pPr>
-          <w:hyperlink w:anchor="_Toc227704513" w:history="1">
-            <w:r>
-              <w:rPr>
-                <w:rStyle w:val="Hyperlink"/>
+          <w:hyperlink w:anchor="_Toc227746237" w:history="1">
+            <w:r>
+              <w:rPr>
+                <w:rStyle w:val="Hiperhivatkozs"/>
                 <w:noProof/>
               </w:rPr>
               <w:t>8.1.</w:t>
@@ -2921,17 +2703,13 @@
               <w:rPr>
                 <w:rFonts w:eastAsiaTheme="minorEastAsia"/>
                 <w:noProof/>
-                <w:kern w:val="2"/>
-                <w:sz w:val="24"/>
-                <w:szCs w:val="24"/>
-                <w:lang w:val="en-US"/>
-                <w14:ligatures w14:val="standardContextual"/>
+                <w:lang w:eastAsia="hu-HU"/>
               </w:rPr>
               <w:tab/>
             </w:r>
             <w:r>
               <w:rPr>
-                <w:rStyle w:val="Hyperlink"/>
+                <w:rStyle w:val="Hiperhivatkozs"/>
                 <w:noProof/>
               </w:rPr>
               <w:t>Áttekintés</w:t>
@@ -2955,7 +2733,7 @@
                 <w:noProof/>
                 <w:webHidden/>
               </w:rPr>
-              <w:instrText xml:space="preserve"> PAGEREF _Toc227704513 \h </w:instrText>
+              <w:instrText xml:space="preserve"> PAGEREF _Toc227746237 \h </w:instrText>
             </w:r>
             <w:r>
               <w:rPr>
@@ -2975,7 +2753,7 @@
                 <w:noProof/>
                 <w:webHidden/>
               </w:rPr>
-              <w:t>10</w:t>
+              <w:t>9</w:t>
             </w:r>
             <w:r>
               <w:rPr>
@@ -2988,21 +2766,17 @@
         </w:p>
         <w:p>
           <w:pPr>
-            <w:pStyle w:val="TOC2"/>
+            <w:pStyle w:val="TJ2"/>
             <w:rPr>
               <w:rFonts w:eastAsiaTheme="minorEastAsia"/>
               <w:noProof/>
-              <w:kern w:val="2"/>
-              <w:sz w:val="24"/>
-              <w:szCs w:val="24"/>
-              <w:lang w:val="en-US"/>
-              <w14:ligatures w14:val="standardContextual"/>
+              <w:lang w:eastAsia="hu-HU"/>
             </w:rPr>
           </w:pPr>
-          <w:hyperlink w:anchor="_Toc227704514" w:history="1">
-            <w:r>
-              <w:rPr>
-                <w:rStyle w:val="Hyperlink"/>
+          <w:hyperlink w:anchor="_Toc227746238" w:history="1">
+            <w:r>
+              <w:rPr>
+                <w:rStyle w:val="Hiperhivatkozs"/>
                 <w:noProof/>
               </w:rPr>
               <w:t>8.2.</w:t>
@@ -3011,17 +2785,13 @@
               <w:rPr>
                 <w:rFonts w:eastAsiaTheme="minorEastAsia"/>
                 <w:noProof/>
-                <w:kern w:val="2"/>
-                <w:sz w:val="24"/>
-                <w:szCs w:val="24"/>
-                <w:lang w:val="en-US"/>
-                <w14:ligatures w14:val="standardContextual"/>
+                <w:lang w:eastAsia="hu-HU"/>
               </w:rPr>
               <w:tab/>
             </w:r>
             <w:r>
               <w:rPr>
-                <w:rStyle w:val="Hyperlink"/>
+                <w:rStyle w:val="Hiperhivatkozs"/>
                 <w:noProof/>
               </w:rPr>
               <w:t>Példa JSON-szerkezet</w:t>
@@ -3045,7 +2815,7 @@
                 <w:noProof/>
                 <w:webHidden/>
               </w:rPr>
-              <w:instrText xml:space="preserve"> PAGEREF _Toc227704514 \h </w:instrText>
+              <w:instrText xml:space="preserve"> PAGEREF _Toc227746238 \h </w:instrText>
             </w:r>
             <w:r>
               <w:rPr>
@@ -3065,7 +2835,7 @@
                 <w:noProof/>
                 <w:webHidden/>
               </w:rPr>
-              <w:t>10</w:t>
+              <w:t>9</w:t>
             </w:r>
             <w:r>
               <w:rPr>
@@ -3078,21 +2848,17 @@
         </w:p>
         <w:p>
           <w:pPr>
-            <w:pStyle w:val="TOC2"/>
+            <w:pStyle w:val="TJ2"/>
             <w:rPr>
               <w:rFonts w:eastAsiaTheme="minorEastAsia"/>
               <w:noProof/>
-              <w:kern w:val="2"/>
-              <w:sz w:val="24"/>
-              <w:szCs w:val="24"/>
-              <w:lang w:val="en-US"/>
-              <w14:ligatures w14:val="standardContextual"/>
+              <w:lang w:eastAsia="hu-HU"/>
             </w:rPr>
           </w:pPr>
-          <w:hyperlink w:anchor="_Toc227704515" w:history="1">
-            <w:r>
-              <w:rPr>
-                <w:rStyle w:val="Hyperlink"/>
+          <w:hyperlink w:anchor="_Toc227746239" w:history="1">
+            <w:r>
+              <w:rPr>
+                <w:rStyle w:val="Hiperhivatkozs"/>
                 <w:noProof/>
               </w:rPr>
               <w:t>8.3.</w:t>
@@ -3101,17 +2867,13 @@
               <w:rPr>
                 <w:rFonts w:eastAsiaTheme="minorEastAsia"/>
                 <w:noProof/>
-                <w:kern w:val="2"/>
-                <w:sz w:val="24"/>
-                <w:szCs w:val="24"/>
-                <w:lang w:val="en-US"/>
-                <w14:ligatures w14:val="standardContextual"/>
+                <w:lang w:eastAsia="hu-HU"/>
               </w:rPr>
               <w:tab/>
             </w:r>
             <w:r>
               <w:rPr>
-                <w:rStyle w:val="Hyperlink"/>
+                <w:rStyle w:val="Hiperhivatkozs"/>
                 <w:noProof/>
               </w:rPr>
               <w:t>Funkciók</w:t>
@@ -3135,7 +2897,7 @@
                 <w:noProof/>
                 <w:webHidden/>
               </w:rPr>
-              <w:instrText xml:space="preserve"> PAGEREF _Toc227704515 \h </w:instrText>
+              <w:instrText xml:space="preserve"> PAGEREF _Toc227746239 \h </w:instrText>
             </w:r>
             <w:r>
               <w:rPr>
@@ -3155,278 +2917,7 @@
                 <w:noProof/>
                 <w:webHidden/>
               </w:rPr>
-              <w:t>10</w:t>
-            </w:r>
-            <w:r>
-              <w:rPr>
-                <w:noProof/>
-                <w:webHidden/>
-              </w:rPr>
-              <w:fldChar w:fldCharType="end"/>
-            </w:r>
-          </w:hyperlink>
-        </w:p>
-        <w:p>
-          <w:pPr>
-            <w:pStyle w:val="TOC2"/>
-            <w:rPr>
-              <w:rFonts w:eastAsiaTheme="minorEastAsia"/>
-              <w:noProof/>
-              <w:kern w:val="2"/>
-              <w:sz w:val="24"/>
-              <w:szCs w:val="24"/>
-              <w:lang w:val="en-US"/>
-              <w14:ligatures w14:val="standardContextual"/>
-            </w:rPr>
-          </w:pPr>
-          <w:hyperlink w:anchor="_Toc227704516" w:history="1">
-            <w:r>
-              <w:rPr>
-                <w:rStyle w:val="Hyperlink"/>
-                <w:noProof/>
-              </w:rPr>
-              <w:t>8.4.</w:t>
-            </w:r>
-            <w:r>
-              <w:rPr>
-                <w:rFonts w:eastAsiaTheme="minorEastAsia"/>
-                <w:noProof/>
-                <w:kern w:val="2"/>
-                <w:sz w:val="24"/>
-                <w:szCs w:val="24"/>
-                <w:lang w:val="en-US"/>
-                <w14:ligatures w14:val="standardContextual"/>
-              </w:rPr>
-              <w:tab/>
-            </w:r>
-            <w:r>
-              <w:rPr>
-                <w:rStyle w:val="Hyperlink"/>
-                <w:noProof/>
-              </w:rPr>
-              <w:t>G</w:t>
-            </w:r>
-            <w:r>
-              <w:rPr>
-                <w:noProof/>
-                <w:webHidden/>
-              </w:rPr>
-              <w:tab/>
-            </w:r>
-            <w:r>
-              <w:rPr>
-                <w:noProof/>
-                <w:webHidden/>
-              </w:rPr>
-              <w:fldChar w:fldCharType="begin"/>
-            </w:r>
-            <w:r>
-              <w:rPr>
-                <w:noProof/>
-                <w:webHidden/>
-              </w:rPr>
-              <w:instrText xml:space="preserve"> PAGEREF _Toc227704516 \h </w:instrText>
-            </w:r>
-            <w:r>
-              <w:rPr>
-                <w:noProof/>
-                <w:webHidden/>
-              </w:rPr>
-            </w:r>
-            <w:r>
-              <w:rPr>
-                <w:noProof/>
-                <w:webHidden/>
-              </w:rPr>
-              <w:fldChar w:fldCharType="separate"/>
-            </w:r>
-            <w:r>
-              <w:rPr>
-                <w:noProof/>
-                <w:webHidden/>
-              </w:rPr>
-              <w:t>10</w:t>
-            </w:r>
-            <w:r>
-              <w:rPr>
-                <w:noProof/>
-                <w:webHidden/>
-              </w:rPr>
-              <w:fldChar w:fldCharType="end"/>
-            </w:r>
-          </w:hyperlink>
-        </w:p>
-        <w:p>
-          <w:pPr>
-            <w:pStyle w:val="TOC1"/>
-            <w:rPr>
-              <w:rFonts w:cstheme="minorBidi"/>
-              <w:noProof/>
-              <w:kern w:val="2"/>
-              <w:sz w:val="24"/>
-              <w:szCs w:val="24"/>
-              <w:lang w:val="en-US" w:eastAsia="en-US"/>
-              <w14:ligatures w14:val="standardContextual"/>
-            </w:rPr>
-          </w:pPr>
-          <w:hyperlink w:anchor="_Toc227704517" w:history="1">
-            <w:r>
-              <w:rPr>
-                <w:rStyle w:val="Hyperlink"/>
-                <w:rFonts w:cstheme="majorHAnsi"/>
-                <w:noProof/>
-              </w:rPr>
-              <w:t>9.</w:t>
-            </w:r>
-            <w:r>
-              <w:rPr>
-                <w:rFonts w:cstheme="minorBidi"/>
-                <w:noProof/>
-                <w:kern w:val="2"/>
-                <w:sz w:val="24"/>
-                <w:szCs w:val="24"/>
-                <w:lang w:val="en-US" w:eastAsia="en-US"/>
-                <w14:ligatures w14:val="standardContextual"/>
-              </w:rPr>
-              <w:tab/>
-            </w:r>
-            <w:r>
-              <w:rPr>
-                <w:rStyle w:val="Hyperlink"/>
-                <w:noProof/>
-              </w:rPr>
-              <w:t>Tesztelés</w:t>
-            </w:r>
-            <w:r>
-              <w:rPr>
-                <w:noProof/>
-                <w:webHidden/>
-              </w:rPr>
-              <w:tab/>
-            </w:r>
-            <w:r>
-              <w:rPr>
-                <w:noProof/>
-                <w:webHidden/>
-              </w:rPr>
-              <w:fldChar w:fldCharType="begin"/>
-            </w:r>
-            <w:r>
-              <w:rPr>
-                <w:noProof/>
-                <w:webHidden/>
-              </w:rPr>
-              <w:instrText xml:space="preserve"> PAGEREF _Toc227704517 \h </w:instrText>
-            </w:r>
-            <w:r>
-              <w:rPr>
-                <w:noProof/>
-                <w:webHidden/>
-              </w:rPr>
-            </w:r>
-            <w:r>
-              <w:rPr>
-                <w:noProof/>
-                <w:webHidden/>
-              </w:rPr>
-              <w:fldChar w:fldCharType="separate"/>
-            </w:r>
-            <w:r>
-              <w:rPr>
-                <w:noProof/>
-                <w:webHidden/>
-              </w:rPr>
-              <w:t>11</w:t>
-            </w:r>
-            <w:r>
-              <w:rPr>
-                <w:noProof/>
-                <w:webHidden/>
-              </w:rPr>
-              <w:fldChar w:fldCharType="end"/>
-            </w:r>
-          </w:hyperlink>
-        </w:p>
-        <w:p>
-          <w:pPr>
-            <w:pStyle w:val="TOC2"/>
-            <w:rPr>
-              <w:rFonts w:eastAsiaTheme="minorEastAsia"/>
-              <w:noProof/>
-              <w:kern w:val="2"/>
-              <w:sz w:val="24"/>
-              <w:szCs w:val="24"/>
-              <w:lang w:val="en-US"/>
-              <w14:ligatures w14:val="standardContextual"/>
-            </w:rPr>
-          </w:pPr>
-          <w:hyperlink w:anchor="_Toc227704518" w:history="1">
-            <w:r>
-              <w:rPr>
-                <w:rStyle w:val="Hyperlink"/>
-                <w:noProof/>
-              </w:rPr>
-              <w:t>9.1.</w:t>
-            </w:r>
-            <w:r>
-              <w:rPr>
-                <w:rFonts w:eastAsiaTheme="minorEastAsia"/>
-                <w:noProof/>
-                <w:kern w:val="2"/>
-                <w:sz w:val="24"/>
-                <w:szCs w:val="24"/>
-                <w:lang w:val="en-US"/>
-                <w14:ligatures w14:val="standardContextual"/>
-              </w:rPr>
-              <w:tab/>
-            </w:r>
-            <w:r>
-              <w:rPr>
-                <w:rStyle w:val="Hyperlink"/>
-                <w:noProof/>
-              </w:rPr>
-              <w:t>v</w:t>
-            </w:r>
-            <w:r>
-              <w:rPr>
-                <w:noProof/>
-                <w:webHidden/>
-              </w:rPr>
-              <w:tab/>
-            </w:r>
-            <w:r>
-              <w:rPr>
-                <w:noProof/>
-                <w:webHidden/>
-              </w:rPr>
-              <w:fldChar w:fldCharType="begin"/>
-            </w:r>
-            <w:r>
-              <w:rPr>
-                <w:noProof/>
-                <w:webHidden/>
-              </w:rPr>
-              <w:instrText xml:space="preserve"> PAGEREF _Toc227704518 \h </w:instrText>
-            </w:r>
-            <w:r>
-              <w:rPr>
-                <w:noProof/>
-                <w:webHidden/>
-              </w:rPr>
-            </w:r>
-            <w:r>
-              <w:rPr>
-                <w:noProof/>
-                <w:webHidden/>
-              </w:rPr>
-              <w:fldChar w:fldCharType="separate"/>
-            </w:r>
-            <w:r>
-              <w:rPr>
-                <w:noProof/>
-                <w:webHidden/>
-              </w:rPr>
-              <w:t>11</w:t>
+              <w:t>9</w:t>
             </w:r>
             <w:r>
               <w:rPr>
@@ -3443,7 +2934,6 @@
               <w:b/>
               <w:bCs/>
             </w:rPr>
-            <w:lastRenderedPageBreak/>
             <w:fldChar w:fldCharType="end"/>
           </w:r>
         </w:p>
@@ -3451,7 +2941,7 @@
     </w:sdt>
     <w:p>
       <w:pPr>
-        <w:pStyle w:val="Heading1"/>
+        <w:pStyle w:val="Cmsor1"/>
         <w:numPr>
           <w:ilvl w:val="0"/>
           <w:numId w:val="18"/>
@@ -3461,7 +2951,7 @@
           <w:szCs w:val="36"/>
         </w:rPr>
       </w:pPr>
-      <w:bookmarkStart w:id="1" w:name="_Toc227704486"/>
+      <w:bookmarkStart w:id="1" w:name="_Toc227746210"/>
       <w:r>
         <w:lastRenderedPageBreak/>
         <w:t>Bevezetés</w:t>
@@ -3471,13 +2961,13 @@
     </w:p>
     <w:p>
       <w:pPr>
-        <w:pStyle w:val="Heading2"/>
+        <w:pStyle w:val="Cmsor2"/>
         <w:numPr>
           <w:ilvl w:val="1"/>
           <w:numId w:val="18"/>
         </w:numPr>
       </w:pPr>
-      <w:bookmarkStart w:id="2" w:name="_Toc227704487"/>
+      <w:bookmarkStart w:id="2" w:name="_Toc227746211"/>
       <w:r>
         <w:t>Ismertetés</w:t>
       </w:r>
@@ -3523,13 +3013,13 @@
     </w:p>
     <w:p>
       <w:pPr>
-        <w:pStyle w:val="Heading2"/>
+        <w:pStyle w:val="Cmsor2"/>
         <w:numPr>
           <w:ilvl w:val="1"/>
           <w:numId w:val="18"/>
         </w:numPr>
       </w:pPr>
-      <w:bookmarkStart w:id="3" w:name="_Toc227704488"/>
+      <w:bookmarkStart w:id="3" w:name="_Toc227746212"/>
       <w:r>
         <w:t>Keretrendszer</w:t>
       </w:r>
@@ -3563,13 +3053,13 @@
     </w:p>
     <w:p>
       <w:pPr>
-        <w:pStyle w:val="Heading2"/>
+        <w:pStyle w:val="Cmsor2"/>
         <w:numPr>
           <w:ilvl w:val="1"/>
           <w:numId w:val="18"/>
         </w:numPr>
       </w:pPr>
-      <w:bookmarkStart w:id="4" w:name="_Toc227704489"/>
+      <w:bookmarkStart w:id="4" w:name="_Toc227746213"/>
       <w:r>
         <w:t>Főbb funkciók (frontend oldalon)</w:t>
       </w:r>
@@ -3577,7 +3067,7 @@
     </w:p>
     <w:p>
       <w:pPr>
-        <w:pStyle w:val="ListParagraph"/>
+        <w:pStyle w:val="Listaszerbekezds"/>
         <w:numPr>
           <w:ilvl w:val="0"/>
           <w:numId w:val="26"/>
@@ -3589,7 +3079,7 @@
     </w:p>
     <w:p>
       <w:pPr>
-        <w:pStyle w:val="ListParagraph"/>
+        <w:pStyle w:val="Listaszerbekezds"/>
         <w:numPr>
           <w:ilvl w:val="0"/>
           <w:numId w:val="26"/>
@@ -3601,7 +3091,7 @@
     </w:p>
     <w:p>
       <w:pPr>
-        <w:pStyle w:val="ListParagraph"/>
+        <w:pStyle w:val="Listaszerbekezds"/>
         <w:numPr>
           <w:ilvl w:val="0"/>
           <w:numId w:val="26"/>
@@ -3618,7 +3108,7 @@
     </w:p>
     <w:p>
       <w:pPr>
-        <w:pStyle w:val="ListParagraph"/>
+        <w:pStyle w:val="Listaszerbekezds"/>
         <w:numPr>
           <w:ilvl w:val="0"/>
           <w:numId w:val="26"/>
@@ -3630,13 +3120,13 @@
     </w:p>
     <w:p>
       <w:pPr>
-        <w:pStyle w:val="Heading2"/>
+        <w:pStyle w:val="Cmsor2"/>
         <w:numPr>
           <w:ilvl w:val="1"/>
           <w:numId w:val="18"/>
         </w:numPr>
       </w:pPr>
-      <w:bookmarkStart w:id="5" w:name="_Toc227704490"/>
+      <w:bookmarkStart w:id="5" w:name="_Toc227746214"/>
       <w:r>
         <w:t>Használt technológiák</w:t>
       </w:r>
@@ -3644,7 +3134,7 @@
     </w:p>
     <w:p>
       <w:pPr>
-        <w:pStyle w:val="ListParagraph"/>
+        <w:pStyle w:val="Listaszerbekezds"/>
         <w:numPr>
           <w:ilvl w:val="0"/>
           <w:numId w:val="27"/>
@@ -3669,7 +3159,7 @@
     </w:p>
     <w:p>
       <w:pPr>
-        <w:pStyle w:val="ListParagraph"/>
+        <w:pStyle w:val="Listaszerbekezds"/>
         <w:numPr>
           <w:ilvl w:val="0"/>
           <w:numId w:val="27"/>
@@ -3708,7 +3198,7 @@
     </w:p>
     <w:p>
       <w:pPr>
-        <w:pStyle w:val="ListParagraph"/>
+        <w:pStyle w:val="Listaszerbekezds"/>
         <w:numPr>
           <w:ilvl w:val="0"/>
           <w:numId w:val="27"/>
@@ -3733,7 +3223,7 @@
     </w:p>
     <w:p>
       <w:pPr>
-        <w:pStyle w:val="ListParagraph"/>
+        <w:pStyle w:val="Listaszerbekezds"/>
         <w:numPr>
           <w:ilvl w:val="0"/>
           <w:numId w:val="27"/>
@@ -3756,7 +3246,7 @@
     </w:p>
     <w:p>
       <w:pPr>
-        <w:pStyle w:val="ListParagraph"/>
+        <w:pStyle w:val="Listaszerbekezds"/>
         <w:numPr>
           <w:ilvl w:val="0"/>
           <w:numId w:val="27"/>
@@ -3789,7 +3279,7 @@
     </w:p>
     <w:p>
       <w:pPr>
-        <w:pStyle w:val="Heading1"/>
+        <w:pStyle w:val="Cmsor1"/>
         <w:numPr>
           <w:ilvl w:val="0"/>
           <w:numId w:val="18"/>
@@ -3803,7 +3293,7 @@
         <w:lastRenderedPageBreak/>
         <w:t xml:space="preserve"> </w:t>
       </w:r>
-      <w:bookmarkStart w:id="6" w:name="_Toc227704491"/>
+      <w:bookmarkStart w:id="6" w:name="_Toc227746215"/>
       <w:r>
         <w:t>Projekt struktúra</w:t>
       </w:r>
@@ -3811,13 +3301,13 @@
     </w:p>
     <w:p>
       <w:pPr>
-        <w:pStyle w:val="Heading2"/>
+        <w:pStyle w:val="Cmsor2"/>
         <w:numPr>
           <w:ilvl w:val="1"/>
           <w:numId w:val="18"/>
         </w:numPr>
       </w:pPr>
-      <w:bookmarkStart w:id="7" w:name="_Toc227704492"/>
+      <w:bookmarkStart w:id="7" w:name="_Toc227746216"/>
       <w:r>
         <w:t>Könyvtárszerkezet</w:t>
       </w:r>
@@ -3992,13 +3482,13 @@
     </w:p>
     <w:p>
       <w:pPr>
-        <w:pStyle w:val="Heading2"/>
+        <w:pStyle w:val="Cmsor2"/>
         <w:numPr>
           <w:ilvl w:val="1"/>
           <w:numId w:val="18"/>
         </w:numPr>
       </w:pPr>
-      <w:bookmarkStart w:id="8" w:name="_Toc227704493"/>
+      <w:bookmarkStart w:id="8" w:name="_Toc227746217"/>
       <w:r>
         <w:t>További fontos fájlok</w:t>
       </w:r>
@@ -4006,7 +3496,7 @@
     </w:p>
     <w:p>
       <w:pPr>
-        <w:pStyle w:val="ListParagraph"/>
+        <w:pStyle w:val="Listaszerbekezds"/>
         <w:numPr>
           <w:ilvl w:val="0"/>
           <w:numId w:val="28"/>
@@ -4045,7 +3535,7 @@
     </w:p>
     <w:p>
       <w:pPr>
-        <w:pStyle w:val="ListParagraph"/>
+        <w:pStyle w:val="Listaszerbekezds"/>
         <w:numPr>
           <w:ilvl w:val="0"/>
           <w:numId w:val="28"/>
@@ -4082,7 +3572,7 @@
     </w:p>
     <w:p>
       <w:pPr>
-        <w:pStyle w:val="ListParagraph"/>
+        <w:pStyle w:val="Listaszerbekezds"/>
         <w:numPr>
           <w:ilvl w:val="0"/>
           <w:numId w:val="28"/>
@@ -4113,7 +3603,7 @@
     </w:p>
     <w:p>
       <w:pPr>
-        <w:pStyle w:val="ListParagraph"/>
+        <w:pStyle w:val="Listaszerbekezds"/>
         <w:numPr>
           <w:ilvl w:val="0"/>
           <w:numId w:val="28"/>
@@ -4144,7 +3634,7 @@
     </w:p>
     <w:p>
       <w:pPr>
-        <w:pStyle w:val="Heading1"/>
+        <w:pStyle w:val="Cmsor1"/>
         <w:numPr>
           <w:ilvl w:val="0"/>
           <w:numId w:val="18"/>
@@ -4158,7 +3648,7 @@
         <w:lastRenderedPageBreak/>
         <w:t xml:space="preserve"> </w:t>
       </w:r>
-      <w:bookmarkStart w:id="9" w:name="_Toc227704494"/>
+      <w:bookmarkStart w:id="9" w:name="_Toc227746218"/>
       <w:r>
         <w:t>Fejlesztői környezet beállítása</w:t>
       </w:r>
@@ -4166,13 +3656,13 @@
     </w:p>
     <w:p>
       <w:pPr>
-        <w:pStyle w:val="Heading2"/>
+        <w:pStyle w:val="Cmsor2"/>
         <w:numPr>
           <w:ilvl w:val="1"/>
           <w:numId w:val="18"/>
         </w:numPr>
       </w:pPr>
-      <w:bookmarkStart w:id="10" w:name="_Toc227704495"/>
+      <w:bookmarkStart w:id="10" w:name="_Toc227746219"/>
       <w:r>
         <w:t>Beállításhoz szükséges szoftverek</w:t>
       </w:r>
@@ -4180,7 +3670,7 @@
     </w:p>
     <w:p>
       <w:pPr>
-        <w:pStyle w:val="ListParagraph"/>
+        <w:pStyle w:val="Listaszerbekezds"/>
         <w:numPr>
           <w:ilvl w:val="0"/>
           <w:numId w:val="28"/>
@@ -4198,7 +3688,7 @@
     </w:p>
     <w:p>
       <w:pPr>
-        <w:pStyle w:val="ListParagraph"/>
+        <w:pStyle w:val="Listaszerbekezds"/>
         <w:numPr>
           <w:ilvl w:val="0"/>
           <w:numId w:val="28"/>
@@ -4215,7 +3705,7 @@
     </w:p>
     <w:p>
       <w:pPr>
-        <w:pStyle w:val="ListParagraph"/>
+        <w:pStyle w:val="Listaszerbekezds"/>
         <w:numPr>
           <w:ilvl w:val="0"/>
           <w:numId w:val="28"/>
@@ -4227,13 +3717,13 @@
     </w:p>
     <w:p>
       <w:pPr>
-        <w:pStyle w:val="Heading2"/>
+        <w:pStyle w:val="Cmsor2"/>
         <w:numPr>
           <w:ilvl w:val="1"/>
           <w:numId w:val="18"/>
         </w:numPr>
       </w:pPr>
-      <w:bookmarkStart w:id="11" w:name="_Toc227704496"/>
+      <w:bookmarkStart w:id="11" w:name="_Toc227746220"/>
       <w:r>
         <w:t>Frontend elindítása</w:t>
       </w:r>
@@ -4241,7 +3731,7 @@
     </w:p>
     <w:p>
       <w:pPr>
-        <w:pStyle w:val="ListParagraph"/>
+        <w:pStyle w:val="Listaszerbekezds"/>
         <w:numPr>
           <w:ilvl w:val="0"/>
           <w:numId w:val="29"/>
@@ -4263,7 +3753,7 @@
     </w:p>
     <w:p>
       <w:pPr>
-        <w:pStyle w:val="ListParagraph"/>
+        <w:pStyle w:val="Listaszerbekezds"/>
         <w:numPr>
           <w:ilvl w:val="0"/>
           <w:numId w:val="29"/>
@@ -4294,7 +3784,7 @@
     <w:p/>
     <w:p>
       <w:pPr>
-        <w:pStyle w:val="Heading1"/>
+        <w:pStyle w:val="Cmsor1"/>
         <w:numPr>
           <w:ilvl w:val="0"/>
           <w:numId w:val="18"/>
@@ -4308,7 +3798,7 @@
         <w:lastRenderedPageBreak/>
         <w:t xml:space="preserve"> </w:t>
       </w:r>
-      <w:bookmarkStart w:id="12" w:name="_Toc227704497"/>
+      <w:bookmarkStart w:id="12" w:name="_Toc227746221"/>
       <w:proofErr w:type="spellStart"/>
       <w:r>
         <w:t>Route</w:t>
@@ -4321,13 +3811,13 @@
     </w:p>
     <w:p>
       <w:pPr>
-        <w:pStyle w:val="Heading2"/>
+        <w:pStyle w:val="Cmsor2"/>
         <w:numPr>
           <w:ilvl w:val="1"/>
           <w:numId w:val="18"/>
         </w:numPr>
       </w:pPr>
-      <w:bookmarkStart w:id="13" w:name="_Toc227704498"/>
+      <w:bookmarkStart w:id="13" w:name="_Toc227746222"/>
       <w:r>
         <w:t>Oldalak</w:t>
       </w:r>
@@ -4335,7 +3825,7 @@
     </w:p>
     <w:p>
       <w:pPr>
-        <w:pStyle w:val="ListParagraph"/>
+        <w:pStyle w:val="Listaszerbekezds"/>
         <w:numPr>
           <w:ilvl w:val="0"/>
           <w:numId w:val="32"/>
@@ -4352,7 +3842,7 @@
     </w:p>
     <w:p>
       <w:pPr>
-        <w:pStyle w:val="ListParagraph"/>
+        <w:pStyle w:val="Listaszerbekezds"/>
         <w:numPr>
           <w:ilvl w:val="0"/>
           <w:numId w:val="32"/>
@@ -4369,7 +3859,7 @@
     </w:p>
     <w:p>
       <w:pPr>
-        <w:pStyle w:val="ListParagraph"/>
+        <w:pStyle w:val="Listaszerbekezds"/>
         <w:numPr>
           <w:ilvl w:val="0"/>
           <w:numId w:val="32"/>
@@ -4386,7 +3876,7 @@
     </w:p>
     <w:p>
       <w:pPr>
-        <w:pStyle w:val="ListParagraph"/>
+        <w:pStyle w:val="Listaszerbekezds"/>
         <w:numPr>
           <w:ilvl w:val="0"/>
           <w:numId w:val="32"/>
@@ -4403,7 +3893,7 @@
     </w:p>
     <w:p>
       <w:pPr>
-        <w:pStyle w:val="ListParagraph"/>
+        <w:pStyle w:val="Listaszerbekezds"/>
         <w:numPr>
           <w:ilvl w:val="0"/>
           <w:numId w:val="32"/>
@@ -4420,7 +3910,7 @@
     </w:p>
     <w:p>
       <w:pPr>
-        <w:pStyle w:val="ListParagraph"/>
+        <w:pStyle w:val="Listaszerbekezds"/>
         <w:numPr>
           <w:ilvl w:val="0"/>
           <w:numId w:val="32"/>
@@ -4445,7 +3935,7 @@
     </w:p>
     <w:p>
       <w:pPr>
-        <w:pStyle w:val="ListParagraph"/>
+        <w:pStyle w:val="Listaszerbekezds"/>
         <w:numPr>
           <w:ilvl w:val="0"/>
           <w:numId w:val="32"/>
@@ -4462,7 +3952,7 @@
     </w:p>
     <w:p>
       <w:pPr>
-        <w:pStyle w:val="ListParagraph"/>
+        <w:pStyle w:val="Listaszerbekezds"/>
         <w:numPr>
           <w:ilvl w:val="0"/>
           <w:numId w:val="32"/>
@@ -4479,7 +3969,7 @@
     </w:p>
     <w:p>
       <w:pPr>
-        <w:pStyle w:val="ListParagraph"/>
+        <w:pStyle w:val="Listaszerbekezds"/>
         <w:numPr>
           <w:ilvl w:val="0"/>
           <w:numId w:val="32"/>
@@ -4504,7 +3994,7 @@
     </w:p>
     <w:p>
       <w:pPr>
-        <w:pStyle w:val="ListParagraph"/>
+        <w:pStyle w:val="Listaszerbekezds"/>
         <w:numPr>
           <w:ilvl w:val="0"/>
           <w:numId w:val="32"/>
@@ -4524,7 +4014,7 @@
     </w:p>
     <w:p>
       <w:pPr>
-        <w:pStyle w:val="ListParagraph"/>
+        <w:pStyle w:val="Listaszerbekezds"/>
         <w:numPr>
           <w:ilvl w:val="0"/>
           <w:numId w:val="32"/>
@@ -4541,7 +4031,7 @@
     </w:p>
     <w:p>
       <w:pPr>
-        <w:pStyle w:val="ListParagraph"/>
+        <w:pStyle w:val="Listaszerbekezds"/>
         <w:numPr>
           <w:ilvl w:val="0"/>
           <w:numId w:val="32"/>
@@ -4569,7 +4059,7 @@
     </w:p>
     <w:p>
       <w:pPr>
-        <w:pStyle w:val="ListParagraph"/>
+        <w:pStyle w:val="Listaszerbekezds"/>
         <w:numPr>
           <w:ilvl w:val="0"/>
           <w:numId w:val="32"/>
@@ -4586,7 +4076,7 @@
     </w:p>
     <w:p>
       <w:pPr>
-        <w:pStyle w:val="ListParagraph"/>
+        <w:pStyle w:val="Listaszerbekezds"/>
         <w:numPr>
           <w:ilvl w:val="0"/>
           <w:numId w:val="32"/>
@@ -4603,13 +4093,12 @@
     </w:p>
     <w:p>
       <w:pPr>
-        <w:pStyle w:val="ListParagraph"/>
+        <w:pStyle w:val="Listaszerbekezds"/>
         <w:numPr>
           <w:ilvl w:val="0"/>
           <w:numId w:val="32"/>
         </w:numPr>
       </w:pPr>
-      <w:proofErr w:type="gramStart"/>
       <w:r>
         <w:t>/:</w:t>
       </w:r>
@@ -4619,11 +4108,7 @@
       </w:r>
       <w:proofErr w:type="spellEnd"/>
       <w:r>
-        <w:t>(.*</w:t>
-      </w:r>
-      <w:proofErr w:type="gramEnd"/>
-      <w:r>
-        <w:t>) – nem található oldal, /</w:t>
+        <w:t>(.*) – nem található oldal, /</w:t>
       </w:r>
       <w:proofErr w:type="spellStart"/>
       <w:r>
@@ -4636,13 +4121,13 @@
     </w:p>
     <w:p>
       <w:pPr>
-        <w:pStyle w:val="Heading2"/>
+        <w:pStyle w:val="Cmsor2"/>
         <w:numPr>
           <w:ilvl w:val="1"/>
           <w:numId w:val="18"/>
         </w:numPr>
       </w:pPr>
-      <w:bookmarkStart w:id="14" w:name="_Toc227704499"/>
+      <w:bookmarkStart w:id="14" w:name="_Toc227746223"/>
       <w:r>
         <w:t>Attribútumok</w:t>
       </w:r>
@@ -4650,7 +4135,7 @@
     </w:p>
     <w:p>
       <w:pPr>
-        <w:pStyle w:val="ListParagraph"/>
+        <w:pStyle w:val="Listaszerbekezds"/>
         <w:numPr>
           <w:ilvl w:val="0"/>
           <w:numId w:val="34"/>
@@ -4667,7 +4152,7 @@
     </w:p>
     <w:p>
       <w:pPr>
-        <w:pStyle w:val="ListParagraph"/>
+        <w:pStyle w:val="Listaszerbekezds"/>
         <w:numPr>
           <w:ilvl w:val="0"/>
           <w:numId w:val="34"/>
@@ -4684,7 +4169,7 @@
     </w:p>
     <w:p>
       <w:pPr>
-        <w:pStyle w:val="ListParagraph"/>
+        <w:pStyle w:val="Listaszerbekezds"/>
         <w:numPr>
           <w:ilvl w:val="0"/>
           <w:numId w:val="34"/>
@@ -4701,7 +4186,7 @@
     </w:p>
     <w:p>
       <w:pPr>
-        <w:pStyle w:val="ListParagraph"/>
+        <w:pStyle w:val="Listaszerbekezds"/>
         <w:numPr>
           <w:ilvl w:val="0"/>
           <w:numId w:val="34"/>
@@ -4718,21 +4203,7 @@
     </w:p>
     <w:p>
       <w:pPr>
-        <w:pStyle w:val="NoSpacing"/>
-      </w:pPr>
-    </w:p>
-    <w:p>
-      <w:pPr>
-        <w:pStyle w:val="Heading2"/>
-        <w:numPr>
-          <w:ilvl w:val="0"/>
-          <w:numId w:val="0"/>
-        </w:numPr>
-      </w:pPr>
-    </w:p>
-    <w:p>
-      <w:pPr>
-        <w:pStyle w:val="Heading1"/>
+        <w:pStyle w:val="Cmsor1"/>
         <w:numPr>
           <w:ilvl w:val="0"/>
           <w:numId w:val="18"/>
@@ -4742,7 +4213,7 @@
         <w:lastRenderedPageBreak/>
         <w:t xml:space="preserve"> </w:t>
       </w:r>
-      <w:bookmarkStart w:id="15" w:name="_Toc227704500"/>
+      <w:bookmarkStart w:id="15" w:name="_Toc227746224"/>
       <w:proofErr w:type="spellStart"/>
       <w:r>
         <w:t>Authentication</w:t>
@@ -4752,13 +4223,13 @@
     </w:p>
     <w:p>
       <w:pPr>
-        <w:pStyle w:val="Heading2"/>
+        <w:pStyle w:val="Cmsor2"/>
         <w:numPr>
           <w:ilvl w:val="1"/>
           <w:numId w:val="18"/>
         </w:numPr>
       </w:pPr>
-      <w:bookmarkStart w:id="16" w:name="_Toc227704501"/>
+      <w:bookmarkStart w:id="16" w:name="_Toc227746225"/>
       <w:r>
         <w:t>Összefoglalás</w:t>
       </w:r>
@@ -4774,13 +4245,13 @@
     </w:p>
     <w:p>
       <w:pPr>
-        <w:pStyle w:val="Heading2"/>
+        <w:pStyle w:val="Cmsor2"/>
         <w:numPr>
           <w:ilvl w:val="1"/>
           <w:numId w:val="18"/>
         </w:numPr>
       </w:pPr>
-      <w:bookmarkStart w:id="17" w:name="_Toc227704502"/>
+      <w:bookmarkStart w:id="17" w:name="_Toc227746226"/>
       <w:r>
         <w:t>Validáció</w:t>
       </w:r>
@@ -4848,13 +4319,13 @@
     </w:p>
     <w:p>
       <w:pPr>
-        <w:pStyle w:val="Heading2"/>
+        <w:pStyle w:val="Cmsor2"/>
         <w:numPr>
           <w:ilvl w:val="1"/>
           <w:numId w:val="18"/>
         </w:numPr>
       </w:pPr>
-      <w:bookmarkStart w:id="18" w:name="_Toc227704503"/>
+      <w:bookmarkStart w:id="18" w:name="_Toc227746227"/>
       <w:r>
         <w:t>auth.js</w:t>
       </w:r>
@@ -4882,26 +4353,21 @@
         <w:t xml:space="preserve"> (’</w:t>
       </w:r>
       <w:proofErr w:type="spellStart"/>
-      <w:proofErr w:type="gramStart"/>
       <w:r>
         <w:t>isAdmin</w:t>
       </w:r>
       <w:proofErr w:type="spellEnd"/>
       <w:r>
+        <w:t>()’ és ’</w:t>
+      </w:r>
+      <w:proofErr w:type="spellStart"/>
+      <w:r>
+        <w:t>hasPermission</w:t>
+      </w:r>
+      <w:proofErr w:type="spellEnd"/>
+      <w:r>
         <w:t>(</w:t>
       </w:r>
-      <w:proofErr w:type="gramEnd"/>
-      <w:r>
-        <w:t>)’ és ’</w:t>
-      </w:r>
-      <w:proofErr w:type="spellStart"/>
-      <w:r>
-        <w:t>hasPermission</w:t>
-      </w:r>
-      <w:proofErr w:type="spellEnd"/>
-      <w:r>
-        <w:t>(</w:t>
-      </w:r>
       <w:proofErr w:type="spellStart"/>
       <w:r>
         <w:t>permissionName</w:t>
@@ -4939,13 +4405,13 @@
     </w:p>
     <w:p>
       <w:pPr>
-        <w:pStyle w:val="Heading2"/>
+        <w:pStyle w:val="Cmsor2"/>
         <w:numPr>
           <w:ilvl w:val="1"/>
           <w:numId w:val="18"/>
         </w:numPr>
       </w:pPr>
-      <w:bookmarkStart w:id="19" w:name="_Toc227704504"/>
+      <w:bookmarkStart w:id="19" w:name="_Toc227746228"/>
       <w:r>
         <w:t>Jogosultságellenőrzés az oldalaknál</w:t>
       </w:r>
@@ -4967,7 +4433,7 @@
     </w:p>
     <w:p>
       <w:pPr>
-        <w:pStyle w:val="Heading1"/>
+        <w:pStyle w:val="Cmsor1"/>
         <w:numPr>
           <w:ilvl w:val="0"/>
           <w:numId w:val="18"/>
@@ -4980,7 +4446,7 @@
         <w:lastRenderedPageBreak/>
         <w:t xml:space="preserve"> </w:t>
       </w:r>
-      <w:bookmarkStart w:id="20" w:name="_Toc227704505"/>
+      <w:bookmarkStart w:id="20" w:name="_Toc227746229"/>
       <w:r>
         <w:t>UI/UX</w:t>
       </w:r>
@@ -4988,7 +4454,7 @@
     </w:p>
     <w:p>
       <w:pPr>
-        <w:pStyle w:val="Heading2"/>
+        <w:pStyle w:val="Cmsor2"/>
         <w:numPr>
           <w:ilvl w:val="1"/>
           <w:numId w:val="18"/>
@@ -4998,7 +4464,7 @@
         </w:tabs>
         <w:ind w:hanging="731"/>
       </w:pPr>
-      <w:bookmarkStart w:id="21" w:name="_Toc227704506"/>
+      <w:bookmarkStart w:id="21" w:name="_Toc227746230"/>
       <w:r>
         <w:t>Technológiák</w:t>
       </w:r>
@@ -5006,7 +4472,7 @@
     </w:p>
     <w:p>
       <w:pPr>
-        <w:pStyle w:val="ListParagraph"/>
+        <w:pStyle w:val="Listaszerbekezds"/>
         <w:numPr>
           <w:ilvl w:val="0"/>
           <w:numId w:val="35"/>
@@ -5020,7 +4486,7 @@
     </w:p>
     <w:p>
       <w:pPr>
-        <w:pStyle w:val="ListParagraph"/>
+        <w:pStyle w:val="Listaszerbekezds"/>
         <w:numPr>
           <w:ilvl w:val="0"/>
           <w:numId w:val="35"/>
@@ -5034,7 +4500,7 @@
     </w:p>
     <w:p>
       <w:pPr>
-        <w:pStyle w:val="ListParagraph"/>
+        <w:pStyle w:val="Listaszerbekezds"/>
         <w:numPr>
           <w:ilvl w:val="0"/>
           <w:numId w:val="35"/>
@@ -5048,7 +4514,7 @@
     </w:p>
     <w:p>
       <w:pPr>
-        <w:pStyle w:val="Heading2"/>
+        <w:pStyle w:val="Cmsor2"/>
         <w:numPr>
           <w:ilvl w:val="1"/>
           <w:numId w:val="18"/>
@@ -5058,7 +4524,7 @@
         </w:tabs>
         <w:ind w:hanging="731"/>
       </w:pPr>
-      <w:bookmarkStart w:id="22" w:name="_Toc227704507"/>
+      <w:bookmarkStart w:id="22" w:name="_Toc227746231"/>
       <w:r>
         <w:t>Fontos fájlok</w:t>
       </w:r>
@@ -5190,7 +4656,7 @@
     </w:p>
     <w:p>
       <w:pPr>
-        <w:pStyle w:val="Heading2"/>
+        <w:pStyle w:val="Cmsor2"/>
         <w:numPr>
           <w:ilvl w:val="1"/>
           <w:numId w:val="18"/>
@@ -5200,7 +4666,7 @@
         </w:tabs>
         <w:ind w:hanging="731"/>
       </w:pPr>
-      <w:bookmarkStart w:id="23" w:name="_Toc227704508"/>
+      <w:bookmarkStart w:id="23" w:name="_Toc227746232"/>
       <w:r>
         <w:t>Egyedi CSS konfigurációk</w:t>
       </w:r>
@@ -5224,7 +4690,7 @@
     </w:p>
     <w:p>
       <w:pPr>
-        <w:pStyle w:val="Heading1"/>
+        <w:pStyle w:val="Cmsor1"/>
         <w:numPr>
           <w:ilvl w:val="0"/>
           <w:numId w:val="18"/>
@@ -5237,7 +4703,7 @@
         <w:lastRenderedPageBreak/>
         <w:t xml:space="preserve"> </w:t>
       </w:r>
-      <w:bookmarkStart w:id="24" w:name="_Toc227704509"/>
+      <w:bookmarkStart w:id="24" w:name="_Toc227746233"/>
       <w:r>
         <w:t>API-kommunikáció</w:t>
       </w:r>
@@ -5245,7 +4711,7 @@
     </w:p>
     <w:p>
       <w:pPr>
-        <w:pStyle w:val="Heading2"/>
+        <w:pStyle w:val="Cmsor2"/>
         <w:numPr>
           <w:ilvl w:val="1"/>
           <w:numId w:val="18"/>
@@ -5258,7 +4724,7 @@
       <w:r>
         <w:t xml:space="preserve"> </w:t>
       </w:r>
-      <w:bookmarkStart w:id="25" w:name="_Toc227704510"/>
+      <w:bookmarkStart w:id="25" w:name="_Toc227746234"/>
       <w:proofErr w:type="spellStart"/>
       <w:r>
         <w:t>Axios</w:t>
@@ -5312,11 +4778,7 @@
       </w:r>
       <w:proofErr w:type="spellEnd"/>
       <w:r>
-        <w:t xml:space="preserve"> konfigurációját </w:t>
-      </w:r>
-      <w:proofErr w:type="gramStart"/>
-      <w:r>
-        <w:t>a  /</w:t>
+        <w:t xml:space="preserve"> konfigurációját a  /</w:t>
       </w:r>
       <w:proofErr w:type="spellStart"/>
       <w:r>
@@ -5324,11 +4786,7 @@
       </w:r>
       <w:proofErr w:type="spellEnd"/>
       <w:r>
-        <w:t>/axios.js</w:t>
-      </w:r>
-      <w:proofErr w:type="gramEnd"/>
-      <w:r>
-        <w:t xml:space="preserve"> fájl biztosítja</w:t>
+        <w:t>/axios.js fájl biztosítja</w:t>
       </w:r>
       <w:r>
         <w:t>, ami tartalmazza a backend szerverének URL-jét is. A különböző API-kérések a megfelelő oldalakon találhatóak.</w:t>
@@ -5336,7 +4794,7 @@
     </w:p>
     <w:p>
       <w:pPr>
-        <w:pStyle w:val="Heading2"/>
+        <w:pStyle w:val="Cmsor2"/>
         <w:numPr>
           <w:ilvl w:val="1"/>
           <w:numId w:val="18"/>
@@ -5349,7 +4807,7 @@
       <w:r>
         <w:t xml:space="preserve"> </w:t>
       </w:r>
-      <w:bookmarkStart w:id="26" w:name="_Toc227704511"/>
+      <w:bookmarkStart w:id="26" w:name="_Toc227746235"/>
       <w:r>
         <w:t>Néhány API-kérés a projektben</w:t>
       </w:r>
@@ -5357,7 +4815,7 @@
     </w:p>
     <w:p>
       <w:pPr>
-        <w:pStyle w:val="ListParagraph"/>
+        <w:pStyle w:val="Listaszerbekezds"/>
         <w:numPr>
           <w:ilvl w:val="0"/>
           <w:numId w:val="36"/>
@@ -5369,7 +4827,7 @@
     </w:p>
     <w:p>
       <w:pPr>
-        <w:pStyle w:val="ListParagraph"/>
+        <w:pStyle w:val="Listaszerbekezds"/>
         <w:numPr>
           <w:ilvl w:val="1"/>
           <w:numId w:val="36"/>
@@ -5384,17 +4842,12 @@
         <w:t xml:space="preserve"> </w:t>
       </w:r>
       <w:proofErr w:type="spellStart"/>
-      <w:proofErr w:type="gramStart"/>
       <w:r>
         <w:t>axios.post</w:t>
       </w:r>
       <w:proofErr w:type="spellEnd"/>
       <w:r>
-        <w:t>(</w:t>
-      </w:r>
-      <w:proofErr w:type="gramEnd"/>
-      <w:r>
-        <w:t>'/</w:t>
+        <w:t>('/</w:t>
       </w:r>
       <w:proofErr w:type="spellStart"/>
       <w:r>
@@ -5434,7 +4887,7 @@
     </w:p>
     <w:p>
       <w:pPr>
-        <w:pStyle w:val="ListParagraph"/>
+        <w:pStyle w:val="Listaszerbekezds"/>
         <w:numPr>
           <w:ilvl w:val="1"/>
           <w:numId w:val="36"/>
@@ -5449,17 +4902,12 @@
         <w:t xml:space="preserve"> </w:t>
       </w:r>
       <w:proofErr w:type="spellStart"/>
-      <w:proofErr w:type="gramStart"/>
       <w:r>
         <w:t>axios.post</w:t>
       </w:r>
       <w:proofErr w:type="spellEnd"/>
       <w:r>
-        <w:t>(</w:t>
-      </w:r>
-      <w:proofErr w:type="gramEnd"/>
-      <w:r>
-        <w:t>'/</w:t>
+        <w:t>('/</w:t>
       </w:r>
       <w:proofErr w:type="spellStart"/>
       <w:r>
@@ -5499,7 +4947,7 @@
     </w:p>
     <w:p>
       <w:pPr>
-        <w:pStyle w:val="ListParagraph"/>
+        <w:pStyle w:val="Listaszerbekezds"/>
         <w:numPr>
           <w:ilvl w:val="0"/>
           <w:numId w:val="36"/>
@@ -5514,7 +4962,7 @@
     </w:p>
     <w:p>
       <w:pPr>
-        <w:pStyle w:val="ListParagraph"/>
+        <w:pStyle w:val="Listaszerbekezds"/>
         <w:numPr>
           <w:ilvl w:val="1"/>
           <w:numId w:val="36"/>
@@ -5529,17 +4977,12 @@
         <w:t xml:space="preserve"> </w:t>
       </w:r>
       <w:proofErr w:type="spellStart"/>
-      <w:proofErr w:type="gramStart"/>
       <w:r>
         <w:t>axios.post</w:t>
       </w:r>
       <w:proofErr w:type="spellEnd"/>
       <w:r>
-        <w:t>(</w:t>
-      </w:r>
-      <w:proofErr w:type="gramEnd"/>
-      <w:r>
-        <w:t>'/</w:t>
+        <w:t>('/</w:t>
       </w:r>
       <w:proofErr w:type="spellStart"/>
       <w:r>
@@ -5552,7 +4995,7 @@
     </w:p>
     <w:p>
       <w:pPr>
-        <w:pStyle w:val="ListParagraph"/>
+        <w:pStyle w:val="Listaszerbekezds"/>
         <w:numPr>
           <w:ilvl w:val="0"/>
           <w:numId w:val="0"/>
@@ -5578,7 +5021,7 @@
     </w:p>
     <w:p>
       <w:pPr>
-        <w:pStyle w:val="ListParagraph"/>
+        <w:pStyle w:val="Listaszerbekezds"/>
         <w:numPr>
           <w:ilvl w:val="0"/>
           <w:numId w:val="0"/>
@@ -5602,7 +5045,7 @@
     </w:p>
     <w:p>
       <w:pPr>
-        <w:pStyle w:val="ListParagraph"/>
+        <w:pStyle w:val="Listaszerbekezds"/>
         <w:numPr>
           <w:ilvl w:val="0"/>
           <w:numId w:val="36"/>
@@ -5614,7 +5057,7 @@
     </w:p>
     <w:p>
       <w:pPr>
-        <w:pStyle w:val="ListParagraph"/>
+        <w:pStyle w:val="Listaszerbekezds"/>
         <w:numPr>
           <w:ilvl w:val="1"/>
           <w:numId w:val="36"/>
@@ -5629,17 +5072,12 @@
         <w:t xml:space="preserve"> </w:t>
       </w:r>
       <w:proofErr w:type="spellStart"/>
-      <w:proofErr w:type="gramStart"/>
       <w:r>
         <w:t>axios.post</w:t>
       </w:r>
       <w:proofErr w:type="spellEnd"/>
       <w:r>
-        <w:t>(</w:t>
-      </w:r>
-      <w:proofErr w:type="gramEnd"/>
-      <w:r>
-        <w:t>'/</w:t>
+        <w:t>('/</w:t>
       </w:r>
       <w:proofErr w:type="spellStart"/>
       <w:r>
@@ -5652,7 +5090,7 @@
     </w:p>
     <w:p>
       <w:pPr>
-        <w:pStyle w:val="ListParagraph"/>
+        <w:pStyle w:val="Listaszerbekezds"/>
         <w:numPr>
           <w:ilvl w:val="0"/>
           <w:numId w:val="0"/>
@@ -5678,7 +5116,7 @@
     </w:p>
     <w:p>
       <w:pPr>
-        <w:pStyle w:val="ListParagraph"/>
+        <w:pStyle w:val="Listaszerbekezds"/>
         <w:numPr>
           <w:ilvl w:val="0"/>
           <w:numId w:val="0"/>
@@ -5691,7 +5129,7 @@
     </w:p>
     <w:p>
       <w:pPr>
-        <w:pStyle w:val="ListParagraph"/>
+        <w:pStyle w:val="Listaszerbekezds"/>
         <w:numPr>
           <w:ilvl w:val="1"/>
           <w:numId w:val="36"/>
@@ -5706,17 +5144,12 @@
         <w:t xml:space="preserve"> </w:t>
       </w:r>
       <w:proofErr w:type="spellStart"/>
-      <w:proofErr w:type="gramStart"/>
       <w:r>
         <w:t>axios.post</w:t>
       </w:r>
       <w:proofErr w:type="spellEnd"/>
       <w:r>
-        <w:t>(</w:t>
-      </w:r>
-      <w:proofErr w:type="gramEnd"/>
-      <w:r>
-        <w:t>'/</w:t>
+        <w:t>('/</w:t>
       </w:r>
       <w:proofErr w:type="spellStart"/>
       <w:r>
@@ -5729,7 +5162,7 @@
     </w:p>
     <w:p>
       <w:pPr>
-        <w:pStyle w:val="ListParagraph"/>
+        <w:pStyle w:val="Listaszerbekezds"/>
         <w:numPr>
           <w:ilvl w:val="0"/>
           <w:numId w:val="0"/>
@@ -5748,19 +5181,14 @@
         <w:t xml:space="preserve">: </w:t>
       </w:r>
       <w:proofErr w:type="spellStart"/>
-      <w:proofErr w:type="gramStart"/>
-      <w:r>
-        <w:t>selectedOrderDetails.value.rendeles</w:t>
-      </w:r>
-      <w:proofErr w:type="gramEnd"/>
-      <w:r>
-        <w:t>_id</w:t>
-      </w:r>
-      <w:proofErr w:type="spellEnd"/>
-    </w:p>
-    <w:p>
-      <w:pPr>
-        <w:pStyle w:val="ListParagraph"/>
+      <w:r>
+        <w:t>selectedOrderDetails.value.rendeles_id</w:t>
+      </w:r>
+      <w:proofErr w:type="spellEnd"/>
+    </w:p>
+    <w:p>
+      <w:pPr>
+        <w:pStyle w:val="Listaszerbekezds"/>
         <w:numPr>
           <w:ilvl w:val="0"/>
           <w:numId w:val="0"/>
@@ -5773,7 +5201,7 @@
     </w:p>
     <w:p>
       <w:pPr>
-        <w:pStyle w:val="ListParagraph"/>
+        <w:pStyle w:val="Listaszerbekezds"/>
         <w:numPr>
           <w:ilvl w:val="0"/>
           <w:numId w:val="36"/>
@@ -5785,7 +5213,7 @@
     </w:p>
     <w:p>
       <w:pPr>
-        <w:pStyle w:val="ListParagraph"/>
+        <w:pStyle w:val="Listaszerbekezds"/>
         <w:numPr>
           <w:ilvl w:val="1"/>
           <w:numId w:val="36"/>
@@ -5821,7 +5249,7 @@
     </w:p>
     <w:p>
       <w:pPr>
-        <w:pStyle w:val="Heading1"/>
+        <w:pStyle w:val="Cmsor1"/>
         <w:numPr>
           <w:ilvl w:val="0"/>
           <w:numId w:val="18"/>
@@ -5834,7 +5262,7 @@
         <w:lastRenderedPageBreak/>
         <w:t xml:space="preserve"> </w:t>
       </w:r>
-      <w:bookmarkStart w:id="27" w:name="_Toc227704512"/>
+      <w:bookmarkStart w:id="27" w:name="_Toc227746236"/>
       <w:r>
         <w:t>Kosár működése</w:t>
       </w:r>
@@ -5842,7 +5270,7 @@
     </w:p>
     <w:p>
       <w:pPr>
-        <w:pStyle w:val="Heading2"/>
+        <w:pStyle w:val="Cmsor2"/>
         <w:numPr>
           <w:ilvl w:val="1"/>
           <w:numId w:val="18"/>
@@ -5855,7 +5283,7 @@
       <w:r>
         <w:t xml:space="preserve"> </w:t>
       </w:r>
-      <w:bookmarkStart w:id="28" w:name="_Toc227704513"/>
+      <w:bookmarkStart w:id="28" w:name="_Toc227746237"/>
       <w:r>
         <w:t>Áttekintés</w:t>
       </w:r>
@@ -5863,15 +5291,7 @@
     </w:p>
     <w:p>
       <w:r>
-        <w:t xml:space="preserve">A kosár kezelése frontend/helyi szinten működik. A kosár tartalma a </w:t>
-      </w:r>
-      <w:proofErr w:type="spellStart"/>
-      <w:r>
-        <w:t>localStorage</w:t>
-      </w:r>
-      <w:proofErr w:type="spellEnd"/>
-      <w:r>
-        <w:t>-ben történik eltárolásra a „</w:t>
+        <w:t>A kosár kezelése frontend/helyi szinten működik. A kosár tartalma a localStorage-ben történik eltárolásra a „</w:t>
       </w:r>
       <w:proofErr w:type="spellStart"/>
       <w:r>
@@ -5920,7 +5340,7 @@
     </w:p>
     <w:p>
       <w:pPr>
-        <w:pStyle w:val="Heading2"/>
+        <w:pStyle w:val="Cmsor2"/>
         <w:numPr>
           <w:ilvl w:val="1"/>
           <w:numId w:val="18"/>
@@ -5933,7 +5353,7 @@
       <w:r>
         <w:t xml:space="preserve"> </w:t>
       </w:r>
-      <w:bookmarkStart w:id="29" w:name="_Toc227704514"/>
+      <w:bookmarkStart w:id="29" w:name="_Toc227746238"/>
       <w:r>
         <w:t>Példa JSON-szerkezet</w:t>
       </w:r>
@@ -5967,15 +5387,7 @@
       </w:r>
       <w:proofErr w:type="spellEnd"/>
       <w:r>
-        <w:t xml:space="preserve">": "Partnerek </w:t>
-      </w:r>
-      <w:proofErr w:type="gramStart"/>
-      <w:r>
-        <w:t>Kft.</w:t>
-      </w:r>
-      <w:proofErr w:type="gramEnd"/>
-      <w:r>
-        <w:t>",</w:t>
+        <w:t>": "Partnerek Kft.",</w:t>
       </w:r>
     </w:p>
     <w:p>
@@ -6122,7 +5534,7 @@
     </w:p>
     <w:p>
       <w:pPr>
-        <w:pStyle w:val="Heading2"/>
+        <w:pStyle w:val="Cmsor2"/>
         <w:numPr>
           <w:ilvl w:val="1"/>
           <w:numId w:val="18"/>
@@ -6135,7 +5547,7 @@
       <w:r>
         <w:t xml:space="preserve"> </w:t>
       </w:r>
-      <w:bookmarkStart w:id="30" w:name="_Toc227704515"/>
+      <w:bookmarkStart w:id="30" w:name="_Toc227746239"/>
       <w:r>
         <w:t>Funkciók</w:t>
       </w:r>
@@ -6143,14 +5555,13 @@
     </w:p>
     <w:p>
       <w:pPr>
-        <w:pStyle w:val="ListParagraph"/>
+        <w:pStyle w:val="Listaszerbekezds"/>
         <w:numPr>
           <w:ilvl w:val="0"/>
           <w:numId w:val="36"/>
         </w:numPr>
       </w:pPr>
       <w:proofErr w:type="spellStart"/>
-      <w:proofErr w:type="gramStart"/>
       <w:r>
         <w:t>addToCart</w:t>
       </w:r>
@@ -6159,7 +5570,6 @@
         <w:t>(</w:t>
       </w:r>
       <w:proofErr w:type="spellStart"/>
-      <w:proofErr w:type="gramEnd"/>
       <w:r>
         <w:t>item</w:t>
       </w:r>
@@ -6205,7 +5615,7 @@
     </w:p>
     <w:p>
       <w:pPr>
-        <w:pStyle w:val="ListParagraph"/>
+        <w:pStyle w:val="Listaszerbekezds"/>
         <w:numPr>
           <w:ilvl w:val="0"/>
           <w:numId w:val="36"/>
@@ -6227,7 +5637,6 @@
       <w:r>
         <w:t xml:space="preserve">) </w:t>
       </w:r>
-      <w:proofErr w:type="gramStart"/>
       <w:r>
         <w:t xml:space="preserve">- </w:t>
       </w:r>
@@ -6237,21 +5646,19 @@
       <w:r>
         <w:t>k</w:t>
       </w:r>
-      <w:proofErr w:type="gramEnd"/>
       <w:r>
         <w:t xml:space="preserve"> eltávolítása a kosárból</w:t>
       </w:r>
     </w:p>
     <w:p>
       <w:pPr>
-        <w:pStyle w:val="ListParagraph"/>
+        <w:pStyle w:val="Listaszerbekezds"/>
         <w:numPr>
           <w:ilvl w:val="0"/>
           <w:numId w:val="36"/>
         </w:numPr>
       </w:pPr>
       <w:proofErr w:type="spellStart"/>
-      <w:proofErr w:type="gramStart"/>
       <w:r>
         <w:t>updateQuantity</w:t>
       </w:r>
@@ -6260,7 +5667,6 @@
         <w:t>(</w:t>
       </w:r>
       <w:proofErr w:type="spellStart"/>
-      <w:proofErr w:type="gramEnd"/>
       <w:r>
         <w:t>itemId</w:t>
       </w:r>
@@ -6274,127 +5680,94 @@
       </w:r>
       <w:proofErr w:type="spellEnd"/>
       <w:r>
-        <w:t xml:space="preserve">) </w:t>
-      </w:r>
-      <w:r>
-        <w:t>-</w:t>
-      </w:r>
-      <w:r>
-        <w:t xml:space="preserve"> Termék mennyiségének módosítása</w:t>
-      </w:r>
-    </w:p>
-    <w:p>
-      <w:pPr>
-        <w:pStyle w:val="ListParagraph"/>
+        <w:t>) - Termék mennyiségének módosítása</w:t>
+      </w:r>
+    </w:p>
+    <w:p>
+      <w:pPr>
+        <w:pStyle w:val="Listaszerbekezds"/>
         <w:numPr>
           <w:ilvl w:val="0"/>
           <w:numId w:val="36"/>
         </w:numPr>
       </w:pPr>
       <w:proofErr w:type="spellStart"/>
-      <w:proofErr w:type="gramStart"/>
       <w:r>
         <w:t>clearCart</w:t>
       </w:r>
       <w:proofErr w:type="spellEnd"/>
       <w:r>
-        <w:t>(</w:t>
-      </w:r>
-      <w:proofErr w:type="gramEnd"/>
-      <w:r>
-        <w:t>) | Teljes kosár törlése</w:t>
-      </w:r>
-    </w:p>
-    <w:p>
-      <w:pPr>
-        <w:pStyle w:val="ListParagraph"/>
+        <w:t>() | Teljes kosár törlése</w:t>
+      </w:r>
+    </w:p>
+    <w:p>
+      <w:pPr>
+        <w:pStyle w:val="Listaszerbekezds"/>
         <w:numPr>
           <w:ilvl w:val="0"/>
           <w:numId w:val="36"/>
         </w:numPr>
       </w:pPr>
       <w:proofErr w:type="spellStart"/>
-      <w:proofErr w:type="gramStart"/>
       <w:r>
         <w:t>getItemCount</w:t>
       </w:r>
       <w:proofErr w:type="spellEnd"/>
       <w:r>
-        <w:t>(</w:t>
-      </w:r>
-      <w:proofErr w:type="gramEnd"/>
-      <w:r>
-        <w:t>) | Kosárban lévő termékek darabszáma</w:t>
-      </w:r>
-    </w:p>
-    <w:p>
-      <w:pPr>
-        <w:pStyle w:val="ListParagraph"/>
+        <w:t>() | Kosárban lévő termékek darabszáma</w:t>
+      </w:r>
+    </w:p>
+    <w:p>
+      <w:pPr>
+        <w:pStyle w:val="Listaszerbekezds"/>
         <w:numPr>
           <w:ilvl w:val="0"/>
           <w:numId w:val="36"/>
         </w:numPr>
       </w:pPr>
       <w:proofErr w:type="spellStart"/>
-      <w:proofErr w:type="gramStart"/>
       <w:r>
         <w:t>getTotalPrice</w:t>
       </w:r>
       <w:proofErr w:type="spellEnd"/>
       <w:r>
-        <w:t>(</w:t>
-      </w:r>
-      <w:proofErr w:type="gramEnd"/>
-      <w:r>
-        <w:t>) | Kosár bruttó összege</w:t>
-      </w:r>
-    </w:p>
-    <w:p>
-      <w:pPr>
-        <w:pStyle w:val="ListParagraph"/>
+        <w:t>() | Kosár bruttó összege</w:t>
+      </w:r>
+    </w:p>
+    <w:p>
+      <w:pPr>
+        <w:pStyle w:val="Listaszerbekezds"/>
         <w:numPr>
           <w:ilvl w:val="0"/>
           <w:numId w:val="36"/>
         </w:numPr>
       </w:pPr>
       <w:proofErr w:type="spellStart"/>
-      <w:proofErr w:type="gramStart"/>
       <w:r>
         <w:t>getTotalPriceWithVAT</w:t>
       </w:r>
       <w:proofErr w:type="spellEnd"/>
       <w:r>
-        <w:t>(</w:t>
-      </w:r>
-      <w:proofErr w:type="gramEnd"/>
+        <w:t>() - Kosár nettó összege (ÁFA-</w:t>
+      </w:r>
+      <w:proofErr w:type="spellStart"/>
+      <w:r>
+        <w:t>val</w:t>
+      </w:r>
+      <w:proofErr w:type="spellEnd"/>
       <w:r>
         <w:t>)</w:t>
       </w:r>
-      <w:r>
-        <w:t xml:space="preserve"> -</w:t>
-      </w:r>
-      <w:r>
-        <w:t xml:space="preserve"> Kosár nettó összege (ÁFA-</w:t>
-      </w:r>
-      <w:proofErr w:type="spellStart"/>
-      <w:r>
-        <w:t>val</w:t>
-      </w:r>
-      <w:proofErr w:type="spellEnd"/>
-      <w:r>
-        <w:t>)</w:t>
-      </w:r>
-    </w:p>
-    <w:p>
-      <w:pPr>
-        <w:pStyle w:val="ListParagraph"/>
+    </w:p>
+    <w:p>
+      <w:pPr>
+        <w:pStyle w:val="Listaszerbekezds"/>
         <w:numPr>
           <w:ilvl w:val="0"/>
           <w:numId w:val="36"/>
         </w:numPr>
       </w:pPr>
       <w:proofErr w:type="spellStart"/>
-      <w:proofErr w:type="gramStart"/>
       <w:r>
         <w:t>updateItemPrice</w:t>
       </w:r>
@@ -6403,7 +5776,6 @@
         <w:t>(</w:t>
       </w:r>
       <w:proofErr w:type="spellStart"/>
-      <w:proofErr w:type="gramEnd"/>
       <w:r>
         <w:t>itemId</w:t>
       </w:r>
@@ -6425,79 +5797,8 @@
       </w:r>
       <w:proofErr w:type="spellEnd"/>
       <w:r>
-        <w:t>)</w:t>
-      </w:r>
-      <w:r>
-        <w:t xml:space="preserve"> -</w:t>
-      </w:r>
-      <w:r>
-        <w:t xml:space="preserve"> Termék árának frissítése</w:t>
-      </w:r>
-    </w:p>
-    <w:p>
-      <w:pPr>
-        <w:pStyle w:val="Heading2"/>
-        <w:numPr>
-          <w:ilvl w:val="1"/>
-          <w:numId w:val="18"/>
-        </w:numPr>
-        <w:tabs>
-          <w:tab w:val="num" w:pos="1440"/>
-        </w:tabs>
-        <w:ind w:hanging="360"/>
-      </w:pPr>
-      <w:bookmarkStart w:id="31" w:name="_Toc227704516"/>
-      <w:r>
-        <w:t>G</w:t>
-      </w:r>
-      <w:bookmarkEnd w:id="31"/>
-    </w:p>
-    <w:p>
-      <w:pPr>
-        <w:pStyle w:val="Heading1"/>
-        <w:numPr>
-          <w:ilvl w:val="0"/>
-          <w:numId w:val="18"/>
-        </w:numPr>
-        <w:tabs>
-          <w:tab w:val="num" w:pos="720"/>
-        </w:tabs>
-      </w:pPr>
-      <w:r>
-        <w:lastRenderedPageBreak/>
-        <w:t xml:space="preserve"> </w:t>
-      </w:r>
-      <w:bookmarkStart w:id="32" w:name="_Toc227704517"/>
-      <w:r>
-        <w:t>Tesztelés</w:t>
-      </w:r>
-      <w:bookmarkEnd w:id="32"/>
-    </w:p>
-    <w:p>
-      <w:pPr>
-        <w:pStyle w:val="Heading2"/>
-        <w:numPr>
-          <w:ilvl w:val="1"/>
-          <w:numId w:val="18"/>
-        </w:numPr>
-        <w:tabs>
-          <w:tab w:val="num" w:pos="1440"/>
-        </w:tabs>
-        <w:ind w:hanging="360"/>
-      </w:pPr>
-      <w:bookmarkStart w:id="33" w:name="_Toc227704518"/>
-      <w:r>
-        <w:t>v</w:t>
-      </w:r>
-      <w:bookmarkEnd w:id="33"/>
-    </w:p>
-    <w:p>
-      <w:pPr>
-        <w:pStyle w:val="ListParagraph"/>
-        <w:rPr>
-          <w:lang w:eastAsia="hu-HU"/>
-        </w:rPr>
-      </w:pPr>
+        <w:t>) - Termék árának frissítése</w:t>
+      </w:r>
     </w:p>
     <w:sectPr>
       <w:headerReference w:type="default" r:id="rId9"/>
@@ -6514,7 +5815,7 @@
 </file>
 
 <file path=word/endnotes.xml><?xml version="1.0" encoding="utf-8"?>
-<w:endnotes xmlns:wpc="http://schemas.microsoft.com/office/word/2010/wordprocessingCanvas" xmlns:cx="http://schemas.microsoft.com/office/drawing/2014/chartex" xmlns:cx1="http://schemas.microsoft.com/office/drawing/2015/9/8/chartex" xmlns:cx2="http://schemas.microsoft.com/office/drawing/2015/10/21/chartex" xmlns:cx3="http://schemas.microsoft.com/office/drawing/2016/5/9/chartex" xmlns:cx4="http://schemas.microsoft.com/office/drawing/2016/5/10/chartex" xmlns:cx5="http://schemas.microsoft.com/office/drawing/2016/5/11/chartex" xmlns:cx6="http://schemas.microsoft.com/office/drawing/2016/5/12/chartex" xmlns:cx7="http://schemas.microsoft.com/office/drawing/2016/5/13/chartex" xmlns:cx8="http://schemas.microsoft.com/office/drawing/2016/5/14/chartex" xmlns:mc="http://schemas.openxmlformats.org/markup-compatibility/2006" xmlns:aink="http://schemas.microsoft.com/office/drawing/2016/ink" xmlns:am3d="http://schemas.microsoft.com/office/drawing/2017/model3d" xmlns:o="urn:schemas-microsoft-com:office:office" xmlns:oel="http://schemas.microsoft.com/office/2019/extlst" xmlns:r="http://schemas.openxmlformats.org/officeDocument/2006/relationships" xmlns:m="http://schemas.openxmlformats.org/officeDocument/2006/math" xmlns:v="urn:schemas-microsoft-com:vml" xmlns:wp14="http://schemas.microsoft.com/office/word/2010/wordprocessingDrawing" xmlns:wp="http://schemas.openxmlformats.org/drawingml/2006/wordprocessingDrawing" xmlns:w10="urn:schemas-microsoft-com:office:word" xmlns:w="http://schemas.openxmlformats.org/wordprocessingml/2006/main" xmlns:w14="http://schemas.microsoft.com/office/word/2010/wordml" xmlns:w15="http://schemas.microsoft.com/office/word/2012/wordml" xmlns:w16cex="http://schemas.microsoft.com/office/word/2018/wordml/cex" xmlns:w16cid="http://schemas.microsoft.com/office/word/2016/wordml/cid" xmlns:w16="http://schemas.microsoft.com/office/word/2018/wordml" xmlns:w16du="http://schemas.microsoft.com/office/word/2023/wordml/word16du" xmlns:w16sdtdh="http://schemas.microsoft.com/office/word/2020/wordml/sdtdatahash" xmlns:w16sdtfl="http://schemas.microsoft.com/office/word/2024/wordml/sdtformatlock" xmlns:w16se="http://schemas.microsoft.com/office/word/2015/wordml/symex" xmlns:wpg="http://schemas.microsoft.com/office/word/2010/wordprocessingGroup" xmlns:wpi="http://schemas.microsoft.com/office/word/2010/wordprocessingInk" xmlns:wne="http://schemas.microsoft.com/office/word/2006/wordml" xmlns:wps="http://schemas.microsoft.com/office/word/2010/wordprocessingShape" mc:Ignorable="w14 w15 w16se w16cid w16 w16cex w16sdtdh w16sdtfl w16du wp14">
+<w:endnotes xmlns:wpc="http://schemas.microsoft.com/office/word/2010/wordprocessingCanvas" xmlns:cx="http://schemas.microsoft.com/office/drawing/2014/chartex" xmlns:cx1="http://schemas.microsoft.com/office/drawing/2015/9/8/chartex" xmlns:cx2="http://schemas.microsoft.com/office/drawing/2015/10/21/chartex" xmlns:cx3="http://schemas.microsoft.com/office/drawing/2016/5/9/chartex" xmlns:cx4="http://schemas.microsoft.com/office/drawing/2016/5/10/chartex" xmlns:cx5="http://schemas.microsoft.com/office/drawing/2016/5/11/chartex" xmlns:cx6="http://schemas.microsoft.com/office/drawing/2016/5/12/chartex" xmlns:cx7="http://schemas.microsoft.com/office/drawing/2016/5/13/chartex" xmlns:cx8="http://schemas.microsoft.com/office/drawing/2016/5/14/chartex" xmlns:mc="http://schemas.openxmlformats.org/markup-compatibility/2006" xmlns:aink="http://schemas.microsoft.com/office/drawing/2016/ink" xmlns:am3d="http://schemas.microsoft.com/office/drawing/2017/model3d" xmlns:o="urn:schemas-microsoft-com:office:office" xmlns:r="http://schemas.openxmlformats.org/officeDocument/2006/relationships" xmlns:m="http://schemas.openxmlformats.org/officeDocument/2006/math" xmlns:v="urn:schemas-microsoft-com:vml" xmlns:wp14="http://schemas.microsoft.com/office/word/2010/wordprocessingDrawing" xmlns:wp="http://schemas.openxmlformats.org/drawingml/2006/wordprocessingDrawing" xmlns:w10="urn:schemas-microsoft-com:office:word" xmlns:w="http://schemas.openxmlformats.org/wordprocessingml/2006/main" xmlns:w14="http://schemas.microsoft.com/office/word/2010/wordml" xmlns:w15="http://schemas.microsoft.com/office/word/2012/wordml" xmlns:w16cex="http://schemas.microsoft.com/office/word/2018/wordml/cex" xmlns:w16cid="http://schemas.microsoft.com/office/word/2016/wordml/cid" xmlns:w16="http://schemas.microsoft.com/office/word/2018/wordml" xmlns:w16sdtdh="http://schemas.microsoft.com/office/word/2020/wordml/sdtdatahash" xmlns:w16se="http://schemas.microsoft.com/office/word/2015/wordml/symex" xmlns:wpg="http://schemas.microsoft.com/office/word/2010/wordprocessingGroup" xmlns:wpi="http://schemas.microsoft.com/office/word/2010/wordprocessingInk" xmlns:wne="http://schemas.microsoft.com/office/word/2006/wordml" xmlns:wps="http://schemas.microsoft.com/office/word/2010/wordprocessingShape" mc:Ignorable="w14 w15 w16se w16cid w16 w16cex w16sdtdh wp14">
   <w:endnote w:type="separator" w:id="-1">
     <w:p>
       <w:pPr>
@@ -6539,7 +5840,7 @@
 </file>
 
 <file path=word/footer1.xml><?xml version="1.0" encoding="utf-8"?>
-<w:ftr xmlns:wpc="http://schemas.microsoft.com/office/word/2010/wordprocessingCanvas" xmlns:cx="http://schemas.microsoft.com/office/drawing/2014/chartex" xmlns:cx1="http://schemas.microsoft.com/office/drawing/2015/9/8/chartex" xmlns:cx2="http://schemas.microsoft.com/office/drawing/2015/10/21/chartex" xmlns:cx3="http://schemas.microsoft.com/office/drawing/2016/5/9/chartex" xmlns:cx4="http://schemas.microsoft.com/office/drawing/2016/5/10/chartex" xmlns:cx5="http://schemas.microsoft.com/office/drawing/2016/5/11/chartex" xmlns:cx6="http://schemas.microsoft.com/office/drawing/2016/5/12/chartex" xmlns:cx7="http://schemas.microsoft.com/office/drawing/2016/5/13/chartex" xmlns:cx8="http://schemas.microsoft.com/office/drawing/2016/5/14/chartex" xmlns:mc="http://schemas.openxmlformats.org/markup-compatibility/2006" xmlns:aink="http://schemas.microsoft.com/office/drawing/2016/ink" xmlns:am3d="http://schemas.microsoft.com/office/drawing/2017/model3d" xmlns:o="urn:schemas-microsoft-com:office:office" xmlns:oel="http://schemas.microsoft.com/office/2019/extlst" xmlns:r="http://schemas.openxmlformats.org/officeDocument/2006/relationships" xmlns:m="http://schemas.openxmlformats.org/officeDocument/2006/math" xmlns:v="urn:schemas-microsoft-com:vml" xmlns:wp14="http://schemas.microsoft.com/office/word/2010/wordprocessingDrawing" xmlns:wp="http://schemas.openxmlformats.org/drawingml/2006/wordprocessingDrawing" xmlns:w10="urn:schemas-microsoft-com:office:word" xmlns:w="http://schemas.openxmlformats.org/wordprocessingml/2006/main" xmlns:w14="http://schemas.microsoft.com/office/word/2010/wordml" xmlns:w15="http://schemas.microsoft.com/office/word/2012/wordml" xmlns:w16cex="http://schemas.microsoft.com/office/word/2018/wordml/cex" xmlns:w16cid="http://schemas.microsoft.com/office/word/2016/wordml/cid" xmlns:w16="http://schemas.microsoft.com/office/word/2018/wordml" xmlns:w16du="http://schemas.microsoft.com/office/word/2023/wordml/word16du" xmlns:w16sdtdh="http://schemas.microsoft.com/office/word/2020/wordml/sdtdatahash" xmlns:w16sdtfl="http://schemas.microsoft.com/office/word/2024/wordml/sdtformatlock" xmlns:w16se="http://schemas.microsoft.com/office/word/2015/wordml/symex" xmlns:wpg="http://schemas.microsoft.com/office/word/2010/wordprocessingGroup" xmlns:wpi="http://schemas.microsoft.com/office/word/2010/wordprocessingInk" xmlns:wne="http://schemas.microsoft.com/office/word/2006/wordml" xmlns:wps="http://schemas.microsoft.com/office/word/2010/wordprocessingShape" mc:Ignorable="w14 w15 w16se w16cid w16 w16cex w16sdtdh w16sdtfl w16du wp14">
+<w:ftr xmlns:wpc="http://schemas.microsoft.com/office/word/2010/wordprocessingCanvas" xmlns:cx="http://schemas.microsoft.com/office/drawing/2014/chartex" xmlns:cx1="http://schemas.microsoft.com/office/drawing/2015/9/8/chartex" xmlns:cx2="http://schemas.microsoft.com/office/drawing/2015/10/21/chartex" xmlns:cx3="http://schemas.microsoft.com/office/drawing/2016/5/9/chartex" xmlns:cx4="http://schemas.microsoft.com/office/drawing/2016/5/10/chartex" xmlns:cx5="http://schemas.microsoft.com/office/drawing/2016/5/11/chartex" xmlns:cx6="http://schemas.microsoft.com/office/drawing/2016/5/12/chartex" xmlns:cx7="http://schemas.microsoft.com/office/drawing/2016/5/13/chartex" xmlns:cx8="http://schemas.microsoft.com/office/drawing/2016/5/14/chartex" xmlns:mc="http://schemas.openxmlformats.org/markup-compatibility/2006" xmlns:aink="http://schemas.microsoft.com/office/drawing/2016/ink" xmlns:am3d="http://schemas.microsoft.com/office/drawing/2017/model3d" xmlns:o="urn:schemas-microsoft-com:office:office" xmlns:r="http://schemas.openxmlformats.org/officeDocument/2006/relationships" xmlns:m="http://schemas.openxmlformats.org/officeDocument/2006/math" xmlns:v="urn:schemas-microsoft-com:vml" xmlns:wp14="http://schemas.microsoft.com/office/word/2010/wordprocessingDrawing" xmlns:wp="http://schemas.openxmlformats.org/drawingml/2006/wordprocessingDrawing" xmlns:w10="urn:schemas-microsoft-com:office:word" xmlns:w="http://schemas.openxmlformats.org/wordprocessingml/2006/main" xmlns:w14="http://schemas.microsoft.com/office/word/2010/wordml" xmlns:w15="http://schemas.microsoft.com/office/word/2012/wordml" xmlns:w16cex="http://schemas.microsoft.com/office/word/2018/wordml/cex" xmlns:w16cid="http://schemas.microsoft.com/office/word/2016/wordml/cid" xmlns:w16="http://schemas.microsoft.com/office/word/2018/wordml" xmlns:w16sdtdh="http://schemas.microsoft.com/office/word/2020/wordml/sdtdatahash" xmlns:w16se="http://schemas.microsoft.com/office/word/2015/wordml/symex" xmlns:wpg="http://schemas.microsoft.com/office/word/2010/wordprocessingGroup" xmlns:wpi="http://schemas.microsoft.com/office/word/2010/wordprocessingInk" xmlns:wne="http://schemas.microsoft.com/office/word/2006/wordml" xmlns:wps="http://schemas.microsoft.com/office/word/2010/wordprocessingShape" mc:Ignorable="w14 w15 w16se w16cid w16 w16cex w16sdtdh wp14">
   <w:sdt>
     <w:sdtPr>
       <w:id w:val="-484398938"/>
@@ -6557,7 +5858,7 @@
     <w:sdtContent>
       <w:p>
         <w:pPr>
-          <w:pStyle w:val="Footer"/>
+          <w:pStyle w:val="llb"/>
           <w:pBdr>
             <w:top w:val="single" w:sz="6" w:space="1" w:color="auto"/>
           </w:pBdr>
@@ -6626,7 +5927,7 @@
             <w:bCs/>
             <w:color w:val="00635D" w:themeColor="accent1" w:themeShade="80"/>
           </w:rPr>
-          <w:t>11</w:t>
+          <w:t>9</w:t>
         </w:r>
         <w:r>
           <w:rPr>
@@ -6651,7 +5952,7 @@
 </file>
 
 <file path=word/footnotes.xml><?xml version="1.0" encoding="utf-8"?>
-<w:footnotes xmlns:wpc="http://schemas.microsoft.com/office/word/2010/wordprocessingCanvas" xmlns:cx="http://schemas.microsoft.com/office/drawing/2014/chartex" xmlns:cx1="http://schemas.microsoft.com/office/drawing/2015/9/8/chartex" xmlns:cx2="http://schemas.microsoft.com/office/drawing/2015/10/21/chartex" xmlns:cx3="http://schemas.microsoft.com/office/drawing/2016/5/9/chartex" xmlns:cx4="http://schemas.microsoft.com/office/drawing/2016/5/10/chartex" xmlns:cx5="http://schemas.microsoft.com/office/drawing/2016/5/11/chartex" xmlns:cx6="http://schemas.microsoft.com/office/drawing/2016/5/12/chartex" xmlns:cx7="http://schemas.microsoft.com/office/drawing/2016/5/13/chartex" xmlns:cx8="http://schemas.microsoft.com/office/drawing/2016/5/14/chartex" xmlns:mc="http://schemas.openxmlformats.org/markup-compatibility/2006" xmlns:aink="http://schemas.microsoft.com/office/drawing/2016/ink" xmlns:am3d="http://schemas.microsoft.com/office/drawing/2017/model3d" xmlns:o="urn:schemas-microsoft-com:office:office" xmlns:oel="http://schemas.microsoft.com/office/2019/extlst" xmlns:r="http://schemas.openxmlformats.org/officeDocument/2006/relationships" xmlns:m="http://schemas.openxmlformats.org/officeDocument/2006/math" xmlns:v="urn:schemas-microsoft-com:vml" xmlns:wp14="http://schemas.microsoft.com/office/word/2010/wordprocessingDrawing" xmlns:wp="http://schemas.openxmlformats.org/drawingml/2006/wordprocessingDrawing" xmlns:w10="urn:schemas-microsoft-com:office:word" xmlns:w="http://schemas.openxmlformats.org/wordprocessingml/2006/main" xmlns:w14="http://schemas.microsoft.com/office/word/2010/wordml" xmlns:w15="http://schemas.microsoft.com/office/word/2012/wordml" xmlns:w16cex="http://schemas.microsoft.com/office/word/2018/wordml/cex" xmlns:w16cid="http://schemas.microsoft.com/office/word/2016/wordml/cid" xmlns:w16="http://schemas.microsoft.com/office/word/2018/wordml" xmlns:w16du="http://schemas.microsoft.com/office/word/2023/wordml/word16du" xmlns:w16sdtdh="http://schemas.microsoft.com/office/word/2020/wordml/sdtdatahash" xmlns:w16sdtfl="http://schemas.microsoft.com/office/word/2024/wordml/sdtformatlock" xmlns:w16se="http://schemas.microsoft.com/office/word/2015/wordml/symex" xmlns:wpg="http://schemas.microsoft.com/office/word/2010/wordprocessingGroup" xmlns:wpi="http://schemas.microsoft.com/office/word/2010/wordprocessingInk" xmlns:wne="http://schemas.microsoft.com/office/word/2006/wordml" xmlns:wps="http://schemas.microsoft.com/office/word/2010/wordprocessingShape" mc:Ignorable="w14 w15 w16se w16cid w16 w16cex w16sdtdh w16sdtfl w16du wp14">
+<w:footnotes xmlns:wpc="http://schemas.microsoft.com/office/word/2010/wordprocessingCanvas" xmlns:cx="http://schemas.microsoft.com/office/drawing/2014/chartex" xmlns:cx1="http://schemas.microsoft.com/office/drawing/2015/9/8/chartex" xmlns:cx2="http://schemas.microsoft.com/office/drawing/2015/10/21/chartex" xmlns:cx3="http://schemas.microsoft.com/office/drawing/2016/5/9/chartex" xmlns:cx4="http://schemas.microsoft.com/office/drawing/2016/5/10/chartex" xmlns:cx5="http://schemas.microsoft.com/office/drawing/2016/5/11/chartex" xmlns:cx6="http://schemas.microsoft.com/office/drawing/2016/5/12/chartex" xmlns:cx7="http://schemas.microsoft.com/office/drawing/2016/5/13/chartex" xmlns:cx8="http://schemas.microsoft.com/office/drawing/2016/5/14/chartex" xmlns:mc="http://schemas.openxmlformats.org/markup-compatibility/2006" xmlns:aink="http://schemas.microsoft.com/office/drawing/2016/ink" xmlns:am3d="http://schemas.microsoft.com/office/drawing/2017/model3d" xmlns:o="urn:schemas-microsoft-com:office:office" xmlns:r="http://schemas.openxmlformats.org/officeDocument/2006/relationships" xmlns:m="http://schemas.openxmlformats.org/officeDocument/2006/math" xmlns:v="urn:schemas-microsoft-com:vml" xmlns:wp14="http://schemas.microsoft.com/office/word/2010/wordprocessingDrawing" xmlns:wp="http://schemas.openxmlformats.org/drawingml/2006/wordprocessingDrawing" xmlns:w10="urn:schemas-microsoft-com:office:word" xmlns:w="http://schemas.openxmlformats.org/wordprocessingml/2006/main" xmlns:w14="http://schemas.microsoft.com/office/word/2010/wordml" xmlns:w15="http://schemas.microsoft.com/office/word/2012/wordml" xmlns:w16cex="http://schemas.microsoft.com/office/word/2018/wordml/cex" xmlns:w16cid="http://schemas.microsoft.com/office/word/2016/wordml/cid" xmlns:w16="http://schemas.microsoft.com/office/word/2018/wordml" xmlns:w16sdtdh="http://schemas.microsoft.com/office/word/2020/wordml/sdtdatahash" xmlns:w16se="http://schemas.microsoft.com/office/word/2015/wordml/symex" xmlns:wpg="http://schemas.microsoft.com/office/word/2010/wordprocessingGroup" xmlns:wpi="http://schemas.microsoft.com/office/word/2010/wordprocessingInk" xmlns:wne="http://schemas.microsoft.com/office/word/2006/wordml" xmlns:wps="http://schemas.microsoft.com/office/word/2010/wordprocessingShape" mc:Ignorable="w14 w15 w16se w16cid w16 w16cex w16sdtdh wp14">
   <w:footnote w:type="separator" w:id="-1">
     <w:p>
       <w:pPr>
@@ -6676,7 +5977,7 @@
 </file>
 
 <file path=word/header1.xml><?xml version="1.0" encoding="utf-8"?>
-<w:hdr xmlns:wpc="http://schemas.microsoft.com/office/word/2010/wordprocessingCanvas" xmlns:cx="http://schemas.microsoft.com/office/drawing/2014/chartex" xmlns:cx1="http://schemas.microsoft.com/office/drawing/2015/9/8/chartex" xmlns:cx2="http://schemas.microsoft.com/office/drawing/2015/10/21/chartex" xmlns:cx3="http://schemas.microsoft.com/office/drawing/2016/5/9/chartex" xmlns:cx4="http://schemas.microsoft.com/office/drawing/2016/5/10/chartex" xmlns:cx5="http://schemas.microsoft.com/office/drawing/2016/5/11/chartex" xmlns:cx6="http://schemas.microsoft.com/office/drawing/2016/5/12/chartex" xmlns:cx7="http://schemas.microsoft.com/office/drawing/2016/5/13/chartex" xmlns:cx8="http://schemas.microsoft.com/office/drawing/2016/5/14/chartex" xmlns:mc="http://schemas.openxmlformats.org/markup-compatibility/2006" xmlns:aink="http://schemas.microsoft.com/office/drawing/2016/ink" xmlns:am3d="http://schemas.microsoft.com/office/drawing/2017/model3d" xmlns:o="urn:schemas-microsoft-com:office:office" xmlns:oel="http://schemas.microsoft.com/office/2019/extlst" xmlns:r="http://schemas.openxmlformats.org/officeDocument/2006/relationships" xmlns:m="http://schemas.openxmlformats.org/officeDocument/2006/math" xmlns:v="urn:schemas-microsoft-com:vml" xmlns:wp14="http://schemas.microsoft.com/office/word/2010/wordprocessingDrawing" xmlns:wp="http://schemas.openxmlformats.org/drawingml/2006/wordprocessingDrawing" xmlns:w10="urn:schemas-microsoft-com:office:word" xmlns:w="http://schemas.openxmlformats.org/wordprocessingml/2006/main" xmlns:w14="http://schemas.microsoft.com/office/word/2010/wordml" xmlns:w15="http://schemas.microsoft.com/office/word/2012/wordml" xmlns:w16cex="http://schemas.microsoft.com/office/word/2018/wordml/cex" xmlns:w16cid="http://schemas.microsoft.com/office/word/2016/wordml/cid" xmlns:w16="http://schemas.microsoft.com/office/word/2018/wordml" xmlns:w16du="http://schemas.microsoft.com/office/word/2023/wordml/word16du" xmlns:w16sdtdh="http://schemas.microsoft.com/office/word/2020/wordml/sdtdatahash" xmlns:w16sdtfl="http://schemas.microsoft.com/office/word/2024/wordml/sdtformatlock" xmlns:w16se="http://schemas.microsoft.com/office/word/2015/wordml/symex" xmlns:wpg="http://schemas.microsoft.com/office/word/2010/wordprocessingGroup" xmlns:wpi="http://schemas.microsoft.com/office/word/2010/wordprocessingInk" xmlns:wne="http://schemas.microsoft.com/office/word/2006/wordml" xmlns:wps="http://schemas.microsoft.com/office/word/2010/wordprocessingShape" mc:Ignorable="w14 w15 w16se w16cid w16 w16cex w16sdtdh w16sdtfl w16du wp14">
+<w:hdr xmlns:wpc="http://schemas.microsoft.com/office/word/2010/wordprocessingCanvas" xmlns:cx="http://schemas.microsoft.com/office/drawing/2014/chartex" xmlns:cx1="http://schemas.microsoft.com/office/drawing/2015/9/8/chartex" xmlns:cx2="http://schemas.microsoft.com/office/drawing/2015/10/21/chartex" xmlns:cx3="http://schemas.microsoft.com/office/drawing/2016/5/9/chartex" xmlns:cx4="http://schemas.microsoft.com/office/drawing/2016/5/10/chartex" xmlns:cx5="http://schemas.microsoft.com/office/drawing/2016/5/11/chartex" xmlns:cx6="http://schemas.microsoft.com/office/drawing/2016/5/12/chartex" xmlns:cx7="http://schemas.microsoft.com/office/drawing/2016/5/13/chartex" xmlns:cx8="http://schemas.microsoft.com/office/drawing/2016/5/14/chartex" xmlns:mc="http://schemas.openxmlformats.org/markup-compatibility/2006" xmlns:aink="http://schemas.microsoft.com/office/drawing/2016/ink" xmlns:am3d="http://schemas.microsoft.com/office/drawing/2017/model3d" xmlns:o="urn:schemas-microsoft-com:office:office" xmlns:r="http://schemas.openxmlformats.org/officeDocument/2006/relationships" xmlns:m="http://schemas.openxmlformats.org/officeDocument/2006/math" xmlns:v="urn:schemas-microsoft-com:vml" xmlns:wp14="http://schemas.microsoft.com/office/word/2010/wordprocessingDrawing" xmlns:wp="http://schemas.openxmlformats.org/drawingml/2006/wordprocessingDrawing" xmlns:w10="urn:schemas-microsoft-com:office:word" xmlns:w="http://schemas.openxmlformats.org/wordprocessingml/2006/main" xmlns:w14="http://schemas.microsoft.com/office/word/2010/wordml" xmlns:w15="http://schemas.microsoft.com/office/word/2012/wordml" xmlns:w16cex="http://schemas.microsoft.com/office/word/2018/wordml/cex" xmlns:w16cid="http://schemas.microsoft.com/office/word/2016/wordml/cid" xmlns:w16="http://schemas.microsoft.com/office/word/2018/wordml" xmlns:w16sdtdh="http://schemas.microsoft.com/office/word/2020/wordml/sdtdatahash" xmlns:w16se="http://schemas.microsoft.com/office/word/2015/wordml/symex" xmlns:wpg="http://schemas.microsoft.com/office/word/2010/wordprocessingGroup" xmlns:wpi="http://schemas.microsoft.com/office/word/2010/wordprocessingInk" xmlns:wne="http://schemas.microsoft.com/office/word/2006/wordml" xmlns:wps="http://schemas.microsoft.com/office/word/2010/wordprocessingShape" mc:Ignorable="w14 w15 w16se w16cid w16 w16cex w16sdtdh wp14">
   <w:p>
     <w:pPr>
       <w:pBdr>
@@ -6809,7 +6110,7 @@
 </file>
 
 <file path=word/numbering.xml><?xml version="1.0" encoding="utf-8"?>
-<w:numbering xmlns:wpc="http://schemas.microsoft.com/office/word/2010/wordprocessingCanvas" xmlns:cx="http://schemas.microsoft.com/office/drawing/2014/chartex" xmlns:cx1="http://schemas.microsoft.com/office/drawing/2015/9/8/chartex" xmlns:cx2="http://schemas.microsoft.com/office/drawing/2015/10/21/chartex" xmlns:cx3="http://schemas.microsoft.com/office/drawing/2016/5/9/chartex" xmlns:cx4="http://schemas.microsoft.com/office/drawing/2016/5/10/chartex" xmlns:cx5="http://schemas.microsoft.com/office/drawing/2016/5/11/chartex" xmlns:cx6="http://schemas.microsoft.com/office/drawing/2016/5/12/chartex" xmlns:cx7="http://schemas.microsoft.com/office/drawing/2016/5/13/chartex" xmlns:cx8="http://schemas.microsoft.com/office/drawing/2016/5/14/chartex" xmlns:mc="http://schemas.openxmlformats.org/markup-compatibility/2006" xmlns:aink="http://schemas.microsoft.com/office/drawing/2016/ink" xmlns:am3d="http://schemas.microsoft.com/office/drawing/2017/model3d" xmlns:o="urn:schemas-microsoft-com:office:office" xmlns:oel="http://schemas.microsoft.com/office/2019/extlst" xmlns:r="http://schemas.openxmlformats.org/officeDocument/2006/relationships" xmlns:m="http://schemas.openxmlformats.org/officeDocument/2006/math" xmlns:v="urn:schemas-microsoft-com:vml" xmlns:wp14="http://schemas.microsoft.com/office/word/2010/wordprocessingDrawing" xmlns:wp="http://schemas.openxmlformats.org/drawingml/2006/wordprocessingDrawing" xmlns:w10="urn:schemas-microsoft-com:office:word" xmlns:w="http://schemas.openxmlformats.org/wordprocessingml/2006/main" xmlns:w14="http://schemas.microsoft.com/office/word/2010/wordml" xmlns:w15="http://schemas.microsoft.com/office/word/2012/wordml" xmlns:w16cex="http://schemas.microsoft.com/office/word/2018/wordml/cex" xmlns:w16cid="http://schemas.microsoft.com/office/word/2016/wordml/cid" xmlns:w16="http://schemas.microsoft.com/office/word/2018/wordml" xmlns:w16du="http://schemas.microsoft.com/office/word/2023/wordml/word16du" xmlns:w16sdtdh="http://schemas.microsoft.com/office/word/2020/wordml/sdtdatahash" xmlns:w16sdtfl="http://schemas.microsoft.com/office/word/2024/wordml/sdtformatlock" xmlns:w16se="http://schemas.microsoft.com/office/word/2015/wordml/symex" xmlns:wpg="http://schemas.microsoft.com/office/word/2010/wordprocessingGroup" xmlns:wpi="http://schemas.microsoft.com/office/word/2010/wordprocessingInk" xmlns:wne="http://schemas.microsoft.com/office/word/2006/wordml" xmlns:wps="http://schemas.microsoft.com/office/word/2010/wordprocessingShape" mc:Ignorable="w14 w15 w16se w16cid w16 w16cex w16sdtdh w16sdtfl w16du wp14">
+<w:numbering xmlns:wpc="http://schemas.microsoft.com/office/word/2010/wordprocessingCanvas" xmlns:cx="http://schemas.microsoft.com/office/drawing/2014/chartex" xmlns:cx1="http://schemas.microsoft.com/office/drawing/2015/9/8/chartex" xmlns:cx2="http://schemas.microsoft.com/office/drawing/2015/10/21/chartex" xmlns:cx3="http://schemas.microsoft.com/office/drawing/2016/5/9/chartex" xmlns:cx4="http://schemas.microsoft.com/office/drawing/2016/5/10/chartex" xmlns:cx5="http://schemas.microsoft.com/office/drawing/2016/5/11/chartex" xmlns:cx6="http://schemas.microsoft.com/office/drawing/2016/5/12/chartex" xmlns:cx7="http://schemas.microsoft.com/office/drawing/2016/5/13/chartex" xmlns:cx8="http://schemas.microsoft.com/office/drawing/2016/5/14/chartex" xmlns:mc="http://schemas.openxmlformats.org/markup-compatibility/2006" xmlns:aink="http://schemas.microsoft.com/office/drawing/2016/ink" xmlns:am3d="http://schemas.microsoft.com/office/drawing/2017/model3d" xmlns:o="urn:schemas-microsoft-com:office:office" xmlns:r="http://schemas.openxmlformats.org/officeDocument/2006/relationships" xmlns:m="http://schemas.openxmlformats.org/officeDocument/2006/math" xmlns:v="urn:schemas-microsoft-com:vml" xmlns:wp14="http://schemas.microsoft.com/office/word/2010/wordprocessingDrawing" xmlns:wp="http://schemas.openxmlformats.org/drawingml/2006/wordprocessingDrawing" xmlns:w10="urn:schemas-microsoft-com:office:word" xmlns:w="http://schemas.openxmlformats.org/wordprocessingml/2006/main" xmlns:w14="http://schemas.microsoft.com/office/word/2010/wordml" xmlns:w15="http://schemas.microsoft.com/office/word/2012/wordml" xmlns:w16cex="http://schemas.microsoft.com/office/word/2018/wordml/cex" xmlns:w16cid="http://schemas.microsoft.com/office/word/2016/wordml/cid" xmlns:w16="http://schemas.microsoft.com/office/word/2018/wordml" xmlns:w16sdtdh="http://schemas.microsoft.com/office/word/2020/wordml/sdtdatahash" xmlns:w16se="http://schemas.microsoft.com/office/word/2015/wordml/symex" xmlns:wpg="http://schemas.microsoft.com/office/word/2010/wordprocessingGroup" xmlns:wpi="http://schemas.microsoft.com/office/word/2010/wordprocessingInk" xmlns:wne="http://schemas.microsoft.com/office/word/2006/wordml" xmlns:wps="http://schemas.microsoft.com/office/word/2010/wordprocessingShape" mc:Ignorable="w14 w15 w16se w16cid w16 w16cex w16sdtdh wp14">
   <w:numPicBullet w:numPicBulletId="0">
     <w:pict>
       <v:shapetype id="_x0000_t75" coordsize="21600,21600" o:spt="75" o:preferrelative="t" path="m@4@5l@4@11@9@11@9@5xe" filled="f" stroked="f">
@@ -6831,7 +6132,7 @@
         <v:path o:extrusionok="f" gradientshapeok="t" o:connecttype="rect"/>
         <o:lock v:ext="edit" aspectratio="t"/>
       </v:shapetype>
-      <v:shape id="_x0000_i1025" type="#_x0000_t75" style="width:159.9pt;height:173.3pt" o:bullet="t">
+      <v:shape id="_x0000_i1069" type="#_x0000_t75" style="width:159.75pt;height:173.25pt" o:bullet="t">
         <v:imagedata r:id="rId1" o:title="reka_symbol_alt"/>
       </v:shape>
     </w:pict>
@@ -7176,7 +6477,7 @@
     <w:lvl w:ilvl="0" w:tplc="0E60F622">
       <w:start w:val="1"/>
       <w:numFmt w:val="decimal"/>
-      <w:pStyle w:val="Heading2"/>
+      <w:pStyle w:val="Cmsor2"/>
       <w:lvlText w:val="%1.1."/>
       <w:lvlJc w:val="left"/>
       <w:pPr>
@@ -8104,7 +7405,7 @@
     <w:lvl w:ilvl="0" w:tplc="97F03C8C">
       <w:start w:val="1"/>
       <w:numFmt w:val="bullet"/>
-      <w:pStyle w:val="ListParagraph"/>
+      <w:pStyle w:val="Listaszerbekezds"/>
       <w:lvlText w:val="-"/>
       <w:lvlJc w:val="left"/>
       <w:pPr>
@@ -8218,7 +7519,7 @@
     <w:lvl w:ilvl="0" w:tplc="90BC0C40">
       <w:start w:val="1"/>
       <w:numFmt w:val="decimal"/>
-      <w:pStyle w:val="Heading1"/>
+      <w:pStyle w:val="Cmsor1"/>
       <w:lvlText w:val="%1."/>
       <w:lvlJc w:val="left"/>
       <w:pPr>
@@ -11036,119 +10337,119 @@
       </w:pPr>
     </w:lvl>
   </w:abstractNum>
-  <w:num w:numId="1" w16cid:durableId="1939873593">
+  <w:num w:numId="1">
     <w:abstractNumId w:val="34"/>
   </w:num>
-  <w:num w:numId="2" w16cid:durableId="1877545429">
+  <w:num w:numId="2">
     <w:abstractNumId w:val="32"/>
   </w:num>
-  <w:num w:numId="3" w16cid:durableId="357782490">
+  <w:num w:numId="3">
     <w:abstractNumId w:val="24"/>
   </w:num>
-  <w:num w:numId="4" w16cid:durableId="482476334">
+  <w:num w:numId="4">
     <w:abstractNumId w:val="10"/>
   </w:num>
-  <w:num w:numId="5" w16cid:durableId="1818957170">
+  <w:num w:numId="5">
     <w:abstractNumId w:val="14"/>
   </w:num>
-  <w:num w:numId="6" w16cid:durableId="1595943146">
+  <w:num w:numId="6">
     <w:abstractNumId w:val="33"/>
   </w:num>
-  <w:num w:numId="7" w16cid:durableId="150223477">
+  <w:num w:numId="7">
     <w:abstractNumId w:val="22"/>
   </w:num>
-  <w:num w:numId="8" w16cid:durableId="1153836226">
+  <w:num w:numId="8">
     <w:abstractNumId w:val="4"/>
   </w:num>
-  <w:num w:numId="9" w16cid:durableId="1221213638">
+  <w:num w:numId="9">
     <w:abstractNumId w:val="15"/>
   </w:num>
-  <w:num w:numId="10" w16cid:durableId="197548182">
+  <w:num w:numId="10">
     <w:abstractNumId w:val="0"/>
   </w:num>
-  <w:num w:numId="11" w16cid:durableId="80294302">
+  <w:num w:numId="11">
     <w:abstractNumId w:val="18"/>
   </w:num>
-  <w:num w:numId="12" w16cid:durableId="616833455">
+  <w:num w:numId="12">
     <w:abstractNumId w:val="16"/>
   </w:num>
-  <w:num w:numId="13" w16cid:durableId="1698117988">
+  <w:num w:numId="13">
     <w:abstractNumId w:val="35"/>
   </w:num>
-  <w:num w:numId="14" w16cid:durableId="509177398">
+  <w:num w:numId="14">
     <w:abstractNumId w:val="21"/>
   </w:num>
-  <w:num w:numId="15" w16cid:durableId="1667249409">
+  <w:num w:numId="15">
     <w:abstractNumId w:val="28"/>
   </w:num>
-  <w:num w:numId="16" w16cid:durableId="1669164170">
+  <w:num w:numId="16">
     <w:abstractNumId w:val="31"/>
   </w:num>
-  <w:num w:numId="17" w16cid:durableId="1144011091">
+  <w:num w:numId="17">
     <w:abstractNumId w:val="9"/>
   </w:num>
-  <w:num w:numId="18" w16cid:durableId="1363290024">
+  <w:num w:numId="18">
     <w:abstractNumId w:val="1"/>
   </w:num>
-  <w:num w:numId="19" w16cid:durableId="125203564">
+  <w:num w:numId="19">
     <w:abstractNumId w:val="5"/>
   </w:num>
-  <w:num w:numId="20" w16cid:durableId="1099182696">
+  <w:num w:numId="20">
     <w:abstractNumId w:val="27"/>
   </w:num>
-  <w:num w:numId="21" w16cid:durableId="634260480">
+  <w:num w:numId="21">
     <w:abstractNumId w:val="29"/>
   </w:num>
-  <w:num w:numId="22" w16cid:durableId="1023701879">
+  <w:num w:numId="22">
     <w:abstractNumId w:val="30"/>
   </w:num>
-  <w:num w:numId="23" w16cid:durableId="155193350">
+  <w:num w:numId="23">
     <w:abstractNumId w:val="12"/>
   </w:num>
-  <w:num w:numId="24" w16cid:durableId="518395337">
+  <w:num w:numId="24">
     <w:abstractNumId w:val="3"/>
   </w:num>
-  <w:num w:numId="25" w16cid:durableId="754476251">
+  <w:num w:numId="25">
     <w:abstractNumId w:val="11"/>
   </w:num>
-  <w:num w:numId="26" w16cid:durableId="1468544213">
+  <w:num w:numId="26">
     <w:abstractNumId w:val="19"/>
   </w:num>
-  <w:num w:numId="27" w16cid:durableId="1214538680">
+  <w:num w:numId="27">
     <w:abstractNumId w:val="17"/>
   </w:num>
-  <w:num w:numId="28" w16cid:durableId="392392722">
+  <w:num w:numId="28">
     <w:abstractNumId w:val="25"/>
   </w:num>
-  <w:num w:numId="29" w16cid:durableId="714699395">
+  <w:num w:numId="29">
     <w:abstractNumId w:val="6"/>
   </w:num>
-  <w:num w:numId="30" w16cid:durableId="375008832">
+  <w:num w:numId="30">
     <w:abstractNumId w:val="26"/>
   </w:num>
-  <w:num w:numId="31" w16cid:durableId="2003003836">
+  <w:num w:numId="31">
     <w:abstractNumId w:val="7"/>
   </w:num>
-  <w:num w:numId="32" w16cid:durableId="449978630">
+  <w:num w:numId="32">
     <w:abstractNumId w:val="2"/>
   </w:num>
-  <w:num w:numId="33" w16cid:durableId="263610067">
+  <w:num w:numId="33">
     <w:abstractNumId w:val="20"/>
   </w:num>
-  <w:num w:numId="34" w16cid:durableId="1473210748">
+  <w:num w:numId="34">
     <w:abstractNumId w:val="23"/>
   </w:num>
-  <w:num w:numId="35" w16cid:durableId="539707818">
+  <w:num w:numId="35">
     <w:abstractNumId w:val="13"/>
   </w:num>
-  <w:num w:numId="36" w16cid:durableId="1091467672">
+  <w:num w:numId="36">
     <w:abstractNumId w:val="8"/>
   </w:num>
 </w:numbering>
 </file>
 
 <file path=word/styles.xml><?xml version="1.0" encoding="utf-8"?>
-<w:styles xmlns:mc="http://schemas.openxmlformats.org/markup-compatibility/2006" xmlns:r="http://schemas.openxmlformats.org/officeDocument/2006/relationships" xmlns:w="http://schemas.openxmlformats.org/wordprocessingml/2006/main" xmlns:w14="http://schemas.microsoft.com/office/word/2010/wordml" xmlns:w15="http://schemas.microsoft.com/office/word/2012/wordml" xmlns:w16cex="http://schemas.microsoft.com/office/word/2018/wordml/cex" xmlns:w16cid="http://schemas.microsoft.com/office/word/2016/wordml/cid" xmlns:w16="http://schemas.microsoft.com/office/word/2018/wordml" xmlns:w16du="http://schemas.microsoft.com/office/word/2023/wordml/word16du" xmlns:w16sdtdh="http://schemas.microsoft.com/office/word/2020/wordml/sdtdatahash" xmlns:w16sdtfl="http://schemas.microsoft.com/office/word/2024/wordml/sdtformatlock" xmlns:w16se="http://schemas.microsoft.com/office/word/2015/wordml/symex" mc:Ignorable="w14 w15 w16se w16cid w16 w16cex w16sdtdh w16sdtfl w16du">
+<w:styles xmlns:mc="http://schemas.openxmlformats.org/markup-compatibility/2006" xmlns:r="http://schemas.openxmlformats.org/officeDocument/2006/relationships" xmlns:w="http://schemas.openxmlformats.org/wordprocessingml/2006/main" xmlns:w14="http://schemas.microsoft.com/office/word/2010/wordml" xmlns:w15="http://schemas.microsoft.com/office/word/2012/wordml" xmlns:w16cex="http://schemas.microsoft.com/office/word/2018/wordml/cex" xmlns:w16cid="http://schemas.microsoft.com/office/word/2016/wordml/cid" xmlns:w16="http://schemas.microsoft.com/office/word/2018/wordml" xmlns:w16sdtdh="http://schemas.microsoft.com/office/word/2020/wordml/sdtdatahash" xmlns:w16se="http://schemas.microsoft.com/office/word/2015/wordml/symex" mc:Ignorable="w14 w15 w16se w16cid w16 w16cex w16sdtdh">
   <w:docDefaults>
     <w:rPrDefault>
       <w:rPr>
@@ -11542,7 +10843,7 @@
     <w:lsdException w:name="Unresolved Mention" w:semiHidden="1" w:unhideWhenUsed="1"/>
     <w:lsdException w:name="Smart Link" w:semiHidden="1" w:unhideWhenUsed="1"/>
   </w:latentStyles>
-  <w:style w:type="paragraph" w:default="1" w:styleId="Normal">
+  <w:style w:type="paragraph" w:default="1" w:styleId="Norml">
     <w:name w:val="Normal"/>
     <w:qFormat/>
     <w:rsid w:val="003F1D12"/>
@@ -11552,10 +10853,10 @@
       <w:jc w:val="both"/>
     </w:pPr>
   </w:style>
-  <w:style w:type="paragraph" w:styleId="Heading1">
+  <w:style w:type="paragraph" w:styleId="Cmsor1">
     <w:name w:val="heading 1"/>
-    <w:basedOn w:val="Normal"/>
-    <w:link w:val="Heading1Char"/>
+    <w:basedOn w:val="Norml"/>
+    <w:link w:val="Cmsor1Char"/>
     <w:uiPriority w:val="9"/>
     <w:qFormat/>
     <w:rsid w:val="004D1363"/>
@@ -11580,10 +10881,10 @@
       <w:lang w:eastAsia="hu-HU"/>
     </w:rPr>
   </w:style>
-  <w:style w:type="paragraph" w:styleId="Heading2">
+  <w:style w:type="paragraph" w:styleId="Cmsor2">
     <w:name w:val="heading 2"/>
-    <w:basedOn w:val="Normal"/>
-    <w:link w:val="Heading2Char"/>
+    <w:basedOn w:val="Norml"/>
+    <w:link w:val="Cmsor2Char"/>
     <w:uiPriority w:val="9"/>
     <w:qFormat/>
     <w:rsid w:val="003F1D12"/>
@@ -11606,10 +10907,10 @@
       <w:lang w:eastAsia="hu-HU"/>
     </w:rPr>
   </w:style>
-  <w:style w:type="paragraph" w:styleId="Heading3">
+  <w:style w:type="paragraph" w:styleId="Cmsor3">
     <w:name w:val="heading 3"/>
-    <w:basedOn w:val="Normal"/>
-    <w:link w:val="Heading3Char"/>
+    <w:basedOn w:val="Norml"/>
+    <w:link w:val="Cmsor3Char"/>
     <w:uiPriority w:val="9"/>
     <w:qFormat/>
     <w:rsid w:val="00491871"/>
@@ -11626,13 +10927,13 @@
       <w:lang w:eastAsia="hu-HU"/>
     </w:rPr>
   </w:style>
-  <w:style w:type="character" w:default="1" w:styleId="DefaultParagraphFont">
+  <w:style w:type="character" w:default="1" w:styleId="Bekezdsalapbettpusa">
     <w:name w:val="Default Paragraph Font"/>
     <w:uiPriority w:val="1"/>
     <w:semiHidden/>
     <w:unhideWhenUsed/>
   </w:style>
-  <w:style w:type="table" w:default="1" w:styleId="TableNormal">
+  <w:style w:type="table" w:default="1" w:styleId="Normltblzat">
     <w:name w:val="Normal Table"/>
     <w:uiPriority w:val="99"/>
     <w:semiHidden/>
@@ -11647,16 +10948,16 @@
       </w:tblCellMar>
     </w:tblPr>
   </w:style>
-  <w:style w:type="numbering" w:default="1" w:styleId="NoList">
+  <w:style w:type="numbering" w:default="1" w:styleId="Nemlista">
     <w:name w:val="No List"/>
     <w:uiPriority w:val="99"/>
     <w:semiHidden/>
     <w:unhideWhenUsed/>
   </w:style>
-  <w:style w:type="character" w:customStyle="1" w:styleId="Heading1Char">
-    <w:name w:val="Heading 1 Char"/>
-    <w:basedOn w:val="DefaultParagraphFont"/>
-    <w:link w:val="Heading1"/>
+  <w:style w:type="character" w:customStyle="1" w:styleId="Cmsor1Char">
+    <w:name w:val="Címsor 1 Char"/>
+    <w:basedOn w:val="Bekezdsalapbettpusa"/>
+    <w:link w:val="Cmsor1"/>
     <w:uiPriority w:val="9"/>
     <w:rsid w:val="004D1363"/>
     <w:rPr>
@@ -11670,10 +10971,10 @@
       <w:lang w:eastAsia="hu-HU"/>
     </w:rPr>
   </w:style>
-  <w:style w:type="character" w:customStyle="1" w:styleId="Heading2Char">
-    <w:name w:val="Heading 2 Char"/>
-    <w:basedOn w:val="DefaultParagraphFont"/>
-    <w:link w:val="Heading2"/>
+  <w:style w:type="character" w:customStyle="1" w:styleId="Cmsor2Char">
+    <w:name w:val="Címsor 2 Char"/>
+    <w:basedOn w:val="Bekezdsalapbettpusa"/>
+    <w:link w:val="Cmsor2"/>
     <w:uiPriority w:val="9"/>
     <w:rsid w:val="003F1D12"/>
     <w:rPr>
@@ -11686,10 +10987,10 @@
       <w:lang w:eastAsia="hu-HU"/>
     </w:rPr>
   </w:style>
-  <w:style w:type="character" w:customStyle="1" w:styleId="Heading3Char">
-    <w:name w:val="Heading 3 Char"/>
-    <w:basedOn w:val="DefaultParagraphFont"/>
-    <w:link w:val="Heading3"/>
+  <w:style w:type="character" w:customStyle="1" w:styleId="Cmsor3Char">
+    <w:name w:val="Címsor 3 Char"/>
+    <w:basedOn w:val="Bekezdsalapbettpusa"/>
+    <w:link w:val="Cmsor3"/>
     <w:uiPriority w:val="9"/>
     <w:rsid w:val="00491871"/>
     <w:rPr>
@@ -11701,9 +11002,9 @@
       <w:lang w:eastAsia="hu-HU"/>
     </w:rPr>
   </w:style>
-  <w:style w:type="character" w:styleId="Strong">
+  <w:style w:type="character" w:styleId="Kiemels2">
     <w:name w:val="Strong"/>
-    <w:basedOn w:val="DefaultParagraphFont"/>
+    <w:basedOn w:val="Bekezdsalapbettpusa"/>
     <w:uiPriority w:val="22"/>
     <w:qFormat/>
     <w:rsid w:val="00491871"/>
@@ -11712,9 +11013,9 @@
       <w:bCs/>
     </w:rPr>
   </w:style>
-  <w:style w:type="paragraph" w:styleId="NormalWeb">
+  <w:style w:type="paragraph" w:styleId="NormlWeb">
     <w:name w:val="Normal (Web)"/>
-    <w:basedOn w:val="Normal"/>
+    <w:basedOn w:val="Norml"/>
     <w:uiPriority w:val="99"/>
     <w:semiHidden/>
     <w:unhideWhenUsed/>
@@ -11729,9 +11030,9 @@
       <w:lang w:eastAsia="hu-HU"/>
     </w:rPr>
   </w:style>
-  <w:style w:type="character" w:styleId="Emphasis">
+  <w:style w:type="character" w:styleId="Kiemels">
     <w:name w:val="Emphasis"/>
-    <w:basedOn w:val="DefaultParagraphFont"/>
+    <w:basedOn w:val="Bekezdsalapbettpusa"/>
     <w:uiPriority w:val="20"/>
     <w:qFormat/>
     <w:rsid w:val="00491871"/>
@@ -11740,10 +11041,10 @@
       <w:iCs/>
     </w:rPr>
   </w:style>
-  <w:style w:type="paragraph" w:styleId="Header">
+  <w:style w:type="paragraph" w:styleId="lfej">
     <w:name w:val="header"/>
-    <w:basedOn w:val="Normal"/>
-    <w:link w:val="HeaderChar"/>
+    <w:basedOn w:val="Norml"/>
+    <w:link w:val="lfejChar"/>
     <w:uiPriority w:val="99"/>
     <w:unhideWhenUsed/>
     <w:rsid w:val="00033854"/>
@@ -11755,17 +11056,17 @@
       <w:spacing w:line="240" w:lineRule="auto"/>
     </w:pPr>
   </w:style>
-  <w:style w:type="character" w:customStyle="1" w:styleId="HeaderChar">
-    <w:name w:val="Header Char"/>
-    <w:basedOn w:val="DefaultParagraphFont"/>
-    <w:link w:val="Header"/>
+  <w:style w:type="character" w:customStyle="1" w:styleId="lfejChar">
+    <w:name w:val="Élőfej Char"/>
+    <w:basedOn w:val="Bekezdsalapbettpusa"/>
+    <w:link w:val="lfej"/>
     <w:uiPriority w:val="99"/>
     <w:rsid w:val="00033854"/>
   </w:style>
-  <w:style w:type="paragraph" w:styleId="Footer">
+  <w:style w:type="paragraph" w:styleId="llb">
     <w:name w:val="footer"/>
-    <w:basedOn w:val="Normal"/>
-    <w:link w:val="FooterChar"/>
+    <w:basedOn w:val="Norml"/>
+    <w:link w:val="llbChar"/>
     <w:uiPriority w:val="99"/>
     <w:unhideWhenUsed/>
     <w:rsid w:val="00033854"/>
@@ -11777,16 +11078,16 @@
       <w:spacing w:line="240" w:lineRule="auto"/>
     </w:pPr>
   </w:style>
-  <w:style w:type="character" w:customStyle="1" w:styleId="FooterChar">
-    <w:name w:val="Footer Char"/>
-    <w:basedOn w:val="DefaultParagraphFont"/>
-    <w:link w:val="Footer"/>
+  <w:style w:type="character" w:customStyle="1" w:styleId="llbChar">
+    <w:name w:val="Élőláb Char"/>
+    <w:basedOn w:val="Bekezdsalapbettpusa"/>
+    <w:link w:val="llb"/>
     <w:uiPriority w:val="99"/>
     <w:rsid w:val="00033854"/>
   </w:style>
-  <w:style w:type="paragraph" w:styleId="ListParagraph">
+  <w:style w:type="paragraph" w:styleId="Listaszerbekezds">
     <w:name w:val="List Paragraph"/>
-    <w:basedOn w:val="Normal"/>
+    <w:basedOn w:val="Norml"/>
     <w:uiPriority w:val="34"/>
     <w:qFormat/>
     <w:rsid w:val="00E23FA0"/>
@@ -11798,10 +11099,10 @@
       <w:contextualSpacing/>
     </w:pPr>
   </w:style>
-  <w:style w:type="paragraph" w:styleId="TOCHeading">
+  <w:style w:type="paragraph" w:styleId="Tartalomjegyzkcmsora">
     <w:name w:val="TOC Heading"/>
-    <w:basedOn w:val="Heading1"/>
-    <w:next w:val="Normal"/>
+    <w:basedOn w:val="Cmsor1"/>
+    <w:next w:val="Norml"/>
     <w:uiPriority w:val="39"/>
     <w:unhideWhenUsed/>
     <w:qFormat/>
@@ -11820,10 +11121,10 @@
       <w:szCs w:val="32"/>
     </w:rPr>
   </w:style>
-  <w:style w:type="paragraph" w:styleId="TOC2">
+  <w:style w:type="paragraph" w:styleId="TJ2">
     <w:name w:val="toc 2"/>
-    <w:basedOn w:val="Normal"/>
-    <w:next w:val="Normal"/>
+    <w:basedOn w:val="Norml"/>
+    <w:next w:val="Norml"/>
     <w:autoRedefine/>
     <w:uiPriority w:val="39"/>
     <w:unhideWhenUsed/>
@@ -11837,10 +11138,10 @@
       <w:ind w:left="426" w:hanging="206"/>
     </w:pPr>
   </w:style>
-  <w:style w:type="paragraph" w:styleId="TOC3">
+  <w:style w:type="paragraph" w:styleId="TJ3">
     <w:name w:val="toc 3"/>
-    <w:basedOn w:val="Normal"/>
-    <w:next w:val="Normal"/>
+    <w:basedOn w:val="Norml"/>
+    <w:next w:val="Norml"/>
     <w:autoRedefine/>
     <w:uiPriority w:val="39"/>
     <w:unhideWhenUsed/>
@@ -11850,9 +11151,9 @@
       <w:ind w:left="440"/>
     </w:pPr>
   </w:style>
-  <w:style w:type="character" w:styleId="Hyperlink">
+  <w:style w:type="character" w:styleId="Hiperhivatkozs">
     <w:name w:val="Hyperlink"/>
-    <w:basedOn w:val="DefaultParagraphFont"/>
+    <w:basedOn w:val="Bekezdsalapbettpusa"/>
     <w:uiPriority w:val="99"/>
     <w:unhideWhenUsed/>
     <w:rsid w:val="00610CA0"/>
@@ -11861,11 +11162,11 @@
       <w:u w:val="single"/>
     </w:rPr>
   </w:style>
-  <w:style w:type="paragraph" w:styleId="TOC1">
+  <w:style w:type="paragraph" w:styleId="TJ1">
     <w:name w:val="toc 1"/>
-    <w:basedOn w:val="Normal"/>
-    <w:next w:val="Normal"/>
-    <w:link w:val="TOC1Char"/>
+    <w:basedOn w:val="Norml"/>
+    <w:next w:val="Norml"/>
+    <w:link w:val="TJ1Char"/>
     <w:autoRedefine/>
     <w:uiPriority w:val="39"/>
     <w:unhideWhenUsed/>
@@ -11883,9 +11184,9 @@
       <w:lang w:eastAsia="hu-HU"/>
     </w:rPr>
   </w:style>
-  <w:style w:type="paragraph" w:styleId="NoSpacing">
+  <w:style w:type="paragraph" w:styleId="Nincstrkz">
     <w:name w:val="No Spacing"/>
-    <w:link w:val="NoSpacingChar"/>
+    <w:link w:val="NincstrkzChar"/>
     <w:uiPriority w:val="1"/>
     <w:qFormat/>
     <w:rsid w:val="000A6D75"/>
@@ -11897,10 +11198,10 @@
       <w:lang w:eastAsia="hu-HU"/>
     </w:rPr>
   </w:style>
-  <w:style w:type="character" w:customStyle="1" w:styleId="NoSpacingChar">
-    <w:name w:val="No Spacing Char"/>
-    <w:basedOn w:val="DefaultParagraphFont"/>
-    <w:link w:val="NoSpacing"/>
+  <w:style w:type="character" w:customStyle="1" w:styleId="NincstrkzChar">
+    <w:name w:val="Nincs térköz Char"/>
+    <w:basedOn w:val="Bekezdsalapbettpusa"/>
+    <w:link w:val="Nincstrkz"/>
     <w:uiPriority w:val="1"/>
     <w:rsid w:val="000A6D75"/>
     <w:rPr>
@@ -11910,7 +11211,7 @@
   </w:style>
   <w:style w:type="paragraph" w:customStyle="1" w:styleId="Logo">
     <w:name w:val="Logo"/>
-    <w:basedOn w:val="Normal"/>
+    <w:basedOn w:val="Norml"/>
     <w:link w:val="LogoChar"/>
     <w:qFormat/>
     <w:rsid w:val="00CB2ECD"/>
@@ -11923,11 +11224,11 @@
       <w:sz w:val="110"/>
     </w:rPr>
   </w:style>
-  <w:style w:type="paragraph" w:styleId="Subtitle">
+  <w:style w:type="paragraph" w:styleId="Alcm">
     <w:name w:val="Subtitle"/>
-    <w:basedOn w:val="Normal"/>
-    <w:next w:val="Normal"/>
-    <w:link w:val="SubtitleChar"/>
+    <w:basedOn w:val="Norml"/>
+    <w:next w:val="Norml"/>
+    <w:link w:val="AlcmChar"/>
     <w:uiPriority w:val="11"/>
     <w:qFormat/>
     <w:rsid w:val="00CB2ECD"/>
@@ -11946,7 +11247,7 @@
   </w:style>
   <w:style w:type="character" w:customStyle="1" w:styleId="LogoChar">
     <w:name w:val="Logo Char"/>
-    <w:basedOn w:val="DefaultParagraphFont"/>
+    <w:basedOn w:val="Bekezdsalapbettpusa"/>
     <w:link w:val="Logo"/>
     <w:rsid w:val="00CB2ECD"/>
     <w:rPr>
@@ -11955,10 +11256,10 @@
       <w:sz w:val="110"/>
     </w:rPr>
   </w:style>
-  <w:style w:type="character" w:customStyle="1" w:styleId="SubtitleChar">
-    <w:name w:val="Subtitle Char"/>
-    <w:basedOn w:val="DefaultParagraphFont"/>
-    <w:link w:val="Subtitle"/>
+  <w:style w:type="character" w:customStyle="1" w:styleId="AlcmChar">
+    <w:name w:val="Alcím Char"/>
+    <w:basedOn w:val="Bekezdsalapbettpusa"/>
+    <w:link w:val="Alcm"/>
     <w:uiPriority w:val="11"/>
     <w:rsid w:val="00CB2ECD"/>
     <w:rPr>
@@ -11970,8 +11271,8 @@
   </w:style>
   <w:style w:type="paragraph" w:customStyle="1" w:styleId="Tartalomjegyzk">
     <w:name w:val="Tartalomjegyzék"/>
-    <w:basedOn w:val="TOC1"/>
-    <w:next w:val="Normal"/>
+    <w:basedOn w:val="TJ1"/>
+    <w:next w:val="Norml"/>
     <w:link w:val="TartalomjegyzkChar"/>
     <w:qFormat/>
     <w:rsid w:val="004D1363"/>
@@ -11982,7 +11283,7 @@
   </w:style>
   <w:style w:type="paragraph" w:customStyle="1" w:styleId="Tartalom">
     <w:name w:val="Tartalom"/>
-    <w:basedOn w:val="Normal"/>
+    <w:basedOn w:val="Norml"/>
     <w:link w:val="TartalomChar"/>
     <w:qFormat/>
     <w:rsid w:val="004D1363"/>
@@ -11990,10 +11291,10 @@
       <w:lang w:eastAsia="hu-HU"/>
     </w:rPr>
   </w:style>
-  <w:style w:type="character" w:customStyle="1" w:styleId="TOC1Char">
-    <w:name w:val="TOC 1 Char"/>
-    <w:basedOn w:val="DefaultParagraphFont"/>
-    <w:link w:val="TOC1"/>
+  <w:style w:type="character" w:customStyle="1" w:styleId="TJ1Char">
+    <w:name w:val="TJ 1 Char"/>
+    <w:basedOn w:val="Bekezdsalapbettpusa"/>
+    <w:link w:val="TJ1"/>
     <w:uiPriority w:val="39"/>
     <w:rsid w:val="006C40CF"/>
     <w:rPr>
@@ -12003,7 +11304,7 @@
   </w:style>
   <w:style w:type="character" w:customStyle="1" w:styleId="TartalomjegyzkChar">
     <w:name w:val="Tartalomjegyzék Char"/>
-    <w:basedOn w:val="TOC1Char"/>
+    <w:basedOn w:val="TJ1Char"/>
     <w:link w:val="Tartalomjegyzk"/>
     <w:rsid w:val="004D1363"/>
     <w:rPr>
@@ -12015,7 +11316,7 @@
   </w:style>
   <w:style w:type="character" w:customStyle="1" w:styleId="TartalomChar">
     <w:name w:val="Tartalom Char"/>
-    <w:basedOn w:val="DefaultParagraphFont"/>
+    <w:basedOn w:val="Bekezdsalapbettpusa"/>
     <w:link w:val="Tartalom"/>
     <w:rsid w:val="004D1363"/>
     <w:rPr>
@@ -12026,7 +11327,7 @@
 </file>
 
 <file path=word/glossary/document.xml><?xml version="1.0" encoding="utf-8"?>
-<w:glossaryDocument xmlns:wpc="http://schemas.microsoft.com/office/word/2010/wordprocessingCanvas" xmlns:cx="http://schemas.microsoft.com/office/drawing/2014/chartex" xmlns:cx1="http://schemas.microsoft.com/office/drawing/2015/9/8/chartex" xmlns:cx2="http://schemas.microsoft.com/office/drawing/2015/10/21/chartex" xmlns:cx3="http://schemas.microsoft.com/office/drawing/2016/5/9/chartex" xmlns:cx4="http://schemas.microsoft.com/office/drawing/2016/5/10/chartex" xmlns:cx5="http://schemas.microsoft.com/office/drawing/2016/5/11/chartex" xmlns:cx6="http://schemas.microsoft.com/office/drawing/2016/5/12/chartex" xmlns:cx7="http://schemas.microsoft.com/office/drawing/2016/5/13/chartex" xmlns:cx8="http://schemas.microsoft.com/office/drawing/2016/5/14/chartex" xmlns:mc="http://schemas.openxmlformats.org/markup-compatibility/2006" xmlns:aink="http://schemas.microsoft.com/office/drawing/2016/ink" xmlns:am3d="http://schemas.microsoft.com/office/drawing/2017/model3d" xmlns:o="urn:schemas-microsoft-com:office:office" xmlns:oel="http://schemas.microsoft.com/office/2019/extlst" xmlns:r="http://schemas.openxmlformats.org/officeDocument/2006/relationships" xmlns:m="http://schemas.openxmlformats.org/officeDocument/2006/math" xmlns:v="urn:schemas-microsoft-com:vml" xmlns:wp14="http://schemas.microsoft.com/office/word/2010/wordprocessingDrawing" xmlns:wp="http://schemas.openxmlformats.org/drawingml/2006/wordprocessingDrawing" xmlns:w10="urn:schemas-microsoft-com:office:word" xmlns:w="http://schemas.openxmlformats.org/wordprocessingml/2006/main" xmlns:w14="http://schemas.microsoft.com/office/word/2010/wordml" xmlns:w15="http://schemas.microsoft.com/office/word/2012/wordml" xmlns:w16cex="http://schemas.microsoft.com/office/word/2018/wordml/cex" xmlns:w16cid="http://schemas.microsoft.com/office/word/2016/wordml/cid" xmlns:w16="http://schemas.microsoft.com/office/word/2018/wordml" xmlns:w16du="http://schemas.microsoft.com/office/word/2023/wordml/word16du" xmlns:w16sdtdh="http://schemas.microsoft.com/office/word/2020/wordml/sdtdatahash" xmlns:w16sdtfl="http://schemas.microsoft.com/office/word/2024/wordml/sdtformatlock" xmlns:w16se="http://schemas.microsoft.com/office/word/2015/wordml/symex" xmlns:wpg="http://schemas.microsoft.com/office/word/2010/wordprocessingGroup" xmlns:wpi="http://schemas.microsoft.com/office/word/2010/wordprocessingInk" xmlns:wne="http://schemas.microsoft.com/office/word/2006/wordml" xmlns:wps="http://schemas.microsoft.com/office/word/2010/wordprocessingShape" mc:Ignorable="w14 w15 w16se w16cid w16 w16cex w16sdtdh w16sdtfl w16du wp14">
+<w:glossaryDocument xmlns:wpc="http://schemas.microsoft.com/office/word/2010/wordprocessingCanvas" xmlns:cx="http://schemas.microsoft.com/office/drawing/2014/chartex" xmlns:cx1="http://schemas.microsoft.com/office/drawing/2015/9/8/chartex" xmlns:cx2="http://schemas.microsoft.com/office/drawing/2015/10/21/chartex" xmlns:cx3="http://schemas.microsoft.com/office/drawing/2016/5/9/chartex" xmlns:cx4="http://schemas.microsoft.com/office/drawing/2016/5/10/chartex" xmlns:cx5="http://schemas.microsoft.com/office/drawing/2016/5/11/chartex" xmlns:cx6="http://schemas.microsoft.com/office/drawing/2016/5/12/chartex" xmlns:cx7="http://schemas.microsoft.com/office/drawing/2016/5/13/chartex" xmlns:cx8="http://schemas.microsoft.com/office/drawing/2016/5/14/chartex" xmlns:mc="http://schemas.openxmlformats.org/markup-compatibility/2006" xmlns:aink="http://schemas.microsoft.com/office/drawing/2016/ink" xmlns:am3d="http://schemas.microsoft.com/office/drawing/2017/model3d" xmlns:o="urn:schemas-microsoft-com:office:office" xmlns:r="http://schemas.openxmlformats.org/officeDocument/2006/relationships" xmlns:m="http://schemas.openxmlformats.org/officeDocument/2006/math" xmlns:v="urn:schemas-microsoft-com:vml" xmlns:wp14="http://schemas.microsoft.com/office/word/2010/wordprocessingDrawing" xmlns:wp="http://schemas.openxmlformats.org/drawingml/2006/wordprocessingDrawing" xmlns:w10="urn:schemas-microsoft-com:office:word" xmlns:w="http://schemas.openxmlformats.org/wordprocessingml/2006/main" xmlns:w14="http://schemas.microsoft.com/office/word/2010/wordml" xmlns:w15="http://schemas.microsoft.com/office/word/2012/wordml" xmlns:w16cex="http://schemas.microsoft.com/office/word/2018/wordml/cex" xmlns:w16cid="http://schemas.microsoft.com/office/word/2016/wordml/cid" xmlns:w16="http://schemas.microsoft.com/office/word/2018/wordml" xmlns:w16sdtdh="http://schemas.microsoft.com/office/word/2020/wordml/sdtdatahash" xmlns:w16se="http://schemas.microsoft.com/office/word/2015/wordml/symex" xmlns:wpg="http://schemas.microsoft.com/office/word/2010/wordprocessingGroup" xmlns:wpi="http://schemas.microsoft.com/office/word/2010/wordprocessingInk" xmlns:wne="http://schemas.microsoft.com/office/word/2006/wordml" xmlns:wps="http://schemas.microsoft.com/office/word/2010/wordprocessingShape" mc:Ignorable="w14 w15 w16se w16cid w16 w16cex w16sdtdh wp14">
   <w:docParts>
     <w:docPart>
       <w:docPartPr>
@@ -12050,7 +11351,7 @@
           </w:pPr>
           <w:r>
             <w:rPr>
-              <w:color w:val="0F4761" w:themeColor="accent1" w:themeShade="BF"/>
+              <w:color w:val="2F5496" w:themeColor="accent1" w:themeShade="BF"/>
               <w:sz w:val="24"/>
               <w:szCs w:val="24"/>
             </w:rPr>
@@ -12081,7 +11382,7 @@
           </w:pPr>
           <w:r>
             <w:rPr>
-              <w:color w:val="156082" w:themeColor="accent1"/>
+              <w:color w:val="4472C4" w:themeColor="accent1"/>
               <w:sz w:val="28"/>
               <w:szCs w:val="28"/>
             </w:rPr>
@@ -12112,7 +11413,7 @@
           </w:pPr>
           <w:r>
             <w:rPr>
-              <w:color w:val="156082" w:themeColor="accent1"/>
+              <w:color w:val="4472C4" w:themeColor="accent1"/>
               <w:sz w:val="28"/>
               <w:szCs w:val="28"/>
             </w:rPr>
@@ -12126,7 +11427,7 @@
 </file>
 
 <file path=word/glossary/fontTable.xml><?xml version="1.0" encoding="utf-8"?>
-<w:fonts xmlns:mc="http://schemas.openxmlformats.org/markup-compatibility/2006" xmlns:r="http://schemas.openxmlformats.org/officeDocument/2006/relationships" xmlns:w="http://schemas.openxmlformats.org/wordprocessingml/2006/main" xmlns:w14="http://schemas.microsoft.com/office/word/2010/wordml" xmlns:w15="http://schemas.microsoft.com/office/word/2012/wordml" xmlns:w16cex="http://schemas.microsoft.com/office/word/2018/wordml/cex" xmlns:w16cid="http://schemas.microsoft.com/office/word/2016/wordml/cid" xmlns:w16="http://schemas.microsoft.com/office/word/2018/wordml" xmlns:w16du="http://schemas.microsoft.com/office/word/2023/wordml/word16du" xmlns:w16sdtdh="http://schemas.microsoft.com/office/word/2020/wordml/sdtdatahash" xmlns:w16sdtfl="http://schemas.microsoft.com/office/word/2024/wordml/sdtformatlock" xmlns:w16se="http://schemas.microsoft.com/office/word/2015/wordml/symex" mc:Ignorable="w14 w15 w16se w16cid w16 w16cex w16sdtdh w16sdtfl w16du">
+<w:fonts xmlns:mc="http://schemas.openxmlformats.org/markup-compatibility/2006" xmlns:r="http://schemas.openxmlformats.org/officeDocument/2006/relationships" xmlns:w="http://schemas.openxmlformats.org/wordprocessingml/2006/main" xmlns:w14="http://schemas.microsoft.com/office/word/2010/wordml" xmlns:w15="http://schemas.microsoft.com/office/word/2012/wordml" xmlns:w16cex="http://schemas.microsoft.com/office/word/2018/wordml/cex" xmlns:w16cid="http://schemas.microsoft.com/office/word/2016/wordml/cid" xmlns:w16="http://schemas.microsoft.com/office/word/2018/wordml" xmlns:w16sdtdh="http://schemas.microsoft.com/office/word/2020/wordml/sdtdatahash" xmlns:w16se="http://schemas.microsoft.com/office/word/2015/wordml/symex" mc:Ignorable="w14 w15 w16se w16cid w16 w16cex w16sdtdh">
   <w:font w:name="Century Gothic">
     <w:panose1 w:val="020B0502020202020204"/>
     <w:charset w:val="EE"/>
@@ -12144,7 +11445,7 @@
   <w:font w:name="Symbol">
     <w:panose1 w:val="05050102010706020507"/>
     <w:charset w:val="02"/>
-    <w:family w:val="decorative"/>
+    <w:family w:val="roman"/>
     <w:pitch w:val="variable"/>
     <w:sig w:usb0="00000000" w:usb1="10000000" w:usb2="00000000" w:usb3="00000000" w:csb0="80000000" w:csb1="00000000"/>
   </w:font>
@@ -12157,10 +11458,10 @@
   </w:font>
   <w:font w:name="Wingdings">
     <w:panose1 w:val="05000000000000000000"/>
-    <w:charset w:val="4D"/>
-    <w:family w:val="decorative"/>
+    <w:charset w:val="02"/>
+    <w:family w:val="auto"/>
     <w:pitch w:val="variable"/>
-    <w:sig w:usb0="00000003" w:usb1="00000000" w:usb2="00000000" w:usb3="00000000" w:csb0="80000001" w:csb1="00000000"/>
+    <w:sig w:usb0="00000000" w:usb1="10000000" w:usb2="00000000" w:usb3="00000000" w:csb0="80000000" w:csb1="00000000"/>
   </w:font>
   <w:font w:name="Calibri Light">
     <w:panose1 w:val="020F0302020204030204"/>
@@ -12177,25 +11478,18 @@
     <w:pitch w:val="variable"/>
     <w:sig w:usb0="00000007" w:usb1="10000000" w:usb2="00000000" w:usb3="00000000" w:csb0="00000093" w:csb1="00000000"/>
   </w:font>
-  <w:font w:name="Aptos">
-    <w:panose1 w:val="020B0004020202020204"/>
-    <w:charset w:val="00"/>
+  <w:font w:name="Calibri">
+    <w:panose1 w:val="020F0502020204030204"/>
+    <w:charset w:val="EE"/>
     <w:family w:val="swiss"/>
     <w:pitch w:val="variable"/>
-    <w:sig w:usb0="20000287" w:usb1="00000003" w:usb2="00000000" w:usb3="00000000" w:csb0="0000019F" w:csb1="00000000"/>
-  </w:font>
-  <w:font w:name="Aptos Display">
-    <w:panose1 w:val="020B0004020202020204"/>
-    <w:charset w:val="00"/>
-    <w:family w:val="swiss"/>
-    <w:pitch w:val="variable"/>
-    <w:sig w:usb0="20000287" w:usb1="00000003" w:usb2="00000000" w:usb3="00000000" w:csb0="0000019F" w:csb1="00000000"/>
+    <w:sig w:usb0="E4002EFF" w:usb1="C200247B" w:usb2="00000009" w:usb3="00000000" w:csb0="000001FF" w:csb1="00000000"/>
   </w:font>
 </w:fonts>
 </file>
 
 <file path=word/glossary/settings.xml><?xml version="1.0" encoding="utf-8"?>
-<w:settings xmlns:mc="http://schemas.openxmlformats.org/markup-compatibility/2006" xmlns:o="urn:schemas-microsoft-com:office:office" xmlns:r="http://schemas.openxmlformats.org/officeDocument/2006/relationships" xmlns:m="http://schemas.openxmlformats.org/officeDocument/2006/math" xmlns:v="urn:schemas-microsoft-com:vml" xmlns:w10="urn:schemas-microsoft-com:office:word" xmlns:w="http://schemas.openxmlformats.org/wordprocessingml/2006/main" xmlns:w14="http://schemas.microsoft.com/office/word/2010/wordml" xmlns:w15="http://schemas.microsoft.com/office/word/2012/wordml" xmlns:w16cex="http://schemas.microsoft.com/office/word/2018/wordml/cex" xmlns:w16cid="http://schemas.microsoft.com/office/word/2016/wordml/cid" xmlns:w16="http://schemas.microsoft.com/office/word/2018/wordml" xmlns:w16du="http://schemas.microsoft.com/office/word/2023/wordml/word16du" xmlns:w16sdtdh="http://schemas.microsoft.com/office/word/2020/wordml/sdtdatahash" xmlns:w16sdtfl="http://schemas.microsoft.com/office/word/2024/wordml/sdtformatlock" xmlns:w16se="http://schemas.microsoft.com/office/word/2015/wordml/symex" xmlns:sl="http://schemas.openxmlformats.org/schemaLibrary/2006/main" mc:Ignorable="w14 w15 w16se w16cid w16 w16cex w16sdtdh w16sdtfl w16du">
+<w:settings xmlns:mc="http://schemas.openxmlformats.org/markup-compatibility/2006" xmlns:o="urn:schemas-microsoft-com:office:office" xmlns:r="http://schemas.openxmlformats.org/officeDocument/2006/relationships" xmlns:m="http://schemas.openxmlformats.org/officeDocument/2006/math" xmlns:v="urn:schemas-microsoft-com:vml" xmlns:w10="urn:schemas-microsoft-com:office:word" xmlns:w="http://schemas.openxmlformats.org/wordprocessingml/2006/main" xmlns:w14="http://schemas.microsoft.com/office/word/2010/wordml" xmlns:w15="http://schemas.microsoft.com/office/word/2012/wordml" xmlns:w16cex="http://schemas.microsoft.com/office/word/2018/wordml/cex" xmlns:w16cid="http://schemas.microsoft.com/office/word/2016/wordml/cid" xmlns:w16="http://schemas.microsoft.com/office/word/2018/wordml" xmlns:w16sdtdh="http://schemas.microsoft.com/office/word/2020/wordml/sdtdatahash" xmlns:w16se="http://schemas.microsoft.com/office/word/2015/wordml/symex" xmlns:sl="http://schemas.openxmlformats.org/schemaLibrary/2006/main" mc:Ignorable="w14 w15 w16se w16cid w16 w16cex w16sdtdh">
   <w:view w:val="normal"/>
   <w:defaultTabStop w:val="708"/>
   <w:hyphenationZone w:val="425"/>
@@ -12231,6 +11525,7 @@
     <w:rsid w:val="007C3123"/>
     <w:rsid w:val="008D461B"/>
     <w:rsid w:val="00977F14"/>
+    <w:rsid w:val="00A34D8F"/>
     <w:rsid w:val="00C255C2"/>
     <w:rsid w:val="00CA50EE"/>
     <w:rsid w:val="00D1597E"/>
@@ -12255,14 +11550,14 @@
   </m:mathPr>
   <w:themeFontLang w:val="hu-HU"/>
   <w:clrSchemeMapping w:bg1="light1" w:t1="dark1" w:bg2="light2" w:t2="dark2" w:accent1="accent1" w:accent2="accent2" w:accent3="accent3" w:accent4="accent4" w:accent5="accent5" w:accent6="accent6" w:hyperlink="hyperlink" w:followedHyperlink="followedHyperlink"/>
-  <w:decimalSymbol w:val="."/>
-  <w:listSeparator w:val=","/>
+  <w:decimalSymbol w:val=","/>
+  <w:listSeparator w:val=";"/>
   <w15:chartTrackingRefBased/>
 </w:settings>
 </file>
 
 <file path=word/glossary/styles.xml><?xml version="1.0" encoding="utf-8"?>
-<w:styles xmlns:mc="http://schemas.openxmlformats.org/markup-compatibility/2006" xmlns:r="http://schemas.openxmlformats.org/officeDocument/2006/relationships" xmlns:w="http://schemas.openxmlformats.org/wordprocessingml/2006/main" xmlns:w14="http://schemas.microsoft.com/office/word/2010/wordml" xmlns:w15="http://schemas.microsoft.com/office/word/2012/wordml" xmlns:w16cex="http://schemas.microsoft.com/office/word/2018/wordml/cex" xmlns:w16cid="http://schemas.microsoft.com/office/word/2016/wordml/cid" xmlns:w16="http://schemas.microsoft.com/office/word/2018/wordml" xmlns:w16du="http://schemas.microsoft.com/office/word/2023/wordml/word16du" xmlns:w16sdtdh="http://schemas.microsoft.com/office/word/2020/wordml/sdtdatahash" xmlns:w16sdtfl="http://schemas.microsoft.com/office/word/2024/wordml/sdtformatlock" xmlns:w16se="http://schemas.microsoft.com/office/word/2015/wordml/symex" mc:Ignorable="w14 w15 w16se w16cid w16 w16cex w16sdtdh w16sdtfl w16du">
+<w:styles xmlns:mc="http://schemas.openxmlformats.org/markup-compatibility/2006" xmlns:r="http://schemas.openxmlformats.org/officeDocument/2006/relationships" xmlns:w="http://schemas.openxmlformats.org/wordprocessingml/2006/main" xmlns:w14="http://schemas.microsoft.com/office/word/2010/wordml" xmlns:w15="http://schemas.microsoft.com/office/word/2012/wordml" xmlns:w16cex="http://schemas.microsoft.com/office/word/2018/wordml/cex" xmlns:w16cid="http://schemas.microsoft.com/office/word/2016/wordml/cid" xmlns:w16="http://schemas.microsoft.com/office/word/2018/wordml" xmlns:w16sdtdh="http://schemas.microsoft.com/office/word/2020/wordml/sdtdatahash" xmlns:w16se="http://schemas.microsoft.com/office/word/2015/wordml/symex" mc:Ignorable="w14 w15 w16se w16cid w16 w16cex w16sdtdh">
   <w:docDefaults>
     <w:rPrDefault>
       <w:rPr>
@@ -12656,17 +11951,17 @@
     <w:lsdException w:name="Unresolved Mention" w:semiHidden="1" w:unhideWhenUsed="1"/>
     <w:lsdException w:name="Smart Link" w:semiHidden="1" w:unhideWhenUsed="1"/>
   </w:latentStyles>
-  <w:style w:type="paragraph" w:default="1" w:styleId="Normal">
+  <w:style w:type="paragraph" w:default="1" w:styleId="Norml">
     <w:name w:val="Normal"/>
     <w:qFormat/>
   </w:style>
-  <w:style w:type="character" w:default="1" w:styleId="DefaultParagraphFont">
+  <w:style w:type="character" w:default="1" w:styleId="Bekezdsalapbettpusa">
     <w:name w:val="Default Paragraph Font"/>
     <w:uiPriority w:val="1"/>
     <w:semiHidden/>
     <w:unhideWhenUsed/>
   </w:style>
-  <w:style w:type="table" w:default="1" w:styleId="TableNormal">
+  <w:style w:type="table" w:default="1" w:styleId="Normltblzat">
     <w:name w:val="Normal Table"/>
     <w:uiPriority w:val="99"/>
     <w:semiHidden/>
@@ -12681,7 +11976,7 @@
       </w:tblCellMar>
     </w:tblPr>
   </w:style>
-  <w:style w:type="numbering" w:default="1" w:styleId="NoList">
+  <w:style w:type="numbering" w:default="1" w:styleId="Nemlista">
     <w:name w:val="No List"/>
     <w:uiPriority w:val="99"/>
     <w:semiHidden/>
@@ -12703,7 +11998,7 @@
 </file>
 
 <file path=word/glossary/webSettings.xml><?xml version="1.0" encoding="utf-8"?>
-<w:webSettings xmlns:mc="http://schemas.openxmlformats.org/markup-compatibility/2006" xmlns:r="http://schemas.openxmlformats.org/officeDocument/2006/relationships" xmlns:w="http://schemas.openxmlformats.org/wordprocessingml/2006/main" xmlns:w14="http://schemas.microsoft.com/office/word/2010/wordml" xmlns:w15="http://schemas.microsoft.com/office/word/2012/wordml" xmlns:w16cex="http://schemas.microsoft.com/office/word/2018/wordml/cex" xmlns:w16cid="http://schemas.microsoft.com/office/word/2016/wordml/cid" xmlns:w16="http://schemas.microsoft.com/office/word/2018/wordml" xmlns:w16du="http://schemas.microsoft.com/office/word/2023/wordml/word16du" xmlns:w16sdtdh="http://schemas.microsoft.com/office/word/2020/wordml/sdtdatahash" xmlns:w16sdtfl="http://schemas.microsoft.com/office/word/2024/wordml/sdtformatlock" xmlns:w16se="http://schemas.microsoft.com/office/word/2015/wordml/symex" mc:Ignorable="w14 w15 w16se w16cid w16 w16cex w16sdtdh w16sdtfl w16du">
+<w:webSettings xmlns:mc="http://schemas.openxmlformats.org/markup-compatibility/2006" xmlns:r="http://schemas.openxmlformats.org/officeDocument/2006/relationships" xmlns:w="http://schemas.openxmlformats.org/wordprocessingml/2006/main" xmlns:w14="http://schemas.microsoft.com/office/word/2010/wordml" xmlns:w15="http://schemas.microsoft.com/office/word/2012/wordml" xmlns:w16cex="http://schemas.microsoft.com/office/word/2018/wordml/cex" xmlns:w16cid="http://schemas.microsoft.com/office/word/2016/wordml/cid" xmlns:w16="http://schemas.microsoft.com/office/word/2018/wordml" xmlns:w16sdtdh="http://schemas.microsoft.com/office/word/2020/wordml/sdtdatahash" xmlns:w16se="http://schemas.microsoft.com/office/word/2015/wordml/symex" mc:Ignorable="w14 w15 w16se w16cid w16 w16cex w16sdtdh">
   <w:optimizeForBrowser/>
   <w:allowPNG/>
 </w:webSettings>
